--- a/docs/User_manual.docx
+++ b/docs/User_manual.docx
@@ -183,7 +183,7 @@
           </w:r>
           <w:r>
             <w:pict w14:anchorId="658F56BF">
-              <v:shape id="Text Box 111" o:spid="_x0000_s1032" type="#_x0000_t202" style="position:absolute;margin-left:0;margin-top:0;width:448.9pt;height:23.45pt;z-index:251662336;visibility:visible;mso-width-percent:734;mso-height-percent:363;mso-left-percent:150;mso-top-percent:91;mso-position-horizontal-relative:page;mso-position-vertical-relative:page;mso-width-percent:734;mso-height-percent:363;mso-left-percent:150;mso-top-percent:91;v-text-anchor:bottom" o:gfxdata="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" filled="f" stroked="f" strokeweight=".5pt">
+              <v:shape id="Text Box 111" o:spid="_x0000_s1032" type="#_x0000_t202" style="position:absolute;margin-left:0;margin-top:0;width:448.8pt;height:23.45pt;z-index:251662336;visibility:visible;mso-width-percent:734;mso-height-percent:363;mso-left-percent:150;mso-top-percent:91;mso-position-horizontal-relative:page;mso-position-vertical-relative:page;mso-width-percent:734;mso-height-percent:363;mso-left-percent:150;mso-top-percent:91;v-text-anchor:bottom" o:gfxdata="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" filled="f" stroked="f" strokeweight=".5pt">
                 <v:textbox style="mso-next-textbox:#Text Box 111;mso-fit-shape-to-text:t" inset="0,0,0,0">
                   <w:txbxContent>
                     <w:sdt>
@@ -237,7 +237,7 @@
           </w:r>
           <w:r>
             <w:pict w14:anchorId="45F9FF57">
-              <v:shape id="Text Box 112" o:spid="_x0000_s1031" type="#_x0000_t202" style="position:absolute;margin-left:0;margin-top:0;width:448.9pt;height:63.25pt;z-index:251661312;visibility:visible;mso-width-percent:734;mso-height-percent:80;mso-left-percent:150;mso-top-percent:837;mso-position-horizontal-relative:page;mso-position-vertical-relative:page;mso-width-percent:734;mso-height-percent:80;mso-left-percent:150;mso-top-percent:837;v-text-anchor:bottom" o:gfxdata="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" filled="f" stroked="f" strokeweight=".5pt">
+              <v:shape id="Text Box 112" o:spid="_x0000_s1031" type="#_x0000_t202" style="position:absolute;margin-left:0;margin-top:0;width:448.8pt;height:63.35pt;z-index:251661312;visibility:visible;mso-width-percent:734;mso-height-percent:80;mso-left-percent:150;mso-top-percent:837;mso-position-horizontal-relative:page;mso-position-vertical-relative:page;mso-width-percent:734;mso-height-percent:80;mso-left-percent:150;mso-top-percent:837;v-text-anchor:bottom" o:gfxdata="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" filled="f" stroked="f" strokeweight=".5pt">
                 <v:textbox style="mso-next-textbox:#Text Box 112" inset="0,0,0,0">
                   <w:txbxContent>
                     <w:sdt>
@@ -368,7 +368,7 @@
           </w:r>
           <w:r>
             <w:pict w14:anchorId="7E02CF2F">
-              <v:group id="Group 115" o:spid="_x0000_s1027" style="position:absolute;margin-left:0;margin-top:0;width:17.75pt;height:719.9pt;z-index:251659264;mso-width-percent:29;mso-height-percent:909;mso-left-percent:45;mso-position-horizontal-relative:page;mso-position-vertical:center;mso-position-vertical-relative:page;mso-width-percent:29;mso-height-percent:909;mso-left-percent:45" coordsize="2286,91440" o:gfxdata="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">
+              <v:group id="Group 115" o:spid="_x0000_s1027" style="position:absolute;margin-left:0;margin-top:0;width:17.75pt;height:719.8pt;z-index:251659264;mso-width-percent:29;mso-height-percent:909;mso-left-percent:45;mso-position-horizontal-relative:page;mso-position-vertical:center;mso-position-vertical-relative:page;mso-width-percent:29;mso-height-percent:909;mso-left-percent:45" coordsize="2286,91440" o:gfxdata="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">
                 <v:rect id="Rectangle 115" o:spid="_x0000_s1028" style="position:absolute;width:2286;height:87820;visibility:visible;v-text-anchor:middle" o:gfxdata="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" fillcolor="#c0504d [3205]" stroked="f" strokeweight="2pt"/>
                 <v:rect id="Rectangle 116" o:spid="_x0000_s1029" style="position:absolute;top:89154;width:2286;height:2286;visibility:visible;v-text-anchor:middle" o:gfxdata="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" fillcolor="#4f81bd [3204]" stroked="f" strokeweight="2pt">
                   <o:lock v:ext="edit" aspectratio="t"/>
@@ -8546,13 +8546,19 @@
         <w:pStyle w:val="FirstParagraph"/>
       </w:pPr>
       <w:r>
-        <w:t xml:space="preserve">The device monitors the activity of the Modbus RS485 link, and through this, the health of the Modbus server. This monitoring activity can be configured to trigger a </w:t>
-      </w:r>
-      <w:r>
-        <w:t>resettable</w:t>
-      </w:r>
-      <w:r>
-        <w:t xml:space="preserve"> EStop.</w:t>
+        <w:t>The device monitors the activity of the Modbus RS485 link, and through this, the health of the Modbus server. This monitoring activity can be configured to trigger a</w:t>
+      </w:r>
+      <w:r>
+        <w:t>n</w:t>
+      </w:r>
+      <w:r>
+        <w:t xml:space="preserve"> EStop</w:t>
+      </w:r>
+      <w:r>
+        <w:t xml:space="preserve"> condition</w:t>
+      </w:r>
+      <w:r>
+        <w:t>.</w:t>
       </w:r>
     </w:p>
     <w:p>
@@ -8681,7 +8687,16 @@
         <w:t>'</w:t>
       </w:r>
       <w:r>
-        <w:t>.  If this is not the case, the device will immediately go in EStop</w:t>
+        <w:t xml:space="preserve">.  If this is not the case, the device will immediately </w:t>
+      </w:r>
+      <w:r>
+        <w:t>trigger a</w:t>
+      </w:r>
+      <w:r>
+        <w:t>n EStop</w:t>
+      </w:r>
+      <w:r>
+        <w:t xml:space="preserve"> condition</w:t>
       </w:r>
       <w:r>
         <w:t>.</w:t>
@@ -8867,7 +8882,10 @@
         </w:numPr>
       </w:pPr>
       <w:r>
-        <w:t>The EStop condition is triggered.</w:t>
+        <w:t>An</w:t>
+      </w:r>
+      <w:r>
+        <w:t xml:space="preserve"> EStop condition is triggered.</w:t>
       </w:r>
     </w:p>
     <w:p>
@@ -8941,7 +8959,13 @@
         <w:t xml:space="preserve">using </w:t>
       </w:r>
       <w:r>
-        <w:t>more than one.</w:t>
+        <w:t>more than one</w:t>
+      </w:r>
+      <w:r>
+        <w:t xml:space="preserve"> relay device</w:t>
+      </w:r>
+      <w:r>
+        <w:t>.</w:t>
       </w:r>
     </w:p>
     <w:p>
@@ -9057,7 +9081,19 @@
         <w:pStyle w:val="FirstParagraph"/>
       </w:pPr>
       <w:r>
-        <w:t xml:space="preserve">The recovery mode is entered by pressing the 'EStop reset' push button until the Modbus LEDs flash fast </w:t>
+        <w:t xml:space="preserve">The recovery mode is entered by </w:t>
+      </w:r>
+      <w:r>
+        <w:t xml:space="preserve">keeping the </w:t>
+      </w:r>
+      <w:r>
+        <w:t xml:space="preserve">'EStop reset' push button </w:t>
+      </w:r>
+      <w:r>
+        <w:t xml:space="preserve">pressed </w:t>
+      </w:r>
+      <w:r>
+        <w:t xml:space="preserve">until the Modbus LEDs flash fast </w:t>
       </w:r>
       <w:r>
         <w:t xml:space="preserve">- </w:t>
@@ -9090,21 +9126,11 @@
           <w:b/>
           <w:bCs/>
         </w:rPr>
-        <w:t xml:space="preserve">Slave </w:t>
-      </w:r>
-      <w:proofErr w:type="gramStart"/>
-      <w:r>
-        <w:rPr>
-          <w:b/>
-          <w:bCs/>
-        </w:rPr>
-        <w:t>ID :</w:t>
-      </w:r>
-      <w:proofErr w:type="gramEnd"/>
+        <w:t>Slave ID :</w:t>
+      </w:r>
       <w:r>
         <w:t xml:space="preserve"> </w:t>
       </w:r>
-      <w:proofErr w:type="gramStart"/>
       <w:r>
         <w:rPr>
           <w:rStyle w:val="VerbatimChar"/>
@@ -9112,11 +9138,7 @@
         <w:t>248</w:t>
       </w:r>
       <w:r>
-        <w:t xml:space="preserve"> ;</w:t>
-      </w:r>
-      <w:proofErr w:type="gramEnd"/>
-      <w:r>
-        <w:t xml:space="preserve"> This value is reserved in the Modbus standard, so no other devices should use it</w:t>
+        <w:t xml:space="preserve"> ; This value is reserved in the Modbus standard, so no other devices should use it</w:t>
       </w:r>
       <w:r>
         <w:t>.</w:t>
@@ -9493,7 +9515,7 @@
       <w:bookmarkEnd w:id="34"/>
       <w:r>
         <w:lastRenderedPageBreak/>
-        <w:t>EStop mode</w:t>
+        <w:t>EStop</w:t>
       </w:r>
       <w:bookmarkEnd w:id="35"/>
     </w:p>
@@ -9731,6 +9753,15 @@
       </w:r>
       <w:r>
         <w:t>over the Modbus network.</w:t>
+      </w:r>
+      <w:r>
+        <w:t xml:space="preserve"> (See register </w:t>
+      </w:r>
+      <w:r>
+        <w:t>40101</w:t>
+      </w:r>
+      <w:r>
+        <w:t>).</w:t>
       </w:r>
     </w:p>
     <w:p>
@@ -9976,12 +10007,6 @@
             <w:r>
               <w:t>EStop clear</w:t>
             </w:r>
-            <w:r>
-              <w:rPr>
-                <w:vertAlign w:val="superscript"/>
-              </w:rPr>
-              <w:t>1</w:t>
-            </w:r>
           </w:p>
         </w:tc>
       </w:tr>
@@ -10087,10 +10112,7 @@
             </w:r>
             <w:r>
               <w:br/>
-              <w:t>R</w:t>
-            </w:r>
-            <w:r>
-              <w:t xml:space="preserve">egister </w:t>
+              <w:t xml:space="preserve">Register </w:t>
             </w:r>
             <w:r>
               <w:t>40021</w:t>
@@ -10234,10 +10256,7 @@
             </w:r>
             <w:r>
               <w:br/>
-              <w:t>R</w:t>
-            </w:r>
-            <w:r>
-              <w:t xml:space="preserve">egister </w:t>
+              <w:t xml:space="preserve">Register </w:t>
             </w:r>
             <w:r>
               <w:t>4002</w:t>
@@ -10525,7 +10544,6 @@
       <w:r>
         <w:t xml:space="preserve">To help locate a relays device, a Modbus </w:t>
       </w:r>
-      <w:proofErr w:type="gramStart"/>
       <w:r>
         <w:rPr>
           <w:i/>
@@ -10533,7 +10551,6 @@
         </w:rPr>
         <w:t>locate</w:t>
       </w:r>
-      <w:proofErr w:type="gramEnd"/>
       <w:r>
         <w:t xml:space="preserve"> command can be sent. See </w:t>
       </w:r>
@@ -10554,15 +10571,7 @@
         <w:pStyle w:val="BodyText"/>
       </w:pPr>
       <w:r>
-        <w:t xml:space="preserve">In locate mode, a sequence is repeated with all LEDs flashing fast (10Hz) for one </w:t>
-      </w:r>
-      <w:proofErr w:type="gramStart"/>
-      <w:r>
-        <w:t>second, and</w:t>
-      </w:r>
-      <w:proofErr w:type="gramEnd"/>
-      <w:r>
-        <w:t xml:space="preserve"> display their normal value for the next.</w:t>
+        <w:t>In locate mode, a sequence is repeated with all LEDs flashing fast (10Hz) for one second, and display their normal value for the next.</w:t>
       </w:r>
     </w:p>
     <w:p>
@@ -10590,13 +10599,15 @@
         <w:pStyle w:val="FirstParagraph"/>
       </w:pPr>
       <w:r>
-        <w:t xml:space="preserve">This only affects the Modbus Tx and Rx LEDs which flash </w:t>
-      </w:r>
-      <w:r>
-        <w:t xml:space="preserve">synchronously </w:t>
-      </w:r>
-      <w:r>
-        <w:t>at 2Hz.</w:t>
+        <w:t xml:space="preserve">This only affects the Modbus LED which </w:t>
+      </w:r>
+      <w:proofErr w:type="gramStart"/>
+      <w:r>
+        <w:t>flash</w:t>
+      </w:r>
+      <w:proofErr w:type="gramEnd"/>
+      <w:r>
+        <w:t xml:space="preserve"> at 2Hz.</w:t>
       </w:r>
     </w:p>
     <w:p>
@@ -11062,13 +11073,8 @@
             <w:pPr>
               <w:pStyle w:val="Compact"/>
             </w:pPr>
-            <w:proofErr w:type="gramStart"/>
-            <w:r>
-              <w:t>Flash .</w:t>
-            </w:r>
-            <w:proofErr w:type="gramEnd"/>
-            <w:r>
-              <w:t xml:space="preserve"> .</w:t>
+            <w:r>
+              <w:t>Flash . .</w:t>
             </w:r>
           </w:p>
         </w:tc>
@@ -11212,7 +11218,7 @@
       <w:bookmarkStart w:id="54" w:name="modbus-leds"/>
       <w:bookmarkEnd w:id="52"/>
       <w:r>
-        <w:t>Modbus LEDs</w:t>
+        <w:t>Modbus LED</w:t>
       </w:r>
       <w:bookmarkEnd w:id="53"/>
     </w:p>
@@ -11227,7 +11233,16 @@
         <w:t>Modbus</w:t>
       </w:r>
       <w:r>
-        <w:t xml:space="preserve"> LEDs show activity on the Modbus RS485 network.</w:t>
+        <w:t xml:space="preserve"> LED show</w:t>
+      </w:r>
+      <w:r>
+        <w:t>s</w:t>
+      </w:r>
+      <w:r>
+        <w:t xml:space="preserve"> activity on the Modbus RS485 network</w:t>
+      </w:r>
+      <w:r>
+        <w:t>, received or transmitted data will pulse the LED for 20ms.</w:t>
       </w:r>
     </w:p>
     <w:p>
@@ -11235,52 +11250,31 @@
         <w:pStyle w:val="BodyText"/>
       </w:pPr>
       <w:r>
-        <w:t xml:space="preserve">Both LEDs are </w:t>
-      </w:r>
-      <w:r>
-        <w:t>overridden</w:t>
-      </w:r>
-      <w:r>
-        <w:t xml:space="preserve"> during boot, recovery and identification modes.</w:t>
-      </w:r>
-    </w:p>
-    <w:p>
-      <w:pPr>
-        <w:pStyle w:val="Compact"/>
-        <w:numPr>
-          <w:ilvl w:val="0"/>
-          <w:numId w:val="32"/>
-        </w:numPr>
-      </w:pPr>
-      <w:r>
-        <w:t xml:space="preserve">The Rx LED shows received data on the RS485 bus. The data may or may not be addressed </w:t>
-      </w:r>
-      <w:r>
-        <w:t>to</w:t>
-      </w:r>
-      <w:r>
-        <w:t xml:space="preserve"> the </w:t>
-      </w:r>
-      <w:r>
-        <w:t>device.</w:t>
-      </w:r>
-    </w:p>
-    <w:p>
-      <w:pPr>
-        <w:pStyle w:val="Compact"/>
-        <w:numPr>
-          <w:ilvl w:val="0"/>
-          <w:numId w:val="32"/>
-        </w:numPr>
-      </w:pPr>
-      <w:r>
-        <w:t>The Tx LED shows data being sent from the device (as the device replies to the master)</w:t>
-      </w:r>
-    </w:p>
-    <w:p>
-      <w:pPr>
-        <w:pStyle w:val="Compact"/>
-      </w:pPr>
+        <w:t xml:space="preserve">The </w:t>
+      </w:r>
+      <w:r>
+        <w:t>LED</w:t>
+      </w:r>
+      <w:r>
+        <w:t xml:space="preserve"> is lit </w:t>
+      </w:r>
+      <w:r>
+        <w:t xml:space="preserve">during </w:t>
+      </w:r>
+      <w:proofErr w:type="gramStart"/>
+      <w:r>
+        <w:t>boot</w:t>
+      </w:r>
+      <w:r>
+        <w:t>, and</w:t>
+      </w:r>
+      <w:proofErr w:type="gramEnd"/>
+      <w:r>
+        <w:t xml:space="preserve"> is used for</w:t>
+      </w:r>
+      <w:r>
+        <w:t xml:space="preserve"> recovery and identification modes.</w:t>
+      </w:r>
     </w:p>
     <w:p>
       <w:pPr>
@@ -11314,8 +11308,8 @@
         <w:tblLook w:val="0020" w:firstRow="1" w:lastRow="0" w:firstColumn="0" w:lastColumn="0" w:noHBand="0" w:noVBand="0"/>
       </w:tblPr>
       <w:tblGrid>
-        <w:gridCol w:w="1361"/>
-        <w:gridCol w:w="8215"/>
+        <w:gridCol w:w="1274"/>
+        <w:gridCol w:w="8302"/>
       </w:tblGrid>
       <w:tr>
         <w:trPr>
@@ -11380,6 +11374,9 @@
             <w:r>
               <w:t>No data is being received</w:t>
             </w:r>
+            <w:r>
+              <w:t>/transmitted</w:t>
+            </w:r>
           </w:p>
         </w:tc>
       </w:tr>
@@ -11408,7 +11405,13 @@
               <w:cnfStyle w:val="000000000000" w:firstRow="0" w:lastRow="0" w:firstColumn="0" w:lastColumn="0" w:oddVBand="0" w:evenVBand="0" w:oddHBand="0" w:evenHBand="0" w:firstRowFirstColumn="0" w:firstRowLastColumn="0" w:lastRowFirstColumn="0" w:lastRowLastColumn="0"/>
             </w:pPr>
             <w:r>
-              <w:t>Data is being received on the bus. The data may or may not be addressed to the device.</w:t>
+              <w:t>Data is being received</w:t>
+            </w:r>
+            <w:r>
+              <w:t>/transmitted</w:t>
+            </w:r>
+            <w:r>
+              <w:t xml:space="preserve"> on the bus. The data may or may not be addressed to the device.</w:t>
             </w:r>
           </w:p>
         </w:tc>
@@ -11444,15 +11447,7 @@
               <w:t>Along with the EStop</w:t>
             </w:r>
             <w:r>
-              <w:t xml:space="preserve"> LED, </w:t>
-            </w:r>
-            <w:proofErr w:type="gramStart"/>
-            <w:r>
-              <w:t>indicates</w:t>
-            </w:r>
-            <w:proofErr w:type="gramEnd"/>
-            <w:r>
-              <w:t xml:space="preserve"> a</w:t>
+              <w:t xml:space="preserve"> LED, indicates a</w:t>
             </w:r>
             <w:r>
               <w:t xml:space="preserve">n EStop </w:t>
@@ -11467,178 +11462,6 @@
         </w:tc>
       </w:tr>
     </w:tbl>
-    <w:p>
-      <w:pPr>
-        <w:pStyle w:val="Heading3"/>
-      </w:pPr>
-      <w:r>
-        <w:t>Tx LED</w:t>
-      </w:r>
-    </w:p>
-    <w:p>
-      <w:r>
-        <w:t>The following table summarizes the ‘transmit’ LED states</w:t>
-      </w:r>
-    </w:p>
-    <w:tbl>
-      <w:tblPr>
-        <w:tblStyle w:val="GridTable4-Accent2"/>
-        <w:tblW w:w="0" w:type="auto"/>
-        <w:tblLook w:val="0020" w:firstRow="1" w:lastRow="0" w:firstColumn="0" w:lastColumn="0" w:noHBand="0" w:noVBand="0"/>
-      </w:tblPr>
-      <w:tblGrid>
-        <w:gridCol w:w="1369"/>
-        <w:gridCol w:w="5675"/>
-      </w:tblGrid>
-      <w:tr>
-        <w:trPr>
-          <w:cnfStyle w:val="100000000000" w:firstRow="1" w:lastRow="0" w:firstColumn="0" w:lastColumn="0" w:oddVBand="0" w:evenVBand="0" w:oddHBand="0" w:evenHBand="0" w:firstRowFirstColumn="0" w:firstRowLastColumn="0" w:lastRowFirstColumn="0" w:lastRowLastColumn="0"/>
-        </w:trPr>
-        <w:tc>
-          <w:tcPr>
-            <w:cnfStyle w:val="000010000000" w:firstRow="0" w:lastRow="0" w:firstColumn="0" w:lastColumn="0" w:oddVBand="1" w:evenVBand="0" w:oddHBand="0" w:evenHBand="0" w:firstRowFirstColumn="0" w:firstRowLastColumn="0" w:lastRowFirstColumn="0" w:lastRowLastColumn="0"/>
-            <w:tcW w:w="0" w:type="auto"/>
-          </w:tcPr>
-          <w:p>
-            <w:pPr>
-              <w:pStyle w:val="Compact"/>
-            </w:pPr>
-            <w:r>
-              <w:t>State</w:t>
-            </w:r>
-          </w:p>
-        </w:tc>
-        <w:tc>
-          <w:tcPr>
-            <w:tcW w:w="0" w:type="auto"/>
-          </w:tcPr>
-          <w:p>
-            <w:pPr>
-              <w:pStyle w:val="Compact"/>
-              <w:cnfStyle w:val="100000000000" w:firstRow="1" w:lastRow="0" w:firstColumn="0" w:lastColumn="0" w:oddVBand="0" w:evenVBand="0" w:oddHBand="0" w:evenHBand="0" w:firstRowFirstColumn="0" w:firstRowLastColumn="0" w:lastRowFirstColumn="0" w:lastRowLastColumn="0"/>
-            </w:pPr>
-            <w:r>
-              <w:t>Description</w:t>
-            </w:r>
-          </w:p>
-        </w:tc>
-      </w:tr>
-      <w:tr>
-        <w:trPr>
-          <w:cnfStyle w:val="000000100000" w:firstRow="0" w:lastRow="0" w:firstColumn="0" w:lastColumn="0" w:oddVBand="0" w:evenVBand="0" w:oddHBand="1" w:evenHBand="0" w:firstRowFirstColumn="0" w:firstRowLastColumn="0" w:lastRowFirstColumn="0" w:lastRowLastColumn="0"/>
-        </w:trPr>
-        <w:tc>
-          <w:tcPr>
-            <w:cnfStyle w:val="000010000000" w:firstRow="0" w:lastRow="0" w:firstColumn="0" w:lastColumn="0" w:oddVBand="1" w:evenVBand="0" w:oddHBand="0" w:evenHBand="0" w:firstRowFirstColumn="0" w:firstRowLastColumn="0" w:lastRowFirstColumn="0" w:lastRowLastColumn="0"/>
-            <w:tcW w:w="0" w:type="auto"/>
-          </w:tcPr>
-          <w:p>
-            <w:pPr>
-              <w:pStyle w:val="Compact"/>
-            </w:pPr>
-            <w:r>
-              <w:t>Off</w:t>
-            </w:r>
-          </w:p>
-        </w:tc>
-        <w:tc>
-          <w:tcPr>
-            <w:tcW w:w="0" w:type="auto"/>
-          </w:tcPr>
-          <w:p>
-            <w:pPr>
-              <w:pStyle w:val="Compact"/>
-              <w:cnfStyle w:val="000000100000" w:firstRow="0" w:lastRow="0" w:firstColumn="0" w:lastColumn="0" w:oddVBand="0" w:evenVBand="0" w:oddHBand="1" w:evenHBand="0" w:firstRowFirstColumn="0" w:firstRowLastColumn="0" w:lastRowFirstColumn="0" w:lastRowLastColumn="0"/>
-            </w:pPr>
-            <w:r>
-              <w:t>No data is being sent</w:t>
-            </w:r>
-          </w:p>
-        </w:tc>
-      </w:tr>
-      <w:tr>
-        <w:tc>
-          <w:tcPr>
-            <w:cnfStyle w:val="000010000000" w:firstRow="0" w:lastRow="0" w:firstColumn="0" w:lastColumn="0" w:oddVBand="1" w:evenVBand="0" w:oddHBand="0" w:evenHBand="0" w:firstRowFirstColumn="0" w:firstRowLastColumn="0" w:lastRowFirstColumn="0" w:lastRowLastColumn="0"/>
-            <w:tcW w:w="0" w:type="auto"/>
-          </w:tcPr>
-          <w:p>
-            <w:pPr>
-              <w:pStyle w:val="Compact"/>
-            </w:pPr>
-            <w:r>
-              <w:t>Blinks</w:t>
-            </w:r>
-          </w:p>
-        </w:tc>
-        <w:tc>
-          <w:tcPr>
-            <w:tcW w:w="0" w:type="auto"/>
-          </w:tcPr>
-          <w:p>
-            <w:pPr>
-              <w:pStyle w:val="Compact"/>
-              <w:cnfStyle w:val="000000000000" w:firstRow="0" w:lastRow="0" w:firstColumn="0" w:lastColumn="0" w:oddVBand="0" w:evenVBand="0" w:oddHBand="0" w:evenHBand="0" w:firstRowFirstColumn="0" w:firstRowLastColumn="0" w:lastRowFirstColumn="0" w:lastRowLastColumn="0"/>
-            </w:pPr>
-            <w:r>
-              <w:t>Data is being sent over the bus.</w:t>
-            </w:r>
-          </w:p>
-        </w:tc>
-      </w:tr>
-      <w:tr>
-        <w:trPr>
-          <w:cnfStyle w:val="000000100000" w:firstRow="0" w:lastRow="0" w:firstColumn="0" w:lastColumn="0" w:oddVBand="0" w:evenVBand="0" w:oddHBand="1" w:evenHBand="0" w:firstRowFirstColumn="0" w:firstRowLastColumn="0" w:lastRowFirstColumn="0" w:lastRowLastColumn="0"/>
-        </w:trPr>
-        <w:tc>
-          <w:tcPr>
-            <w:cnfStyle w:val="000010000000" w:firstRow="0" w:lastRow="0" w:firstColumn="0" w:lastColumn="0" w:oddVBand="1" w:evenVBand="0" w:oddHBand="0" w:evenHBand="0" w:firstRowFirstColumn="0" w:firstRowLastColumn="0" w:lastRowFirstColumn="0" w:lastRowLastColumn="0"/>
-            <w:tcW w:w="0" w:type="auto"/>
-          </w:tcPr>
-          <w:p>
-            <w:pPr>
-              <w:pStyle w:val="Compact"/>
-            </w:pPr>
-            <w:r>
-              <w:t>Flash at 2Hz</w:t>
-            </w:r>
-          </w:p>
-        </w:tc>
-        <w:tc>
-          <w:tcPr>
-            <w:tcW w:w="0" w:type="auto"/>
-          </w:tcPr>
-          <w:p>
-            <w:pPr>
-              <w:pStyle w:val="Compact"/>
-              <w:cnfStyle w:val="000000100000" w:firstRow="0" w:lastRow="0" w:firstColumn="0" w:lastColumn="0" w:oddVBand="0" w:evenVBand="0" w:oddHBand="1" w:evenHBand="0" w:firstRowFirstColumn="0" w:firstRowLastColumn="0" w:lastRowFirstColumn="0" w:lastRowLastColumn="0"/>
-            </w:pPr>
-            <w:r>
-              <w:t>Along with the EStop</w:t>
-            </w:r>
-            <w:r>
-              <w:t xml:space="preserve"> LED, </w:t>
-            </w:r>
-            <w:proofErr w:type="gramStart"/>
-            <w:r>
-              <w:t>indicates</w:t>
-            </w:r>
-            <w:proofErr w:type="gramEnd"/>
-            <w:r>
-              <w:t xml:space="preserve"> a communication lost.</w:t>
-            </w:r>
-          </w:p>
-        </w:tc>
-      </w:tr>
-    </w:tbl>
-    <w:p>
-      <w:pPr>
-        <w:rPr>
-          <w:b/>
-          <w:bCs/>
-        </w:rPr>
-      </w:pPr>
-    </w:p>
     <w:p>
       <w:pPr>
         <w:pStyle w:val="Heading2"/>
@@ -11825,13 +11648,8 @@
               <w:t>Along with the EStop</w:t>
             </w:r>
             <w:r>
-              <w:t xml:space="preserve"> LED, </w:t>
-            </w:r>
-            <w:proofErr w:type="gramStart"/>
-            <w:r>
-              <w:t>indicates</w:t>
-            </w:r>
-            <w:proofErr w:type="gramEnd"/>
+              <w:t xml:space="preserve"> LED, indicates</w:t>
+            </w:r>
             <w:r>
               <w:t xml:space="preserve"> </w:t>
             </w:r>
@@ -12145,21 +11963,7 @@
         <w:rPr>
           <w:lang w:val="en-GB"/>
         </w:rPr>
-        <w:t>_&lt;</w:t>
-      </w:r>
-      <w:proofErr w:type="spellStart"/>
-      <w:r>
-        <w:rPr>
-          <w:lang w:val="en-GB"/>
-        </w:rPr>
-        <w:t>model_name</w:t>
-      </w:r>
-      <w:proofErr w:type="spellEnd"/>
-      <w:r>
-        <w:rPr>
-          <w:lang w:val="en-GB"/>
-        </w:rPr>
-        <w:t>&gt;’.</w:t>
+        <w:t>_&lt;model_name&gt;’.</w:t>
       </w:r>
     </w:p>
     <w:p>
@@ -12361,14 +12165,12 @@
                 <w:lang w:val="en-GB"/>
               </w:rPr>
             </w:pPr>
-            <w:proofErr w:type="spellStart"/>
             <w:r>
               <w:rPr>
                 <w:lang w:val="en-GB"/>
               </w:rPr>
               <w:t>VendorName</w:t>
             </w:r>
-            <w:proofErr w:type="spellEnd"/>
           </w:p>
         </w:tc>
         <w:tc>
@@ -12421,14 +12223,12 @@
                 <w:lang w:val="en-GB"/>
               </w:rPr>
             </w:pPr>
-            <w:proofErr w:type="spellStart"/>
             <w:r>
               <w:rPr>
                 <w:lang w:val="en-GB"/>
               </w:rPr>
               <w:t>ARex</w:t>
             </w:r>
-            <w:proofErr w:type="spellEnd"/>
           </w:p>
         </w:tc>
       </w:tr>
@@ -12463,14 +12263,12 @@
                 <w:lang w:val="en-GB"/>
               </w:rPr>
             </w:pPr>
-            <w:proofErr w:type="spellStart"/>
             <w:r>
               <w:rPr>
                 <w:lang w:val="en-GB"/>
               </w:rPr>
               <w:t>ProductCode</w:t>
             </w:r>
-            <w:proofErr w:type="spellEnd"/>
           </w:p>
         </w:tc>
         <w:tc>
@@ -12560,14 +12358,12 @@
                 <w:lang w:val="en-GB"/>
               </w:rPr>
             </w:pPr>
-            <w:proofErr w:type="spellStart"/>
             <w:r>
               <w:rPr>
                 <w:lang w:val="en-GB"/>
               </w:rPr>
               <w:t>MajorMinorRevision</w:t>
             </w:r>
-            <w:proofErr w:type="spellEnd"/>
           </w:p>
         </w:tc>
         <w:tc>
@@ -12654,14 +12450,12 @@
                 <w:lang w:val="en-GB"/>
               </w:rPr>
             </w:pPr>
-            <w:proofErr w:type="spellStart"/>
             <w:r>
               <w:rPr>
                 <w:lang w:val="en-GB"/>
               </w:rPr>
               <w:t>VendorUrl</w:t>
             </w:r>
-            <w:proofErr w:type="spellEnd"/>
           </w:p>
         </w:tc>
         <w:tc>
@@ -12757,14 +12551,12 @@
                 <w:lang w:val="en-GB"/>
               </w:rPr>
             </w:pPr>
-            <w:proofErr w:type="spellStart"/>
             <w:r>
               <w:rPr>
                 <w:lang w:val="en-GB"/>
               </w:rPr>
               <w:t>ModelName</w:t>
             </w:r>
-            <w:proofErr w:type="spellEnd"/>
           </w:p>
         </w:tc>
         <w:tc>
@@ -12955,16 +12747,11 @@
         <w:pStyle w:val="BodyText"/>
       </w:pPr>
       <w:r>
-        <w:t xml:space="preserve">The device supports the following function </w:t>
-      </w:r>
-      <w:proofErr w:type="gramStart"/>
-      <w:r>
-        <w:t>code</w:t>
+        <w:t>The device supports the following function code</w:t>
       </w:r>
       <w:r>
         <w:t>s</w:t>
       </w:r>
-      <w:proofErr w:type="gramEnd"/>
       <w:r>
         <w:t>:</w:t>
       </w:r>
@@ -13032,15 +12819,7 @@
         </w:r>
       </w:hyperlink>
       <w:r>
-        <w:t xml:space="preserve"> Write a single output to either </w:t>
-      </w:r>
-      <w:proofErr w:type="gramStart"/>
-      <w:r>
-        <w:t>On</w:t>
-      </w:r>
-      <w:proofErr w:type="gramEnd"/>
-      <w:r>
-        <w:t xml:space="preserve"> (1) or Off</w:t>
+        <w:t xml:space="preserve"> Write a single output to either On (1) or Off</w:t>
       </w:r>
     </w:p>
     <w:p>
@@ -13110,7 +12889,6 @@
         </w:rPr>
         <w:t xml:space="preserve">⚠️ WARNING:  Attempts to write individually a disabled relay with the function 05 will generate a </w:t>
       </w:r>
-      <w:proofErr w:type="spellStart"/>
       <w:r>
         <w:rPr>
           <w:rFonts w:ascii="Consolas" w:hAnsi="Consolas"/>
@@ -13151,7 +12929,6 @@
         </w:rPr>
         <w:t>failure</w:t>
       </w:r>
-      <w:proofErr w:type="spellEnd"/>
       <w:r>
         <w:rPr>
           <w:b/>
@@ -14442,13 +14219,8 @@
               <w:t xml:space="preserve">Unexpected </w:t>
             </w:r>
             <w:r>
-              <w:t xml:space="preserve">Infeed voltage </w:t>
-            </w:r>
-            <w:proofErr w:type="gramStart"/>
-            <w:r>
-              <w:t>type</w:t>
-            </w:r>
-            <w:proofErr w:type="gramEnd"/>
+              <w:t>Infeed voltage type</w:t>
+            </w:r>
             <w:r>
               <w:br/>
             </w:r>
@@ -14462,15 +14234,7 @@
               <w:t>ncorrect voltage type was detected</w:t>
             </w:r>
             <w:r>
-              <w:t xml:space="preserve">. </w:t>
-            </w:r>
-            <w:proofErr w:type="gramStart"/>
-            <w:r>
-              <w:t>AC in</w:t>
-            </w:r>
-            <w:proofErr w:type="gramEnd"/>
-            <w:r>
-              <w:t xml:space="preserve"> vs DC expected for example.</w:t>
+              <w:t>. AC in vs DC expected for example.</w:t>
             </w:r>
           </w:p>
           <w:p>
@@ -14632,7 +14396,6 @@
               <w:pStyle w:val="Compact"/>
             </w:pPr>
             <w:r>
-              <w:lastRenderedPageBreak/>
               <w:t>30017</w:t>
             </w:r>
           </w:p>
@@ -19429,8 +19192,8 @@
       </w:tblPr>
       <w:tblGrid>
         <w:gridCol w:w="674"/>
-        <w:gridCol w:w="1462"/>
-        <w:gridCol w:w="7440"/>
+        <w:gridCol w:w="1473"/>
+        <w:gridCol w:w="7429"/>
       </w:tblGrid>
       <w:tr>
         <w:trPr>
@@ -19580,16 +19343,60 @@
           </w:p>
         </w:tc>
       </w:tr>
+      <w:tr>
+        <w:tc>
+          <w:tcPr>
+            <w:cnfStyle w:val="000010000000" w:firstRow="0" w:lastRow="0" w:firstColumn="0" w:lastColumn="0" w:oddVBand="1" w:evenVBand="0" w:oddHBand="0" w:evenHBand="0" w:firstRowFirstColumn="0" w:firstRowLastColumn="0" w:lastRowFirstColumn="0" w:lastRowLastColumn="0"/>
+            <w:tcW w:w="0" w:type="auto"/>
+          </w:tcPr>
+          <w:p>
+            <w:pPr>
+              <w:pStyle w:val="Compact"/>
+            </w:pPr>
+            <w:bookmarkStart w:id="85" w:name="_Toc203926081"/>
+            <w:bookmarkStart w:id="86" w:name="electrical-and-mecanical-characteristics"/>
+            <w:bookmarkEnd w:id="58"/>
+            <w:bookmarkEnd w:id="82"/>
+            <w:bookmarkEnd w:id="84"/>
+            <w:r>
+              <w:t>LSB</w:t>
+            </w:r>
+          </w:p>
+        </w:tc>
+        <w:tc>
+          <w:tcPr>
+            <w:tcW w:w="0" w:type="auto"/>
+          </w:tcPr>
+          <w:p>
+            <w:pPr>
+              <w:pStyle w:val="Compact"/>
+              <w:cnfStyle w:val="000000000000" w:firstRow="0" w:lastRow="0" w:firstColumn="0" w:lastColumn="0" w:oddVBand="0" w:evenVBand="0" w:oddHBand="0" w:evenHBand="0" w:firstRowFirstColumn="0" w:firstRowLastColumn="0" w:lastRowFirstColumn="0" w:lastRowLastColumn="0"/>
+            </w:pPr>
+            <w:r>
+              <w:t>External Code</w:t>
+            </w:r>
+          </w:p>
+        </w:tc>
+        <w:tc>
+          <w:tcPr>
+            <w:cnfStyle w:val="000010000000" w:firstRow="0" w:lastRow="0" w:firstColumn="0" w:lastColumn="0" w:oddVBand="1" w:evenVBand="0" w:oddHBand="0" w:evenHBand="0" w:firstRowFirstColumn="0" w:firstRowLastColumn="0" w:lastRowFirstColumn="0" w:lastRowLastColumn="0"/>
+            <w:tcW w:w="0" w:type="auto"/>
+          </w:tcPr>
+          <w:p>
+            <w:pPr>
+              <w:pStyle w:val="Compact"/>
+            </w:pPr>
+            <w:r>
+              <w:t>0 to 255.</w:t>
+            </w:r>
+          </w:p>
+        </w:tc>
+      </w:tr>
     </w:tbl>
     <w:p>
       <w:pPr>
         <w:pStyle w:val="Heading1"/>
       </w:pPr>
-      <w:bookmarkStart w:id="85" w:name="_Toc203926081"/>
-      <w:bookmarkStart w:id="86" w:name="electrical-and-mecanical-characteristics"/>
-      <w:bookmarkEnd w:id="58"/>
-      <w:bookmarkEnd w:id="82"/>
-      <w:bookmarkEnd w:id="84"/>
       <w:r>
         <w:lastRenderedPageBreak/>
         <w:t xml:space="preserve">Electrical and </w:t>
@@ -21138,7 +20945,6 @@
               <w:pStyle w:val="Compact"/>
             </w:pPr>
             <w:r>
-              <w:lastRenderedPageBreak/>
               <w:t>Modbus Communication</w:t>
             </w:r>
           </w:p>
@@ -21256,15 +21062,7 @@
               <w:pStyle w:val="Compact"/>
             </w:pPr>
             <w:r>
-              <w:t xml:space="preserve">Loss of </w:t>
-            </w:r>
-            <w:proofErr w:type="gramStart"/>
-            <w:r>
-              <w:t>comms indicates</w:t>
-            </w:r>
-            <w:proofErr w:type="gramEnd"/>
-            <w:r>
-              <w:t xml:space="preserve"> the bus is damaged or the </w:t>
+              <w:t xml:space="preserve">Loss of comms indicates the bus is damaged or the </w:t>
             </w:r>
             <w:r>
               <w:t xml:space="preserve">Modbus </w:t>
@@ -21291,15 +21089,7 @@
               <w:pStyle w:val="Compact"/>
             </w:pPr>
             <w:r>
-              <w:t xml:space="preserve">Test </w:t>
-            </w:r>
-            <w:proofErr w:type="gramStart"/>
-            <w:r>
-              <w:t>of</w:t>
-            </w:r>
-            <w:proofErr w:type="gramEnd"/>
-            <w:r>
-              <w:t xml:space="preserve"> the </w:t>
+              <w:t xml:space="preserve">Test of the </w:t>
             </w:r>
             <w:r>
               <w:t>ESt</w:t>

--- a/docs/User_manual.docx
+++ b/docs/User_manual.docx
@@ -22,7 +22,7 @@
                 <v:stroke joinstyle="miter"/>
                 <v:path gradientshapeok="t" o:connecttype="rect"/>
               </v:shapetype>
-              <v:shape id="Text Box 113" o:spid="_x0000_s1030" type="#_x0000_t202" style="position:absolute;margin-left:91.8pt;margin-top:111.75pt;width:449.2pt;height:287.5pt;z-index:251660288;visibility:visible;mso-width-percent:734;mso-height-percent:363;mso-position-horizontal-relative:page;mso-position-vertical-relative:page;mso-width-percent:734;mso-height-percent:363;v-text-anchor:bottom" o:gfxdata="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" filled="f" stroked="f" strokeweight=".5pt">
+              <v:shape id="Text Box 113" o:spid="_x0000_s1030" type="#_x0000_t202" style="position:absolute;margin-left:91.8pt;margin-top:111.75pt;width:449.2pt;height:287.5pt;z-index:251657728;visibility:visible;mso-width-percent:734;mso-height-percent:363;mso-position-horizontal-relative:page;mso-position-vertical-relative:page;mso-width-percent:734;mso-height-percent:363;v-text-anchor:bottom" o:gfxdata="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" filled="f" stroked="f" strokeweight=".5pt">
                 <v:textbox style="mso-next-textbox:#Text Box 113" inset="0,0,0,0">
                   <w:txbxContent>
                     <w:p>
@@ -122,7 +122,7 @@
               <w:noProof/>
             </w:rPr>
             <w:drawing>
-              <wp:anchor distT="0" distB="0" distL="114300" distR="114300" simplePos="0" relativeHeight="251672576" behindDoc="0" locked="0" layoutInCell="1" allowOverlap="1" wp14:anchorId="7F3500F7" wp14:editId="58EC2EA4">
+              <wp:anchor distT="0" distB="0" distL="114300" distR="114300" simplePos="0" relativeHeight="251655680" behindDoc="0" locked="0" layoutInCell="1" allowOverlap="1" wp14:anchorId="7F3500F7" wp14:editId="58EC2EA4">
                 <wp:simplePos x="0" y="0"/>
                 <wp:positionH relativeFrom="column">
                   <wp:posOffset>481230</wp:posOffset>
@@ -183,7 +183,7 @@
           </w:r>
           <w:r>
             <w:pict w14:anchorId="658F56BF">
-              <v:shape id="Text Box 111" o:spid="_x0000_s1032" type="#_x0000_t202" style="position:absolute;margin-left:0;margin-top:0;width:448.8pt;height:23.45pt;z-index:251662336;visibility:visible;mso-width-percent:734;mso-height-percent:363;mso-left-percent:150;mso-top-percent:91;mso-position-horizontal-relative:page;mso-position-vertical-relative:page;mso-width-percent:734;mso-height-percent:363;mso-left-percent:150;mso-top-percent:91;v-text-anchor:bottom" o:gfxdata="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" filled="f" stroked="f" strokeweight=".5pt">
+              <v:shape id="Text Box 111" o:spid="_x0000_s1032" type="#_x0000_t202" style="position:absolute;margin-left:0;margin-top:0;width:448.8pt;height:23.45pt;z-index:251659776;visibility:visible;mso-width-percent:734;mso-height-percent:363;mso-left-percent:150;mso-top-percent:91;mso-position-horizontal-relative:page;mso-position-vertical-relative:page;mso-width-percent:734;mso-height-percent:363;mso-left-percent:150;mso-top-percent:91;v-text-anchor:bottom" o:gfxdata="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" filled="f" stroked="f" strokeweight=".5pt">
                 <v:textbox style="mso-next-textbox:#Text Box 111;mso-fit-shape-to-text:t" inset="0,0,0,0">
                   <w:txbxContent>
                     <w:sdt>
@@ -237,7 +237,7 @@
           </w:r>
           <w:r>
             <w:pict w14:anchorId="45F9FF57">
-              <v:shape id="Text Box 112" o:spid="_x0000_s1031" type="#_x0000_t202" style="position:absolute;margin-left:0;margin-top:0;width:448.8pt;height:63.35pt;z-index:251661312;visibility:visible;mso-width-percent:734;mso-height-percent:80;mso-left-percent:150;mso-top-percent:837;mso-position-horizontal-relative:page;mso-position-vertical-relative:page;mso-width-percent:734;mso-height-percent:80;mso-left-percent:150;mso-top-percent:837;v-text-anchor:bottom" o:gfxdata="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" filled="f" stroked="f" strokeweight=".5pt">
+              <v:shape id="Text Box 112" o:spid="_x0000_s1031" type="#_x0000_t202" style="position:absolute;margin-left:0;margin-top:0;width:448.8pt;height:63.35pt;z-index:251658752;visibility:visible;mso-width-percent:734;mso-height-percent:80;mso-left-percent:150;mso-top-percent:837;mso-position-horizontal-relative:page;mso-position-vertical-relative:page;mso-width-percent:734;mso-height-percent:80;mso-left-percent:150;mso-top-percent:837;v-text-anchor:bottom" o:gfxdata="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" filled="f" stroked="f" strokeweight=".5pt">
                 <v:textbox style="mso-next-textbox:#Text Box 112" inset="0,0,0,0">
                   <w:txbxContent>
                     <w:sdt>
@@ -368,7 +368,7 @@
           </w:r>
           <w:r>
             <w:pict w14:anchorId="7E02CF2F">
-              <v:group id="Group 115" o:spid="_x0000_s1027" style="position:absolute;margin-left:0;margin-top:0;width:17.75pt;height:719.8pt;z-index:251659264;mso-width-percent:29;mso-height-percent:909;mso-left-percent:45;mso-position-horizontal-relative:page;mso-position-vertical:center;mso-position-vertical-relative:page;mso-width-percent:29;mso-height-percent:909;mso-left-percent:45" coordsize="2286,91440" o:gfxdata="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">
+              <v:group id="Group 115" o:spid="_x0000_s1027" style="position:absolute;margin-left:0;margin-top:0;width:17.75pt;height:719.8pt;z-index:251656704;mso-width-percent:29;mso-height-percent:909;mso-left-percent:45;mso-position-horizontal-relative:page;mso-position-vertical:center;mso-position-vertical-relative:page;mso-width-percent:29;mso-height-percent:909;mso-left-percent:45" coordsize="2286,91440" o:gfxdata="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">
                 <v:rect id="Rectangle 115" o:spid="_x0000_s1028" style="position:absolute;width:2286;height:87820;visibility:visible;v-text-anchor:middle" o:gfxdata="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" fillcolor="#c0504d [3205]" stroked="f" strokeweight="2pt"/>
                 <v:rect id="Rectangle 116" o:spid="_x0000_s1029" style="position:absolute;top:89154;width:2286;height:2286;visibility:visible;v-text-anchor:middle" o:gfxdata="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" fillcolor="#4f81bd [3204]" stroked="f" strokeweight="2pt">
                   <o:lock v:ext="edit" aspectratio="t"/>
@@ -7113,7 +7113,31 @@
           <w:bCs/>
           <w:lang w:val="en-GB"/>
         </w:rPr>
-        <w:t>MBR3</w:t>
+        <w:t>MB</w:t>
+      </w:r>
+      <w:r>
+        <w:rPr>
+          <w:b/>
+          <w:bCs/>
+          <w:lang w:val="en-GB"/>
+        </w:rPr>
+        <w:t>-</w:t>
+      </w:r>
+      <w:r>
+        <w:rPr>
+          <w:b/>
+          <w:bCs/>
+          <w:lang w:val="en-GB"/>
+        </w:rPr>
+        <w:t>R3</w:t>
+      </w:r>
+      <w:r>
+        <w:rPr>
+          <w:b/>
+          <w:bCs/>
+          <w:lang w:val="en-GB"/>
+        </w:rPr>
+        <w:t>ES</w:t>
       </w:r>
       <w:r>
         <w:t>.</w:t>
@@ -7259,7 +7283,19 @@
         <w:rPr>
           <w:lang w:val="fr-FR"/>
         </w:rPr>
-        <w:t>Modbus RTU v1.1v compliant</w:t>
+        <w:t>Modbus RTU v1.1</w:t>
+      </w:r>
+      <w:r>
+        <w:rPr>
+          <w:lang w:val="fr-FR"/>
+        </w:rPr>
+        <w:t>_r3</w:t>
+      </w:r>
+      <w:r>
+        <w:rPr>
+          <w:lang w:val="fr-FR"/>
+        </w:rPr>
+        <w:t xml:space="preserve"> compliant</w:t>
       </w:r>
     </w:p>
     <w:p>
@@ -7314,15 +7350,24 @@
       <w:pPr>
         <w:pStyle w:val="Compact"/>
         <w:numPr>
+          <w:ilvl w:val="1"/>
+          <w:numId w:val="3"/>
+        </w:numPr>
+      </w:pPr>
+      <w:r>
+        <w:t>Device identification 17</w:t>
+      </w:r>
+    </w:p>
+    <w:p>
+      <w:pPr>
+        <w:pStyle w:val="Compact"/>
+        <w:numPr>
           <w:ilvl w:val="0"/>
           <w:numId w:val="1"/>
         </w:numPr>
       </w:pPr>
       <w:r>
-        <w:t xml:space="preserve">Operational integrity </w:t>
-      </w:r>
-      <w:r>
-        <w:t>minded</w:t>
+        <w:t>Operational integrity</w:t>
       </w:r>
     </w:p>
     <w:p>
@@ -7980,31 +8025,45 @@
         <w:pStyle w:val="FirstParagraph"/>
       </w:pPr>
       <w:r>
-        <w:t xml:space="preserve">Filtering can be </w:t>
-      </w:r>
-      <w:r>
-        <w:t xml:space="preserve">configured </w:t>
-      </w:r>
-      <w:r>
-        <w:t xml:space="preserve">to control the minimum ON and OFF </w:t>
-      </w:r>
-      <w:r>
-        <w:t xml:space="preserve">relay </w:t>
-      </w:r>
-      <w:r>
-        <w:t xml:space="preserve">cycles duration. An ON filter of 2 </w:t>
-      </w:r>
-      <w:r>
-        <w:t>seconds</w:t>
-      </w:r>
-      <w:r>
-        <w:t xml:space="preserve"> means that the relay ON cycle will never be shorter </w:t>
-      </w:r>
-      <w:r>
-        <w:t>than</w:t>
-      </w:r>
-      <w:r>
-        <w:t xml:space="preserve"> 2 seconds. The same goes for the OFF filter, which guarantees a minimum duration of the OFF cycle. Any command received during a filtered cycle will be accepted and will become the next relay state once the cycle is complete and unless overwritten by another command.</w:t>
+        <w:t>Filtering can be configured to enforce minimum durations for the relay’s closed and open states.</w:t>
+      </w:r>
+    </w:p>
+    <w:p>
+      <w:pPr>
+        <w:pStyle w:val="FirstParagraph"/>
+      </w:pPr>
+      <w:r>
+        <w:t xml:space="preserve">The closed-state filter defines how long the relay </w:t>
+      </w:r>
+      <w:r>
+        <w:t xml:space="preserve">will </w:t>
+      </w:r>
+      <w:r>
+        <w:t>remain closed before it can change state.</w:t>
+      </w:r>
+    </w:p>
+    <w:p>
+      <w:pPr>
+        <w:pStyle w:val="FirstParagraph"/>
+      </w:pPr>
+      <w:r>
+        <w:t>For example, a closed-state filter of 2 seconds ensures the relay remains closed for at least 2 seconds.</w:t>
+      </w:r>
+    </w:p>
+    <w:p>
+      <w:pPr>
+        <w:pStyle w:val="FirstParagraph"/>
+      </w:pPr>
+      <w:r>
+        <w:t>The open-state filter works the same way, guaranteeing a minimum open time.</w:t>
+      </w:r>
+    </w:p>
+    <w:p>
+      <w:pPr>
+        <w:pStyle w:val="FirstParagraph"/>
+      </w:pPr>
+      <w:r>
+        <w:t>Any command received during a filtered period is queued and will take effect once the filter duration ends—unless a newer command overrides it.</w:t>
       </w:r>
     </w:p>
     <w:p>
@@ -8016,194 +8075,118 @@
           <w:b/>
           <w:bCs/>
         </w:rPr>
+        <w:lastRenderedPageBreak/>
         <w:t>Example</w:t>
       </w:r>
       <w:r>
-        <w:t xml:space="preserve">: a relay has an ON minimum cycle time of </w:t>
-      </w:r>
-      <w:r>
-        <w:t>4</w:t>
-      </w:r>
-      <w:r>
-        <w:rPr>
-          <w:u w:val="single"/>
-        </w:rPr>
-        <w:t xml:space="preserve"> seconds</w:t>
-      </w:r>
-      <w:r>
-        <w:t xml:space="preserve"> and </w:t>
-      </w:r>
-      <w:r>
-        <w:rPr>
-          <w:u w:val="single"/>
-        </w:rPr>
-        <w:t>no</w:t>
-      </w:r>
-      <w:r>
-        <w:t xml:space="preserve"> filter for the OFF.</w:t>
-      </w:r>
-    </w:p>
-    <w:p>
-      <w:pPr>
-        <w:pStyle w:val="Compact"/>
+        <w:t xml:space="preserve">: </w:t>
+      </w:r>
+      <w:r>
+        <w:br/>
+      </w:r>
+      <w:r>
+        <w:t>A relay has a minimum closed-cycle time of 4 seconds and no filter on the open state.</w:t>
+      </w:r>
+    </w:p>
+    <w:p>
+      <w:pPr>
+        <w:pStyle w:val="BodyText"/>
         <w:numPr>
           <w:ilvl w:val="0"/>
-          <w:numId w:val="10"/>
+          <w:numId w:val="37"/>
         </w:numPr>
       </w:pPr>
       <w:r>
-        <w:t xml:space="preserve">It receives </w:t>
-      </w:r>
-      <w:r>
-        <w:t>an ON</w:t>
-      </w:r>
-      <w:r>
-        <w:t xml:space="preserve"> command. It turns ON. The cycle starts.</w:t>
-      </w:r>
-    </w:p>
-    <w:p>
-      <w:pPr>
-        <w:pStyle w:val="Compact"/>
+        <w:t xml:space="preserve">The relay receives a close command → it </w:t>
+      </w:r>
+      <w:proofErr w:type="gramStart"/>
+      <w:r>
+        <w:t>closes</w:t>
+      </w:r>
+      <w:proofErr w:type="gramEnd"/>
+      <w:r>
+        <w:t xml:space="preserve"> and the closed-cycle timer starts.</w:t>
+      </w:r>
+    </w:p>
+    <w:p>
+      <w:pPr>
+        <w:pStyle w:val="BodyText"/>
         <w:numPr>
           <w:ilvl w:val="0"/>
-          <w:numId w:val="10"/>
+          <w:numId w:val="37"/>
         </w:numPr>
       </w:pPr>
       <w:r>
-        <w:t xml:space="preserve">Within 1 second, an OFF command is sent. This command </w:t>
-      </w:r>
-      <w:r>
-        <w:t>becomes</w:t>
-      </w:r>
-      <w:r>
-        <w:t xml:space="preserve"> the next relay state, but the state of the relay </w:t>
-      </w:r>
-      <w:r>
-        <w:t>stays</w:t>
-      </w:r>
-      <w:r>
-        <w:t xml:space="preserve"> unchanged.</w:t>
-      </w:r>
-    </w:p>
-    <w:p>
-      <w:pPr>
-        <w:pStyle w:val="Compact"/>
+        <w:t>After 1 second, an open command is received. This command is stored as the next state, but the relay remains closed until the minimum 4-second period is complete.</w:t>
+      </w:r>
+    </w:p>
+    <w:p>
+      <w:pPr>
+        <w:pStyle w:val="BodyText"/>
         <w:numPr>
           <w:ilvl w:val="0"/>
-          <w:numId w:val="10"/>
+          <w:numId w:val="37"/>
         </w:numPr>
       </w:pPr>
       <w:r>
-        <w:t xml:space="preserve">After </w:t>
-      </w:r>
-      <w:r>
-        <w:t>a further 3</w:t>
-      </w:r>
-      <w:r>
-        <w:t xml:space="preserve"> seconds, the relay turns </w:t>
-      </w:r>
-      <w:r>
-        <w:t>OFF</w:t>
-      </w:r>
-      <w:r>
-        <w:t xml:space="preserve"> since the cycle is completed</w:t>
-      </w:r>
-    </w:p>
-    <w:p>
-      <w:pPr>
-        <w:pStyle w:val="Compact"/>
+        <w:t xml:space="preserve">After 3 more seconds (4 total), the relay opens because the </w:t>
+      </w:r>
+      <w:proofErr w:type="gramStart"/>
+      <w:r>
+        <w:t>closed-cycle</w:t>
+      </w:r>
+      <w:proofErr w:type="gramEnd"/>
+      <w:r>
+        <w:t xml:space="preserve"> has ended.</w:t>
+      </w:r>
+    </w:p>
+    <w:p>
+      <w:pPr>
+        <w:pStyle w:val="BodyText"/>
         <w:numPr>
           <w:ilvl w:val="0"/>
-          <w:numId w:val="10"/>
+          <w:numId w:val="37"/>
         </w:numPr>
       </w:pPr>
       <w:r>
-        <w:lastRenderedPageBreak/>
-        <w:t xml:space="preserve">A new ON is </w:t>
-      </w:r>
-      <w:r>
-        <w:t>sent;</w:t>
-      </w:r>
-      <w:r>
-        <w:t xml:space="preserve"> the relay </w:t>
-      </w:r>
-      <w:r>
-        <w:t>turns</w:t>
-      </w:r>
-      <w:r>
-        <w:t xml:space="preserve"> ON right away since the OFF cycle is not filtered.</w:t>
-      </w:r>
-    </w:p>
-    <w:p>
-      <w:pPr>
-        <w:pStyle w:val="Compact"/>
+        <w:t>A new close command is received → the relay closes immediately, since the open state has no filter.</w:t>
+      </w:r>
+    </w:p>
+    <w:p>
+      <w:pPr>
+        <w:pStyle w:val="BodyText"/>
         <w:numPr>
           <w:ilvl w:val="0"/>
-          <w:numId w:val="10"/>
+          <w:numId w:val="37"/>
         </w:numPr>
       </w:pPr>
       <w:r>
-        <w:t xml:space="preserve">Within </w:t>
-      </w:r>
-      <w:r>
-        <w:t>2</w:t>
-      </w:r>
-      <w:r>
-        <w:t xml:space="preserve"> second</w:t>
-      </w:r>
-      <w:r>
-        <w:t>s</w:t>
-      </w:r>
-      <w:r>
-        <w:t>, an OFF is sent. The relay stays on.</w:t>
-      </w:r>
-    </w:p>
-    <w:p>
-      <w:pPr>
-        <w:pStyle w:val="Compact"/>
+        <w:t>After 2 seconds, another open command arrives. The relay stays closed because the 4-second minimum closed-cycle has not elapsed.</w:t>
+      </w:r>
+    </w:p>
+    <w:p>
+      <w:pPr>
+        <w:pStyle w:val="BodyText"/>
         <w:numPr>
           <w:ilvl w:val="0"/>
-          <w:numId w:val="10"/>
+          <w:numId w:val="37"/>
         </w:numPr>
       </w:pPr>
       <w:r>
-        <w:t>Another 1 second later, an ON is sent. The relay is already ON. The next state is the current state, so nothing happens.</w:t>
-      </w:r>
-    </w:p>
-    <w:p>
-      <w:pPr>
-        <w:pStyle w:val="Compact"/>
+        <w:t>One second later (3 seconds into the cycle), another close command arrives. The relay is already closed, so nothing changes.</w:t>
+      </w:r>
+    </w:p>
+    <w:p>
+      <w:pPr>
+        <w:pStyle w:val="BodyText"/>
         <w:numPr>
           <w:ilvl w:val="0"/>
-          <w:numId w:val="10"/>
+          <w:numId w:val="37"/>
         </w:numPr>
       </w:pPr>
       <w:r>
-        <w:t xml:space="preserve">Another </w:t>
-      </w:r>
-      <w:r>
-        <w:t>2</w:t>
-      </w:r>
-      <w:r>
-        <w:t xml:space="preserve"> seconds later, an OFF is sent. The relay turns OFF </w:t>
-      </w:r>
-      <w:r>
-        <w:t>immediately</w:t>
-      </w:r>
-      <w:r>
-        <w:t xml:space="preserve">, because the ON cycle is now </w:t>
-      </w:r>
-      <w:r>
-        <w:t>more than 4</w:t>
-      </w:r>
-      <w:r>
-        <w:t xml:space="preserve"> seconds, the ON cycle filter duration.</w:t>
-      </w:r>
-    </w:p>
-    <w:p>
-      <w:pPr>
-        <w:pStyle w:val="Compact"/>
-      </w:pPr>
+        <w:t>Two seconds later (5 seconds total in the closed state), an open command is received. The relay opens immediately, since the closed cycle has exceeded the 4-second filter duration.</w:t>
+      </w:r>
     </w:p>
     <w:p>
       <w:pPr>
@@ -8324,7 +8307,7 @@
         <w:pStyle w:val="Compact"/>
         <w:numPr>
           <w:ilvl w:val="0"/>
-          <w:numId w:val="11"/>
+          <w:numId w:val="36"/>
         </w:numPr>
       </w:pPr>
       <w:r>
@@ -8336,7 +8319,7 @@
         <w:pStyle w:val="Compact"/>
         <w:numPr>
           <w:ilvl w:val="0"/>
-          <w:numId w:val="11"/>
+          <w:numId w:val="36"/>
         </w:numPr>
       </w:pPr>
       <w:r>
@@ -8348,7 +8331,7 @@
         <w:pStyle w:val="Compact"/>
         <w:numPr>
           <w:ilvl w:val="0"/>
-          <w:numId w:val="11"/>
+          <w:numId w:val="36"/>
         </w:numPr>
       </w:pPr>
       <w:r>
@@ -8375,7 +8358,7 @@
         <w:pStyle w:val="Compact"/>
         <w:numPr>
           <w:ilvl w:val="0"/>
-          <w:numId w:val="11"/>
+          <w:numId w:val="36"/>
         </w:numPr>
       </w:pPr>
       <w:r>
@@ -8406,7 +8389,7 @@
         <w:pStyle w:val="Compact"/>
         <w:numPr>
           <w:ilvl w:val="0"/>
-          <w:numId w:val="12"/>
+          <w:numId w:val="35"/>
         </w:numPr>
       </w:pPr>
       <w:r>
@@ -8421,7 +8404,7 @@
         <w:pStyle w:val="Compact"/>
         <w:numPr>
           <w:ilvl w:val="0"/>
-          <w:numId w:val="12"/>
+          <w:numId w:val="35"/>
         </w:numPr>
       </w:pPr>
       <w:r>
@@ -8436,7 +8419,7 @@
         <w:pStyle w:val="Compact"/>
         <w:numPr>
           <w:ilvl w:val="0"/>
-          <w:numId w:val="12"/>
+          <w:numId w:val="35"/>
         </w:numPr>
       </w:pPr>
       <w:r>
@@ -8457,7 +8440,7 @@
         <w:pStyle w:val="Compact"/>
         <w:numPr>
           <w:ilvl w:val="0"/>
-          <w:numId w:val="12"/>
+          <w:numId w:val="35"/>
         </w:numPr>
       </w:pPr>
       <w:r>
@@ -8484,7 +8467,7 @@
         <w:pStyle w:val="Compact"/>
         <w:numPr>
           <w:ilvl w:val="0"/>
-          <w:numId w:val="12"/>
+          <w:numId w:val="35"/>
         </w:numPr>
       </w:pPr>
       <w:r>
@@ -8505,7 +8488,7 @@
         <w:pStyle w:val="Compact"/>
         <w:numPr>
           <w:ilvl w:val="0"/>
-          <w:numId w:val="12"/>
+          <w:numId w:val="35"/>
         </w:numPr>
       </w:pPr>
       <w:r>
@@ -9126,11 +9109,21 @@
           <w:b/>
           <w:bCs/>
         </w:rPr>
-        <w:t>Slave ID :</w:t>
-      </w:r>
+        <w:t xml:space="preserve">Slave </w:t>
+      </w:r>
+      <w:proofErr w:type="gramStart"/>
+      <w:r>
+        <w:rPr>
+          <w:b/>
+          <w:bCs/>
+        </w:rPr>
+        <w:t>ID :</w:t>
+      </w:r>
+      <w:proofErr w:type="gramEnd"/>
       <w:r>
         <w:t xml:space="preserve"> </w:t>
       </w:r>
+      <w:proofErr w:type="gramStart"/>
       <w:r>
         <w:rPr>
           <w:rStyle w:val="VerbatimChar"/>
@@ -9138,7 +9131,11 @@
         <w:t>248</w:t>
       </w:r>
       <w:r>
-        <w:t xml:space="preserve"> ; This value is reserved in the Modbus standard, so no other devices should use it</w:t>
+        <w:t xml:space="preserve"> ;</w:t>
+      </w:r>
+      <w:proofErr w:type="gramEnd"/>
+      <w:r>
+        <w:t xml:space="preserve"> This value is reserved in the Modbus standard, so no other devices should use it</w:t>
       </w:r>
       <w:r>
         <w:t>.</w:t>
@@ -9219,7 +9216,24 @@
         <w:pStyle w:val="FirstParagraph"/>
       </w:pPr>
       <w:r>
-        <w:t>You may use any Modbus master application to reconfigure the device, or use the RelayGuardian application using the following procedure</w:t>
+        <w:t xml:space="preserve">You may use any Modbus master application to reconfigure the device, or use the </w:t>
+      </w:r>
+      <w:proofErr w:type="spellStart"/>
+      <w:r>
+        <w:t>RTU</w:t>
+      </w:r>
+      <w:r>
+        <w:t>Guardian</w:t>
+      </w:r>
+      <w:proofErr w:type="spellEnd"/>
+      <w:r>
+        <w:rPr>
+          <w:rStyle w:val="FootnoteReference"/>
+        </w:rPr>
+        <w:footnoteReference w:id="1"/>
+      </w:r>
+      <w:r>
+        <w:t xml:space="preserve"> application using the following procedure</w:t>
       </w:r>
       <w:r>
         <w:t>:</w:t>
@@ -9234,7 +9248,21 @@
         </w:numPr>
       </w:pPr>
       <w:r>
-        <w:t xml:space="preserve">Start the RelayGuardian </w:t>
+        <w:t xml:space="preserve">Start the </w:t>
+      </w:r>
+      <w:proofErr w:type="spellStart"/>
+      <w:r>
+        <w:t>R</w:t>
+      </w:r>
+      <w:r>
+        <w:t>TU</w:t>
+      </w:r>
+      <w:r>
+        <w:t>Guardian</w:t>
+      </w:r>
+      <w:proofErr w:type="spellEnd"/>
+      <w:r>
+        <w:t xml:space="preserve"> </w:t>
       </w:r>
       <w:r>
         <w:t>application.</w:t>
@@ -9285,7 +9313,24 @@
         </w:numPr>
       </w:pPr>
       <w:r>
-        <w:t>Issue a scan command in the RelayGuardian to make sure the RS485 adapter sends the data</w:t>
+        <w:t xml:space="preserve">Issue a scan command in the </w:t>
+      </w:r>
+      <w:proofErr w:type="spellStart"/>
+      <w:r>
+        <w:t>R</w:t>
+      </w:r>
+      <w:r>
+        <w:t>TU</w:t>
+      </w:r>
+      <w:r>
+        <w:t>Guardian</w:t>
+      </w:r>
+      <w:proofErr w:type="spellEnd"/>
+      <w:r>
+        <w:t xml:space="preserve"> </w:t>
+      </w:r>
+      <w:r>
+        <w:t>to make sure the RS485 adapter sends the data</w:t>
       </w:r>
       <w:r>
         <w:t>. The device Modbus LEDs should blink</w:t>
@@ -9363,16 +9408,30 @@
         <w:br/>
       </w:r>
       <w:r>
-        <w:t>In the '</w:t>
-      </w:r>
-      <w:r>
-        <w:t>RelayGuardian</w:t>
-      </w:r>
-      <w:r>
-        <w:t xml:space="preserve">' application, click the 'Recovery' </w:t>
-      </w:r>
-      <w:r>
-        <w:t>button.</w:t>
+        <w:t xml:space="preserve">In the </w:t>
+      </w:r>
+      <w:proofErr w:type="spellStart"/>
+      <w:r>
+        <w:t>R</w:t>
+      </w:r>
+      <w:r>
+        <w:t>TU</w:t>
+      </w:r>
+      <w:r>
+        <w:t>Guardian</w:t>
+      </w:r>
+      <w:proofErr w:type="spellEnd"/>
+      <w:r>
+        <w:t xml:space="preserve"> </w:t>
+      </w:r>
+      <w:r>
+        <w:t xml:space="preserve">application, </w:t>
+      </w:r>
+      <w:r>
+        <w:t>press ‘CTRL+R’ to activate the recovery</w:t>
+      </w:r>
+      <w:r>
+        <w:t>.</w:t>
       </w:r>
     </w:p>
     <w:p>
@@ -9384,22 +9443,18 @@
         </w:numPr>
       </w:pPr>
       <w:r>
-        <w:t xml:space="preserve">Confirm proper </w:t>
-      </w:r>
-      <w:r>
-        <w:t>connection.</w:t>
-      </w:r>
-    </w:p>
-    <w:p>
-      <w:pPr>
-        <w:pStyle w:val="Compact"/>
-        <w:numPr>
-          <w:ilvl w:val="0"/>
-          <w:numId w:val="22"/>
-        </w:numPr>
-      </w:pPr>
-      <w:r>
-        <w:t xml:space="preserve">In the 'RelayGuardian', click the 'Locate' button. All LEDs of relay module should be flashing </w:t>
+        <w:t xml:space="preserve">The </w:t>
+      </w:r>
+      <w:proofErr w:type="spellStart"/>
+      <w:r>
+        <w:t>modbus</w:t>
+      </w:r>
+      <w:proofErr w:type="spellEnd"/>
+      <w:r>
+        <w:t xml:space="preserve"> </w:t>
+      </w:r>
+      <w:r>
+        <w:t xml:space="preserve">LEDs of relay module should be flashing </w:t>
       </w:r>
       <w:r>
         <w:t>fast!</w:t>
@@ -9412,21 +9467,6 @@
       </w:r>
       <w:r>
         <w:t>.</w:t>
-      </w:r>
-    </w:p>
-    <w:p>
-      <w:pPr>
-        <w:pStyle w:val="Compact"/>
-        <w:numPr>
-          <w:ilvl w:val="0"/>
-          <w:numId w:val="22"/>
-        </w:numPr>
-      </w:pPr>
-      <w:r>
-        <w:t xml:space="preserve">Stop the device location </w:t>
-      </w:r>
-      <w:r>
-        <w:t>mode.</w:t>
       </w:r>
     </w:p>
     <w:p>
@@ -10544,6 +10584,7 @@
       <w:r>
         <w:t xml:space="preserve">To help locate a relays device, a Modbus </w:t>
       </w:r>
+      <w:proofErr w:type="gramStart"/>
       <w:r>
         <w:rPr>
           <w:i/>
@@ -10551,6 +10592,7 @@
         </w:rPr>
         <w:t>locate</w:t>
       </w:r>
+      <w:proofErr w:type="gramEnd"/>
       <w:r>
         <w:t xml:space="preserve"> command can be sent. See </w:t>
       </w:r>
@@ -10571,7 +10613,15 @@
         <w:pStyle w:val="BodyText"/>
       </w:pPr>
       <w:r>
-        <w:t>In locate mode, a sequence is repeated with all LEDs flashing fast (10Hz) for one second, and display their normal value for the next.</w:t>
+        <w:t xml:space="preserve">In locate mode, a sequence is repeated with all LEDs flashing fast (10Hz) for one </w:t>
+      </w:r>
+      <w:proofErr w:type="gramStart"/>
+      <w:r>
+        <w:t>second, and</w:t>
+      </w:r>
+      <w:proofErr w:type="gramEnd"/>
+      <w:r>
+        <w:t xml:space="preserve"> display their normal value for the next.</w:t>
       </w:r>
     </w:p>
     <w:p>
@@ -11073,8 +11123,13 @@
             <w:pPr>
               <w:pStyle w:val="Compact"/>
             </w:pPr>
-            <w:r>
-              <w:t>Flash . .</w:t>
+            <w:proofErr w:type="gramStart"/>
+            <w:r>
+              <w:t>Flash .</w:t>
+            </w:r>
+            <w:proofErr w:type="gramEnd"/>
+            <w:r>
+              <w:t xml:space="preserve"> .</w:t>
             </w:r>
           </w:p>
         </w:tc>
@@ -11447,7 +11502,15 @@
               <w:t>Along with the EStop</w:t>
             </w:r>
             <w:r>
-              <w:t xml:space="preserve"> LED, indicates a</w:t>
+              <w:t xml:space="preserve"> LED, </w:t>
+            </w:r>
+            <w:proofErr w:type="gramStart"/>
+            <w:r>
+              <w:t>indicates</w:t>
+            </w:r>
+            <w:proofErr w:type="gramEnd"/>
+            <w:r>
+              <w:t xml:space="preserve"> a</w:t>
             </w:r>
             <w:r>
               <w:t xml:space="preserve">n EStop </w:t>
@@ -11648,8 +11711,13 @@
               <w:t>Along with the EStop</w:t>
             </w:r>
             <w:r>
-              <w:t xml:space="preserve"> LED, indicates</w:t>
-            </w:r>
+              <w:t xml:space="preserve"> LED, </w:t>
+            </w:r>
+            <w:proofErr w:type="gramStart"/>
+            <w:r>
+              <w:t>indicates</w:t>
+            </w:r>
+            <w:proofErr w:type="gramEnd"/>
             <w:r>
               <w:t xml:space="preserve"> </w:t>
             </w:r>
@@ -11963,7 +12031,21 @@
         <w:rPr>
           <w:lang w:val="en-GB"/>
         </w:rPr>
-        <w:t>_&lt;model_name&gt;’.</w:t>
+        <w:t>_&lt;</w:t>
+      </w:r>
+      <w:proofErr w:type="spellStart"/>
+      <w:r>
+        <w:rPr>
+          <w:lang w:val="en-GB"/>
+        </w:rPr>
+        <w:t>model_name</w:t>
+      </w:r>
+      <w:proofErr w:type="spellEnd"/>
+      <w:r>
+        <w:rPr>
+          <w:lang w:val="en-GB"/>
+        </w:rPr>
+        <w:t>&gt;’.</w:t>
       </w:r>
     </w:p>
     <w:p>
@@ -12165,12 +12247,14 @@
                 <w:lang w:val="en-GB"/>
               </w:rPr>
             </w:pPr>
+            <w:proofErr w:type="spellStart"/>
             <w:r>
               <w:rPr>
                 <w:lang w:val="en-GB"/>
               </w:rPr>
               <w:t>VendorName</w:t>
             </w:r>
+            <w:proofErr w:type="spellEnd"/>
           </w:p>
         </w:tc>
         <w:tc>
@@ -12223,12 +12307,14 @@
                 <w:lang w:val="en-GB"/>
               </w:rPr>
             </w:pPr>
+            <w:proofErr w:type="spellStart"/>
             <w:r>
               <w:rPr>
                 <w:lang w:val="en-GB"/>
               </w:rPr>
               <w:t>ARex</w:t>
             </w:r>
+            <w:proofErr w:type="spellEnd"/>
           </w:p>
         </w:tc>
       </w:tr>
@@ -12263,12 +12349,14 @@
                 <w:lang w:val="en-GB"/>
               </w:rPr>
             </w:pPr>
+            <w:proofErr w:type="spellStart"/>
             <w:r>
               <w:rPr>
                 <w:lang w:val="en-GB"/>
               </w:rPr>
               <w:t>ProductCode</w:t>
             </w:r>
+            <w:proofErr w:type="spellEnd"/>
           </w:p>
         </w:tc>
         <w:tc>
@@ -12358,12 +12446,14 @@
                 <w:lang w:val="en-GB"/>
               </w:rPr>
             </w:pPr>
+            <w:proofErr w:type="spellStart"/>
             <w:r>
               <w:rPr>
                 <w:lang w:val="en-GB"/>
               </w:rPr>
               <w:t>MajorMinorRevision</w:t>
             </w:r>
+            <w:proofErr w:type="spellEnd"/>
           </w:p>
         </w:tc>
         <w:tc>
@@ -12450,12 +12540,14 @@
                 <w:lang w:val="en-GB"/>
               </w:rPr>
             </w:pPr>
+            <w:proofErr w:type="spellStart"/>
             <w:r>
               <w:rPr>
                 <w:lang w:val="en-GB"/>
               </w:rPr>
               <w:t>VendorUrl</w:t>
             </w:r>
+            <w:proofErr w:type="spellEnd"/>
           </w:p>
         </w:tc>
         <w:tc>
@@ -12551,12 +12643,14 @@
                 <w:lang w:val="en-GB"/>
               </w:rPr>
             </w:pPr>
+            <w:proofErr w:type="spellStart"/>
             <w:r>
               <w:rPr>
                 <w:lang w:val="en-GB"/>
               </w:rPr>
               <w:t>ModelName</w:t>
             </w:r>
+            <w:proofErr w:type="spellEnd"/>
           </w:p>
         </w:tc>
         <w:tc>
@@ -12747,11 +12841,16 @@
         <w:pStyle w:val="BodyText"/>
       </w:pPr>
       <w:r>
-        <w:t>The device supports the following function code</w:t>
+        <w:t xml:space="preserve">The device supports the following function </w:t>
+      </w:r>
+      <w:proofErr w:type="gramStart"/>
+      <w:r>
+        <w:t>code</w:t>
       </w:r>
       <w:r>
         <w:t>s</w:t>
       </w:r>
+      <w:proofErr w:type="gramEnd"/>
       <w:r>
         <w:t>:</w:t>
       </w:r>
@@ -12819,7 +12918,15 @@
         </w:r>
       </w:hyperlink>
       <w:r>
-        <w:t xml:space="preserve"> Write a single output to either On (1) or Off</w:t>
+        <w:t xml:space="preserve"> Write a single output to either </w:t>
+      </w:r>
+      <w:proofErr w:type="gramStart"/>
+      <w:r>
+        <w:t>On</w:t>
+      </w:r>
+      <w:proofErr w:type="gramEnd"/>
+      <w:r>
+        <w:t xml:space="preserve"> (1) or Off</w:t>
       </w:r>
     </w:p>
     <w:p>
@@ -12889,6 +12996,7 @@
         </w:rPr>
         <w:t xml:space="preserve">⚠️ WARNING:  Attempts to write individually a disabled relay with the function 05 will generate a </w:t>
       </w:r>
+      <w:proofErr w:type="spellStart"/>
       <w:r>
         <w:rPr>
           <w:rFonts w:ascii="Consolas" w:hAnsi="Consolas"/>
@@ -12929,6 +13037,7 @@
         </w:rPr>
         <w:t>failure</w:t>
       </w:r>
+      <w:proofErr w:type="spellEnd"/>
       <w:r>
         <w:rPr>
           <w:b/>
@@ -13222,6 +13331,38 @@
         <w:t>Status &amp; Monitoring</w:t>
       </w:r>
       <w:bookmarkEnd w:id="65"/>
+    </w:p>
+    <w:p>
+      <w:pPr>
+        <w:pStyle w:val="BodyText"/>
+      </w:pPr>
+      <w:r>
+        <w:t xml:space="preserve">Use </w:t>
+      </w:r>
+      <w:r>
+        <w:t xml:space="preserve">function </w:t>
+      </w:r>
+      <w:r>
+        <w:rPr>
+          <w:b/>
+          <w:bCs/>
+        </w:rPr>
+        <w:t>04</w:t>
+      </w:r>
+      <w:r>
+        <w:t xml:space="preserve">: </w:t>
+      </w:r>
+      <w:hyperlink r:id="rId19" w:anchor="function04">
+        <w:r>
+          <w:rPr>
+            <w:rStyle w:val="Hyperlink"/>
+          </w:rPr>
+          <w:t>Read input registers</w:t>
+        </w:r>
+      </w:hyperlink>
+      <w:r>
+        <w:t xml:space="preserve"> is supported to read registers.</w:t>
+      </w:r>
     </w:p>
     <w:tbl>
       <w:tblPr>
@@ -13588,7 +13729,18 @@
               <w:br/>
             </w:r>
             <w:r>
-              <w:t>1: DC2: AC</w:t>
+              <w:t>1: DC</w:t>
+            </w:r>
+            <w:r>
+              <w:tab/>
+            </w:r>
+          </w:p>
+          <w:p>
+            <w:pPr>
+              <w:pStyle w:val="Compact"/>
+            </w:pPr>
+            <w:r>
+              <w:t>2: AC</w:t>
             </w:r>
           </w:p>
         </w:tc>
@@ -13660,7 +13812,21 @@
               <w:pStyle w:val="Compact"/>
             </w:pPr>
             <w:r>
-              <w:t>1/10 volts0-3000</w:t>
+              <w:t xml:space="preserve">1/10 </w:t>
+            </w:r>
+            <w:proofErr w:type="gramStart"/>
+            <w:r>
+              <w:t>volts</w:t>
+            </w:r>
+            <w:r>
+              <w:t xml:space="preserve"> :</w:t>
+            </w:r>
+            <w:proofErr w:type="gramEnd"/>
+            <w:r>
+              <w:t xml:space="preserve"> </w:t>
+            </w:r>
+            <w:r>
+              <w:t>0-3000</w:t>
             </w:r>
           </w:p>
         </w:tc>
@@ -13721,7 +13887,13 @@
               <w:cnfStyle w:val="000000100000" w:firstRow="0" w:lastRow="0" w:firstColumn="0" w:lastColumn="0" w:oddVBand="0" w:evenVBand="0" w:oddHBand="1" w:evenHBand="0" w:firstRowFirstColumn="0" w:firstRowLastColumn="0" w:lastRowFirstColumn="0" w:lastRowLastColumn="0"/>
             </w:pPr>
             <w:r>
-              <w:t>Infeed highest voltage</w:t>
+              <w:t xml:space="preserve">Infeed </w:t>
+            </w:r>
+            <w:r>
+              <w:t>lowest</w:t>
+            </w:r>
+            <w:r>
+              <w:t xml:space="preserve"> voltage</w:t>
             </w:r>
           </w:p>
         </w:tc>
@@ -13812,7 +13984,13 @@
               <w:cnfStyle w:val="000000000000" w:firstRow="0" w:lastRow="0" w:firstColumn="0" w:lastColumn="0" w:oddVBand="0" w:evenVBand="0" w:oddHBand="0" w:evenHBand="0" w:firstRowFirstColumn="0" w:firstRowLastColumn="0" w:lastRowFirstColumn="0" w:lastRowLastColumn="0"/>
             </w:pPr>
             <w:r>
-              <w:t>Infeed lowest voltage</w:t>
+              <w:t xml:space="preserve">Infeed </w:t>
+            </w:r>
+            <w:r>
+              <w:t>highest</w:t>
+            </w:r>
+            <w:r>
+              <w:t xml:space="preserve"> voltage</w:t>
             </w:r>
           </w:p>
         </w:tc>
@@ -13826,7 +14004,10 @@
               <w:pStyle w:val="Compact"/>
             </w:pPr>
             <w:r>
-              <w:t>Same as 30014, but returns the lowest</w:t>
+              <w:t xml:space="preserve">Same as 30014, but returns the </w:t>
+            </w:r>
+            <w:r>
+              <w:t>highest</w:t>
             </w:r>
           </w:p>
         </w:tc>
@@ -14109,7 +14290,10 @@
               <w:pStyle w:val="Compact"/>
             </w:pPr>
             <w:r>
-              <w:t>30016</w:t>
+              <w:t>3001</w:t>
+            </w:r>
+            <w:r>
+              <w:t>7</w:t>
             </w:r>
           </w:p>
         </w:tc>
@@ -14124,7 +14308,10 @@
               <w:cnfStyle w:val="000000000000" w:firstRow="0" w:lastRow="0" w:firstColumn="0" w:lastColumn="0" w:oddVBand="0" w:evenVBand="0" w:oddHBand="0" w:evenHBand="0" w:firstRowFirstColumn="0" w:firstRowLastColumn="0" w:lastRowFirstColumn="0" w:lastRowLastColumn="0"/>
             </w:pPr>
             <w:r>
-              <w:t>0x000F</w:t>
+              <w:t>0x00</w:t>
+            </w:r>
+            <w:r>
+              <w:t>10</w:t>
             </w:r>
           </w:p>
         </w:tc>
@@ -14219,8 +14406,13 @@
               <w:t xml:space="preserve">Unexpected </w:t>
             </w:r>
             <w:r>
-              <w:t>Infeed voltage type</w:t>
-            </w:r>
+              <w:t xml:space="preserve">Infeed voltage </w:t>
+            </w:r>
+            <w:proofErr w:type="gramStart"/>
+            <w:r>
+              <w:t>type</w:t>
+            </w:r>
+            <w:proofErr w:type="gramEnd"/>
             <w:r>
               <w:br/>
             </w:r>
@@ -14234,7 +14426,15 @@
               <w:t>ncorrect voltage type was detected</w:t>
             </w:r>
             <w:r>
-              <w:t>. AC in vs DC expected for example.</w:t>
+              <w:t xml:space="preserve">. </w:t>
+            </w:r>
+            <w:proofErr w:type="gramStart"/>
+            <w:r>
+              <w:t>AC in</w:t>
+            </w:r>
+            <w:proofErr w:type="gramEnd"/>
+            <w:r>
+              <w:t xml:space="preserve"> vs DC expected for example.</w:t>
             </w:r>
           </w:p>
           <w:p>
@@ -14243,6 +14443,7 @@
               <w:ind w:left="796" w:hanging="567"/>
             </w:pPr>
             <w:r>
+              <w:lastRenderedPageBreak/>
               <w:t xml:space="preserve">Bit 4: </w:t>
             </w:r>
             <w:r>
@@ -14270,7 +14471,6 @@
               <w:br/>
             </w:r>
             <w:r>
-              <w:lastRenderedPageBreak/>
               <w:t>The voltage has gone over the configured threshold</w:t>
             </w:r>
           </w:p>
@@ -14410,7 +14610,10 @@
               <w:cnfStyle w:val="000000100000" w:firstRow="0" w:lastRow="0" w:firstColumn="0" w:lastColumn="0" w:oddVBand="0" w:evenVBand="0" w:oddHBand="1" w:evenHBand="0" w:firstRowFirstColumn="0" w:firstRowLastColumn="0" w:lastRowFirstColumn="0" w:lastRowLastColumn="0"/>
             </w:pPr>
             <w:r>
-              <w:t>0x0010</w:t>
+              <w:t>0x001</w:t>
+            </w:r>
+            <w:r>
+              <w:t>1</w:t>
             </w:r>
           </w:p>
         </w:tc>
@@ -14509,7 +14712,13 @@
               <w:cnfStyle w:val="000000000000" w:firstRow="0" w:lastRow="0" w:firstColumn="0" w:lastColumn="0" w:oddVBand="0" w:evenVBand="0" w:oddHBand="0" w:evenHBand="0" w:firstRowFirstColumn="0" w:firstRowLastColumn="0" w:lastRowFirstColumn="0" w:lastRowLastColumn="0"/>
             </w:pPr>
             <w:r>
-              <w:t>0x0011–0x0017</w:t>
+              <w:t>0x001</w:t>
+            </w:r>
+            <w:r>
+              <w:t>2</w:t>
+            </w:r>
+            <w:r>
+              <w:t>–0x0017</w:t>
             </w:r>
           </w:p>
         </w:tc>
@@ -14632,6 +14841,38 @@
       </w:r>
       <w:r>
         <w:t xml:space="preserve"> relays for other variants of devices.</w:t>
+      </w:r>
+    </w:p>
+    <w:p>
+      <w:pPr>
+        <w:pStyle w:val="BodyText"/>
+      </w:pPr>
+      <w:r>
+        <w:t xml:space="preserve">Use </w:t>
+      </w:r>
+      <w:r>
+        <w:t xml:space="preserve">function </w:t>
+      </w:r>
+      <w:r>
+        <w:rPr>
+          <w:b/>
+          <w:bCs/>
+        </w:rPr>
+        <w:t>04</w:t>
+      </w:r>
+      <w:r>
+        <w:t xml:space="preserve">: </w:t>
+      </w:r>
+      <w:hyperlink r:id="rId20" w:anchor="function04">
+        <w:r>
+          <w:rPr>
+            <w:rStyle w:val="Hyperlink"/>
+          </w:rPr>
+          <w:t>Read input registers</w:t>
+        </w:r>
+      </w:hyperlink>
+      <w:r>
+        <w:t xml:space="preserve"> is supported to read registers.</w:t>
       </w:r>
     </w:p>
     <w:tbl>
@@ -15468,7 +15709,7 @@
       <w:r>
         <w:t xml:space="preserve"> - </w:t>
       </w:r>
-      <w:hyperlink r:id="rId19" w:anchor="function03">
+      <w:hyperlink r:id="rId21" w:anchor="function03">
         <w:r>
           <w:rPr>
             <w:rStyle w:val="Hyperlink"/>
@@ -15498,7 +15739,7 @@
       <w:r>
         <w:t xml:space="preserve"> - </w:t>
       </w:r>
-      <w:hyperlink r:id="rId20" w:anchor="function06">
+      <w:hyperlink r:id="rId22" w:anchor="function06">
         <w:r>
           <w:rPr>
             <w:rStyle w:val="Hyperlink"/>
@@ -15528,7 +15769,7 @@
       <w:r>
         <w:t xml:space="preserve"> - </w:t>
       </w:r>
-      <w:hyperlink r:id="rId21" w:anchor="function16">
+      <w:hyperlink r:id="rId23" w:anchor="function16">
         <w:r>
           <w:rPr>
             <w:rStyle w:val="Hyperlink"/>
@@ -15722,6 +15963,94 @@
           <w:color w:val="0070C0"/>
         </w:rPr>
         <w:t xml:space="preserve"> registers 40001 to 40004 at once. Once a write is done, the device comes out of recovery mode and applies the changes right away.</w:t>
+      </w:r>
+    </w:p>
+    <w:p>
+      <w:pPr>
+        <w:pStyle w:val="BodyText"/>
+      </w:pPr>
+      <w:r>
+        <w:t xml:space="preserve">Use </w:t>
+      </w:r>
+      <w:r>
+        <w:t xml:space="preserve">function </w:t>
+      </w:r>
+      <w:r>
+        <w:rPr>
+          <w:b/>
+          <w:bCs/>
+        </w:rPr>
+        <w:t>16</w:t>
+      </w:r>
+      <w:r>
+        <w:t xml:space="preserve">: </w:t>
+      </w:r>
+      <w:hyperlink r:id="rId24" w:anchor="function04">
+        <w:r>
+          <w:t xml:space="preserve"> </w:t>
+        </w:r>
+        <w:r>
+          <w:rPr>
+            <w:rStyle w:val="Hyperlink"/>
+          </w:rPr>
+          <w:t>Write Multiple Registers</w:t>
+        </w:r>
+        <w:r>
+          <w:rPr>
+            <w:rStyle w:val="Hyperlink"/>
+          </w:rPr>
+          <w:t xml:space="preserve"> </w:t>
+        </w:r>
+      </w:hyperlink>
+      <w:r>
+        <w:t xml:space="preserve"> is supported to read registers.</w:t>
+      </w:r>
+    </w:p>
+    <w:p>
+      <w:pPr>
+        <w:pStyle w:val="BodyText"/>
+      </w:pPr>
+      <w:r>
+        <w:t xml:space="preserve">Use </w:t>
+      </w:r>
+      <w:r>
+        <w:t xml:space="preserve">function </w:t>
+      </w:r>
+      <w:r>
+        <w:rPr>
+          <w:b/>
+          <w:bCs/>
+        </w:rPr>
+        <w:t>03</w:t>
+      </w:r>
+      <w:r>
+        <w:t xml:space="preserve"> - </w:t>
+      </w:r>
+      <w:hyperlink r:id="rId25" w:anchor="function03">
+        <w:r>
+          <w:rPr>
+            <w:rStyle w:val="Hyperlink"/>
+          </w:rPr>
+          <w:t>Read Holding Registers</w:t>
+        </w:r>
+      </w:hyperlink>
+      <w:r>
+        <w:t xml:space="preserve"> </w:t>
+      </w:r>
+      <w:r>
+        <w:t xml:space="preserve">to </w:t>
+      </w:r>
+      <w:r>
+        <w:t>read</w:t>
+      </w:r>
+      <w:r>
+        <w:t xml:space="preserve"> </w:t>
+      </w:r>
+      <w:r>
+        <w:t xml:space="preserve">these </w:t>
+      </w:r>
+      <w:r>
+        <w:t>registers.</w:t>
       </w:r>
     </w:p>
     <w:tbl>
@@ -16344,13 +16673,29 @@
       </w:tr>
     </w:tbl>
     <w:p>
-      <w:pPr>
-        <w:pStyle w:val="Heading3"/>
-      </w:pPr>
       <w:bookmarkStart w:id="75" w:name="_Toc203926076"/>
       <w:bookmarkStart w:id="76" w:name="power-infeed-configuration"/>
       <w:bookmarkEnd w:id="74"/>
-      <w:r>
+    </w:p>
+    <w:p>
+      <w:pPr>
+        <w:rPr>
+          <w:rFonts w:asciiTheme="majorHAnsi" w:eastAsiaTheme="majorEastAsia" w:hAnsiTheme="majorHAnsi" w:cstheme="majorBidi"/>
+          <w:b/>
+          <w:bCs/>
+          <w:color w:val="000000" w:themeColor="text1"/>
+        </w:rPr>
+      </w:pPr>
+      <w:r>
+        <w:br w:type="page"/>
+      </w:r>
+    </w:p>
+    <w:p>
+      <w:pPr>
+        <w:pStyle w:val="Heading3"/>
+      </w:pPr>
+      <w:r>
+        <w:lastRenderedPageBreak/>
         <w:t>Power Infeed Configuration</w:t>
       </w:r>
       <w:bookmarkEnd w:id="75"/>
@@ -16363,28 +16708,154 @@
     <w:p>
       <w:pPr>
         <w:pStyle w:val="BlockText"/>
-      </w:pPr>
-      <w:r>
-        <w:rPr>
-          <w:rFonts w:ascii="Segoe UI Emoji" w:hAnsi="Segoe UI Emoji" w:cs="Segoe UI Emoji"/>
-          <w:b/>
-          <w:color w:val="FF0000"/>
-        </w:rPr>
-        <w:t>⚠️</w:t>
-      </w:r>
-      <w:r>
         <w:rPr>
           <w:b/>
           <w:color w:val="FF0000"/>
         </w:rPr>
-        <w:t xml:space="preserve"> WARNING:  Registers 40009 to 40011 must be written together using command</w:t>
-      </w:r>
+      </w:pPr>
       <w:r>
         <w:rPr>
           <w:b/>
-          <w:color w:val="FF0000"/>
+          <w:color w:val="0070C0"/>
         </w:rPr>
-        <w:t xml:space="preserve"> 16</w:t>
+        <w:t xml:space="preserve">📝 NOTE:  </w:t>
+      </w:r>
+      <w:r>
+        <w:rPr>
+          <w:b/>
+          <w:color w:val="0070C0"/>
+        </w:rPr>
+        <w:t xml:space="preserve">You must use </w:t>
+      </w:r>
+      <w:r>
+        <w:rPr>
+          <w:b/>
+          <w:color w:val="0070C0"/>
+        </w:rPr>
+        <w:t>function</w:t>
+      </w:r>
+      <w:r>
+        <w:rPr>
+          <w:b/>
+          <w:color w:val="0070C0"/>
+        </w:rPr>
+        <w:t xml:space="preserve"> 16 - Write Multiple Registers, writing registers 4000</w:t>
+      </w:r>
+      <w:r>
+        <w:rPr>
+          <w:b/>
+          <w:color w:val="0070C0"/>
+        </w:rPr>
+        <w:t>9</w:t>
+      </w:r>
+      <w:r>
+        <w:rPr>
+          <w:b/>
+          <w:color w:val="0070C0"/>
+        </w:rPr>
+        <w:t xml:space="preserve"> to 400</w:t>
+      </w:r>
+      <w:r>
+        <w:rPr>
+          <w:b/>
+          <w:color w:val="0070C0"/>
+        </w:rPr>
+        <w:t>11</w:t>
+      </w:r>
+      <w:r>
+        <w:rPr>
+          <w:b/>
+          <w:color w:val="0070C0"/>
+        </w:rPr>
+        <w:t xml:space="preserve"> at once.</w:t>
+      </w:r>
+    </w:p>
+    <w:p>
+      <w:pPr>
+        <w:pStyle w:val="BodyText"/>
+      </w:pPr>
+      <w:r>
+        <w:t xml:space="preserve">Use </w:t>
+      </w:r>
+      <w:r>
+        <w:t xml:space="preserve">function </w:t>
+      </w:r>
+      <w:r>
+        <w:rPr>
+          <w:b/>
+          <w:bCs/>
+        </w:rPr>
+        <w:t>16</w:t>
+      </w:r>
+      <w:r>
+        <w:t xml:space="preserve">: </w:t>
+      </w:r>
+      <w:hyperlink r:id="rId26" w:anchor="function04">
+        <w:r>
+          <w:t xml:space="preserve"> </w:t>
+        </w:r>
+        <w:r>
+          <w:rPr>
+            <w:rStyle w:val="Hyperlink"/>
+          </w:rPr>
+          <w:t>Write Multiple Registers</w:t>
+        </w:r>
+        <w:r>
+          <w:rPr>
+            <w:rStyle w:val="Hyperlink"/>
+          </w:rPr>
+          <w:t xml:space="preserve"> </w:t>
+        </w:r>
+      </w:hyperlink>
+      <w:r>
+        <w:t xml:space="preserve"> is supported to read registers.</w:t>
+      </w:r>
+    </w:p>
+    <w:p>
+      <w:pPr>
+        <w:pStyle w:val="BodyText"/>
+      </w:pPr>
+      <w:r>
+        <w:t xml:space="preserve">Use </w:t>
+      </w:r>
+      <w:r>
+        <w:t xml:space="preserve">function </w:t>
+      </w:r>
+      <w:r>
+        <w:rPr>
+          <w:b/>
+          <w:bCs/>
+        </w:rPr>
+        <w:t>03</w:t>
+      </w:r>
+      <w:r>
+        <w:t xml:space="preserve"> - </w:t>
+      </w:r>
+      <w:hyperlink r:id="rId27" w:anchor="function03">
+        <w:r>
+          <w:rPr>
+            <w:rStyle w:val="Hyperlink"/>
+          </w:rPr>
+          <w:t>Read Holding Registers</w:t>
+        </w:r>
+      </w:hyperlink>
+      <w:r>
+        <w:t xml:space="preserve"> </w:t>
+      </w:r>
+      <w:r>
+        <w:t xml:space="preserve">to </w:t>
+      </w:r>
+      <w:r>
+        <w:t>read</w:t>
+      </w:r>
+      <w:r>
+        <w:t xml:space="preserve"> </w:t>
+      </w:r>
+      <w:r>
+        <w:t xml:space="preserve">these </w:t>
+      </w:r>
+      <w:r>
+        <w:t>registers.</w:t>
       </w:r>
     </w:p>
     <w:tbl>
@@ -16574,13 +17045,19 @@
               <w:cnfStyle w:val="000000100000" w:firstRow="0" w:lastRow="0" w:firstColumn="0" w:lastColumn="0" w:oddVBand="0" w:evenVBand="0" w:oddHBand="1" w:evenHBand="0" w:firstRowFirstColumn="0" w:firstRowLastColumn="0" w:lastRowFirstColumn="0" w:lastRowLastColumn="0"/>
             </w:pPr>
             <w:r>
-              <w:t>0=DC</w:t>
+              <w:t>1</w:t>
+            </w:r>
+            <w:r>
+              <w:t>=DC</w:t>
             </w:r>
             <w:r>
               <w:br/>
             </w:r>
             <w:r>
-              <w:t>1=AC</w:t>
+              <w:t>2</w:t>
+            </w:r>
+            <w:r>
+              <w:t>=AC</w:t>
             </w:r>
           </w:p>
         </w:tc>
@@ -16856,7 +17333,6 @@
       <w:bookmarkStart w:id="78" w:name="safety-logic-configuration"/>
       <w:bookmarkEnd w:id="76"/>
       <w:r>
-        <w:lastRenderedPageBreak/>
         <w:t>Safety Logic Configuration</w:t>
       </w:r>
       <w:bookmarkEnd w:id="77"/>
@@ -16875,6 +17351,10 @@
     <w:p>
       <w:pPr>
         <w:pStyle w:val="BodyText"/>
+        <w:rPr>
+          <w:b/>
+          <w:color w:val="FF0000"/>
+        </w:rPr>
       </w:pPr>
       <w:r>
         <w:rPr>
@@ -16911,6 +17391,97 @@
           <w:color w:val="FF0000"/>
         </w:rPr>
         <w:t>16 is not supported</w:t>
+      </w:r>
+    </w:p>
+    <w:p>
+      <w:pPr>
+        <w:pStyle w:val="BodyText"/>
+      </w:pPr>
+      <w:r>
+        <w:t xml:space="preserve">Use </w:t>
+      </w:r>
+      <w:r>
+        <w:t xml:space="preserve">function </w:t>
+      </w:r>
+      <w:r>
+        <w:rPr>
+          <w:b/>
+          <w:bCs/>
+        </w:rPr>
+        <w:t>06</w:t>
+      </w:r>
+      <w:r>
+        <w:t xml:space="preserve"> - </w:t>
+      </w:r>
+      <w:hyperlink r:id="rId28" w:anchor="function06">
+        <w:r>
+          <w:rPr>
+            <w:rStyle w:val="Hyperlink"/>
+          </w:rPr>
+          <w:t>Write Single Register</w:t>
+        </w:r>
+      </w:hyperlink>
+      <w:r>
+        <w:t xml:space="preserve"> to </w:t>
+      </w:r>
+      <w:r>
+        <w:t>write</w:t>
+      </w:r>
+      <w:r>
+        <w:t xml:space="preserve"> </w:t>
+      </w:r>
+      <w:r>
+        <w:t xml:space="preserve">these </w:t>
+      </w:r>
+      <w:r>
+        <w:t>registers.</w:t>
+      </w:r>
+    </w:p>
+    <w:p>
+      <w:pPr>
+        <w:pStyle w:val="BodyText"/>
+      </w:pPr>
+      <w:r>
+        <w:t xml:space="preserve">Use </w:t>
+      </w:r>
+      <w:r>
+        <w:t xml:space="preserve">function </w:t>
+      </w:r>
+      <w:r>
+        <w:rPr>
+          <w:b/>
+          <w:bCs/>
+        </w:rPr>
+        <w:t>03</w:t>
+      </w:r>
+      <w:r>
+        <w:t xml:space="preserve"> - </w:t>
+      </w:r>
+      <w:hyperlink r:id="rId29" w:anchor="function03">
+        <w:r>
+          <w:rPr>
+            <w:rStyle w:val="Hyperlink"/>
+          </w:rPr>
+          <w:t>Read Holding Registers</w:t>
+        </w:r>
+      </w:hyperlink>
+      <w:r>
+        <w:t xml:space="preserve"> </w:t>
+      </w:r>
+      <w:r>
+        <w:t xml:space="preserve">to </w:t>
+      </w:r>
+      <w:r>
+        <w:t>read</w:t>
+      </w:r>
+      <w:r>
+        <w:t xml:space="preserve"> </w:t>
+      </w:r>
+      <w:r>
+        <w:t xml:space="preserve">these </w:t>
+      </w:r>
+      <w:r>
+        <w:t>registers.</w:t>
       </w:r>
     </w:p>
     <w:tbl>
@@ -17485,7 +18056,11 @@
               <w:cnfStyle w:val="000000100000" w:firstRow="0" w:lastRow="0" w:firstColumn="0" w:lastColumn="0" w:oddVBand="0" w:evenVBand="0" w:oddHBand="1" w:evenHBand="0" w:firstRowFirstColumn="0" w:firstRowLastColumn="0" w:lastRowFirstColumn="0" w:lastRowLastColumn="0"/>
             </w:pPr>
             <w:r>
-              <w:t>Mask to open relays on electrical infeed fault</w:t>
+              <w:t xml:space="preserve">Mask to open relays on electrical </w:t>
+            </w:r>
+            <w:r>
+              <w:lastRenderedPageBreak/>
+              <w:t>infeed fault</w:t>
             </w:r>
             <w:r>
               <w:t xml:space="preserve">, </w:t>
@@ -17544,6 +18119,7 @@
               <w:pStyle w:val="Compact"/>
             </w:pPr>
             <w:r>
+              <w:lastRenderedPageBreak/>
               <w:t>0</w:t>
             </w:r>
           </w:p>
@@ -17912,6 +18488,97 @@
           <w:color w:val="FF0000"/>
         </w:rPr>
         <w:t>16 is not supported.</w:t>
+      </w:r>
+    </w:p>
+    <w:p>
+      <w:pPr>
+        <w:pStyle w:val="BodyText"/>
+      </w:pPr>
+      <w:r>
+        <w:t xml:space="preserve">Use </w:t>
+      </w:r>
+      <w:r>
+        <w:t xml:space="preserve">function </w:t>
+      </w:r>
+      <w:r>
+        <w:rPr>
+          <w:b/>
+          <w:bCs/>
+        </w:rPr>
+        <w:t>06</w:t>
+      </w:r>
+      <w:r>
+        <w:t xml:space="preserve"> - </w:t>
+      </w:r>
+      <w:hyperlink r:id="rId30" w:anchor="function06">
+        <w:r>
+          <w:rPr>
+            <w:rStyle w:val="Hyperlink"/>
+          </w:rPr>
+          <w:t>Write Single Register</w:t>
+        </w:r>
+      </w:hyperlink>
+      <w:r>
+        <w:t xml:space="preserve"> to </w:t>
+      </w:r>
+      <w:r>
+        <w:t>write</w:t>
+      </w:r>
+      <w:r>
+        <w:t xml:space="preserve"> </w:t>
+      </w:r>
+      <w:r>
+        <w:t xml:space="preserve">these </w:t>
+      </w:r>
+      <w:r>
+        <w:t>registers.</w:t>
+      </w:r>
+    </w:p>
+    <w:p>
+      <w:pPr>
+        <w:pStyle w:val="BodyText"/>
+      </w:pPr>
+      <w:r>
+        <w:t xml:space="preserve">Use </w:t>
+      </w:r>
+      <w:r>
+        <w:t xml:space="preserve">function </w:t>
+      </w:r>
+      <w:r>
+        <w:rPr>
+          <w:b/>
+          <w:bCs/>
+        </w:rPr>
+        <w:t>03</w:t>
+      </w:r>
+      <w:r>
+        <w:t xml:space="preserve"> - </w:t>
+      </w:r>
+      <w:hyperlink r:id="rId31" w:anchor="function03">
+        <w:r>
+          <w:rPr>
+            <w:rStyle w:val="Hyperlink"/>
+          </w:rPr>
+          <w:t>Read Holding Registers</w:t>
+        </w:r>
+      </w:hyperlink>
+      <w:r>
+        <w:t xml:space="preserve"> </w:t>
+      </w:r>
+      <w:r>
+        <w:t xml:space="preserve">to </w:t>
+      </w:r>
+      <w:r>
+        <w:t>read</w:t>
+      </w:r>
+      <w:r>
+        <w:t xml:space="preserve"> </w:t>
+      </w:r>
+      <w:r>
+        <w:t xml:space="preserve">these </w:t>
+      </w:r>
+      <w:r>
+        <w:t>registers.</w:t>
       </w:r>
     </w:p>
     <w:tbl>
@@ -18101,7 +18768,13 @@
               <w:cnfStyle w:val="000000100000" w:firstRow="0" w:lastRow="0" w:firstColumn="0" w:lastColumn="0" w:oddVBand="0" w:evenVBand="0" w:oddHBand="1" w:evenHBand="0" w:firstRowFirstColumn="0" w:firstRowLastColumn="0" w:lastRowFirstColumn="0" w:lastRowLastColumn="0"/>
             </w:pPr>
             <w:r>
-              <w:t>msb bits [15-8] are for the ON filter</w:t>
+              <w:t xml:space="preserve">msb bits [15-8] are for the </w:t>
+            </w:r>
+            <w:r>
+              <w:t>closed</w:t>
+            </w:r>
+            <w:r>
+              <w:t xml:space="preserve"> filter</w:t>
             </w:r>
             <w:r>
               <w:t>.</w:t>
@@ -18110,7 +18783,13 @@
               <w:br/>
             </w:r>
             <w:r>
-              <w:t>lsb bits [7-0] are the OFF filter</w:t>
+              <w:t xml:space="preserve">lsb bits [7-0] are the </w:t>
+            </w:r>
+            <w:r>
+              <w:t>opened</w:t>
+            </w:r>
+            <w:r>
+              <w:t xml:space="preserve"> filter</w:t>
             </w:r>
             <w:r>
               <w:t>.</w:t>
@@ -18588,6 +19267,50 @@
         <w:t xml:space="preserve"> for this group. Function 16 - Write Multiple Registers is not available. The registers must be written individually.</w:t>
       </w:r>
     </w:p>
+    <w:p>
+      <w:pPr>
+        <w:pStyle w:val="BodyText"/>
+      </w:pPr>
+      <w:r>
+        <w:t xml:space="preserve">Use </w:t>
+      </w:r>
+      <w:r>
+        <w:t xml:space="preserve">function </w:t>
+      </w:r>
+      <w:r>
+        <w:rPr>
+          <w:b/>
+          <w:bCs/>
+        </w:rPr>
+        <w:t>06</w:t>
+      </w:r>
+      <w:r>
+        <w:t xml:space="preserve"> - </w:t>
+      </w:r>
+      <w:hyperlink r:id="rId32" w:anchor="function06">
+        <w:r>
+          <w:rPr>
+            <w:rStyle w:val="Hyperlink"/>
+          </w:rPr>
+          <w:t>Write Single Register</w:t>
+        </w:r>
+      </w:hyperlink>
+      <w:r>
+        <w:t xml:space="preserve"> to </w:t>
+      </w:r>
+      <w:r>
+        <w:t>write</w:t>
+      </w:r>
+      <w:r>
+        <w:t xml:space="preserve"> </w:t>
+      </w:r>
+      <w:r>
+        <w:t xml:space="preserve">these </w:t>
+      </w:r>
+      <w:r>
+        <w:t>registers.</w:t>
+      </w:r>
+    </w:p>
     <w:tbl>
       <w:tblPr>
         <w:tblStyle w:val="GridTable4-Accent1"/>
@@ -18595,11 +19318,11 @@
         <w:tblLook w:val="0020" w:firstRow="1" w:lastRow="0" w:firstColumn="0" w:lastColumn="0" w:noHBand="0" w:noVBand="0"/>
       </w:tblPr>
       <w:tblGrid>
-        <w:gridCol w:w="1512"/>
-        <w:gridCol w:w="1095"/>
+        <w:gridCol w:w="1592"/>
+        <w:gridCol w:w="1125"/>
         <w:gridCol w:w="885"/>
-        <w:gridCol w:w="4108"/>
-        <w:gridCol w:w="1976"/>
+        <w:gridCol w:w="4532"/>
+        <w:gridCol w:w="1442"/>
       </w:tblGrid>
       <w:tr>
         <w:trPr>
@@ -18704,7 +19427,7 @@
               <w:cnfStyle w:val="000000100000" w:firstRow="0" w:lastRow="0" w:firstColumn="0" w:lastColumn="0" w:oddVBand="0" w:evenVBand="0" w:oddHBand="1" w:evenHBand="0" w:firstRowFirstColumn="0" w:firstRowLastColumn="0" w:lastRowFirstColumn="0" w:lastRowLastColumn="0"/>
             </w:pPr>
             <w:r>
-              <w:t>0x0064</w:t>
+              <w:tab/>
             </w:r>
           </w:p>
         </w:tc>
@@ -18899,7 +19622,15 @@
               <w:pStyle w:val="Compact"/>
             </w:pPr>
             <w:r>
-              <w:t>0 = Turn off1 = Turn on</w:t>
+              <w:t>0 = Turn off</w:t>
+            </w:r>
+          </w:p>
+          <w:p>
+            <w:pPr>
+              <w:pStyle w:val="Compact"/>
+            </w:pPr>
+            <w:r>
+              <w:t>1 = Turn on</w:t>
             </w:r>
           </w:p>
         </w:tc>
@@ -19416,7 +20147,7 @@
       <w:r>
         <w:t xml:space="preserve">For relay data, refer to the datasheet of the </w:t>
       </w:r>
-      <w:hyperlink r:id="rId22">
+      <w:hyperlink r:id="rId33">
         <w:r>
           <w:rPr>
             <w:rStyle w:val="Hyperlink"/>
@@ -21062,7 +21793,15 @@
               <w:pStyle w:val="Compact"/>
             </w:pPr>
             <w:r>
-              <w:t xml:space="preserve">Loss of comms indicates the bus is damaged or the </w:t>
+              <w:t xml:space="preserve">Loss of </w:t>
+            </w:r>
+            <w:proofErr w:type="gramStart"/>
+            <w:r>
+              <w:t>comms indicates</w:t>
+            </w:r>
+            <w:proofErr w:type="gramEnd"/>
+            <w:r>
+              <w:t xml:space="preserve"> the bus is damaged or the </w:t>
             </w:r>
             <w:r>
               <w:t xml:space="preserve">Modbus </w:t>
@@ -21089,7 +21828,15 @@
               <w:pStyle w:val="Compact"/>
             </w:pPr>
             <w:r>
-              <w:t xml:space="preserve">Test of the </w:t>
+              <w:t xml:space="preserve">Test </w:t>
+            </w:r>
+            <w:proofErr w:type="gramStart"/>
+            <w:r>
+              <w:t>of</w:t>
+            </w:r>
+            <w:proofErr w:type="gramEnd"/>
+            <w:r>
+              <w:t xml:space="preserve"> the </w:t>
             </w:r>
             <w:r>
               <w:t>ESt</w:t>
@@ -21374,7 +22121,7 @@
       <w:bookmarkEnd w:id="104"/>
     </w:p>
     <w:sectPr>
-      <w:footerReference w:type="default" r:id="rId23"/>
+      <w:footerReference w:type="default" r:id="rId34"/>
       <w:pgSz w:w="12240" w:h="15840"/>
       <w:pgMar w:top="1440" w:right="1440" w:bottom="1440" w:left="1440" w:header="720" w:footer="720" w:gutter="0"/>
       <w:pgNumType w:start="0"/>
@@ -21488,6 +22235,28 @@
       </w:r>
     </w:p>
   </w:footnote>
+  <w:footnote w:id="1">
+    <w:p>
+      <w:pPr>
+        <w:pStyle w:val="FootnoteText"/>
+        <w:rPr>
+          <w:lang w:val="en-GB"/>
+        </w:rPr>
+      </w:pPr>
+      <w:r>
+        <w:rPr>
+          <w:rStyle w:val="FootnoteReference"/>
+        </w:rPr>
+        <w:footnoteRef/>
+      </w:r>
+      <w:r>
+        <w:t xml:space="preserve"> </w:t>
+      </w:r>
+      <w:r>
+        <w:t>https://github.com/adarwoo/rtu_guardian</w:t>
+      </w:r>
+    </w:p>
+  </w:footnote>
 </w:footnotes>
 </file>
 
@@ -21574,7 +22343,7 @@
   <w:abstractNum w:abstractNumId="1" w15:restartNumberingAfterBreak="0">
     <w:nsid w:val="00A99411"/>
     <w:multiLevelType w:val="multilevel"/>
-    <w:tmpl w:val="AC283056"/>
+    <w:tmpl w:val="EFA8C560"/>
     <w:lvl w:ilvl="0">
       <w:start w:val="1"/>
       <w:numFmt w:val="decimal"/>
@@ -21583,84 +22352,165 @@
       <w:pPr>
         <w:ind w:left="720" w:hanging="480"/>
       </w:pPr>
+      <w:rPr>
+        <w:rFonts w:hint="default"/>
+      </w:rPr>
     </w:lvl>
     <w:lvl w:ilvl="1">
-      <w:start w:val="1"/>
       <w:numFmt w:val="bullet"/>
-      <w:lvlText w:val=""/>
+      <w:lvlText w:val="–"/>
       <w:lvlJc w:val="left"/>
       <w:pPr>
-        <w:ind w:left="1320" w:hanging="360"/>
+        <w:ind w:left="1440" w:hanging="480"/>
       </w:pPr>
       <w:rPr>
-        <w:rFonts w:ascii="Symbol" w:hAnsi="Symbol" w:hint="default"/>
+        <w:rFonts w:hint="default"/>
       </w:rPr>
     </w:lvl>
     <w:lvl w:ilvl="2">
+      <w:numFmt w:val="bullet"/>
+      <w:lvlText w:val="•"/>
+      <w:lvlJc w:val="left"/>
+      <w:pPr>
+        <w:ind w:left="2160" w:hanging="480"/>
+      </w:pPr>
+    </w:lvl>
+    <w:lvl w:ilvl="3">
+      <w:numFmt w:val="bullet"/>
+      <w:lvlText w:val="–"/>
+      <w:lvlJc w:val="left"/>
+      <w:pPr>
+        <w:ind w:left="2880" w:hanging="480"/>
+      </w:pPr>
+    </w:lvl>
+    <w:lvl w:ilvl="4">
+      <w:numFmt w:val="bullet"/>
+      <w:lvlText w:val="•"/>
+      <w:lvlJc w:val="left"/>
+      <w:pPr>
+        <w:ind w:left="3600" w:hanging="480"/>
+      </w:pPr>
+    </w:lvl>
+    <w:lvl w:ilvl="5">
+      <w:numFmt w:val="bullet"/>
+      <w:lvlText w:val="–"/>
+      <w:lvlJc w:val="left"/>
+      <w:pPr>
+        <w:ind w:left="4320" w:hanging="480"/>
+      </w:pPr>
+    </w:lvl>
+    <w:lvl w:ilvl="6">
+      <w:numFmt w:val="bullet"/>
+      <w:lvlText w:val="•"/>
+      <w:lvlJc w:val="left"/>
+      <w:pPr>
+        <w:ind w:left="5040" w:hanging="480"/>
+      </w:pPr>
+    </w:lvl>
+    <w:lvl w:ilvl="7">
+      <w:numFmt w:val="bullet"/>
+      <w:lvlText w:val="–"/>
+      <w:lvlJc w:val="left"/>
+      <w:pPr>
+        <w:ind w:left="5760" w:hanging="480"/>
+      </w:pPr>
+    </w:lvl>
+    <w:lvl w:ilvl="8">
+      <w:numFmt w:val="bullet"/>
+      <w:lvlText w:val="•"/>
+      <w:lvlJc w:val="left"/>
+      <w:pPr>
+        <w:ind w:left="6480" w:hanging="480"/>
+      </w:pPr>
+    </w:lvl>
+  </w:abstractNum>
+  <w:abstractNum w:abstractNumId="2" w15:restartNumberingAfterBreak="0">
+    <w:nsid w:val="109420C0"/>
+    <w:multiLevelType w:val="hybridMultilevel"/>
+    <w:tmpl w:val="44586602"/>
+    <w:lvl w:ilvl="0" w:tplc="0809000F">
       <w:start w:val="1"/>
       <w:numFmt w:val="decimal"/>
+      <w:lvlText w:val="%1."/>
+      <w:lvlJc w:val="left"/>
+      <w:pPr>
+        <w:ind w:left="720" w:hanging="360"/>
+      </w:pPr>
+    </w:lvl>
+    <w:lvl w:ilvl="1" w:tplc="08090019" w:tentative="1">
+      <w:start w:val="1"/>
+      <w:numFmt w:val="lowerLetter"/>
+      <w:lvlText w:val="%2."/>
+      <w:lvlJc w:val="left"/>
+      <w:pPr>
+        <w:ind w:left="1440" w:hanging="360"/>
+      </w:pPr>
+    </w:lvl>
+    <w:lvl w:ilvl="2" w:tplc="0809001B" w:tentative="1">
+      <w:start w:val="1"/>
+      <w:numFmt w:val="lowerRoman"/>
       <w:lvlText w:val="%3."/>
-      <w:lvlJc w:val="left"/>
-      <w:pPr>
-        <w:ind w:left="2160" w:hanging="480"/>
+      <w:lvlJc w:val="right"/>
+      <w:pPr>
+        <w:ind w:left="2160" w:hanging="180"/>
       </w:pPr>
     </w:lvl>
-    <w:lvl w:ilvl="3">
+    <w:lvl w:ilvl="3" w:tplc="0809000F" w:tentative="1">
       <w:start w:val="1"/>
       <w:numFmt w:val="decimal"/>
       <w:lvlText w:val="%4."/>
       <w:lvlJc w:val="left"/>
       <w:pPr>
-        <w:ind w:left="2880" w:hanging="480"/>
+        <w:ind w:left="2880" w:hanging="360"/>
       </w:pPr>
     </w:lvl>
-    <w:lvl w:ilvl="4">
+    <w:lvl w:ilvl="4" w:tplc="08090019" w:tentative="1">
       <w:start w:val="1"/>
-      <w:numFmt w:val="decimal"/>
+      <w:numFmt w:val="lowerLetter"/>
       <w:lvlText w:val="%5."/>
       <w:lvlJc w:val="left"/>
       <w:pPr>
-        <w:ind w:left="3600" w:hanging="480"/>
+        <w:ind w:left="3600" w:hanging="360"/>
       </w:pPr>
     </w:lvl>
-    <w:lvl w:ilvl="5">
+    <w:lvl w:ilvl="5" w:tplc="0809001B" w:tentative="1">
       <w:start w:val="1"/>
-      <w:numFmt w:val="decimal"/>
+      <w:numFmt w:val="lowerRoman"/>
       <w:lvlText w:val="%6."/>
-      <w:lvlJc w:val="left"/>
-      <w:pPr>
-        <w:ind w:left="4320" w:hanging="480"/>
+      <w:lvlJc w:val="right"/>
+      <w:pPr>
+        <w:ind w:left="4320" w:hanging="180"/>
       </w:pPr>
     </w:lvl>
-    <w:lvl w:ilvl="6">
+    <w:lvl w:ilvl="6" w:tplc="0809000F" w:tentative="1">
       <w:start w:val="1"/>
       <w:numFmt w:val="decimal"/>
       <w:lvlText w:val="%7."/>
       <w:lvlJc w:val="left"/>
       <w:pPr>
-        <w:ind w:left="5040" w:hanging="480"/>
+        <w:ind w:left="5040" w:hanging="360"/>
       </w:pPr>
     </w:lvl>
-    <w:lvl w:ilvl="7">
+    <w:lvl w:ilvl="7" w:tplc="08090019" w:tentative="1">
       <w:start w:val="1"/>
-      <w:numFmt w:val="decimal"/>
+      <w:numFmt w:val="lowerLetter"/>
       <w:lvlText w:val="%8."/>
       <w:lvlJc w:val="left"/>
       <w:pPr>
-        <w:ind w:left="5760" w:hanging="480"/>
+        <w:ind w:left="5760" w:hanging="360"/>
       </w:pPr>
     </w:lvl>
-    <w:lvl w:ilvl="8">
+    <w:lvl w:ilvl="8" w:tplc="0809001B" w:tentative="1">
       <w:start w:val="1"/>
-      <w:numFmt w:val="decimal"/>
+      <w:numFmt w:val="lowerRoman"/>
       <w:lvlText w:val="%9."/>
-      <w:lvlJc w:val="left"/>
-      <w:pPr>
-        <w:ind w:left="6480" w:hanging="480"/>
+      <w:lvlJc w:val="right"/>
+      <w:pPr>
+        <w:ind w:left="6480" w:hanging="180"/>
       </w:pPr>
     </w:lvl>
   </w:abstractNum>
-  <w:abstractNum w:abstractNumId="2" w15:restartNumberingAfterBreak="0">
+  <w:abstractNum w:abstractNumId="3" w15:restartNumberingAfterBreak="0">
     <w:nsid w:val="1482775B"/>
     <w:multiLevelType w:val="multilevel"/>
     <w:tmpl w:val="0EBA3C40"/>
@@ -21755,7 +22605,7 @@
       </w:pPr>
     </w:lvl>
   </w:abstractNum>
-  <w:abstractNum w:abstractNumId="3" w15:restartNumberingAfterBreak="0">
+  <w:abstractNum w:abstractNumId="4" w15:restartNumberingAfterBreak="0">
     <w:nsid w:val="2084310F"/>
     <w:multiLevelType w:val="multilevel"/>
     <w:tmpl w:val="D3E8F39E"/>
@@ -21860,7 +22710,91 @@
       </w:rPr>
     </w:lvl>
   </w:abstractNum>
-  <w:abstractNum w:abstractNumId="4" w15:restartNumberingAfterBreak="0">
+  <w:abstractNum w:abstractNumId="5" w15:restartNumberingAfterBreak="0">
+    <w:nsid w:val="28F50040"/>
+    <w:multiLevelType w:val="multilevel"/>
+    <w:tmpl w:val="EFA8C560"/>
+    <w:lvl w:ilvl="0">
+      <w:start w:val="1"/>
+      <w:numFmt w:val="decimal"/>
+      <w:lvlText w:val="%1."/>
+      <w:lvlJc w:val="left"/>
+      <w:pPr>
+        <w:ind w:left="720" w:hanging="480"/>
+      </w:pPr>
+      <w:rPr>
+        <w:rFonts w:hint="default"/>
+      </w:rPr>
+    </w:lvl>
+    <w:lvl w:ilvl="1">
+      <w:numFmt w:val="bullet"/>
+      <w:lvlText w:val="–"/>
+      <w:lvlJc w:val="left"/>
+      <w:pPr>
+        <w:ind w:left="1440" w:hanging="480"/>
+      </w:pPr>
+      <w:rPr>
+        <w:rFonts w:hint="default"/>
+      </w:rPr>
+    </w:lvl>
+    <w:lvl w:ilvl="2">
+      <w:numFmt w:val="bullet"/>
+      <w:lvlText w:val="•"/>
+      <w:lvlJc w:val="left"/>
+      <w:pPr>
+        <w:ind w:left="2160" w:hanging="480"/>
+      </w:pPr>
+    </w:lvl>
+    <w:lvl w:ilvl="3">
+      <w:numFmt w:val="bullet"/>
+      <w:lvlText w:val="–"/>
+      <w:lvlJc w:val="left"/>
+      <w:pPr>
+        <w:ind w:left="2880" w:hanging="480"/>
+      </w:pPr>
+    </w:lvl>
+    <w:lvl w:ilvl="4">
+      <w:numFmt w:val="bullet"/>
+      <w:lvlText w:val="•"/>
+      <w:lvlJc w:val="left"/>
+      <w:pPr>
+        <w:ind w:left="3600" w:hanging="480"/>
+      </w:pPr>
+    </w:lvl>
+    <w:lvl w:ilvl="5">
+      <w:numFmt w:val="bullet"/>
+      <w:lvlText w:val="–"/>
+      <w:lvlJc w:val="left"/>
+      <w:pPr>
+        <w:ind w:left="4320" w:hanging="480"/>
+      </w:pPr>
+    </w:lvl>
+    <w:lvl w:ilvl="6">
+      <w:numFmt w:val="bullet"/>
+      <w:lvlText w:val="•"/>
+      <w:lvlJc w:val="left"/>
+      <w:pPr>
+        <w:ind w:left="5040" w:hanging="480"/>
+      </w:pPr>
+    </w:lvl>
+    <w:lvl w:ilvl="7">
+      <w:numFmt w:val="bullet"/>
+      <w:lvlText w:val="–"/>
+      <w:lvlJc w:val="left"/>
+      <w:pPr>
+        <w:ind w:left="5760" w:hanging="480"/>
+      </w:pPr>
+    </w:lvl>
+    <w:lvl w:ilvl="8">
+      <w:numFmt w:val="bullet"/>
+      <w:lvlText w:val="•"/>
+      <w:lvlJc w:val="left"/>
+      <w:pPr>
+        <w:ind w:left="6480" w:hanging="480"/>
+      </w:pPr>
+    </w:lvl>
+  </w:abstractNum>
+  <w:abstractNum w:abstractNumId="6" w15:restartNumberingAfterBreak="0">
     <w:nsid w:val="2FF04B5E"/>
     <w:multiLevelType w:val="multilevel"/>
     <w:tmpl w:val="7E784BF6"/>
@@ -21965,7 +22899,7 @@
       </w:rPr>
     </w:lvl>
   </w:abstractNum>
-  <w:abstractNum w:abstractNumId="5" w15:restartNumberingAfterBreak="0">
+  <w:abstractNum w:abstractNumId="7" w15:restartNumberingAfterBreak="0">
     <w:nsid w:val="340C635B"/>
     <w:multiLevelType w:val="hybridMultilevel"/>
     <w:tmpl w:val="D0F60924"/>
@@ -22051,7 +22985,7 @@
       </w:pPr>
     </w:lvl>
   </w:abstractNum>
-  <w:abstractNum w:abstractNumId="6" w15:restartNumberingAfterBreak="0">
+  <w:abstractNum w:abstractNumId="8" w15:restartNumberingAfterBreak="0">
     <w:nsid w:val="41AC28A7"/>
     <w:multiLevelType w:val="multilevel"/>
     <w:tmpl w:val="381C0850"/>
@@ -22156,7 +23090,7 @@
       </w:rPr>
     </w:lvl>
   </w:abstractNum>
-  <w:abstractNum w:abstractNumId="7" w15:restartNumberingAfterBreak="0">
+  <w:abstractNum w:abstractNumId="9" w15:restartNumberingAfterBreak="0">
     <w:nsid w:val="43B81CD4"/>
     <w:multiLevelType w:val="multilevel"/>
     <w:tmpl w:val="815E7166"/>
@@ -22234,7 +23168,7 @@
       </w:pPr>
     </w:lvl>
   </w:abstractNum>
-  <w:abstractNum w:abstractNumId="8" w15:restartNumberingAfterBreak="0">
+  <w:abstractNum w:abstractNumId="10" w15:restartNumberingAfterBreak="0">
     <w:nsid w:val="628C7115"/>
     <w:multiLevelType w:val="multilevel"/>
     <w:tmpl w:val="815E7166"/>
@@ -22312,7 +23246,7 @@
       </w:pPr>
     </w:lvl>
   </w:abstractNum>
-  <w:abstractNum w:abstractNumId="9" w15:restartNumberingAfterBreak="0">
+  <w:abstractNum w:abstractNumId="11" w15:restartNumberingAfterBreak="0">
     <w:nsid w:val="66EC4440"/>
     <w:multiLevelType w:val="multilevel"/>
     <w:tmpl w:val="815E7166"/>
@@ -22390,7 +23324,91 @@
       </w:pPr>
     </w:lvl>
   </w:abstractNum>
-  <w:abstractNum w:abstractNumId="10" w15:restartNumberingAfterBreak="0">
+  <w:abstractNum w:abstractNumId="12" w15:restartNumberingAfterBreak="0">
+    <w:nsid w:val="685D0480"/>
+    <w:multiLevelType w:val="multilevel"/>
+    <w:tmpl w:val="EFA8C560"/>
+    <w:lvl w:ilvl="0">
+      <w:start w:val="1"/>
+      <w:numFmt w:val="decimal"/>
+      <w:lvlText w:val="%1."/>
+      <w:lvlJc w:val="left"/>
+      <w:pPr>
+        <w:ind w:left="720" w:hanging="480"/>
+      </w:pPr>
+      <w:rPr>
+        <w:rFonts w:hint="default"/>
+      </w:rPr>
+    </w:lvl>
+    <w:lvl w:ilvl="1">
+      <w:numFmt w:val="bullet"/>
+      <w:lvlText w:val="–"/>
+      <w:lvlJc w:val="left"/>
+      <w:pPr>
+        <w:ind w:left="1440" w:hanging="480"/>
+      </w:pPr>
+      <w:rPr>
+        <w:rFonts w:hint="default"/>
+      </w:rPr>
+    </w:lvl>
+    <w:lvl w:ilvl="2">
+      <w:numFmt w:val="bullet"/>
+      <w:lvlText w:val="•"/>
+      <w:lvlJc w:val="left"/>
+      <w:pPr>
+        <w:ind w:left="2160" w:hanging="480"/>
+      </w:pPr>
+    </w:lvl>
+    <w:lvl w:ilvl="3">
+      <w:numFmt w:val="bullet"/>
+      <w:lvlText w:val="–"/>
+      <w:lvlJc w:val="left"/>
+      <w:pPr>
+        <w:ind w:left="2880" w:hanging="480"/>
+      </w:pPr>
+    </w:lvl>
+    <w:lvl w:ilvl="4">
+      <w:numFmt w:val="bullet"/>
+      <w:lvlText w:val="•"/>
+      <w:lvlJc w:val="left"/>
+      <w:pPr>
+        <w:ind w:left="3600" w:hanging="480"/>
+      </w:pPr>
+    </w:lvl>
+    <w:lvl w:ilvl="5">
+      <w:numFmt w:val="bullet"/>
+      <w:lvlText w:val="–"/>
+      <w:lvlJc w:val="left"/>
+      <w:pPr>
+        <w:ind w:left="4320" w:hanging="480"/>
+      </w:pPr>
+    </w:lvl>
+    <w:lvl w:ilvl="6">
+      <w:numFmt w:val="bullet"/>
+      <w:lvlText w:val="•"/>
+      <w:lvlJc w:val="left"/>
+      <w:pPr>
+        <w:ind w:left="5040" w:hanging="480"/>
+      </w:pPr>
+    </w:lvl>
+    <w:lvl w:ilvl="7">
+      <w:numFmt w:val="bullet"/>
+      <w:lvlText w:val="–"/>
+      <w:lvlJc w:val="left"/>
+      <w:pPr>
+        <w:ind w:left="5760" w:hanging="480"/>
+      </w:pPr>
+    </w:lvl>
+    <w:lvl w:ilvl="8">
+      <w:numFmt w:val="bullet"/>
+      <w:lvlText w:val="•"/>
+      <w:lvlJc w:val="left"/>
+      <w:pPr>
+        <w:ind w:left="6480" w:hanging="480"/>
+      </w:pPr>
+    </w:lvl>
+  </w:abstractNum>
+  <w:abstractNum w:abstractNumId="13" w15:restartNumberingAfterBreak="0">
     <w:nsid w:val="6B197A89"/>
     <w:multiLevelType w:val="multilevel"/>
     <w:tmpl w:val="815E7166"/>
@@ -22468,7 +23486,7 @@
       </w:pPr>
     </w:lvl>
   </w:abstractNum>
-  <w:abstractNum w:abstractNumId="11" w15:restartNumberingAfterBreak="0">
+  <w:abstractNum w:abstractNumId="14" w15:restartNumberingAfterBreak="0">
     <w:nsid w:val="6CE60992"/>
     <w:multiLevelType w:val="multilevel"/>
     <w:tmpl w:val="815E7166"/>
@@ -22546,7 +23564,7 @@
       </w:pPr>
     </w:lvl>
   </w:abstractNum>
-  <w:abstractNum w:abstractNumId="12" w15:restartNumberingAfterBreak="0">
+  <w:abstractNum w:abstractNumId="15" w15:restartNumberingAfterBreak="0">
     <w:nsid w:val="6D546C56"/>
     <w:multiLevelType w:val="multilevel"/>
     <w:tmpl w:val="815E7166"/>
@@ -22624,7 +23642,7 @@
       </w:pPr>
     </w:lvl>
   </w:abstractNum>
-  <w:abstractNum w:abstractNumId="13" w15:restartNumberingAfterBreak="0">
+  <w:abstractNum w:abstractNumId="16" w15:restartNumberingAfterBreak="0">
     <w:nsid w:val="70E14A90"/>
     <w:multiLevelType w:val="multilevel"/>
     <w:tmpl w:val="815E7166"/>
@@ -22702,7 +23720,7 @@
       </w:pPr>
     </w:lvl>
   </w:abstractNum>
-  <w:abstractNum w:abstractNumId="14" w15:restartNumberingAfterBreak="0">
+  <w:abstractNum w:abstractNumId="17" w15:restartNumberingAfterBreak="0">
     <w:nsid w:val="73665C90"/>
     <w:multiLevelType w:val="multilevel"/>
     <w:tmpl w:val="381C0850"/>
@@ -22807,7 +23825,7 @@
       </w:rPr>
     </w:lvl>
   </w:abstractNum>
-  <w:abstractNum w:abstractNumId="15" w15:restartNumberingAfterBreak="0">
+  <w:abstractNum w:abstractNumId="18" w15:restartNumberingAfterBreak="0">
     <w:nsid w:val="78786C81"/>
     <w:multiLevelType w:val="multilevel"/>
     <w:tmpl w:val="7E784BF6"/>
@@ -22944,33 +23962,6 @@
   </w:num>
   <w:num w:numId="11" w16cid:durableId="2113472219">
     <w:abstractNumId w:val="1"/>
-    <w:lvlOverride w:ilvl="0">
-      <w:startOverride w:val="1"/>
-    </w:lvlOverride>
-    <w:lvlOverride w:ilvl="1">
-      <w:startOverride w:val="1"/>
-    </w:lvlOverride>
-    <w:lvlOverride w:ilvl="2">
-      <w:startOverride w:val="1"/>
-    </w:lvlOverride>
-    <w:lvlOverride w:ilvl="3">
-      <w:startOverride w:val="1"/>
-    </w:lvlOverride>
-    <w:lvlOverride w:ilvl="4">
-      <w:startOverride w:val="1"/>
-    </w:lvlOverride>
-    <w:lvlOverride w:ilvl="5">
-      <w:startOverride w:val="1"/>
-    </w:lvlOverride>
-    <w:lvlOverride w:ilvl="6">
-      <w:startOverride w:val="1"/>
-    </w:lvlOverride>
-    <w:lvlOverride w:ilvl="7">
-      <w:startOverride w:val="1"/>
-    </w:lvlOverride>
-    <w:lvlOverride w:ilvl="8">
-      <w:startOverride w:val="1"/>
-    </w:lvlOverride>
   </w:num>
   <w:num w:numId="12" w16cid:durableId="1959405820">
     <w:abstractNumId w:val="0"/>
@@ -23081,46 +24072,55 @@
     <w:abstractNumId w:val="0"/>
   </w:num>
   <w:num w:numId="21" w16cid:durableId="847476483">
-    <w:abstractNumId w:val="2"/>
+    <w:abstractNumId w:val="3"/>
   </w:num>
   <w:num w:numId="22" w16cid:durableId="1667977238">
-    <w:abstractNumId w:val="3"/>
+    <w:abstractNumId w:val="4"/>
   </w:num>
   <w:num w:numId="23" w16cid:durableId="684985809">
+    <w:abstractNumId w:val="8"/>
+  </w:num>
+  <w:num w:numId="24" w16cid:durableId="488715215">
     <w:abstractNumId w:val="6"/>
   </w:num>
-  <w:num w:numId="24" w16cid:durableId="488715215">
-    <w:abstractNumId w:val="4"/>
+  <w:num w:numId="25" w16cid:durableId="618494513">
+    <w:abstractNumId w:val="17"/>
   </w:num>
-  <w:num w:numId="25" w16cid:durableId="618494513">
+  <w:num w:numId="26" w16cid:durableId="1912494872">
+    <w:abstractNumId w:val="18"/>
+  </w:num>
+  <w:num w:numId="27" w16cid:durableId="1713724579">
     <w:abstractNumId w:val="14"/>
   </w:num>
-  <w:num w:numId="26" w16cid:durableId="1912494872">
+  <w:num w:numId="28" w16cid:durableId="1028022559">
+    <w:abstractNumId w:val="16"/>
+  </w:num>
+  <w:num w:numId="29" w16cid:durableId="2040810020">
+    <w:abstractNumId w:val="10"/>
+  </w:num>
+  <w:num w:numId="30" w16cid:durableId="959072585">
+    <w:abstractNumId w:val="13"/>
+  </w:num>
+  <w:num w:numId="31" w16cid:durableId="521624884">
+    <w:abstractNumId w:val="9"/>
+  </w:num>
+  <w:num w:numId="32" w16cid:durableId="1913735871">
     <w:abstractNumId w:val="15"/>
   </w:num>
-  <w:num w:numId="27" w16cid:durableId="1713724579">
+  <w:num w:numId="33" w16cid:durableId="138888562">
     <w:abstractNumId w:val="11"/>
   </w:num>
-  <w:num w:numId="28" w16cid:durableId="1028022559">
-    <w:abstractNumId w:val="13"/>
-  </w:num>
-  <w:num w:numId="29" w16cid:durableId="2040810020">
-    <w:abstractNumId w:val="8"/>
-  </w:num>
-  <w:num w:numId="30" w16cid:durableId="959072585">
-    <w:abstractNumId w:val="10"/>
-  </w:num>
-  <w:num w:numId="31" w16cid:durableId="521624884">
+  <w:num w:numId="34" w16cid:durableId="1924336855">
     <w:abstractNumId w:val="7"/>
   </w:num>
-  <w:num w:numId="32" w16cid:durableId="1913735871">
+  <w:num w:numId="35" w16cid:durableId="1016885903">
+    <w:abstractNumId w:val="5"/>
+  </w:num>
+  <w:num w:numId="36" w16cid:durableId="1686054014">
     <w:abstractNumId w:val="12"/>
   </w:num>
-  <w:num w:numId="33" w16cid:durableId="138888562">
-    <w:abstractNumId w:val="9"/>
-  </w:num>
-  <w:num w:numId="34" w16cid:durableId="1924336855">
-    <w:abstractNumId w:val="5"/>
+  <w:num w:numId="37" w16cid:durableId="980234987">
+    <w:abstractNumId w:val="2"/>
   </w:num>
   <w:numIdMacAtCleanup w:val="33"/>
 </w:numbering>

--- a/docs/User_manual.docx
+++ b/docs/User_manual.docx
@@ -8033,13 +8033,7 @@
         <w:pStyle w:val="FirstParagraph"/>
       </w:pPr>
       <w:r>
-        <w:t xml:space="preserve">The closed-state filter defines how long the relay </w:t>
-      </w:r>
-      <w:r>
-        <w:t xml:space="preserve">will </w:t>
-      </w:r>
-      <w:r>
-        <w:t>remain closed before it can change state.</w:t>
+        <w:t>The closed-state filter defines how long the relay will remain closed before it can change state.</w:t>
       </w:r>
     </w:p>
     <w:p>
@@ -8083,8 +8077,6 @@
       </w:r>
       <w:r>
         <w:br/>
-      </w:r>
-      <w:r>
         <w:t>A relay has a minimum closed-cycle time of 4 seconds and no filter on the open state.</w:t>
       </w:r>
     </w:p>
@@ -14596,6 +14588,7 @@
               <w:pStyle w:val="Compact"/>
             </w:pPr>
             <w:r>
+              <w:lastRenderedPageBreak/>
               <w:t>30017</w:t>
             </w:r>
           </w:p>
@@ -18192,6 +18185,7 @@
               <w:pStyle w:val="Compact"/>
             </w:pPr>
             <w:r>
+              <w:lastRenderedPageBreak/>
               <w:t>40022</w:t>
             </w:r>
           </w:p>
@@ -19318,10 +19312,10 @@
         <w:tblLook w:val="0020" w:firstRow="1" w:lastRow="0" w:firstColumn="0" w:lastColumn="0" w:noHBand="0" w:noVBand="0"/>
       </w:tblPr>
       <w:tblGrid>
-        <w:gridCol w:w="1592"/>
-        <w:gridCol w:w="1125"/>
+        <w:gridCol w:w="1593"/>
+        <w:gridCol w:w="1123"/>
         <w:gridCol w:w="885"/>
-        <w:gridCol w:w="4532"/>
+        <w:gridCol w:w="4533"/>
         <w:gridCol w:w="1442"/>
       </w:tblGrid>
       <w:tr>
@@ -19426,6 +19420,9 @@
               <w:pStyle w:val="Compact"/>
               <w:cnfStyle w:val="000000100000" w:firstRow="0" w:lastRow="0" w:firstColumn="0" w:lastColumn="0" w:oddVBand="0" w:evenVBand="0" w:oddHBand="1" w:evenHBand="0" w:firstRowFirstColumn="0" w:firstRowLastColumn="0" w:lastRowFirstColumn="0" w:lastRowLastColumn="0"/>
             </w:pPr>
+            <w:r>
+              <w:t>0x0064</w:t>
+            </w:r>
             <w:r>
               <w:tab/>
             </w:r>
@@ -21676,6 +21673,7 @@
               <w:pStyle w:val="Compact"/>
             </w:pPr>
             <w:r>
+              <w:lastRenderedPageBreak/>
               <w:t>Modbus Communication</w:t>
             </w:r>
           </w:p>

--- a/docs/User_manual.docx
+++ b/docs/User_manual.docx
@@ -122,7 +122,7 @@
               <w:noProof/>
             </w:rPr>
             <w:drawing>
-              <wp:anchor distT="0" distB="0" distL="114300" distR="114300" simplePos="0" relativeHeight="251655680" behindDoc="0" locked="0" layoutInCell="1" allowOverlap="1" wp14:anchorId="7F3500F7" wp14:editId="58EC2EA4">
+              <wp:anchor distT="0" distB="0" distL="114300" distR="114300" simplePos="0" relativeHeight="251661312" behindDoc="0" locked="0" layoutInCell="1" allowOverlap="1" wp14:anchorId="7F3500F7" wp14:editId="58EC2EA4">
                 <wp:simplePos x="0" y="0"/>
                 <wp:positionH relativeFrom="column">
                   <wp:posOffset>481230</wp:posOffset>
@@ -8632,7 +8632,10 @@
       </w:pPr>
       <w:r>
         <w:lastRenderedPageBreak/>
-        <w:t>When applying a DC source, t</w:t>
+        <w:t xml:space="preserve">When configuring the infeed as DC type, </w:t>
+      </w:r>
+      <w:r>
+        <w:t>t</w:t>
       </w:r>
       <w:r>
         <w:t>he negative</w:t>
@@ -8745,6 +8748,18 @@
         </w:numPr>
       </w:pPr>
       <w:r>
+        <w:t>Polarity inversion for DC configuration</w:t>
+      </w:r>
+    </w:p>
+    <w:p>
+      <w:pPr>
+        <w:pStyle w:val="Compact"/>
+        <w:numPr>
+          <w:ilvl w:val="0"/>
+          <w:numId w:val="13"/>
+        </w:numPr>
+      </w:pPr>
+      <w:r>
         <w:t>Incorrect type (AC vs DC) of the infeed</w:t>
       </w:r>
     </w:p>
@@ -10999,12 +11014,12 @@
     <w:tbl>
       <w:tblPr>
         <w:tblStyle w:val="GridTable4-Accent2"/>
-        <w:tblW w:w="0" w:type="auto"/>
+        <w:tblW w:w="9606" w:type="dxa"/>
         <w:tblLook w:val="0020" w:firstRow="1" w:lastRow="0" w:firstColumn="0" w:lastColumn="0" w:noHBand="0" w:noVBand="0"/>
       </w:tblPr>
       <w:tblGrid>
         <w:gridCol w:w="1369"/>
-        <w:gridCol w:w="5189"/>
+        <w:gridCol w:w="8237"/>
       </w:tblGrid>
       <w:tr>
         <w:trPr>
@@ -11026,7 +11041,7 @@
         </w:tc>
         <w:tc>
           <w:tcPr>
-            <w:tcW w:w="0" w:type="auto"/>
+            <w:tcW w:w="8237" w:type="dxa"/>
           </w:tcPr>
           <w:p>
             <w:pPr>
@@ -11059,7 +11074,7 @@
         </w:tc>
         <w:tc>
           <w:tcPr>
-            <w:tcW w:w="0" w:type="auto"/>
+            <w:tcW w:w="8237" w:type="dxa"/>
           </w:tcPr>
           <w:p>
             <w:pPr>
@@ -11067,7 +11082,13 @@
               <w:cnfStyle w:val="000000100000" w:firstRow="0" w:lastRow="0" w:firstColumn="0" w:lastColumn="0" w:oddVBand="0" w:evenVBand="0" w:oddHBand="1" w:evenHBand="0" w:firstRowFirstColumn="0" w:firstRowLastColumn="0" w:lastRowFirstColumn="0" w:lastRowLastColumn="0"/>
             </w:pPr>
             <w:r>
-              <w:t>Infeed voltage is &lt; 10V (AC+DC)</w:t>
+              <w:t>Infeed voltage is &lt; 10V (AC</w:t>
+            </w:r>
+            <w:r>
+              <w:t xml:space="preserve"> or </w:t>
+            </w:r>
+            <w:r>
+              <w:t>DC)</w:t>
             </w:r>
           </w:p>
         </w:tc>
@@ -11089,7 +11110,7 @@
         </w:tc>
         <w:tc>
           <w:tcPr>
-            <w:tcW w:w="0" w:type="auto"/>
+            <w:tcW w:w="8237" w:type="dxa"/>
           </w:tcPr>
           <w:p>
             <w:pPr>
@@ -11097,7 +11118,7 @@
               <w:cnfStyle w:val="000000000000" w:firstRow="0" w:lastRow="0" w:firstColumn="0" w:lastColumn="0" w:oddVBand="0" w:evenVBand="0" w:oddHBand="0" w:evenHBand="0" w:firstRowFirstColumn="0" w:firstRowLastColumn="0" w:lastRowFirstColumn="0" w:lastRowLastColumn="0"/>
             </w:pPr>
             <w:r>
-              <w:t>Infeed voltage detected, and within configured range</w:t>
+              <w:t>Infeed voltage detected</w:t>
             </w:r>
           </w:p>
         </w:tc>
@@ -11115,19 +11136,14 @@
             <w:pPr>
               <w:pStyle w:val="Compact"/>
             </w:pPr>
-            <w:proofErr w:type="gramStart"/>
-            <w:r>
-              <w:t>Flash .</w:t>
-            </w:r>
-            <w:proofErr w:type="gramEnd"/>
-            <w:r>
-              <w:t xml:space="preserve"> .</w:t>
-            </w:r>
-          </w:p>
-        </w:tc>
-        <w:tc>
-          <w:tcPr>
-            <w:tcW w:w="0" w:type="auto"/>
+            <w:r>
+              <w:t>Flash</w:t>
+            </w:r>
+          </w:p>
+        </w:tc>
+        <w:tc>
+          <w:tcPr>
+            <w:tcW w:w="8237" w:type="dxa"/>
           </w:tcPr>
           <w:p>
             <w:pPr>
@@ -11135,13 +11151,7 @@
               <w:cnfStyle w:val="000000100000" w:firstRow="0" w:lastRow="0" w:firstColumn="0" w:lastColumn="0" w:oddVBand="0" w:evenVBand="0" w:oddHBand="1" w:evenHBand="0" w:firstRowFirstColumn="0" w:firstRowLastColumn="0" w:lastRowFirstColumn="0" w:lastRowLastColumn="0"/>
             </w:pPr>
             <w:r>
-              <w:t>Voltage detect</w:t>
-            </w:r>
-            <w:r>
-              <w:t>ed</w:t>
-            </w:r>
-            <w:r>
-              <w:t>, but below the configured threshold</w:t>
+              <w:t>Triggering an EStop</w:t>
             </w:r>
           </w:p>
         </w:tc>
@@ -11157,13 +11167,13 @@
               <w:pStyle w:val="Compact"/>
             </w:pPr>
             <w:r>
-              <w:t>Flash _ _</w:t>
-            </w:r>
-          </w:p>
-        </w:tc>
-        <w:tc>
-          <w:tcPr>
-            <w:tcW w:w="0" w:type="auto"/>
+              <w:t>Pulsed</w:t>
+            </w:r>
+          </w:p>
+        </w:tc>
+        <w:tc>
+          <w:tcPr>
+            <w:tcW w:w="8237" w:type="dxa"/>
           </w:tcPr>
           <w:p>
             <w:pPr>
@@ -11171,46 +11181,7 @@
               <w:cnfStyle w:val="000000000000" w:firstRow="0" w:lastRow="0" w:firstColumn="0" w:lastColumn="0" w:oddVBand="0" w:evenVBand="0" w:oddHBand="0" w:evenHBand="0" w:firstRowFirstColumn="0" w:firstRowLastColumn="0" w:lastRowFirstColumn="0" w:lastRowLastColumn="0"/>
             </w:pPr>
             <w:r>
-              <w:t>Voltage detecting, but over the configured threshold</w:t>
-            </w:r>
-          </w:p>
-        </w:tc>
-      </w:tr>
-      <w:tr>
-        <w:trPr>
-          <w:cnfStyle w:val="000000100000" w:firstRow="0" w:lastRow="0" w:firstColumn="0" w:lastColumn="0" w:oddVBand="0" w:evenVBand="0" w:oddHBand="1" w:evenHBand="0" w:firstRowFirstColumn="0" w:firstRowLastColumn="0" w:lastRowFirstColumn="0" w:lastRowLastColumn="0"/>
-        </w:trPr>
-        <w:tc>
-          <w:tcPr>
-            <w:cnfStyle w:val="000010000000" w:firstRow="0" w:lastRow="0" w:firstColumn="0" w:lastColumn="0" w:oddVBand="1" w:evenVBand="0" w:oddHBand="0" w:evenHBand="0" w:firstRowFirstColumn="0" w:firstRowLastColumn="0" w:lastRowFirstColumn="0" w:lastRowLastColumn="0"/>
-            <w:tcW w:w="0" w:type="auto"/>
-          </w:tcPr>
-          <w:p>
-            <w:pPr>
-              <w:pStyle w:val="Compact"/>
-            </w:pPr>
-            <w:r>
-              <w:t>Flash at 2Hz</w:t>
-            </w:r>
-          </w:p>
-        </w:tc>
-        <w:tc>
-          <w:tcPr>
-            <w:tcW w:w="0" w:type="auto"/>
-          </w:tcPr>
-          <w:p>
-            <w:pPr>
-              <w:pStyle w:val="Compact"/>
-              <w:cnfStyle w:val="000000100000" w:firstRow="0" w:lastRow="0" w:firstColumn="0" w:lastColumn="0" w:oddVBand="0" w:evenVBand="0" w:oddHBand="1" w:evenHBand="0" w:firstRowFirstColumn="0" w:firstRowLastColumn="0" w:lastRowFirstColumn="0" w:lastRowLastColumn="0"/>
-            </w:pPr>
-            <w:r>
-              <w:t xml:space="preserve">Along with the EStop. </w:t>
-            </w:r>
-            <w:r>
-              <w:t>An</w:t>
-            </w:r>
-            <w:r>
-              <w:t xml:space="preserve"> infeed fault was detected.</w:t>
+              <w:t>Wrong type or outside of the range</w:t>
             </w:r>
           </w:p>
         </w:tc>
@@ -11355,8 +11326,8 @@
         <w:tblLook w:val="0020" w:firstRow="1" w:lastRow="0" w:firstColumn="0" w:lastColumn="0" w:noHBand="0" w:noVBand="0"/>
       </w:tblPr>
       <w:tblGrid>
-        <w:gridCol w:w="1274"/>
-        <w:gridCol w:w="8302"/>
+        <w:gridCol w:w="805"/>
+        <w:gridCol w:w="8771"/>
       </w:tblGrid>
       <w:tr>
         <w:trPr>
@@ -11477,7 +11448,7 @@
               <w:pStyle w:val="Compact"/>
             </w:pPr>
             <w:r>
-              <w:t>Flash at 2Hz</w:t>
+              <w:t>Flash</w:t>
             </w:r>
           </w:p>
         </w:tc>
@@ -11490,28 +11461,21 @@
               <w:pStyle w:val="Compact"/>
               <w:cnfStyle w:val="000000100000" w:firstRow="0" w:lastRow="0" w:firstColumn="0" w:lastColumn="0" w:oddVBand="0" w:evenVBand="0" w:oddHBand="1" w:evenHBand="0" w:firstRowFirstColumn="0" w:firstRowLastColumn="0" w:lastRowFirstColumn="0" w:lastRowLastColumn="0"/>
             </w:pPr>
-            <w:r>
-              <w:t>Along with the EStop</w:t>
-            </w:r>
-            <w:r>
-              <w:t xml:space="preserve"> LED, </w:t>
-            </w:r>
             <w:proofErr w:type="gramStart"/>
             <w:r>
-              <w:t>indicates</w:t>
+              <w:t>Has</w:t>
             </w:r>
             <w:proofErr w:type="gramEnd"/>
             <w:r>
-              <w:t xml:space="preserve"> a</w:t>
-            </w:r>
-            <w:r>
-              <w:t xml:space="preserve">n EStop </w:t>
-            </w:r>
-            <w:r>
-              <w:t xml:space="preserve">Modbus </w:t>
-            </w:r>
-            <w:r>
-              <w:t>command was received</w:t>
+              <w:t xml:space="preserve"> triggered and </w:t>
+            </w:r>
+            <w:proofErr w:type="gramStart"/>
+            <w:r>
+              <w:t>EStop</w:t>
+            </w:r>
+            <w:proofErr w:type="gramEnd"/>
+            <w:r>
+              <w:t>. Could be a command or watchdog</w:t>
             </w:r>
           </w:p>
         </w:tc>
@@ -11566,12 +11530,12 @@
     <w:tbl>
       <w:tblPr>
         <w:tblStyle w:val="GridTable4-Accent2"/>
-        <w:tblW w:w="0" w:type="auto"/>
+        <w:tblW w:w="9606" w:type="dxa"/>
         <w:tblLook w:val="0020" w:firstRow="1" w:lastRow="0" w:firstColumn="0" w:lastColumn="0" w:noHBand="0" w:noVBand="0"/>
       </w:tblPr>
       <w:tblGrid>
-        <w:gridCol w:w="1369"/>
-        <w:gridCol w:w="4836"/>
+        <w:gridCol w:w="919"/>
+        <w:gridCol w:w="8687"/>
       </w:tblGrid>
       <w:tr>
         <w:trPr>
@@ -11593,7 +11557,7 @@
         </w:tc>
         <w:tc>
           <w:tcPr>
-            <w:tcW w:w="0" w:type="auto"/>
+            <w:tcW w:w="8881" w:type="dxa"/>
           </w:tcPr>
           <w:p>
             <w:pPr>
@@ -11626,7 +11590,7 @@
         </w:tc>
         <w:tc>
           <w:tcPr>
-            <w:tcW w:w="0" w:type="auto"/>
+            <w:tcW w:w="8881" w:type="dxa"/>
           </w:tcPr>
           <w:p>
             <w:pPr>
@@ -11656,7 +11620,7 @@
         </w:tc>
         <w:tc>
           <w:tcPr>
-            <w:tcW w:w="0" w:type="auto"/>
+            <w:tcW w:w="8881" w:type="dxa"/>
           </w:tcPr>
           <w:p>
             <w:pPr>
@@ -11683,16 +11647,13 @@
               <w:pStyle w:val="Compact"/>
             </w:pPr>
             <w:r>
-              <w:t>Flash</w:t>
-            </w:r>
-            <w:r>
-              <w:t xml:space="preserve"> at 2Hz</w:t>
-            </w:r>
-          </w:p>
-        </w:tc>
-        <w:tc>
-          <w:tcPr>
-            <w:tcW w:w="0" w:type="auto"/>
+              <w:t>Flashes</w:t>
+            </w:r>
+          </w:p>
+        </w:tc>
+        <w:tc>
+          <w:tcPr>
+            <w:tcW w:w="8881" w:type="dxa"/>
           </w:tcPr>
           <w:p>
             <w:pPr>
@@ -11700,27 +11661,10 @@
               <w:cnfStyle w:val="000000100000" w:firstRow="0" w:lastRow="0" w:firstColumn="0" w:lastColumn="0" w:oddVBand="0" w:evenVBand="0" w:oddHBand="1" w:evenHBand="0" w:firstRowFirstColumn="0" w:firstRowLastColumn="0" w:lastRowFirstColumn="0" w:lastRowLastColumn="0"/>
             </w:pPr>
             <w:r>
-              <w:t>Along with the EStop</w:t>
-            </w:r>
-            <w:r>
-              <w:t xml:space="preserve"> LED, </w:t>
-            </w:r>
-            <w:proofErr w:type="gramStart"/>
-            <w:r>
-              <w:t>indicates</w:t>
-            </w:r>
-            <w:proofErr w:type="gramEnd"/>
-            <w:r>
-              <w:t xml:space="preserve"> </w:t>
-            </w:r>
-            <w:r>
-              <w:t>a</w:t>
-            </w:r>
-            <w:r>
-              <w:t xml:space="preserve"> faulty</w:t>
-            </w:r>
-            <w:r>
-              <w:t xml:space="preserve"> relay</w:t>
+              <w:t xml:space="preserve">Detected a faulty relay and triggered an </w:t>
+            </w:r>
+            <w:r>
+              <w:t>EStop</w:t>
             </w:r>
           </w:p>
         </w:tc>
@@ -11736,13 +11680,13 @@
               <w:pStyle w:val="Compact"/>
             </w:pPr>
             <w:r>
-              <w:t>Blink</w:t>
-            </w:r>
-          </w:p>
-        </w:tc>
-        <w:tc>
-          <w:tcPr>
-            <w:tcW w:w="0" w:type="auto"/>
+              <w:t>Pulsed</w:t>
+            </w:r>
+          </w:p>
+        </w:tc>
+        <w:tc>
+          <w:tcPr>
+            <w:tcW w:w="8881" w:type="dxa"/>
           </w:tcPr>
           <w:p>
             <w:pPr>
@@ -16858,12 +16802,12 @@
         <w:tblLook w:val="0020" w:firstRow="1" w:lastRow="0" w:firstColumn="0" w:lastColumn="0" w:noHBand="0" w:noVBand="0"/>
       </w:tblPr>
       <w:tblGrid>
-        <w:gridCol w:w="1574"/>
-        <w:gridCol w:w="1497"/>
+        <w:gridCol w:w="1554"/>
+        <w:gridCol w:w="1481"/>
         <w:gridCol w:w="885"/>
-        <w:gridCol w:w="2469"/>
-        <w:gridCol w:w="1369"/>
-        <w:gridCol w:w="1782"/>
+        <w:gridCol w:w="2429"/>
+        <w:gridCol w:w="1355"/>
+        <w:gridCol w:w="1872"/>
       </w:tblGrid>
       <w:tr>
         <w:trPr>
@@ -17032,6 +16976,15 @@
           <w:tcPr>
             <w:tcW w:w="0" w:type="auto"/>
           </w:tcPr>
+          <w:p>
+            <w:pPr>
+              <w:pStyle w:val="Compact"/>
+              <w:cnfStyle w:val="000000100000" w:firstRow="0" w:lastRow="0" w:firstColumn="0" w:lastColumn="0" w:oddVBand="0" w:evenVBand="0" w:oddHBand="1" w:evenHBand="0" w:firstRowFirstColumn="0" w:firstRowLastColumn="0" w:lastRowFirstColumn="0" w:lastRowLastColumn="0"/>
+            </w:pPr>
+            <w:r>
+              <w:t>0=Ignored</w:t>
+            </w:r>
+          </w:p>
           <w:p>
             <w:pPr>
               <w:pStyle w:val="Compact"/>
@@ -18007,6 +17960,7 @@
               <w:pStyle w:val="Compact"/>
             </w:pPr>
             <w:r>
+              <w:lastRenderedPageBreak/>
               <w:t>40021</w:t>
             </w:r>
           </w:p>
@@ -18049,11 +18003,7 @@
               <w:cnfStyle w:val="000000100000" w:firstRow="0" w:lastRow="0" w:firstColumn="0" w:lastColumn="0" w:oddVBand="0" w:evenVBand="0" w:oddHBand="1" w:evenHBand="0" w:firstRowFirstColumn="0" w:firstRowLastColumn="0" w:lastRowFirstColumn="0" w:lastRowLastColumn="0"/>
             </w:pPr>
             <w:r>
-              <w:t xml:space="preserve">Mask to open relays on electrical </w:t>
-            </w:r>
-            <w:r>
-              <w:lastRenderedPageBreak/>
-              <w:t>infeed fault</w:t>
+              <w:t>Mask to open relays on electrical infeed fault</w:t>
             </w:r>
             <w:r>
               <w:t xml:space="preserve">, </w:t>
@@ -18112,7 +18062,6 @@
               <w:pStyle w:val="Compact"/>
             </w:pPr>
             <w:r>
-              <w:lastRenderedPageBreak/>
               <w:t>0</w:t>
             </w:r>
           </w:p>
@@ -18185,7 +18134,6 @@
               <w:pStyle w:val="Compact"/>
             </w:pPr>
             <w:r>
-              <w:lastRenderedPageBreak/>
               <w:t>40022</w:t>
             </w:r>
           </w:p>
@@ -20714,7 +20662,7 @@
     <w:p>
       <w:r>
         <w:pict w14:anchorId="6957E5A4">
-          <v:rect id="_x0000_i1025" style="width:0;height:1.5pt" o:hralign="center" o:hrstd="t" o:hr="t"/>
+          <v:rect id="_x0000_i1070" style="width:0;height:1.5pt" o:hralign="center" o:hrstd="t" o:hr="t"/>
         </w:pict>
       </w:r>
     </w:p>

--- a/docs/User_manual.docx
+++ b/docs/User_manual.docx
@@ -122,7 +122,7 @@
               <w:noProof/>
             </w:rPr>
             <w:drawing>
-              <wp:anchor distT="0" distB="0" distL="114300" distR="114300" simplePos="0" relativeHeight="251661312" behindDoc="0" locked="0" layoutInCell="1" allowOverlap="1" wp14:anchorId="7F3500F7" wp14:editId="58EC2EA4">
+              <wp:anchor distT="0" distB="0" distL="114300" distR="114300" simplePos="0" relativeHeight="251659776" behindDoc="0" locked="0" layoutInCell="1" allowOverlap="1" wp14:anchorId="7F3500F7" wp14:editId="58EC2EA4">
                 <wp:simplePos x="0" y="0"/>
                 <wp:positionH relativeFrom="column">
                   <wp:posOffset>481230</wp:posOffset>
@@ -8089,15 +8089,7 @@
         </w:numPr>
       </w:pPr>
       <w:r>
-        <w:t xml:space="preserve">The relay receives a close command → it </w:t>
-      </w:r>
-      <w:proofErr w:type="gramStart"/>
-      <w:r>
-        <w:t>closes</w:t>
-      </w:r>
-      <w:proofErr w:type="gramEnd"/>
-      <w:r>
-        <w:t xml:space="preserve"> and the closed-cycle timer starts.</w:t>
+        <w:t>The relay receives a close command → it closes and the closed-cycle timer starts.</w:t>
       </w:r>
     </w:p>
     <w:p>
@@ -8121,15 +8113,7 @@
         </w:numPr>
       </w:pPr>
       <w:r>
-        <w:t xml:space="preserve">After 3 more seconds (4 total), the relay opens because the </w:t>
-      </w:r>
-      <w:proofErr w:type="gramStart"/>
-      <w:r>
-        <w:t>closed-cycle</w:t>
-      </w:r>
-      <w:proofErr w:type="gramEnd"/>
-      <w:r>
-        <w:t xml:space="preserve"> has ended.</w:t>
+        <w:t>After 3 more seconds (4 total), the relay opens because the closed-cycle has ended.</w:t>
       </w:r>
     </w:p>
     <w:p>
@@ -9116,21 +9100,11 @@
           <w:b/>
           <w:bCs/>
         </w:rPr>
-        <w:t xml:space="preserve">Slave </w:t>
-      </w:r>
-      <w:proofErr w:type="gramStart"/>
-      <w:r>
-        <w:rPr>
-          <w:b/>
-          <w:bCs/>
-        </w:rPr>
-        <w:t>ID :</w:t>
-      </w:r>
-      <w:proofErr w:type="gramEnd"/>
+        <w:t>Slave ID :</w:t>
+      </w:r>
       <w:r>
         <w:t xml:space="preserve"> </w:t>
       </w:r>
-      <w:proofErr w:type="gramStart"/>
       <w:r>
         <w:rPr>
           <w:rStyle w:val="VerbatimChar"/>
@@ -9138,11 +9112,7 @@
         <w:t>248</w:t>
       </w:r>
       <w:r>
-        <w:t xml:space="preserve"> ;</w:t>
-      </w:r>
-      <w:proofErr w:type="gramEnd"/>
-      <w:r>
-        <w:t xml:space="preserve"> This value is reserved in the Modbus standard, so no other devices should use it</w:t>
+        <w:t xml:space="preserve"> ; This value is reserved in the Modbus standard, so no other devices should use it</w:t>
       </w:r>
       <w:r>
         <w:t>.</w:t>
@@ -9225,14 +9195,12 @@
       <w:r>
         <w:t xml:space="preserve">You may use any Modbus master application to reconfigure the device, or use the </w:t>
       </w:r>
-      <w:proofErr w:type="spellStart"/>
       <w:r>
         <w:t>RTU</w:t>
       </w:r>
       <w:r>
         <w:t>Guardian</w:t>
       </w:r>
-      <w:proofErr w:type="spellEnd"/>
       <w:r>
         <w:rPr>
           <w:rStyle w:val="FootnoteReference"/>
@@ -9255,21 +9223,13 @@
         </w:numPr>
       </w:pPr>
       <w:r>
-        <w:t xml:space="preserve">Start the </w:t>
-      </w:r>
-      <w:proofErr w:type="spellStart"/>
-      <w:r>
-        <w:t>R</w:t>
+        <w:t>Start the R</w:t>
       </w:r>
       <w:r>
         <w:t>TU</w:t>
       </w:r>
       <w:r>
-        <w:t>Guardian</w:t>
-      </w:r>
-      <w:proofErr w:type="spellEnd"/>
-      <w:r>
-        <w:t xml:space="preserve"> </w:t>
+        <w:t xml:space="preserve">Guardian </w:t>
       </w:r>
       <w:r>
         <w:t>application.</w:t>
@@ -9322,7 +9282,6 @@
       <w:r>
         <w:t xml:space="preserve">Issue a scan command in the </w:t>
       </w:r>
-      <w:proofErr w:type="spellStart"/>
       <w:r>
         <w:t>R</w:t>
       </w:r>
@@ -9330,11 +9289,7 @@
         <w:t>TU</w:t>
       </w:r>
       <w:r>
-        <w:t>Guardian</w:t>
-      </w:r>
-      <w:proofErr w:type="spellEnd"/>
-      <w:r>
-        <w:t xml:space="preserve"> </w:t>
+        <w:t xml:space="preserve">Guardian </w:t>
       </w:r>
       <w:r>
         <w:t>to make sure the RS485 adapter sends the data</w:t>
@@ -9417,7 +9372,6 @@
       <w:r>
         <w:t xml:space="preserve">In the </w:t>
       </w:r>
-      <w:proofErr w:type="spellStart"/>
       <w:r>
         <w:t>R</w:t>
       </w:r>
@@ -9425,11 +9379,7 @@
         <w:t>TU</w:t>
       </w:r>
       <w:r>
-        <w:t>Guardian</w:t>
-      </w:r>
-      <w:proofErr w:type="spellEnd"/>
-      <w:r>
-        <w:t xml:space="preserve"> </w:t>
+        <w:t xml:space="preserve">Guardian </w:t>
       </w:r>
       <w:r>
         <w:t xml:space="preserve">application, </w:t>
@@ -9450,15 +9400,7 @@
         </w:numPr>
       </w:pPr>
       <w:r>
-        <w:t xml:space="preserve">The </w:t>
-      </w:r>
-      <w:proofErr w:type="spellStart"/>
-      <w:r>
-        <w:t>modbus</w:t>
-      </w:r>
-      <w:proofErr w:type="spellEnd"/>
-      <w:r>
-        <w:t xml:space="preserve"> </w:t>
+        <w:t xml:space="preserve">The modbus </w:t>
       </w:r>
       <w:r>
         <w:t xml:space="preserve">LEDs of relay module should be flashing </w:t>
@@ -10591,7 +10533,6 @@
       <w:r>
         <w:t xml:space="preserve">To help locate a relays device, a Modbus </w:t>
       </w:r>
-      <w:proofErr w:type="gramStart"/>
       <w:r>
         <w:rPr>
           <w:i/>
@@ -10599,7 +10540,6 @@
         </w:rPr>
         <w:t>locate</w:t>
       </w:r>
-      <w:proofErr w:type="gramEnd"/>
       <w:r>
         <w:t xml:space="preserve"> command can be sent. See </w:t>
       </w:r>
@@ -10620,15 +10560,7 @@
         <w:pStyle w:val="BodyText"/>
       </w:pPr>
       <w:r>
-        <w:t xml:space="preserve">In locate mode, a sequence is repeated with all LEDs flashing fast (10Hz) for one </w:t>
-      </w:r>
-      <w:proofErr w:type="gramStart"/>
-      <w:r>
-        <w:t>second, and</w:t>
-      </w:r>
-      <w:proofErr w:type="gramEnd"/>
-      <w:r>
-        <w:t xml:space="preserve"> display their normal value for the next.</w:t>
+        <w:t>In locate mode, a sequence is repeated with all LEDs flashing fast (10Hz) for one second, and display their normal value for the next.</w:t>
       </w:r>
     </w:p>
     <w:p>
@@ -10656,15 +10588,7 @@
         <w:pStyle w:val="FirstParagraph"/>
       </w:pPr>
       <w:r>
-        <w:t xml:space="preserve">This only affects the Modbus LED which </w:t>
-      </w:r>
-      <w:proofErr w:type="gramStart"/>
-      <w:r>
-        <w:t>flash</w:t>
-      </w:r>
-      <w:proofErr w:type="gramEnd"/>
-      <w:r>
-        <w:t xml:space="preserve"> at 2Hz.</w:t>
+        <w:t>This only affects the Modbus LED which flash at 2Hz.</w:t>
       </w:r>
     </w:p>
     <w:p>
@@ -11277,18 +11201,10 @@
         <w:t xml:space="preserve"> is lit </w:t>
       </w:r>
       <w:r>
-        <w:t xml:space="preserve">during </w:t>
-      </w:r>
-      <w:proofErr w:type="gramStart"/>
-      <w:r>
-        <w:t>boot</w:t>
-      </w:r>
-      <w:r>
-        <w:t>, and</w:t>
-      </w:r>
-      <w:proofErr w:type="gramEnd"/>
-      <w:r>
-        <w:t xml:space="preserve"> is used for</w:t>
+        <w:t>during boot</w:t>
+      </w:r>
+      <w:r>
+        <w:t>, and is used for</w:t>
       </w:r>
       <w:r>
         <w:t xml:space="preserve"> recovery and identification modes.</w:t>
@@ -11461,19 +11377,12 @@
               <w:pStyle w:val="Compact"/>
               <w:cnfStyle w:val="000000100000" w:firstRow="0" w:lastRow="0" w:firstColumn="0" w:lastColumn="0" w:oddVBand="0" w:evenVBand="0" w:oddHBand="1" w:evenHBand="0" w:firstRowFirstColumn="0" w:firstRowLastColumn="0" w:lastRowFirstColumn="0" w:lastRowLastColumn="0"/>
             </w:pPr>
-            <w:proofErr w:type="gramStart"/>
-            <w:r>
-              <w:t>Has</w:t>
-            </w:r>
-            <w:proofErr w:type="gramEnd"/>
-            <w:r>
-              <w:t xml:space="preserve"> triggered and </w:t>
-            </w:r>
-            <w:proofErr w:type="gramStart"/>
+            <w:r>
+              <w:t xml:space="preserve">Has triggered and </w:t>
+            </w:r>
             <w:r>
               <w:t>EStop</w:t>
             </w:r>
-            <w:proofErr w:type="gramEnd"/>
             <w:r>
               <w:t>. Could be a command or watchdog</w:t>
             </w:r>
@@ -11967,21 +11876,7 @@
         <w:rPr>
           <w:lang w:val="en-GB"/>
         </w:rPr>
-        <w:t>_&lt;</w:t>
-      </w:r>
-      <w:proofErr w:type="spellStart"/>
-      <w:r>
-        <w:rPr>
-          <w:lang w:val="en-GB"/>
-        </w:rPr>
-        <w:t>model_name</w:t>
-      </w:r>
-      <w:proofErr w:type="spellEnd"/>
-      <w:r>
-        <w:rPr>
-          <w:lang w:val="en-GB"/>
-        </w:rPr>
-        <w:t>&gt;’.</w:t>
+        <w:t>_&lt;model_name&gt;’.</w:t>
       </w:r>
     </w:p>
     <w:p>
@@ -12183,14 +12078,12 @@
                 <w:lang w:val="en-GB"/>
               </w:rPr>
             </w:pPr>
-            <w:proofErr w:type="spellStart"/>
             <w:r>
               <w:rPr>
                 <w:lang w:val="en-GB"/>
               </w:rPr>
               <w:t>VendorName</w:t>
             </w:r>
-            <w:proofErr w:type="spellEnd"/>
           </w:p>
         </w:tc>
         <w:tc>
@@ -12243,14 +12136,12 @@
                 <w:lang w:val="en-GB"/>
               </w:rPr>
             </w:pPr>
-            <w:proofErr w:type="spellStart"/>
             <w:r>
               <w:rPr>
                 <w:lang w:val="en-GB"/>
               </w:rPr>
               <w:t>ARex</w:t>
             </w:r>
-            <w:proofErr w:type="spellEnd"/>
           </w:p>
         </w:tc>
       </w:tr>
@@ -12285,14 +12176,12 @@
                 <w:lang w:val="en-GB"/>
               </w:rPr>
             </w:pPr>
-            <w:proofErr w:type="spellStart"/>
             <w:r>
               <w:rPr>
                 <w:lang w:val="en-GB"/>
               </w:rPr>
               <w:t>ProductCode</w:t>
             </w:r>
-            <w:proofErr w:type="spellEnd"/>
           </w:p>
         </w:tc>
         <w:tc>
@@ -12382,14 +12271,12 @@
                 <w:lang w:val="en-GB"/>
               </w:rPr>
             </w:pPr>
-            <w:proofErr w:type="spellStart"/>
             <w:r>
               <w:rPr>
                 <w:lang w:val="en-GB"/>
               </w:rPr>
               <w:t>MajorMinorRevision</w:t>
             </w:r>
-            <w:proofErr w:type="spellEnd"/>
           </w:p>
         </w:tc>
         <w:tc>
@@ -12476,14 +12363,12 @@
                 <w:lang w:val="en-GB"/>
               </w:rPr>
             </w:pPr>
-            <w:proofErr w:type="spellStart"/>
             <w:r>
               <w:rPr>
                 <w:lang w:val="en-GB"/>
               </w:rPr>
               <w:t>VendorUrl</w:t>
             </w:r>
-            <w:proofErr w:type="spellEnd"/>
           </w:p>
         </w:tc>
         <w:tc>
@@ -12579,14 +12464,12 @@
                 <w:lang w:val="en-GB"/>
               </w:rPr>
             </w:pPr>
-            <w:proofErr w:type="spellStart"/>
             <w:r>
               <w:rPr>
                 <w:lang w:val="en-GB"/>
               </w:rPr>
               <w:t>ModelName</w:t>
             </w:r>
-            <w:proofErr w:type="spellEnd"/>
           </w:p>
         </w:tc>
         <w:tc>
@@ -12777,16 +12660,11 @@
         <w:pStyle w:val="BodyText"/>
       </w:pPr>
       <w:r>
-        <w:t xml:space="preserve">The device supports the following function </w:t>
-      </w:r>
-      <w:proofErr w:type="gramStart"/>
-      <w:r>
-        <w:t>code</w:t>
+        <w:t>The device supports the following function code</w:t>
       </w:r>
       <w:r>
         <w:t>s</w:t>
       </w:r>
-      <w:proofErr w:type="gramEnd"/>
       <w:r>
         <w:t>:</w:t>
       </w:r>
@@ -12854,15 +12732,7 @@
         </w:r>
       </w:hyperlink>
       <w:r>
-        <w:t xml:space="preserve"> Write a single output to either </w:t>
-      </w:r>
-      <w:proofErr w:type="gramStart"/>
-      <w:r>
-        <w:t>On</w:t>
-      </w:r>
-      <w:proofErr w:type="gramEnd"/>
-      <w:r>
-        <w:t xml:space="preserve"> (1) or Off</w:t>
+        <w:t xml:space="preserve"> Write a single output to either On (1) or Off</w:t>
       </w:r>
     </w:p>
     <w:p>
@@ -12932,7 +12802,6 @@
         </w:rPr>
         <w:t xml:space="preserve">⚠️ WARNING:  Attempts to write individually a disabled relay with the function 05 will generate a </w:t>
       </w:r>
-      <w:proofErr w:type="spellStart"/>
       <w:r>
         <w:rPr>
           <w:rFonts w:ascii="Consolas" w:hAnsi="Consolas"/>
@@ -12973,7 +12842,6 @@
         </w:rPr>
         <w:t>failure</w:t>
       </w:r>
-      <w:proofErr w:type="spellEnd"/>
       <w:r>
         <w:rPr>
           <w:b/>
@@ -13748,18 +13616,10 @@
               <w:pStyle w:val="Compact"/>
             </w:pPr>
             <w:r>
-              <w:t xml:space="preserve">1/10 </w:t>
-            </w:r>
-            <w:proofErr w:type="gramStart"/>
-            <w:r>
-              <w:t>volts</w:t>
-            </w:r>
-            <w:r>
-              <w:t xml:space="preserve"> :</w:t>
-            </w:r>
-            <w:proofErr w:type="gramEnd"/>
-            <w:r>
-              <w:t xml:space="preserve"> </w:t>
+              <w:t>1/10 volts</w:t>
+            </w:r>
+            <w:r>
+              <w:t xml:space="preserve"> : </w:t>
             </w:r>
             <w:r>
               <w:t>0-3000</w:t>
@@ -14342,13 +14202,8 @@
               <w:t xml:space="preserve">Unexpected </w:t>
             </w:r>
             <w:r>
-              <w:t xml:space="preserve">Infeed voltage </w:t>
-            </w:r>
-            <w:proofErr w:type="gramStart"/>
-            <w:r>
-              <w:t>type</w:t>
-            </w:r>
-            <w:proofErr w:type="gramEnd"/>
+              <w:t>Infeed voltage type</w:t>
+            </w:r>
             <w:r>
               <w:br/>
             </w:r>
@@ -14362,15 +14217,7 @@
               <w:t>ncorrect voltage type was detected</w:t>
             </w:r>
             <w:r>
-              <w:t xml:space="preserve">. </w:t>
-            </w:r>
-            <w:proofErr w:type="gramStart"/>
-            <w:r>
-              <w:t>AC in</w:t>
-            </w:r>
-            <w:proofErr w:type="gramEnd"/>
-            <w:r>
-              <w:t xml:space="preserve"> vs DC expected for example.</w:t>
+              <w:t>. AC in vs DC expected for example.</w:t>
             </w:r>
           </w:p>
           <w:p>
@@ -16802,12 +16649,12 @@
         <w:tblLook w:val="0020" w:firstRow="1" w:lastRow="0" w:firstColumn="0" w:lastColumn="0" w:noHBand="0" w:noVBand="0"/>
       </w:tblPr>
       <w:tblGrid>
-        <w:gridCol w:w="1554"/>
-        <w:gridCol w:w="1481"/>
+        <w:gridCol w:w="1576"/>
+        <w:gridCol w:w="1498"/>
         <w:gridCol w:w="885"/>
-        <w:gridCol w:w="2429"/>
-        <w:gridCol w:w="1355"/>
-        <w:gridCol w:w="1872"/>
+        <w:gridCol w:w="2471"/>
+        <w:gridCol w:w="1370"/>
+        <w:gridCol w:w="1776"/>
       </w:tblGrid>
       <w:tr>
         <w:trPr>
@@ -16982,7 +16829,10 @@
               <w:cnfStyle w:val="000000100000" w:firstRow="0" w:lastRow="0" w:firstColumn="0" w:lastColumn="0" w:oddVBand="0" w:evenVBand="0" w:oddHBand="1" w:evenHBand="0" w:firstRowFirstColumn="0" w:firstRowLastColumn="0" w:lastRowFirstColumn="0" w:lastRowLastColumn="0"/>
             </w:pPr>
             <w:r>
-              <w:t>0=Ignored</w:t>
+              <w:t>0=</w:t>
+            </w:r>
+            <w:r>
+              <w:t>No monitoring</w:t>
             </w:r>
           </w:p>
           <w:p>
@@ -17089,7 +16939,7 @@
               <w:cnfStyle w:val="000000000000" w:firstRow="0" w:lastRow="0" w:firstColumn="0" w:lastColumn="0" w:oddVBand="0" w:evenVBand="0" w:oddHBand="0" w:evenHBand="0" w:firstRowFirstColumn="0" w:firstRowLastColumn="0" w:lastRowFirstColumn="0" w:lastRowLastColumn="0"/>
             </w:pPr>
             <w:r>
-              <w:t>1/10 volts [100-3000]</w:t>
+              <w:t>1/10 volts [0-3000]</w:t>
             </w:r>
           </w:p>
         </w:tc>
@@ -17178,7 +17028,7 @@
               <w:cnfStyle w:val="000000100000" w:firstRow="0" w:lastRow="0" w:firstColumn="0" w:lastColumn="0" w:oddVBand="0" w:evenVBand="0" w:oddHBand="1" w:evenHBand="0" w:firstRowFirstColumn="0" w:firstRowLastColumn="0" w:lastRowFirstColumn="0" w:lastRowLastColumn="0"/>
             </w:pPr>
             <w:r>
-              <w:t>1/10 volts [100-3000]</w:t>
+              <w:t>1/10 volts [0-3000]</w:t>
             </w:r>
           </w:p>
         </w:tc>
@@ -20662,7 +20512,7 @@
     <w:p>
       <w:r>
         <w:pict w14:anchorId="6957E5A4">
-          <v:rect id="_x0000_i1070" style="width:0;height:1.5pt" o:hralign="center" o:hrstd="t" o:hr="t"/>
+          <v:rect id="_x0000_i1025" style="width:0;height:1.5pt" o:hralign="center" o:hrstd="t" o:hr="t"/>
         </w:pict>
       </w:r>
     </w:p>
@@ -21739,15 +21589,7 @@
               <w:pStyle w:val="Compact"/>
             </w:pPr>
             <w:r>
-              <w:t xml:space="preserve">Loss of </w:t>
-            </w:r>
-            <w:proofErr w:type="gramStart"/>
-            <w:r>
-              <w:t>comms indicates</w:t>
-            </w:r>
-            <w:proofErr w:type="gramEnd"/>
-            <w:r>
-              <w:t xml:space="preserve"> the bus is damaged or the </w:t>
+              <w:t xml:space="preserve">Loss of comms indicates the bus is damaged or the </w:t>
             </w:r>
             <w:r>
               <w:t xml:space="preserve">Modbus </w:t>
@@ -21774,15 +21616,7 @@
               <w:pStyle w:val="Compact"/>
             </w:pPr>
             <w:r>
-              <w:t xml:space="preserve">Test </w:t>
-            </w:r>
-            <w:proofErr w:type="gramStart"/>
-            <w:r>
-              <w:t>of</w:t>
-            </w:r>
-            <w:proofErr w:type="gramEnd"/>
-            <w:r>
-              <w:t xml:space="preserve"> the </w:t>
+              <w:t xml:space="preserve">Test of the </w:t>
             </w:r>
             <w:r>
               <w:t>ESt</w:t>

--- a/docs/User_manual.docx
+++ b/docs/User_manual.docx
@@ -122,7 +122,7 @@
               <w:noProof/>
             </w:rPr>
             <w:drawing>
-              <wp:anchor distT="0" distB="0" distL="114300" distR="114300" simplePos="0" relativeHeight="251659776" behindDoc="0" locked="0" layoutInCell="1" allowOverlap="1" wp14:anchorId="7F3500F7" wp14:editId="58EC2EA4">
+              <wp:anchor distT="0" distB="0" distL="114300" distR="114300" simplePos="0" relativeHeight="251655680" behindDoc="0" locked="0" layoutInCell="1" allowOverlap="1" wp14:anchorId="7F3500F7" wp14:editId="58EC2EA4">
                 <wp:simplePos x="0" y="0"/>
                 <wp:positionH relativeFrom="column">
                   <wp:posOffset>481230</wp:posOffset>
@@ -2826,6 +2826,9 @@
               <w14:ligatures w14:val="standardContextual"/>
             </w:rPr>
           </w:pPr>
+          <w:r>
+            <w:t>7</w:t>
+          </w:r>
           <w:hyperlink w:anchor="_Toc203926064" w:history="1">
             <w:r>
               <w:rPr>
@@ -8956,7 +8959,13 @@
         <w:t xml:space="preserve">LEDs will alternate every </w:t>
       </w:r>
       <w:r>
+        <w:t xml:space="preserve">two </w:t>
+      </w:r>
+      <w:r>
         <w:t>second</w:t>
+      </w:r>
+      <w:r>
+        <w:t>s</w:t>
       </w:r>
       <w:r>
         <w:t xml:space="preserve"> between:</w:t>
@@ -8971,7 +8980,13 @@
         </w:numPr>
       </w:pPr>
       <w:r>
-        <w:t>All LEDs flash fast for 1 second.</w:t>
+        <w:t xml:space="preserve">Fast </w:t>
+      </w:r>
+      <w:r>
+        <w:t>flash</w:t>
+      </w:r>
+      <w:r>
+        <w:t xml:space="preserve"> to be easily identified</w:t>
       </w:r>
     </w:p>
     <w:p>
@@ -8983,13 +8998,13 @@
         </w:numPr>
       </w:pPr>
       <w:r>
-        <w:t>A</w:t>
-      </w:r>
-      <w:r>
-        <w:t xml:space="preserve">ll display their normal state for the next 1 </w:t>
-      </w:r>
-      <w:r>
-        <w:t>second.</w:t>
+        <w:t>N</w:t>
+      </w:r>
+      <w:r>
+        <w:t xml:space="preserve">ormal state </w:t>
+      </w:r>
+      <w:r>
+        <w:t>to get on-going indications</w:t>
       </w:r>
     </w:p>
     <w:p>
@@ -9067,16 +9082,16 @@
         <w:t xml:space="preserve">pressed </w:t>
       </w:r>
       <w:r>
-        <w:t xml:space="preserve">until the Modbus LEDs flash fast </w:t>
-      </w:r>
-      <w:r>
-        <w:t xml:space="preserve">- </w:t>
-      </w:r>
-      <w:r>
-        <w:t xml:space="preserve">that’s </w:t>
-      </w:r>
-      <w:r>
-        <w:t xml:space="preserve">around 3 seconds. </w:t>
+        <w:t xml:space="preserve">for more than 3 seconds </w:t>
+      </w:r>
+      <w:r>
+        <w:t xml:space="preserve">until the </w:t>
+      </w:r>
+      <w:r>
+        <w:t>EStop</w:t>
+      </w:r>
+      <w:r>
+        <w:t xml:space="preserve"> LEDs flash fast. </w:t>
       </w:r>
     </w:p>
     <w:p>
@@ -9195,12 +9210,14 @@
       <w:r>
         <w:t xml:space="preserve">You may use any Modbus master application to reconfigure the device, or use the </w:t>
       </w:r>
+      <w:proofErr w:type="spellStart"/>
       <w:r>
         <w:t>RTU</w:t>
       </w:r>
       <w:r>
         <w:t>Guardian</w:t>
       </w:r>
+      <w:proofErr w:type="spellEnd"/>
       <w:r>
         <w:rPr>
           <w:rStyle w:val="FootnoteReference"/>
@@ -9223,13 +9240,21 @@
         </w:numPr>
       </w:pPr>
       <w:r>
-        <w:t>Start the R</w:t>
+        <w:t xml:space="preserve">Start the </w:t>
+      </w:r>
+      <w:proofErr w:type="spellStart"/>
+      <w:r>
+        <w:t>R</w:t>
       </w:r>
       <w:r>
         <w:t>TU</w:t>
       </w:r>
       <w:r>
-        <w:t xml:space="preserve">Guardian </w:t>
+        <w:t>Guardian</w:t>
+      </w:r>
+      <w:proofErr w:type="spellEnd"/>
+      <w:r>
+        <w:t xml:space="preserve"> </w:t>
       </w:r>
       <w:r>
         <w:t>application.</w:t>
@@ -9282,6 +9307,7 @@
       <w:r>
         <w:t xml:space="preserve">Issue a scan command in the </w:t>
       </w:r>
+      <w:proofErr w:type="spellStart"/>
       <w:r>
         <w:t>R</w:t>
       </w:r>
@@ -9289,7 +9315,11 @@
         <w:t>TU</w:t>
       </w:r>
       <w:r>
-        <w:t xml:space="preserve">Guardian </w:t>
+        <w:t>Guardian</w:t>
+      </w:r>
+      <w:proofErr w:type="spellEnd"/>
+      <w:r>
+        <w:t xml:space="preserve"> </w:t>
       </w:r>
       <w:r>
         <w:t>to make sure the RS485 adapter sends the data</w:t>
@@ -9343,35 +9373,63 @@
         </w:numPr>
       </w:pPr>
       <w:r>
-        <w:t xml:space="preserve">Else start the </w:t>
+        <w:t>Otherwise,</w:t>
+      </w:r>
+      <w:r>
+        <w:t xml:space="preserve"> start the </w:t>
       </w:r>
       <w:r>
         <w:t>recovery</w:t>
       </w:r>
       <w:r>
-        <w:br/>
-      </w:r>
-      <w:r>
-        <w:t xml:space="preserve">Push the relay 'EStop reset' push button for &gt; </w:t>
-      </w:r>
-      <w:r>
-        <w:t>3s.</w:t>
-      </w:r>
-      <w:r>
-        <w:br/>
-      </w:r>
-      <w:r>
-        <w:t xml:space="preserve">The Modbus LEDs are </w:t>
-      </w:r>
-      <w:r>
-        <w:t>flashing.</w:t>
-      </w:r>
-      <w:r>
-        <w:br/>
-      </w:r>
+        <w:t>:</w:t>
+      </w:r>
+    </w:p>
+    <w:p>
+      <w:pPr>
+        <w:pStyle w:val="Compact"/>
+        <w:numPr>
+          <w:ilvl w:val="1"/>
+          <w:numId w:val="22"/>
+        </w:numPr>
+      </w:pPr>
+      <w:r>
+        <w:t xml:space="preserve">Push the relay 'EStop reset' push button </w:t>
+      </w:r>
+      <w:r>
+        <w:t>until t</w:t>
+      </w:r>
+      <w:r>
+        <w:t xml:space="preserve">he </w:t>
+      </w:r>
+      <w:r>
+        <w:t xml:space="preserve">EStop </w:t>
+      </w:r>
+      <w:r>
+        <w:t>LED</w:t>
+      </w:r>
+      <w:r>
+        <w:t xml:space="preserve"> is</w:t>
+      </w:r>
+      <w:r>
+        <w:t xml:space="preserve"> </w:t>
+      </w:r>
+      <w:r>
+        <w:t>flashing</w:t>
+      </w:r>
+    </w:p>
+    <w:p>
+      <w:pPr>
+        <w:pStyle w:val="Compact"/>
+        <w:numPr>
+          <w:ilvl w:val="1"/>
+          <w:numId w:val="22"/>
+        </w:numPr>
+      </w:pPr>
       <w:r>
         <w:t xml:space="preserve">In the </w:t>
       </w:r>
+      <w:proofErr w:type="spellStart"/>
       <w:r>
         <w:t>R</w:t>
       </w:r>
@@ -9379,13 +9437,27 @@
         <w:t>TU</w:t>
       </w:r>
       <w:r>
-        <w:t xml:space="preserve">Guardian </w:t>
+        <w:t>Guardian</w:t>
+      </w:r>
+      <w:proofErr w:type="spellEnd"/>
+      <w:r>
+        <w:t xml:space="preserve"> </w:t>
       </w:r>
       <w:r>
         <w:t xml:space="preserve">application, </w:t>
       </w:r>
       <w:r>
-        <w:t>press ‘CTRL+R’ to activate the recovery</w:t>
+        <w:t>press ‘</w:t>
+      </w:r>
+      <w:r>
+        <w:rPr>
+          <w:b/>
+          <w:bCs/>
+        </w:rPr>
+        <w:t>CTRL+R</w:t>
+      </w:r>
+      <w:r>
+        <w:t>’ to activate the recovery</w:t>
       </w:r>
       <w:r>
         <w:t>.</w:t>
@@ -9400,13 +9472,10 @@
         </w:numPr>
       </w:pPr>
       <w:r>
-        <w:t xml:space="preserve">The modbus </w:t>
-      </w:r>
-      <w:r>
-        <w:t xml:space="preserve">LEDs of relay module should be flashing </w:t>
-      </w:r>
-      <w:r>
-        <w:t>fast!</w:t>
+        <w:t xml:space="preserve">The </w:t>
+      </w:r>
+      <w:r>
+        <w:t>device should be identified.</w:t>
       </w:r>
       <w:r>
         <w:t xml:space="preserve"> The module is being </w:t>
@@ -9427,7 +9496,45 @@
         </w:numPr>
       </w:pPr>
       <w:r>
-        <w:t>Go to the settings tabs, check the configuration, or adjust.</w:t>
+        <w:t xml:space="preserve">In the </w:t>
+      </w:r>
+      <w:r>
+        <w:t>recovery window</w:t>
+      </w:r>
+      <w:r>
+        <w:t>, configure the communication settings</w:t>
+      </w:r>
+    </w:p>
+    <w:p>
+      <w:pPr>
+        <w:pStyle w:val="Compact"/>
+        <w:numPr>
+          <w:ilvl w:val="1"/>
+          <w:numId w:val="22"/>
+        </w:numPr>
+      </w:pPr>
+      <w:r>
+        <w:t xml:space="preserve">The </w:t>
+      </w:r>
+      <w:proofErr w:type="spellStart"/>
+      <w:r>
+        <w:t>RTUGuardian</w:t>
+      </w:r>
+      <w:proofErr w:type="spellEnd"/>
+      <w:r>
+        <w:t xml:space="preserve"> settings are imported automatically</w:t>
+      </w:r>
+    </w:p>
+    <w:p>
+      <w:pPr>
+        <w:pStyle w:val="Compact"/>
+        <w:numPr>
+          <w:ilvl w:val="1"/>
+          <w:numId w:val="22"/>
+        </w:numPr>
+      </w:pPr>
+      <w:r>
+        <w:t>You can change the settings and apply them to the guardian</w:t>
       </w:r>
     </w:p>
     <w:p>
@@ -9439,10 +9546,16 @@
         </w:numPr>
       </w:pPr>
       <w:r>
-        <w:t>Hit the 'Synchronize' button in the relay guardian to match the relay configuration</w:t>
-      </w:r>
-      <w:r>
-        <w:t>.</w:t>
+        <w:t xml:space="preserve">Hit </w:t>
+      </w:r>
+      <w:r>
+        <w:t xml:space="preserve">one of </w:t>
+      </w:r>
+      <w:r>
+        <w:t xml:space="preserve">the </w:t>
+      </w:r>
+      <w:r>
+        <w:t>‘Apply’ buttons</w:t>
       </w:r>
       <w:r>
         <w:br/>
@@ -10560,7 +10673,25 @@
         <w:pStyle w:val="BodyText"/>
       </w:pPr>
       <w:r>
-        <w:t>In locate mode, a sequence is repeated with all LEDs flashing fast (10Hz) for one second, and display their normal value for the next.</w:t>
+        <w:t xml:space="preserve">In locate mode, a sequence is repeated with all LEDs flashing fast (10Hz) for </w:t>
+      </w:r>
+      <w:r>
+        <w:t>2</w:t>
+      </w:r>
+      <w:r>
+        <w:t xml:space="preserve"> second</w:t>
+      </w:r>
+      <w:r>
+        <w:t>s</w:t>
+      </w:r>
+      <w:r>
+        <w:t>, and display their normal value for the next</w:t>
+      </w:r>
+      <w:r>
+        <w:t xml:space="preserve"> 2</w:t>
+      </w:r>
+      <w:r>
+        <w:t>.</w:t>
       </w:r>
     </w:p>
     <w:p>
@@ -10588,7 +10719,13 @@
         <w:pStyle w:val="FirstParagraph"/>
       </w:pPr>
       <w:r>
-        <w:t>This only affects the Modbus LED which flash at 2Hz.</w:t>
+        <w:t xml:space="preserve">This only affects the </w:t>
+      </w:r>
+      <w:r>
+        <w:t>Fault</w:t>
+      </w:r>
+      <w:r>
+        <w:t xml:space="preserve"> LED which flash at 2Hz.</w:t>
       </w:r>
     </w:p>
     <w:p>
@@ -10859,6 +10996,52 @@
               <w:pStyle w:val="Compact"/>
             </w:pPr>
             <w:r>
+              <w:t xml:space="preserve">Flashes fast </w:t>
+            </w:r>
+            <w:r>
+              <w:lastRenderedPageBreak/>
+              <w:t>10Hz</w:t>
+            </w:r>
+          </w:p>
+        </w:tc>
+        <w:tc>
+          <w:tcPr>
+            <w:tcW w:w="7908" w:type="dxa"/>
+          </w:tcPr>
+          <w:p>
+            <w:pPr>
+              <w:pStyle w:val="Compact"/>
+              <w:cnfStyle w:val="000000000000" w:firstRow="0" w:lastRow="0" w:firstColumn="0" w:lastColumn="0" w:oddVBand="0" w:evenVBand="0" w:oddHBand="0" w:evenHBand="0" w:firstRowFirstColumn="0" w:firstRowLastColumn="0" w:lastRowFirstColumn="0" w:lastRowLastColumn="0"/>
+              <w:rPr>
+                <w:b/>
+                <w:bCs/>
+              </w:rPr>
+            </w:pPr>
+            <w:r>
+              <w:rPr>
+                <w:b/>
+                <w:bCs/>
+              </w:rPr>
+              <w:lastRenderedPageBreak/>
+              <w:t>The recovery mode is active</w:t>
+            </w:r>
+          </w:p>
+        </w:tc>
+      </w:tr>
+      <w:tr>
+        <w:trPr>
+          <w:cnfStyle w:val="000000100000" w:firstRow="0" w:lastRow="0" w:firstColumn="0" w:lastColumn="0" w:oddVBand="0" w:evenVBand="0" w:oddHBand="1" w:evenHBand="0" w:firstRowFirstColumn="0" w:firstRowLastColumn="0" w:lastRowFirstColumn="0" w:lastRowLastColumn="0"/>
+        </w:trPr>
+        <w:tc>
+          <w:tcPr>
+            <w:cnfStyle w:val="000010000000" w:firstRow="0" w:lastRow="0" w:firstColumn="0" w:lastColumn="0" w:oddVBand="1" w:evenVBand="0" w:oddHBand="0" w:evenHBand="0" w:firstRowFirstColumn="0" w:firstRowLastColumn="0" w:lastRowFirstColumn="0" w:lastRowLastColumn="0"/>
+            <w:tcW w:w="1668" w:type="dxa"/>
+          </w:tcPr>
+          <w:p>
+            <w:pPr>
+              <w:pStyle w:val="Compact"/>
+            </w:pPr>
+            <w:r>
               <w:t>ON</w:t>
             </w:r>
             <w:r>
@@ -10873,7 +11056,7 @@
           <w:p>
             <w:pPr>
               <w:pStyle w:val="Compact"/>
-              <w:cnfStyle w:val="000000000000" w:firstRow="0" w:lastRow="0" w:firstColumn="0" w:lastColumn="0" w:oddVBand="0" w:evenVBand="0" w:oddHBand="0" w:evenHBand="0" w:firstRowFirstColumn="0" w:firstRowLastColumn="0" w:lastRowFirstColumn="0" w:lastRowLastColumn="0"/>
+              <w:cnfStyle w:val="000000100000" w:firstRow="0" w:lastRow="0" w:firstColumn="0" w:lastColumn="0" w:oddVBand="0" w:evenVBand="0" w:oddHBand="1" w:evenHBand="0" w:firstRowFirstColumn="0" w:firstRowLastColumn="0" w:lastRowFirstColumn="0" w:lastRowLastColumn="0"/>
             </w:pPr>
             <w:r>
               <w:t>Shows a</w:t>
@@ -10896,7 +11079,6 @@
         <w:pStyle w:val="BodyText"/>
       </w:pPr>
       <w:r>
-        <w:lastRenderedPageBreak/>
         <w:t xml:space="preserve">When a </w:t>
       </w:r>
       <w:r>
@@ -11063,6 +11245,9 @@
             <w:r>
               <w:t>Flash</w:t>
             </w:r>
+            <w:r>
+              <w:t>es</w:t>
+            </w:r>
           </w:p>
         </w:tc>
         <w:tc>
@@ -11215,7 +11400,10 @@
         <w:pStyle w:val="Heading3"/>
       </w:pPr>
       <w:r>
-        <w:t>Rx LED</w:t>
+        <w:t>Activity</w:t>
+      </w:r>
+      <w:r>
+        <w:t xml:space="preserve"> LED</w:t>
       </w:r>
     </w:p>
     <w:p>
@@ -11226,7 +11414,7 @@
         <w:t>‘</w:t>
       </w:r>
       <w:r>
-        <w:t>receive</w:t>
+        <w:t>activity</w:t>
       </w:r>
       <w:r>
         <w:t>’</w:t>
@@ -11242,8 +11430,8 @@
         <w:tblLook w:val="0020" w:firstRow="1" w:lastRow="0" w:firstColumn="0" w:lastColumn="0" w:noHBand="0" w:noVBand="0"/>
       </w:tblPr>
       <w:tblGrid>
-        <w:gridCol w:w="805"/>
-        <w:gridCol w:w="8771"/>
+        <w:gridCol w:w="919"/>
+        <w:gridCol w:w="8657"/>
       </w:tblGrid>
       <w:tr>
         <w:trPr>
@@ -11364,7 +11552,7 @@
               <w:pStyle w:val="Compact"/>
             </w:pPr>
             <w:r>
-              <w:t>Flash</w:t>
+              <w:t>Flashes</w:t>
             </w:r>
           </w:p>
         </w:tc>
@@ -11589,6 +11777,7 @@
               <w:pStyle w:val="Compact"/>
             </w:pPr>
             <w:r>
+              <w:lastRenderedPageBreak/>
               <w:t>Pulsed</w:t>
             </w:r>
           </w:p>
@@ -11876,7 +12065,21 @@
         <w:rPr>
           <w:lang w:val="en-GB"/>
         </w:rPr>
-        <w:t>_&lt;model_name&gt;’.</w:t>
+        <w:t>_&lt;</w:t>
+      </w:r>
+      <w:proofErr w:type="spellStart"/>
+      <w:r>
+        <w:rPr>
+          <w:lang w:val="en-GB"/>
+        </w:rPr>
+        <w:t>model_name</w:t>
+      </w:r>
+      <w:proofErr w:type="spellEnd"/>
+      <w:r>
+        <w:rPr>
+          <w:lang w:val="en-GB"/>
+        </w:rPr>
+        <w:t>&gt;’.</w:t>
       </w:r>
     </w:p>
     <w:p>
@@ -12078,12 +12281,14 @@
                 <w:lang w:val="en-GB"/>
               </w:rPr>
             </w:pPr>
+            <w:proofErr w:type="spellStart"/>
             <w:r>
               <w:rPr>
                 <w:lang w:val="en-GB"/>
               </w:rPr>
               <w:t>VendorName</w:t>
             </w:r>
+            <w:proofErr w:type="spellEnd"/>
           </w:p>
         </w:tc>
         <w:tc>
@@ -12136,12 +12341,14 @@
                 <w:lang w:val="en-GB"/>
               </w:rPr>
             </w:pPr>
+            <w:proofErr w:type="spellStart"/>
             <w:r>
               <w:rPr>
                 <w:lang w:val="en-GB"/>
               </w:rPr>
               <w:t>ARex</w:t>
             </w:r>
+            <w:proofErr w:type="spellEnd"/>
           </w:p>
         </w:tc>
       </w:tr>
@@ -12176,12 +12383,14 @@
                 <w:lang w:val="en-GB"/>
               </w:rPr>
             </w:pPr>
+            <w:proofErr w:type="spellStart"/>
             <w:r>
               <w:rPr>
                 <w:lang w:val="en-GB"/>
               </w:rPr>
               <w:t>ProductCode</w:t>
             </w:r>
+            <w:proofErr w:type="spellEnd"/>
           </w:p>
         </w:tc>
         <w:tc>
@@ -12271,12 +12480,14 @@
                 <w:lang w:val="en-GB"/>
               </w:rPr>
             </w:pPr>
+            <w:proofErr w:type="spellStart"/>
             <w:r>
               <w:rPr>
                 <w:lang w:val="en-GB"/>
               </w:rPr>
               <w:t>MajorMinorRevision</w:t>
             </w:r>
+            <w:proofErr w:type="spellEnd"/>
           </w:p>
         </w:tc>
         <w:tc>
@@ -12363,12 +12574,14 @@
                 <w:lang w:val="en-GB"/>
               </w:rPr>
             </w:pPr>
+            <w:proofErr w:type="spellStart"/>
             <w:r>
               <w:rPr>
                 <w:lang w:val="en-GB"/>
               </w:rPr>
               <w:t>VendorUrl</w:t>
             </w:r>
+            <w:proofErr w:type="spellEnd"/>
           </w:p>
         </w:tc>
         <w:tc>
@@ -12464,12 +12677,14 @@
                 <w:lang w:val="en-GB"/>
               </w:rPr>
             </w:pPr>
+            <w:proofErr w:type="spellStart"/>
             <w:r>
               <w:rPr>
                 <w:lang w:val="en-GB"/>
               </w:rPr>
               <w:t>ModelName</w:t>
             </w:r>
+            <w:proofErr w:type="spellEnd"/>
           </w:p>
         </w:tc>
         <w:tc>
@@ -12802,6 +13017,7 @@
         </w:rPr>
         <w:t xml:space="preserve">⚠️ WARNING:  Attempts to write individually a disabled relay with the function 05 will generate a </w:t>
       </w:r>
+      <w:proofErr w:type="spellStart"/>
       <w:r>
         <w:rPr>
           <w:rFonts w:ascii="Consolas" w:hAnsi="Consolas"/>
@@ -12842,6 +13058,7 @@
         </w:rPr>
         <w:t>failure</w:t>
       </w:r>
+      <w:proofErr w:type="spellEnd"/>
       <w:r>
         <w:rPr>
           <w:b/>
@@ -14379,7 +14596,6 @@
               <w:pStyle w:val="Compact"/>
             </w:pPr>
             <w:r>
-              <w:lastRenderedPageBreak/>
               <w:t>30017</w:t>
             </w:r>
           </w:p>
@@ -21471,7 +21687,6 @@
               <w:pStyle w:val="Compact"/>
             </w:pPr>
             <w:r>
-              <w:lastRenderedPageBreak/>
               <w:t>Modbus Communication</w:t>
             </w:r>
           </w:p>

--- a/docs/User_manual.docx
+++ b/docs/User_manual.docx
@@ -22,7 +22,7 @@
                 <v:stroke joinstyle="miter"/>
                 <v:path gradientshapeok="t" o:connecttype="rect"/>
               </v:shapetype>
-              <v:shape id="Text Box 113" o:spid="_x0000_s1030" type="#_x0000_t202" style="position:absolute;margin-left:91.8pt;margin-top:111.75pt;width:449.2pt;height:287.5pt;z-index:251657728;visibility:visible;mso-width-percent:734;mso-height-percent:363;mso-position-horizontal-relative:page;mso-position-vertical-relative:page;mso-width-percent:734;mso-height-percent:363;v-text-anchor:bottom" o:gfxdata="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" filled="f" stroked="f" strokeweight=".5pt">
+              <v:shape id="Text Box 113" o:spid="_x0000_s2054" type="#_x0000_t202" style="position:absolute;margin-left:91.5pt;margin-top:46.85pt;width:448.85pt;height:153pt;z-index:251657728;visibility:visible;mso-width-percent:734;mso-position-horizontal-relative:page;mso-position-vertical-relative:page;mso-width-percent:734;v-text-anchor:bottom" o:gfxdata="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" filled="f" stroked="f" strokeweight=".5pt">
                 <v:textbox style="mso-next-textbox:#Text Box 113" inset="0,0,0,0">
                   <w:txbxContent>
                     <w:p>
@@ -120,20 +120,29 @@
           <w:r>
             <w:rPr>
               <w:noProof/>
+              <w:lang w:val="en-GB"/>
             </w:rPr>
             <w:drawing>
-              <wp:anchor distT="0" distB="0" distL="114300" distR="114300" simplePos="0" relativeHeight="251655680" behindDoc="0" locked="0" layoutInCell="1" allowOverlap="1" wp14:anchorId="7F3500F7" wp14:editId="58EC2EA4">
+              <wp:anchor distT="0" distB="0" distL="114300" distR="114300" simplePos="0" relativeHeight="251657216" behindDoc="1" locked="0" layoutInCell="1" allowOverlap="1" wp14:anchorId="6DE07BCC" wp14:editId="1669313F">
                 <wp:simplePos x="0" y="0"/>
                 <wp:positionH relativeFrom="column">
-                  <wp:posOffset>481230</wp:posOffset>
+                  <wp:posOffset>1587164</wp:posOffset>
                 </wp:positionH>
                 <wp:positionV relativeFrom="paragraph">
-                  <wp:posOffset>474579</wp:posOffset>
+                  <wp:posOffset>2309495</wp:posOffset>
                 </wp:positionV>
-                <wp:extent cx="1780674" cy="2110529"/>
+                <wp:extent cx="4243705" cy="4942840"/>
                 <wp:effectExtent l="0" t="0" r="0" b="0"/>
-                <wp:wrapNone/>
-                <wp:docPr id="1733582855" name="Picture 3"/>
+                <wp:wrapTight wrapText="bothSides">
+                  <wp:wrapPolygon edited="0">
+                    <wp:start x="0" y="0"/>
+                    <wp:lineTo x="0" y="21478"/>
+                    <wp:lineTo x="21526" y="21478"/>
+                    <wp:lineTo x="21526" y="0"/>
+                    <wp:lineTo x="0" y="0"/>
+                  </wp:wrapPolygon>
+                </wp:wrapTight>
+                <wp:docPr id="2072195511" name="Picture 5" descr="An electrical device with different colored buttons&#10;&#10;AI-generated content may be incorrect."/>
                 <wp:cNvGraphicFramePr>
                   <a:graphicFrameLocks xmlns:a="http://schemas.openxmlformats.org/drawingml/2006/main" noChangeAspect="1"/>
                 </wp:cNvGraphicFramePr>
@@ -141,7 +150,7 @@
                   <a:graphicData uri="http://schemas.openxmlformats.org/drawingml/2006/picture">
                     <pic:pic xmlns:pic="http://schemas.openxmlformats.org/drawingml/2006/picture">
                       <pic:nvPicPr>
-                        <pic:cNvPr id="0" name="Picture 14"/>
+                        <pic:cNvPr id="2072195511" name="Picture 5" descr="An electrical device with different colored buttons&#10;&#10;AI-generated content may be incorrect."/>
                         <pic:cNvPicPr>
                           <a:picLocks noChangeAspect="1" noChangeArrowheads="1"/>
                         </pic:cNvPicPr>
@@ -162,82 +171,31 @@
                       <pic:spPr bwMode="auto">
                         <a:xfrm>
                           <a:off x="0" y="0"/>
-                          <a:ext cx="1780674" cy="2110529"/>
+                          <a:ext cx="4243705" cy="4942840"/>
                         </a:xfrm>
                         <a:prstGeom prst="rect">
                           <a:avLst/>
                         </a:prstGeom>
                         <a:noFill/>
+                        <a:ln>
+                          <a:noFill/>
+                        </a:ln>
                       </pic:spPr>
                     </pic:pic>
                   </a:graphicData>
                 </a:graphic>
-                <wp14:sizeRelH relativeFrom="page">
+                <wp14:sizeRelH relativeFrom="margin">
                   <wp14:pctWidth>0</wp14:pctWidth>
                 </wp14:sizeRelH>
-                <wp14:sizeRelV relativeFrom="page">
+                <wp14:sizeRelV relativeFrom="margin">
                   <wp14:pctHeight>0</wp14:pctHeight>
                 </wp14:sizeRelV>
               </wp:anchor>
             </w:drawing>
           </w:r>
           <w:r>
-            <w:pict w14:anchorId="658F56BF">
-              <v:shape id="Text Box 111" o:spid="_x0000_s1032" type="#_x0000_t202" style="position:absolute;margin-left:0;margin-top:0;width:448.8pt;height:23.45pt;z-index:251659776;visibility:visible;mso-width-percent:734;mso-height-percent:363;mso-left-percent:150;mso-top-percent:91;mso-position-horizontal-relative:page;mso-position-vertical-relative:page;mso-width-percent:734;mso-height-percent:363;mso-left-percent:150;mso-top-percent:91;v-text-anchor:bottom" o:gfxdata="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" filled="f" stroked="f" strokeweight=".5pt">
-                <v:textbox style="mso-next-textbox:#Text Box 111;mso-fit-shape-to-text:t" inset="0,0,0,0">
-                  <w:txbxContent>
-                    <w:sdt>
-                      <w:sdtPr>
-                        <w:rPr>
-                          <w:caps/>
-                          <w:color w:val="17365D" w:themeColor="text2" w:themeShade="BF"/>
-                          <w:sz w:val="40"/>
-                          <w:szCs w:val="40"/>
-                        </w:rPr>
-                        <w:alias w:val="Publish Date"/>
-                        <w:tag w:val=""/>
-                        <w:id w:val="400952559"/>
-                        <w:dataBinding w:prefixMappings="xmlns:ns0='http://schemas.microsoft.com/office/2006/coverPageProps' " w:xpath="/ns0:CoverPageProperties[1]/ns0:PublishDate[1]" w:storeItemID="{55AF091B-3C7A-41E3-B477-F2FDAA23CFDA}"/>
-                        <w:date w:fullDate="2025-08-11T00:00:00Z">
-                          <w:dateFormat w:val="MMMM d, yyyy"/>
-                          <w:lid w:val="en-US"/>
-                          <w:storeMappedDataAs w:val="dateTime"/>
-                          <w:calendar w:val="gregorian"/>
-                        </w:date>
-                      </w:sdtPr>
-                      <w:sdtContent>
-                        <w:p>
-                          <w:pPr>
-                            <w:pStyle w:val="NoSpacing"/>
-                            <w:jc w:val="right"/>
-                            <w:rPr>
-                              <w:caps/>
-                              <w:color w:val="17365D" w:themeColor="text2" w:themeShade="BF"/>
-                              <w:sz w:val="40"/>
-                              <w:szCs w:val="40"/>
-                            </w:rPr>
-                          </w:pPr>
-                          <w:r>
-                            <w:rPr>
-                              <w:caps/>
-                              <w:color w:val="17365D" w:themeColor="text2" w:themeShade="BF"/>
-                              <w:sz w:val="40"/>
-                              <w:szCs w:val="40"/>
-                            </w:rPr>
-                            <w:t>August 11, 2025</w:t>
-                          </w:r>
-                        </w:p>
-                      </w:sdtContent>
-                    </w:sdt>
-                  </w:txbxContent>
-                </v:textbox>
-                <w10:wrap type="square" anchorx="page" anchory="page"/>
-              </v:shape>
-            </w:pict>
-          </w:r>
-          <w:r>
             <w:pict w14:anchorId="45F9FF57">
-              <v:shape id="Text Box 112" o:spid="_x0000_s1031" type="#_x0000_t202" style="position:absolute;margin-left:0;margin-top:0;width:448.8pt;height:63.35pt;z-index:251658752;visibility:visible;mso-width-percent:734;mso-height-percent:80;mso-left-percent:150;mso-top-percent:837;mso-position-horizontal-relative:page;mso-position-vertical-relative:page;mso-width-percent:734;mso-height-percent:80;mso-left-percent:150;mso-top-percent:837;v-text-anchor:bottom" o:gfxdata="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" filled="f" stroked="f" strokeweight=".5pt">
+              <v:shape id="Text Box 112" o:spid="_x0000_s2055" type="#_x0000_t202" style="position:absolute;margin-left:0;margin-top:0;width:448.8pt;height:63.35pt;z-index:251658752;visibility:visible;mso-width-percent:734;mso-height-percent:80;mso-left-percent:150;mso-top-percent:837;mso-position-horizontal-relative:page;mso-position-vertical-relative:page;mso-width-percent:734;mso-height-percent:80;mso-left-percent:150;mso-top-percent:837;v-text-anchor:bottom" o:gfxdata="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" filled="f" stroked="f" strokeweight=".5pt">
                 <v:textbox style="mso-next-textbox:#Text Box 112" inset="0,0,0,0">
                   <w:txbxContent>
                     <w:sdt>
@@ -368,9 +326,9 @@
           </w:r>
           <w:r>
             <w:pict w14:anchorId="7E02CF2F">
-              <v:group id="Group 115" o:spid="_x0000_s1027" style="position:absolute;margin-left:0;margin-top:0;width:17.75pt;height:719.8pt;z-index:251656704;mso-width-percent:29;mso-height-percent:909;mso-left-percent:45;mso-position-horizontal-relative:page;mso-position-vertical:center;mso-position-vertical-relative:page;mso-width-percent:29;mso-height-percent:909;mso-left-percent:45" coordsize="2286,91440" o:gfxdata="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">
-                <v:rect id="Rectangle 115" o:spid="_x0000_s1028" style="position:absolute;width:2286;height:87820;visibility:visible;v-text-anchor:middle" o:gfxdata="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" fillcolor="#c0504d [3205]" stroked="f" strokeweight="2pt"/>
-                <v:rect id="Rectangle 116" o:spid="_x0000_s1029" style="position:absolute;top:89154;width:2286;height:2286;visibility:visible;v-text-anchor:middle" o:gfxdata="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" fillcolor="#4f81bd [3204]" stroked="f" strokeweight="2pt">
+              <v:group id="Group 115" o:spid="_x0000_s2051" style="position:absolute;margin-left:0;margin-top:0;width:17.75pt;height:719.8pt;z-index:251656704;mso-width-percent:29;mso-height-percent:909;mso-left-percent:45;mso-position-horizontal-relative:page;mso-position-vertical:center;mso-position-vertical-relative:page;mso-width-percent:29;mso-height-percent:909;mso-left-percent:45" coordsize="2286,91440" o:gfxdata="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">
+                <v:rect id="Rectangle 115" o:spid="_x0000_s2052" style="position:absolute;width:2286;height:87820;visibility:visible;v-text-anchor:middle" o:gfxdata="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" fillcolor="#c0504d [3205]" stroked="f" strokeweight="2pt"/>
+                <v:rect id="Rectangle 116" o:spid="_x0000_s2053" style="position:absolute;top:89154;width:2286;height:2286;visibility:visible;v-text-anchor:middle" o:gfxdata="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" fillcolor="#4f81bd [3204]" stroked="f" strokeweight="2pt">
                   <o:lock v:ext="edit" aspectratio="t"/>
                 </v:rect>
                 <w10:wrap anchorx="page" anchory="page"/>
@@ -414,7 +372,7 @@
             <w:pStyle w:val="TOC1"/>
             <w:tabs>
               <w:tab w:val="left" w:pos="440"/>
-              <w:tab w:val="right" w:leader="dot" w:pos="9350"/>
+              <w:tab w:val="right" w:leader="dot" w:pos="10790"/>
             </w:tabs>
             <w:rPr>
               <w:noProof/>
@@ -434,7 +392,7 @@
           <w:r>
             <w:fldChar w:fldCharType="separate"/>
           </w:r>
-          <w:hyperlink w:anchor="_Toc203926038" w:history="1">
+          <w:hyperlink w:anchor="_Toc212287942" w:history="1">
             <w:r>
               <w:rPr>
                 <w:rStyle w:val="Hyperlink"/>
@@ -479,7 +437,7 @@
                 <w:noProof/>
                 <w:webHidden/>
               </w:rPr>
-              <w:instrText xml:space="preserve"> PAGEREF _Toc203926038 \h </w:instrText>
+              <w:instrText xml:space="preserve"> PAGEREF _Toc212287942 \h </w:instrText>
             </w:r>
             <w:r>
               <w:rPr>
@@ -515,7 +473,7 @@
             <w:pStyle w:val="TOC1"/>
             <w:tabs>
               <w:tab w:val="left" w:pos="440"/>
-              <w:tab w:val="right" w:leader="dot" w:pos="9350"/>
+              <w:tab w:val="right" w:leader="dot" w:pos="10790"/>
             </w:tabs>
             <w:rPr>
               <w:noProof/>
@@ -526,7 +484,7 @@
               <w14:ligatures w14:val="standardContextual"/>
             </w:rPr>
           </w:pPr>
-          <w:hyperlink w:anchor="_Toc203926039" w:history="1">
+          <w:hyperlink w:anchor="_Toc212287943" w:history="1">
             <w:r>
               <w:rPr>
                 <w:rStyle w:val="Hyperlink"/>
@@ -571,7 +529,7 @@
                 <w:noProof/>
                 <w:webHidden/>
               </w:rPr>
-              <w:instrText xml:space="preserve"> PAGEREF _Toc203926039 \h </w:instrText>
+              <w:instrText xml:space="preserve"> PAGEREF _Toc212287943 \h </w:instrText>
             </w:r>
             <w:r>
               <w:rPr>
@@ -607,7 +565,7 @@
             <w:pStyle w:val="TOC1"/>
             <w:tabs>
               <w:tab w:val="left" w:pos="440"/>
-              <w:tab w:val="right" w:leader="dot" w:pos="9350"/>
+              <w:tab w:val="right" w:leader="dot" w:pos="10790"/>
             </w:tabs>
             <w:rPr>
               <w:noProof/>
@@ -618,7 +576,7 @@
               <w14:ligatures w14:val="standardContextual"/>
             </w:rPr>
           </w:pPr>
-          <w:hyperlink w:anchor="_Toc203926040" w:history="1">
+          <w:hyperlink w:anchor="_Toc212287944" w:history="1">
             <w:r>
               <w:rPr>
                 <w:rStyle w:val="Hyperlink"/>
@@ -663,7 +621,7 @@
                 <w:noProof/>
                 <w:webHidden/>
               </w:rPr>
-              <w:instrText xml:space="preserve"> PAGEREF _Toc203926040 \h </w:instrText>
+              <w:instrText xml:space="preserve"> PAGEREF _Toc212287944 \h </w:instrText>
             </w:r>
             <w:r>
               <w:rPr>
@@ -699,7 +657,7 @@
             <w:pStyle w:val="TOC2"/>
             <w:tabs>
               <w:tab w:val="left" w:pos="960"/>
-              <w:tab w:val="right" w:leader="dot" w:pos="9350"/>
+              <w:tab w:val="right" w:leader="dot" w:pos="10790"/>
             </w:tabs>
             <w:rPr>
               <w:noProof/>
@@ -710,7 +668,7 @@
               <w14:ligatures w14:val="standardContextual"/>
             </w:rPr>
           </w:pPr>
-          <w:hyperlink w:anchor="_Toc203926041" w:history="1">
+          <w:hyperlink w:anchor="_Toc212287945" w:history="1">
             <w:r>
               <w:rPr>
                 <w:rStyle w:val="Hyperlink"/>
@@ -755,7 +713,7 @@
                 <w:noProof/>
                 <w:webHidden/>
               </w:rPr>
-              <w:instrText xml:space="preserve"> PAGEREF _Toc203926041 \h </w:instrText>
+              <w:instrText xml:space="preserve"> PAGEREF _Toc212287945 \h </w:instrText>
             </w:r>
             <w:r>
               <w:rPr>
@@ -791,7 +749,7 @@
             <w:pStyle w:val="TOC2"/>
             <w:tabs>
               <w:tab w:val="left" w:pos="960"/>
-              <w:tab w:val="right" w:leader="dot" w:pos="9350"/>
+              <w:tab w:val="right" w:leader="dot" w:pos="10790"/>
             </w:tabs>
             <w:rPr>
               <w:noProof/>
@@ -802,7 +760,7 @@
               <w14:ligatures w14:val="standardContextual"/>
             </w:rPr>
           </w:pPr>
-          <w:hyperlink w:anchor="_Toc203926042" w:history="1">
+          <w:hyperlink w:anchor="_Toc212287946" w:history="1">
             <w:r>
               <w:rPr>
                 <w:rStyle w:val="Hyperlink"/>
@@ -847,7 +805,7 @@
                 <w:noProof/>
                 <w:webHidden/>
               </w:rPr>
-              <w:instrText xml:space="preserve"> PAGEREF _Toc203926042 \h </w:instrText>
+              <w:instrText xml:space="preserve"> PAGEREF _Toc212287946 \h </w:instrText>
             </w:r>
             <w:r>
               <w:rPr>
@@ -883,7 +841,7 @@
             <w:pStyle w:val="TOC1"/>
             <w:tabs>
               <w:tab w:val="left" w:pos="440"/>
-              <w:tab w:val="right" w:leader="dot" w:pos="9350"/>
+              <w:tab w:val="right" w:leader="dot" w:pos="10790"/>
             </w:tabs>
             <w:rPr>
               <w:noProof/>
@@ -894,7 +852,7 @@
               <w14:ligatures w14:val="standardContextual"/>
             </w:rPr>
           </w:pPr>
-          <w:hyperlink w:anchor="_Toc203926043" w:history="1">
+          <w:hyperlink w:anchor="_Toc212287947" w:history="1">
             <w:r>
               <w:rPr>
                 <w:rStyle w:val="Hyperlink"/>
@@ -939,7 +897,7 @@
                 <w:noProof/>
                 <w:webHidden/>
               </w:rPr>
-              <w:instrText xml:space="preserve"> PAGEREF _Toc203926043 \h </w:instrText>
+              <w:instrText xml:space="preserve"> PAGEREF _Toc212287947 \h </w:instrText>
             </w:r>
             <w:r>
               <w:rPr>
@@ -975,7 +933,7 @@
             <w:pStyle w:val="TOC2"/>
             <w:tabs>
               <w:tab w:val="left" w:pos="960"/>
-              <w:tab w:val="right" w:leader="dot" w:pos="9350"/>
+              <w:tab w:val="right" w:leader="dot" w:pos="10790"/>
             </w:tabs>
             <w:rPr>
               <w:noProof/>
@@ -986,7 +944,7 @@
               <w14:ligatures w14:val="standardContextual"/>
             </w:rPr>
           </w:pPr>
-          <w:hyperlink w:anchor="_Toc203926044" w:history="1">
+          <w:hyperlink w:anchor="_Toc212287948" w:history="1">
             <w:r>
               <w:rPr>
                 <w:rStyle w:val="Hyperlink"/>
@@ -1031,7 +989,7 @@
                 <w:noProof/>
                 <w:webHidden/>
               </w:rPr>
-              <w:instrText xml:space="preserve"> PAGEREF _Toc203926044 \h </w:instrText>
+              <w:instrText xml:space="preserve"> PAGEREF _Toc212287948 \h </w:instrText>
             </w:r>
             <w:r>
               <w:rPr>
@@ -1067,7 +1025,7 @@
             <w:pStyle w:val="TOC2"/>
             <w:tabs>
               <w:tab w:val="left" w:pos="960"/>
-              <w:tab w:val="right" w:leader="dot" w:pos="9350"/>
+              <w:tab w:val="right" w:leader="dot" w:pos="10790"/>
             </w:tabs>
             <w:rPr>
               <w:noProof/>
@@ -1078,7 +1036,7 @@
               <w14:ligatures w14:val="standardContextual"/>
             </w:rPr>
           </w:pPr>
-          <w:hyperlink w:anchor="_Toc203926045" w:history="1">
+          <w:hyperlink w:anchor="_Toc212287949" w:history="1">
             <w:r>
               <w:rPr>
                 <w:rStyle w:val="Hyperlink"/>
@@ -1123,7 +1081,7 @@
                 <w:noProof/>
                 <w:webHidden/>
               </w:rPr>
-              <w:instrText xml:space="preserve"> PAGEREF _Toc203926045 \h </w:instrText>
+              <w:instrText xml:space="preserve"> PAGEREF _Toc212287949 \h </w:instrText>
             </w:r>
             <w:r>
               <w:rPr>
@@ -1159,7 +1117,7 @@
             <w:pStyle w:val="TOC2"/>
             <w:tabs>
               <w:tab w:val="left" w:pos="960"/>
-              <w:tab w:val="right" w:leader="dot" w:pos="9350"/>
+              <w:tab w:val="right" w:leader="dot" w:pos="10790"/>
             </w:tabs>
             <w:rPr>
               <w:noProof/>
@@ -1170,7 +1128,7 @@
               <w14:ligatures w14:val="standardContextual"/>
             </w:rPr>
           </w:pPr>
-          <w:hyperlink w:anchor="_Toc203926046" w:history="1">
+          <w:hyperlink w:anchor="_Toc212287950" w:history="1">
             <w:r>
               <w:rPr>
                 <w:rStyle w:val="Hyperlink"/>
@@ -1215,7 +1173,7 @@
                 <w:noProof/>
                 <w:webHidden/>
               </w:rPr>
-              <w:instrText xml:space="preserve"> PAGEREF _Toc203926046 \h </w:instrText>
+              <w:instrText xml:space="preserve"> PAGEREF _Toc212287950 \h </w:instrText>
             </w:r>
             <w:r>
               <w:rPr>
@@ -1251,7 +1209,7 @@
             <w:pStyle w:val="TOC2"/>
             <w:tabs>
               <w:tab w:val="left" w:pos="960"/>
-              <w:tab w:val="right" w:leader="dot" w:pos="9350"/>
+              <w:tab w:val="right" w:leader="dot" w:pos="10790"/>
             </w:tabs>
             <w:rPr>
               <w:noProof/>
@@ -1262,7 +1220,7 @@
               <w14:ligatures w14:val="standardContextual"/>
             </w:rPr>
           </w:pPr>
-          <w:hyperlink w:anchor="_Toc203926047" w:history="1">
+          <w:hyperlink w:anchor="_Toc212287951" w:history="1">
             <w:r>
               <w:rPr>
                 <w:rStyle w:val="Hyperlink"/>
@@ -1307,7 +1265,7 @@
                 <w:noProof/>
                 <w:webHidden/>
               </w:rPr>
-              <w:instrText xml:space="preserve"> PAGEREF _Toc203926047 \h </w:instrText>
+              <w:instrText xml:space="preserve"> PAGEREF _Toc212287951 \h </w:instrText>
             </w:r>
             <w:r>
               <w:rPr>
@@ -1343,7 +1301,7 @@
             <w:pStyle w:val="TOC1"/>
             <w:tabs>
               <w:tab w:val="left" w:pos="440"/>
-              <w:tab w:val="right" w:leader="dot" w:pos="9350"/>
+              <w:tab w:val="right" w:leader="dot" w:pos="10790"/>
             </w:tabs>
             <w:rPr>
               <w:noProof/>
@@ -1354,7 +1312,7 @@
               <w14:ligatures w14:val="standardContextual"/>
             </w:rPr>
           </w:pPr>
-          <w:hyperlink w:anchor="_Toc203926048" w:history="1">
+          <w:hyperlink w:anchor="_Toc212287952" w:history="1">
             <w:r>
               <w:rPr>
                 <w:rStyle w:val="Hyperlink"/>
@@ -1399,7 +1357,7 @@
                 <w:noProof/>
                 <w:webHidden/>
               </w:rPr>
-              <w:instrText xml:space="preserve"> PAGEREF _Toc203926048 \h </w:instrText>
+              <w:instrText xml:space="preserve"> PAGEREF _Toc212287952 \h </w:instrText>
             </w:r>
             <w:r>
               <w:rPr>
@@ -1435,7 +1393,7 @@
             <w:pStyle w:val="TOC2"/>
             <w:tabs>
               <w:tab w:val="left" w:pos="960"/>
-              <w:tab w:val="right" w:leader="dot" w:pos="9350"/>
+              <w:tab w:val="right" w:leader="dot" w:pos="10790"/>
             </w:tabs>
             <w:rPr>
               <w:noProof/>
@@ -1446,7 +1404,7 @@
               <w14:ligatures w14:val="standardContextual"/>
             </w:rPr>
           </w:pPr>
-          <w:hyperlink w:anchor="_Toc203926049" w:history="1">
+          <w:hyperlink w:anchor="_Toc212287953" w:history="1">
             <w:r>
               <w:rPr>
                 <w:rStyle w:val="Hyperlink"/>
@@ -1491,7 +1449,7 @@
                 <w:noProof/>
                 <w:webHidden/>
               </w:rPr>
-              <w:instrText xml:space="preserve"> PAGEREF _Toc203926049 \h </w:instrText>
+              <w:instrText xml:space="preserve"> PAGEREF _Toc212287953 \h </w:instrText>
             </w:r>
             <w:r>
               <w:rPr>
@@ -1527,7 +1485,7 @@
             <w:pStyle w:val="TOC2"/>
             <w:tabs>
               <w:tab w:val="left" w:pos="960"/>
-              <w:tab w:val="right" w:leader="dot" w:pos="9350"/>
+              <w:tab w:val="right" w:leader="dot" w:pos="10790"/>
             </w:tabs>
             <w:rPr>
               <w:noProof/>
@@ -1538,7 +1496,7 @@
               <w14:ligatures w14:val="standardContextual"/>
             </w:rPr>
           </w:pPr>
-          <w:hyperlink w:anchor="_Toc203926050" w:history="1">
+          <w:hyperlink w:anchor="_Toc212287954" w:history="1">
             <w:r>
               <w:rPr>
                 <w:rStyle w:val="Hyperlink"/>
@@ -1583,7 +1541,7 @@
                 <w:noProof/>
                 <w:webHidden/>
               </w:rPr>
-              <w:instrText xml:space="preserve"> PAGEREF _Toc203926050 \h </w:instrText>
+              <w:instrText xml:space="preserve"> PAGEREF _Toc212287954 \h </w:instrText>
             </w:r>
             <w:r>
               <w:rPr>
@@ -1619,7 +1577,7 @@
             <w:pStyle w:val="TOC2"/>
             <w:tabs>
               <w:tab w:val="left" w:pos="960"/>
-              <w:tab w:val="right" w:leader="dot" w:pos="9350"/>
+              <w:tab w:val="right" w:leader="dot" w:pos="10790"/>
             </w:tabs>
             <w:rPr>
               <w:noProof/>
@@ -1630,7 +1588,7 @@
               <w14:ligatures w14:val="standardContextual"/>
             </w:rPr>
           </w:pPr>
-          <w:hyperlink w:anchor="_Toc203926051" w:history="1">
+          <w:hyperlink w:anchor="_Toc212287955" w:history="1">
             <w:r>
               <w:rPr>
                 <w:rStyle w:val="Hyperlink"/>
@@ -1675,7 +1633,7 @@
                 <w:noProof/>
                 <w:webHidden/>
               </w:rPr>
-              <w:instrText xml:space="preserve"> PAGEREF _Toc203926051 \h </w:instrText>
+              <w:instrText xml:space="preserve"> PAGEREF _Toc212287955 \h </w:instrText>
             </w:r>
             <w:r>
               <w:rPr>
@@ -1711,7 +1669,7 @@
             <w:pStyle w:val="TOC2"/>
             <w:tabs>
               <w:tab w:val="left" w:pos="960"/>
-              <w:tab w:val="right" w:leader="dot" w:pos="9350"/>
+              <w:tab w:val="right" w:leader="dot" w:pos="10790"/>
             </w:tabs>
             <w:rPr>
               <w:noProof/>
@@ -1722,7 +1680,7 @@
               <w14:ligatures w14:val="standardContextual"/>
             </w:rPr>
           </w:pPr>
-          <w:hyperlink w:anchor="_Toc203926052" w:history="1">
+          <w:hyperlink w:anchor="_Toc212287956" w:history="1">
             <w:r>
               <w:rPr>
                 <w:rStyle w:val="Hyperlink"/>
@@ -1767,7 +1725,7 @@
                 <w:noProof/>
                 <w:webHidden/>
               </w:rPr>
-              <w:instrText xml:space="preserve"> PAGEREF _Toc203926052 \h </w:instrText>
+              <w:instrText xml:space="preserve"> PAGEREF _Toc212287956 \h </w:instrText>
             </w:r>
             <w:r>
               <w:rPr>
@@ -1800,10 +1758,10 @@
         </w:p>
         <w:p>
           <w:pPr>
-            <w:pStyle w:val="TOC2"/>
+            <w:pStyle w:val="TOC1"/>
             <w:tabs>
-              <w:tab w:val="left" w:pos="960"/>
-              <w:tab w:val="right" w:leader="dot" w:pos="9350"/>
+              <w:tab w:val="left" w:pos="440"/>
+              <w:tab w:val="right" w:leader="dot" w:pos="10790"/>
             </w:tabs>
             <w:rPr>
               <w:noProof/>
@@ -1814,13 +1772,13 @@
               <w14:ligatures w14:val="standardContextual"/>
             </w:rPr>
           </w:pPr>
-          <w:hyperlink w:anchor="_Toc203926053" w:history="1">
+          <w:hyperlink w:anchor="_Toc212287957" w:history="1">
             <w:r>
               <w:rPr>
                 <w:rStyle w:val="Hyperlink"/>
                 <w:noProof/>
               </w:rPr>
-              <w:t>6.5</w:t>
+              <w:t>7</w:t>
             </w:r>
             <w:r>
               <w:rPr>
@@ -1838,7 +1796,7 @@
                 <w:rStyle w:val="Hyperlink"/>
                 <w:noProof/>
               </w:rPr>
-              <w:t>External EStop command</w:t>
+              <w:t>Locate mode</w:t>
             </w:r>
             <w:r>
               <w:rPr>
@@ -1859,7 +1817,7 @@
                 <w:noProof/>
                 <w:webHidden/>
               </w:rPr>
-              <w:instrText xml:space="preserve"> PAGEREF _Toc203926053 \h </w:instrText>
+              <w:instrText xml:space="preserve"> PAGEREF _Toc212287957 \h </w:instrText>
             </w:r>
             <w:r>
               <w:rPr>
@@ -1879,7 +1837,7 @@
                 <w:noProof/>
                 <w:webHidden/>
               </w:rPr>
-              <w:t>13</w:t>
+              <w:t>11</w:t>
             </w:r>
             <w:r>
               <w:rPr>
@@ -1895,7 +1853,7 @@
             <w:pStyle w:val="TOC1"/>
             <w:tabs>
               <w:tab w:val="left" w:pos="440"/>
-              <w:tab w:val="right" w:leader="dot" w:pos="9350"/>
+              <w:tab w:val="right" w:leader="dot" w:pos="10790"/>
             </w:tabs>
             <w:rPr>
               <w:noProof/>
@@ -1906,13 +1864,13 @@
               <w14:ligatures w14:val="standardContextual"/>
             </w:rPr>
           </w:pPr>
-          <w:hyperlink w:anchor="_Toc203926054" w:history="1">
+          <w:hyperlink w:anchor="_Toc212287958" w:history="1">
             <w:r>
               <w:rPr>
                 <w:rStyle w:val="Hyperlink"/>
                 <w:noProof/>
               </w:rPr>
-              <w:t>7</w:t>
+              <w:t>8</w:t>
             </w:r>
             <w:r>
               <w:rPr>
@@ -1930,7 +1888,7 @@
                 <w:rStyle w:val="Hyperlink"/>
                 <w:noProof/>
               </w:rPr>
-              <w:t>Locate mode</w:t>
+              <w:t>Recovery mode</w:t>
             </w:r>
             <w:r>
               <w:rPr>
@@ -1951,7 +1909,7 @@
                 <w:noProof/>
                 <w:webHidden/>
               </w:rPr>
-              <w:instrText xml:space="preserve"> PAGEREF _Toc203926054 \h </w:instrText>
+              <w:instrText xml:space="preserve"> PAGEREF _Toc212287958 \h </w:instrText>
             </w:r>
             <w:r>
               <w:rPr>
@@ -1971,7 +1929,7 @@
                 <w:noProof/>
                 <w:webHidden/>
               </w:rPr>
-              <w:t>11</w:t>
+              <w:t>12</w:t>
             </w:r>
             <w:r>
               <w:rPr>
@@ -1987,7 +1945,7 @@
             <w:pStyle w:val="TOC1"/>
             <w:tabs>
               <w:tab w:val="left" w:pos="440"/>
-              <w:tab w:val="right" w:leader="dot" w:pos="9350"/>
+              <w:tab w:val="right" w:leader="dot" w:pos="10790"/>
             </w:tabs>
             <w:rPr>
               <w:noProof/>
@@ -1998,13 +1956,13 @@
               <w14:ligatures w14:val="standardContextual"/>
             </w:rPr>
           </w:pPr>
-          <w:hyperlink w:anchor="_Toc203926055" w:history="1">
+          <w:hyperlink w:anchor="_Toc212287959" w:history="1">
             <w:r>
               <w:rPr>
                 <w:rStyle w:val="Hyperlink"/>
                 <w:noProof/>
               </w:rPr>
-              <w:t>8</w:t>
+              <w:t>9</w:t>
             </w:r>
             <w:r>
               <w:rPr>
@@ -2022,7 +1980,7 @@
                 <w:rStyle w:val="Hyperlink"/>
                 <w:noProof/>
               </w:rPr>
-              <w:t>Recovery mode</w:t>
+              <w:t>EStop</w:t>
             </w:r>
             <w:r>
               <w:rPr>
@@ -2043,7 +2001,7 @@
                 <w:noProof/>
                 <w:webHidden/>
               </w:rPr>
-              <w:instrText xml:space="preserve"> PAGEREF _Toc203926055 \h </w:instrText>
+              <w:instrText xml:space="preserve"> PAGEREF _Toc212287959 \h </w:instrText>
             </w:r>
             <w:r>
               <w:rPr>
@@ -2063,7 +2021,7 @@
                 <w:noProof/>
                 <w:webHidden/>
               </w:rPr>
-              <w:t>12</w:t>
+              <w:t>14</w:t>
             </w:r>
             <w:r>
               <w:rPr>
@@ -2076,10 +2034,10 @@
         </w:p>
         <w:p>
           <w:pPr>
-            <w:pStyle w:val="TOC1"/>
+            <w:pStyle w:val="TOC2"/>
             <w:tabs>
-              <w:tab w:val="left" w:pos="440"/>
-              <w:tab w:val="right" w:leader="dot" w:pos="9350"/>
+              <w:tab w:val="left" w:pos="960"/>
+              <w:tab w:val="right" w:leader="dot" w:pos="10790"/>
             </w:tabs>
             <w:rPr>
               <w:noProof/>
@@ -2090,13 +2048,13 @@
               <w14:ligatures w14:val="standardContextual"/>
             </w:rPr>
           </w:pPr>
-          <w:hyperlink w:anchor="_Toc203926056" w:history="1">
+          <w:hyperlink w:anchor="_Toc212287960" w:history="1">
             <w:r>
               <w:rPr>
                 <w:rStyle w:val="Hyperlink"/>
                 <w:noProof/>
               </w:rPr>
-              <w:t>9</w:t>
+              <w:t>9.1</w:t>
             </w:r>
             <w:r>
               <w:rPr>
@@ -2114,7 +2072,7 @@
                 <w:rStyle w:val="Hyperlink"/>
                 <w:noProof/>
               </w:rPr>
-              <w:t>EStop mode</w:t>
+              <w:t>Triggering of the EStop</w:t>
             </w:r>
             <w:r>
               <w:rPr>
@@ -2135,7 +2093,7 @@
                 <w:noProof/>
                 <w:webHidden/>
               </w:rPr>
-              <w:instrText xml:space="preserve"> PAGEREF _Toc203926056 \h </w:instrText>
+              <w:instrText xml:space="preserve"> PAGEREF _Toc212287960 \h </w:instrText>
             </w:r>
             <w:r>
               <w:rPr>
@@ -2155,7 +2113,7 @@
                 <w:noProof/>
                 <w:webHidden/>
               </w:rPr>
-              <w:t>13</w:t>
+              <w:t>14</w:t>
             </w:r>
             <w:r>
               <w:rPr>
@@ -2168,10 +2126,10 @@
         </w:p>
         <w:p>
           <w:pPr>
-            <w:pStyle w:val="TOC2"/>
+            <w:pStyle w:val="TOC3"/>
             <w:tabs>
-              <w:tab w:val="left" w:pos="960"/>
-              <w:tab w:val="right" w:leader="dot" w:pos="9350"/>
+              <w:tab w:val="left" w:pos="1200"/>
+              <w:tab w:val="right" w:leader="dot" w:pos="10790"/>
             </w:tabs>
             <w:rPr>
               <w:noProof/>
@@ -2182,13 +2140,13 @@
               <w14:ligatures w14:val="standardContextual"/>
             </w:rPr>
           </w:pPr>
-          <w:hyperlink w:anchor="_Toc203926057" w:history="1">
+          <w:hyperlink w:anchor="_Toc212287961" w:history="1">
             <w:r>
               <w:rPr>
                 <w:rStyle w:val="Hyperlink"/>
                 <w:noProof/>
               </w:rPr>
-              <w:t>9.1</w:t>
+              <w:t>9.1.1</w:t>
             </w:r>
             <w:r>
               <w:rPr>
@@ -2206,7 +2164,7 @@
                 <w:rStyle w:val="Hyperlink"/>
                 <w:noProof/>
               </w:rPr>
-              <w:t>Relays in EStop</w:t>
+              <w:t>External EStop command</w:t>
             </w:r>
             <w:r>
               <w:rPr>
@@ -2227,7 +2185,7 @@
                 <w:noProof/>
                 <w:webHidden/>
               </w:rPr>
-              <w:instrText xml:space="preserve"> PAGEREF _Toc203926057 \h </w:instrText>
+              <w:instrText xml:space="preserve"> PAGEREF _Toc212287961 \h </w:instrText>
             </w:r>
             <w:r>
               <w:rPr>
@@ -2260,10 +2218,10 @@
         </w:p>
         <w:p>
           <w:pPr>
-            <w:pStyle w:val="TOC1"/>
+            <w:pStyle w:val="TOC2"/>
             <w:tabs>
-              <w:tab w:val="left" w:pos="720"/>
-              <w:tab w:val="right" w:leader="dot" w:pos="9350"/>
+              <w:tab w:val="left" w:pos="960"/>
+              <w:tab w:val="right" w:leader="dot" w:pos="10790"/>
             </w:tabs>
             <w:rPr>
               <w:noProof/>
@@ -2274,13 +2232,13 @@
               <w14:ligatures w14:val="standardContextual"/>
             </w:rPr>
           </w:pPr>
-          <w:hyperlink w:anchor="_Toc203926058" w:history="1">
+          <w:hyperlink w:anchor="_Toc212287962" w:history="1">
             <w:r>
               <w:rPr>
                 <w:rStyle w:val="Hyperlink"/>
                 <w:noProof/>
               </w:rPr>
-              <w:t>10</w:t>
+              <w:t>9.2</w:t>
             </w:r>
             <w:r>
               <w:rPr>
@@ -2298,7 +2256,7 @@
                 <w:rStyle w:val="Hyperlink"/>
                 <w:noProof/>
               </w:rPr>
-              <w:t>LEDs</w:t>
+              <w:t>Clearing the EStop</w:t>
             </w:r>
             <w:r>
               <w:rPr>
@@ -2319,7 +2277,7 @@
                 <w:noProof/>
                 <w:webHidden/>
               </w:rPr>
-              <w:instrText xml:space="preserve"> PAGEREF _Toc203926058 \h </w:instrText>
+              <w:instrText xml:space="preserve"> PAGEREF _Toc212287962 \h </w:instrText>
             </w:r>
             <w:r>
               <w:rPr>
@@ -2339,7 +2297,7 @@
                 <w:noProof/>
                 <w:webHidden/>
               </w:rPr>
-              <w:t>15</w:t>
+              <w:t>14</w:t>
             </w:r>
             <w:r>
               <w:rPr>
@@ -2355,7 +2313,7 @@
             <w:pStyle w:val="TOC2"/>
             <w:tabs>
               <w:tab w:val="left" w:pos="960"/>
-              <w:tab w:val="right" w:leader="dot" w:pos="9350"/>
+              <w:tab w:val="right" w:leader="dot" w:pos="10790"/>
             </w:tabs>
             <w:rPr>
               <w:noProof/>
@@ -2366,13 +2324,13 @@
               <w14:ligatures w14:val="standardContextual"/>
             </w:rPr>
           </w:pPr>
-          <w:hyperlink w:anchor="_Toc203926059" w:history="1">
+          <w:hyperlink w:anchor="_Toc212287963" w:history="1">
             <w:r>
               <w:rPr>
                 <w:rStyle w:val="Hyperlink"/>
                 <w:noProof/>
               </w:rPr>
-              <w:t>10.1</w:t>
+              <w:t>9.3</w:t>
             </w:r>
             <w:r>
               <w:rPr>
@@ -2390,7 +2348,7 @@
                 <w:rStyle w:val="Hyperlink"/>
                 <w:noProof/>
               </w:rPr>
-              <w:t>Boot</w:t>
+              <w:t>Relays in EStop</w:t>
             </w:r>
             <w:r>
               <w:rPr>
@@ -2411,7 +2369,7 @@
                 <w:noProof/>
                 <w:webHidden/>
               </w:rPr>
-              <w:instrText xml:space="preserve"> PAGEREF _Toc203926059 \h </w:instrText>
+              <w:instrText xml:space="preserve"> PAGEREF _Toc212287963 \h </w:instrText>
             </w:r>
             <w:r>
               <w:rPr>
@@ -2444,10 +2402,10 @@
         </w:p>
         <w:p>
           <w:pPr>
-            <w:pStyle w:val="TOC2"/>
+            <w:pStyle w:val="TOC1"/>
             <w:tabs>
-              <w:tab w:val="left" w:pos="960"/>
-              <w:tab w:val="right" w:leader="dot" w:pos="9350"/>
+              <w:tab w:val="left" w:pos="720"/>
+              <w:tab w:val="right" w:leader="dot" w:pos="10790"/>
             </w:tabs>
             <w:rPr>
               <w:noProof/>
@@ -2458,13 +2416,13 @@
               <w14:ligatures w14:val="standardContextual"/>
             </w:rPr>
           </w:pPr>
-          <w:hyperlink w:anchor="_Toc203926060" w:history="1">
+          <w:hyperlink w:anchor="_Toc212287964" w:history="1">
             <w:r>
               <w:rPr>
                 <w:rStyle w:val="Hyperlink"/>
                 <w:noProof/>
               </w:rPr>
-              <w:t>10.2</w:t>
+              <w:t>10</w:t>
             </w:r>
             <w:r>
               <w:rPr>
@@ -2482,7 +2440,7 @@
                 <w:rStyle w:val="Hyperlink"/>
                 <w:noProof/>
               </w:rPr>
-              <w:t>Locate function</w:t>
+              <w:t>LEDs</w:t>
             </w:r>
             <w:r>
               <w:rPr>
@@ -2503,7 +2461,7 @@
                 <w:noProof/>
                 <w:webHidden/>
               </w:rPr>
-              <w:instrText xml:space="preserve"> PAGEREF _Toc203926060 \h </w:instrText>
+              <w:instrText xml:space="preserve"> PAGEREF _Toc212287964 \h </w:instrText>
             </w:r>
             <w:r>
               <w:rPr>
@@ -2523,7 +2481,7 @@
                 <w:noProof/>
                 <w:webHidden/>
               </w:rPr>
-              <w:t>15</w:t>
+              <w:t>16</w:t>
             </w:r>
             <w:r>
               <w:rPr>
@@ -2539,7 +2497,7 @@
             <w:pStyle w:val="TOC2"/>
             <w:tabs>
               <w:tab w:val="left" w:pos="960"/>
-              <w:tab w:val="right" w:leader="dot" w:pos="9350"/>
+              <w:tab w:val="right" w:leader="dot" w:pos="10790"/>
             </w:tabs>
             <w:rPr>
               <w:noProof/>
@@ -2550,13 +2508,13 @@
               <w14:ligatures w14:val="standardContextual"/>
             </w:rPr>
           </w:pPr>
-          <w:hyperlink w:anchor="_Toc203926061" w:history="1">
+          <w:hyperlink w:anchor="_Toc212287965" w:history="1">
             <w:r>
               <w:rPr>
                 <w:rStyle w:val="Hyperlink"/>
                 <w:noProof/>
               </w:rPr>
-              <w:t>10.3</w:t>
+              <w:t>10.1</w:t>
             </w:r>
             <w:r>
               <w:rPr>
@@ -2574,7 +2532,7 @@
                 <w:rStyle w:val="Hyperlink"/>
                 <w:noProof/>
               </w:rPr>
-              <w:t>Recovery mode</w:t>
+              <w:t>Boot</w:t>
             </w:r>
             <w:r>
               <w:rPr>
@@ -2595,7 +2553,7 @@
                 <w:noProof/>
                 <w:webHidden/>
               </w:rPr>
-              <w:instrText xml:space="preserve"> PAGEREF _Toc203926061 \h </w:instrText>
+              <w:instrText xml:space="preserve"> PAGEREF _Toc212287965 \h </w:instrText>
             </w:r>
             <w:r>
               <w:rPr>
@@ -2615,7 +2573,7 @@
                 <w:noProof/>
                 <w:webHidden/>
               </w:rPr>
-              <w:t>15</w:t>
+              <w:t>16</w:t>
             </w:r>
             <w:r>
               <w:rPr>
@@ -2631,7 +2589,7 @@
             <w:pStyle w:val="TOC2"/>
             <w:tabs>
               <w:tab w:val="left" w:pos="960"/>
-              <w:tab w:val="right" w:leader="dot" w:pos="9350"/>
+              <w:tab w:val="right" w:leader="dot" w:pos="10790"/>
             </w:tabs>
             <w:rPr>
               <w:noProof/>
@@ -2642,13 +2600,13 @@
               <w14:ligatures w14:val="standardContextual"/>
             </w:rPr>
           </w:pPr>
-          <w:hyperlink w:anchor="_Toc203926062" w:history="1">
+          <w:hyperlink w:anchor="_Toc212287966" w:history="1">
             <w:r>
               <w:rPr>
                 <w:rStyle w:val="Hyperlink"/>
                 <w:noProof/>
               </w:rPr>
-              <w:t>10.4</w:t>
+              <w:t>10.2</w:t>
             </w:r>
             <w:r>
               <w:rPr>
@@ -2666,7 +2624,7 @@
                 <w:rStyle w:val="Hyperlink"/>
                 <w:noProof/>
               </w:rPr>
-              <w:t>EStop LED</w:t>
+              <w:t>Locate function</w:t>
             </w:r>
             <w:r>
               <w:rPr>
@@ -2687,7 +2645,7 @@
                 <w:noProof/>
                 <w:webHidden/>
               </w:rPr>
-              <w:instrText xml:space="preserve"> PAGEREF _Toc203926062 \h </w:instrText>
+              <w:instrText xml:space="preserve"> PAGEREF _Toc212287966 \h </w:instrText>
             </w:r>
             <w:r>
               <w:rPr>
@@ -2707,7 +2665,7 @@
                 <w:noProof/>
                 <w:webHidden/>
               </w:rPr>
-              <w:t>15</w:t>
+              <w:t>16</w:t>
             </w:r>
             <w:r>
               <w:rPr>
@@ -2723,7 +2681,7 @@
             <w:pStyle w:val="TOC2"/>
             <w:tabs>
               <w:tab w:val="left" w:pos="960"/>
-              <w:tab w:val="right" w:leader="dot" w:pos="9350"/>
+              <w:tab w:val="right" w:leader="dot" w:pos="10790"/>
             </w:tabs>
             <w:rPr>
               <w:noProof/>
@@ -2734,13 +2692,13 @@
               <w14:ligatures w14:val="standardContextual"/>
             </w:rPr>
           </w:pPr>
-          <w:hyperlink w:anchor="_Toc203926063" w:history="1">
+          <w:hyperlink w:anchor="_Toc212287967" w:history="1">
             <w:r>
               <w:rPr>
                 <w:rStyle w:val="Hyperlink"/>
                 <w:noProof/>
               </w:rPr>
-              <w:t>10.5</w:t>
+              <w:t>10.3</w:t>
             </w:r>
             <w:r>
               <w:rPr>
@@ -2758,7 +2716,7 @@
                 <w:rStyle w:val="Hyperlink"/>
                 <w:noProof/>
               </w:rPr>
-              <w:t>Infeed Led</w:t>
+              <w:t>Recovery mode</w:t>
             </w:r>
             <w:r>
               <w:rPr>
@@ -2779,7 +2737,7 @@
                 <w:noProof/>
                 <w:webHidden/>
               </w:rPr>
-              <w:instrText xml:space="preserve"> PAGEREF _Toc203926063 \h </w:instrText>
+              <w:instrText xml:space="preserve"> PAGEREF _Toc212287967 \h </w:instrText>
             </w:r>
             <w:r>
               <w:rPr>
@@ -2815,7 +2773,7 @@
             <w:pStyle w:val="TOC2"/>
             <w:tabs>
               <w:tab w:val="left" w:pos="960"/>
-              <w:tab w:val="right" w:leader="dot" w:pos="9350"/>
+              <w:tab w:val="right" w:leader="dot" w:pos="10790"/>
             </w:tabs>
             <w:rPr>
               <w:noProof/>
@@ -2826,16 +2784,13 @@
               <w14:ligatures w14:val="standardContextual"/>
             </w:rPr>
           </w:pPr>
-          <w:r>
-            <w:t>7</w:t>
-          </w:r>
-          <w:hyperlink w:anchor="_Toc203926064" w:history="1">
+          <w:hyperlink w:anchor="_Toc212287968" w:history="1">
             <w:r>
               <w:rPr>
                 <w:rStyle w:val="Hyperlink"/>
                 <w:noProof/>
               </w:rPr>
-              <w:t>10.6</w:t>
+              <w:t>10.4</w:t>
             </w:r>
             <w:r>
               <w:rPr>
@@ -2853,7 +2808,7 @@
                 <w:rStyle w:val="Hyperlink"/>
                 <w:noProof/>
               </w:rPr>
-              <w:t>Modbus LEDs</w:t>
+              <w:t>EStop LED</w:t>
             </w:r>
             <w:r>
               <w:rPr>
@@ -2874,7 +2829,7 @@
                 <w:noProof/>
                 <w:webHidden/>
               </w:rPr>
-              <w:instrText xml:space="preserve"> PAGEREF _Toc203926064 \h </w:instrText>
+              <w:instrText xml:space="preserve"> PAGEREF _Toc212287968 \h </w:instrText>
             </w:r>
             <w:r>
               <w:rPr>
@@ -2910,7 +2865,7 @@
             <w:pStyle w:val="TOC2"/>
             <w:tabs>
               <w:tab w:val="left" w:pos="960"/>
-              <w:tab w:val="right" w:leader="dot" w:pos="9350"/>
+              <w:tab w:val="right" w:leader="dot" w:pos="10790"/>
             </w:tabs>
             <w:rPr>
               <w:noProof/>
@@ -2921,13 +2876,13 @@
               <w14:ligatures w14:val="standardContextual"/>
             </w:rPr>
           </w:pPr>
-          <w:hyperlink w:anchor="_Toc203926065" w:history="1">
+          <w:hyperlink w:anchor="_Toc212287969" w:history="1">
             <w:r>
               <w:rPr>
                 <w:rStyle w:val="Hyperlink"/>
                 <w:noProof/>
               </w:rPr>
-              <w:t>10.7</w:t>
+              <w:t>10.5</w:t>
             </w:r>
             <w:r>
               <w:rPr>
@@ -2945,7 +2900,7 @@
                 <w:rStyle w:val="Hyperlink"/>
                 <w:noProof/>
               </w:rPr>
-              <w:t>Relay LEDS</w:t>
+              <w:t>Infeed Led</w:t>
             </w:r>
             <w:r>
               <w:rPr>
@@ -2966,7 +2921,7 @@
                 <w:noProof/>
                 <w:webHidden/>
               </w:rPr>
-              <w:instrText xml:space="preserve"> PAGEREF _Toc203926065 \h </w:instrText>
+              <w:instrText xml:space="preserve"> PAGEREF _Toc212287969 \h </w:instrText>
             </w:r>
             <w:r>
               <w:rPr>
@@ -2999,10 +2954,10 @@
         </w:p>
         <w:p>
           <w:pPr>
-            <w:pStyle w:val="TOC1"/>
+            <w:pStyle w:val="TOC2"/>
             <w:tabs>
-              <w:tab w:val="left" w:pos="720"/>
-              <w:tab w:val="right" w:leader="dot" w:pos="9350"/>
+              <w:tab w:val="left" w:pos="960"/>
+              <w:tab w:val="right" w:leader="dot" w:pos="10790"/>
             </w:tabs>
             <w:rPr>
               <w:noProof/>
@@ -3013,13 +2968,13 @@
               <w14:ligatures w14:val="standardContextual"/>
             </w:rPr>
           </w:pPr>
-          <w:hyperlink w:anchor="_Toc203926066" w:history="1">
+          <w:hyperlink w:anchor="_Toc212287970" w:history="1">
             <w:r>
               <w:rPr>
                 <w:rStyle w:val="Hyperlink"/>
                 <w:noProof/>
               </w:rPr>
-              <w:t>11</w:t>
+              <w:t>10.6</w:t>
             </w:r>
             <w:r>
               <w:rPr>
@@ -3037,7 +2992,7 @@
                 <w:rStyle w:val="Hyperlink"/>
                 <w:noProof/>
               </w:rPr>
-              <w:t>Modbus communications and registers</w:t>
+              <w:t>Modbus LED</w:t>
             </w:r>
             <w:r>
               <w:rPr>
@@ -3058,7 +3013,7 @@
                 <w:noProof/>
                 <w:webHidden/>
               </w:rPr>
-              <w:instrText xml:space="preserve"> PAGEREF _Toc203926066 \h </w:instrText>
+              <w:instrText xml:space="preserve"> PAGEREF _Toc212287970 \h </w:instrText>
             </w:r>
             <w:r>
               <w:rPr>
@@ -3078,7 +3033,7 @@
                 <w:noProof/>
                 <w:webHidden/>
               </w:rPr>
-              <w:t>18</w:t>
+              <w:t>17</w:t>
             </w:r>
             <w:r>
               <w:rPr>
@@ -3091,10 +3046,10 @@
         </w:p>
         <w:p>
           <w:pPr>
-            <w:pStyle w:val="TOC2"/>
+            <w:pStyle w:val="TOC3"/>
             <w:tabs>
-              <w:tab w:val="left" w:pos="960"/>
-              <w:tab w:val="right" w:leader="dot" w:pos="9350"/>
+              <w:tab w:val="left" w:pos="1440"/>
+              <w:tab w:val="right" w:leader="dot" w:pos="10790"/>
             </w:tabs>
             <w:rPr>
               <w:noProof/>
@@ -3105,13 +3060,13 @@
               <w14:ligatures w14:val="standardContextual"/>
             </w:rPr>
           </w:pPr>
-          <w:hyperlink w:anchor="_Toc203926067" w:history="1">
+          <w:hyperlink w:anchor="_Toc212287971" w:history="1">
             <w:r>
               <w:rPr>
                 <w:rStyle w:val="Hyperlink"/>
                 <w:noProof/>
               </w:rPr>
-              <w:t>11.1</w:t>
+              <w:t>10.6.1</w:t>
             </w:r>
             <w:r>
               <w:rPr>
@@ -3129,7 +3084,7 @@
                 <w:rStyle w:val="Hyperlink"/>
                 <w:noProof/>
               </w:rPr>
-              <w:t>Coil registers</w:t>
+              <w:t>Activity LED</w:t>
             </w:r>
             <w:r>
               <w:rPr>
@@ -3150,7 +3105,7 @@
                 <w:noProof/>
                 <w:webHidden/>
               </w:rPr>
-              <w:instrText xml:space="preserve"> PAGEREF _Toc203926067 \h </w:instrText>
+              <w:instrText xml:space="preserve"> PAGEREF _Toc212287971 \h </w:instrText>
             </w:r>
             <w:r>
               <w:rPr>
@@ -3170,7 +3125,7 @@
                 <w:noProof/>
                 <w:webHidden/>
               </w:rPr>
-              <w:t>18</w:t>
+              <w:t>17</w:t>
             </w:r>
             <w:r>
               <w:rPr>
@@ -3183,10 +3138,10 @@
         </w:p>
         <w:p>
           <w:pPr>
-            <w:pStyle w:val="TOC3"/>
+            <w:pStyle w:val="TOC2"/>
             <w:tabs>
-              <w:tab w:val="left" w:pos="1440"/>
-              <w:tab w:val="right" w:leader="dot" w:pos="9350"/>
+              <w:tab w:val="left" w:pos="960"/>
+              <w:tab w:val="right" w:leader="dot" w:pos="10790"/>
             </w:tabs>
             <w:rPr>
               <w:noProof/>
@@ -3197,13 +3152,13 @@
               <w14:ligatures w14:val="standardContextual"/>
             </w:rPr>
           </w:pPr>
-          <w:hyperlink w:anchor="_Toc203926068" w:history="1">
+          <w:hyperlink w:anchor="_Toc212287972" w:history="1">
             <w:r>
               <w:rPr>
                 <w:rStyle w:val="Hyperlink"/>
                 <w:noProof/>
               </w:rPr>
-              <w:t>11.1.1</w:t>
+              <w:t>10.7</w:t>
             </w:r>
             <w:r>
               <w:rPr>
@@ -3221,7 +3176,7 @@
                 <w:rStyle w:val="Hyperlink"/>
                 <w:noProof/>
               </w:rPr>
-              <w:t>Details of the function 05: Write single coil.</w:t>
+              <w:t>Relays LED</w:t>
             </w:r>
             <w:r>
               <w:rPr>
@@ -3242,7 +3197,7 @@
                 <w:noProof/>
                 <w:webHidden/>
               </w:rPr>
-              <w:instrText xml:space="preserve"> PAGEREF _Toc203926068 \h </w:instrText>
+              <w:instrText xml:space="preserve"> PAGEREF _Toc212287972 \h </w:instrText>
             </w:r>
             <w:r>
               <w:rPr>
@@ -3262,7 +3217,7 @@
                 <w:noProof/>
                 <w:webHidden/>
               </w:rPr>
-              <w:t>19</w:t>
+              <w:t>17</w:t>
             </w:r>
             <w:r>
               <w:rPr>
@@ -3275,10 +3230,10 @@
         </w:p>
         <w:p>
           <w:pPr>
-            <w:pStyle w:val="TOC2"/>
+            <w:pStyle w:val="TOC1"/>
             <w:tabs>
-              <w:tab w:val="left" w:pos="960"/>
-              <w:tab w:val="right" w:leader="dot" w:pos="9350"/>
+              <w:tab w:val="left" w:pos="720"/>
+              <w:tab w:val="right" w:leader="dot" w:pos="10790"/>
             </w:tabs>
             <w:rPr>
               <w:noProof/>
@@ -3289,13 +3244,13 @@
               <w14:ligatures w14:val="standardContextual"/>
             </w:rPr>
           </w:pPr>
-          <w:hyperlink w:anchor="_Toc203926069" w:history="1">
+          <w:hyperlink w:anchor="_Toc212287973" w:history="1">
             <w:r>
               <w:rPr>
                 <w:rStyle w:val="Hyperlink"/>
                 <w:noProof/>
               </w:rPr>
-              <w:t>11.2</w:t>
+              <w:t>11</w:t>
             </w:r>
             <w:r>
               <w:rPr>
@@ -3313,7 +3268,7 @@
                 <w:rStyle w:val="Hyperlink"/>
                 <w:noProof/>
               </w:rPr>
-              <w:t>Input registers</w:t>
+              <w:t>Modbus communications and registers</w:t>
             </w:r>
             <w:r>
               <w:rPr>
@@ -3334,7 +3289,7 @@
                 <w:noProof/>
                 <w:webHidden/>
               </w:rPr>
-              <w:instrText xml:space="preserve"> PAGEREF _Toc203926069 \h </w:instrText>
+              <w:instrText xml:space="preserve"> PAGEREF _Toc212287973 \h </w:instrText>
             </w:r>
             <w:r>
               <w:rPr>
@@ -3354,7 +3309,7 @@
                 <w:noProof/>
                 <w:webHidden/>
               </w:rPr>
-              <w:t>19</w:t>
+              <w:t>18</w:t>
             </w:r>
             <w:r>
               <w:rPr>
@@ -3367,10 +3322,10 @@
         </w:p>
         <w:p>
           <w:pPr>
-            <w:pStyle w:val="TOC3"/>
+            <w:pStyle w:val="TOC2"/>
             <w:tabs>
-              <w:tab w:val="left" w:pos="1440"/>
-              <w:tab w:val="right" w:leader="dot" w:pos="9350"/>
+              <w:tab w:val="left" w:pos="960"/>
+              <w:tab w:val="right" w:leader="dot" w:pos="10790"/>
             </w:tabs>
             <w:rPr>
               <w:noProof/>
@@ -3381,13 +3336,13 @@
               <w14:ligatures w14:val="standardContextual"/>
             </w:rPr>
           </w:pPr>
-          <w:hyperlink w:anchor="_Toc203926070" w:history="1">
+          <w:hyperlink w:anchor="_Toc212287974" w:history="1">
             <w:r>
               <w:rPr>
                 <w:rStyle w:val="Hyperlink"/>
                 <w:noProof/>
               </w:rPr>
-              <w:t>11.2.1</w:t>
+              <w:t>11.1</w:t>
             </w:r>
             <w:r>
               <w:rPr>
@@ -3426,7 +3381,7 @@
                 <w:noProof/>
                 <w:webHidden/>
               </w:rPr>
-              <w:instrText xml:space="preserve"> PAGEREF _Toc203926070 \h </w:instrText>
+              <w:instrText xml:space="preserve"> PAGEREF _Toc212287974 \h </w:instrText>
             </w:r>
             <w:r>
               <w:rPr>
@@ -3443,12 +3398,10 @@
             </w:r>
             <w:r>
               <w:rPr>
-                <w:b/>
-                <w:bCs/>
-                <w:noProof/>
-                <w:webHidden/>
-              </w:rPr>
-              <w:t>Error! Bookmark not defined.</w:t>
+                <w:noProof/>
+                <w:webHidden/>
+              </w:rPr>
+              <w:t>18</w:t>
             </w:r>
             <w:r>
               <w:rPr>
@@ -3464,7 +3417,7 @@
             <w:pStyle w:val="TOC3"/>
             <w:tabs>
               <w:tab w:val="left" w:pos="1440"/>
-              <w:tab w:val="right" w:leader="dot" w:pos="9350"/>
+              <w:tab w:val="right" w:leader="dot" w:pos="10790"/>
             </w:tabs>
             <w:rPr>
               <w:noProof/>
@@ -3475,13 +3428,13 @@
               <w14:ligatures w14:val="standardContextual"/>
             </w:rPr>
           </w:pPr>
-          <w:hyperlink w:anchor="_Toc203926071" w:history="1">
+          <w:hyperlink w:anchor="_Toc212287975" w:history="1">
             <w:r>
               <w:rPr>
                 <w:rStyle w:val="Hyperlink"/>
                 <w:noProof/>
               </w:rPr>
-              <w:t>11.2.2</w:t>
+              <w:t>11.1.1</w:t>
             </w:r>
             <w:r>
               <w:rPr>
@@ -3499,7 +3452,7 @@
                 <w:rStyle w:val="Hyperlink"/>
                 <w:noProof/>
               </w:rPr>
-              <w:t>Status &amp; Monitoring</w:t>
+              <w:t>Report Slave ID</w:t>
             </w:r>
             <w:r>
               <w:rPr>
@@ -3520,7 +3473,7 @@
                 <w:noProof/>
                 <w:webHidden/>
               </w:rPr>
-              <w:instrText xml:space="preserve"> PAGEREF _Toc203926071 \h </w:instrText>
+              <w:instrText xml:space="preserve"> PAGEREF _Toc212287975 \h </w:instrText>
             </w:r>
             <w:r>
               <w:rPr>
@@ -3540,7 +3493,7 @@
                 <w:noProof/>
                 <w:webHidden/>
               </w:rPr>
-              <w:t>20</w:t>
+              <w:t>18</w:t>
             </w:r>
             <w:r>
               <w:rPr>
@@ -3556,7 +3509,7 @@
             <w:pStyle w:val="TOC3"/>
             <w:tabs>
               <w:tab w:val="left" w:pos="1440"/>
-              <w:tab w:val="right" w:leader="dot" w:pos="9350"/>
+              <w:tab w:val="right" w:leader="dot" w:pos="10790"/>
             </w:tabs>
             <w:rPr>
               <w:noProof/>
@@ -3567,13 +3520,14 @@
               <w14:ligatures w14:val="standardContextual"/>
             </w:rPr>
           </w:pPr>
-          <w:hyperlink w:anchor="_Toc203926072" w:history="1">
+          <w:hyperlink w:anchor="_Toc212287976" w:history="1">
             <w:r>
               <w:rPr>
                 <w:rStyle w:val="Hyperlink"/>
                 <w:noProof/>
-              </w:rPr>
-              <w:t>11.2.3</w:t>
+                <w:lang w:val="en-GB"/>
+              </w:rPr>
+              <w:t>11.1.2</w:t>
             </w:r>
             <w:r>
               <w:rPr>
@@ -3590,8 +3544,9 @@
               <w:rPr>
                 <w:rStyle w:val="Hyperlink"/>
                 <w:noProof/>
-              </w:rPr>
-              <w:t>Relay Diagnostics &amp; Statistics</w:t>
+                <w:lang w:val="en-GB"/>
+              </w:rPr>
+              <w:t>Encapsulated Transport Interface</w:t>
             </w:r>
             <w:r>
               <w:rPr>
@@ -3612,7 +3567,7 @@
                 <w:noProof/>
                 <w:webHidden/>
               </w:rPr>
-              <w:instrText xml:space="preserve"> PAGEREF _Toc203926072 \h </w:instrText>
+              <w:instrText xml:space="preserve"> PAGEREF _Toc212287976 \h </w:instrText>
             </w:r>
             <w:r>
               <w:rPr>
@@ -3632,7 +3587,7 @@
                 <w:noProof/>
                 <w:webHidden/>
               </w:rPr>
-              <w:t>22</w:t>
+              <w:t>18</w:t>
             </w:r>
             <w:r>
               <w:rPr>
@@ -3648,7 +3603,7 @@
             <w:pStyle w:val="TOC2"/>
             <w:tabs>
               <w:tab w:val="left" w:pos="960"/>
-              <w:tab w:val="right" w:leader="dot" w:pos="9350"/>
+              <w:tab w:val="right" w:leader="dot" w:pos="10790"/>
             </w:tabs>
             <w:rPr>
               <w:noProof/>
@@ -3659,13 +3614,13 @@
               <w14:ligatures w14:val="standardContextual"/>
             </w:rPr>
           </w:pPr>
-          <w:hyperlink w:anchor="_Toc203926073" w:history="1">
+          <w:hyperlink w:anchor="_Toc212287977" w:history="1">
             <w:r>
               <w:rPr>
                 <w:rStyle w:val="Hyperlink"/>
                 <w:noProof/>
               </w:rPr>
-              <w:t>11.3</w:t>
+              <w:t>11.2</w:t>
             </w:r>
             <w:r>
               <w:rPr>
@@ -3683,7 +3638,7 @@
                 <w:rStyle w:val="Hyperlink"/>
                 <w:noProof/>
               </w:rPr>
-              <w:t>Holding registers</w:t>
+              <w:t>Coil registers</w:t>
             </w:r>
             <w:r>
               <w:rPr>
@@ -3704,7 +3659,7 @@
                 <w:noProof/>
                 <w:webHidden/>
               </w:rPr>
-              <w:instrText xml:space="preserve"> PAGEREF _Toc203926073 \h </w:instrText>
+              <w:instrText xml:space="preserve"> PAGEREF _Toc212287977 \h </w:instrText>
             </w:r>
             <w:r>
               <w:rPr>
@@ -3724,7 +3679,7 @@
                 <w:noProof/>
                 <w:webHidden/>
               </w:rPr>
-              <w:t>23</w:t>
+              <w:t>19</w:t>
             </w:r>
             <w:r>
               <w:rPr>
@@ -3740,7 +3695,7 @@
             <w:pStyle w:val="TOC3"/>
             <w:tabs>
               <w:tab w:val="left" w:pos="1440"/>
-              <w:tab w:val="right" w:leader="dot" w:pos="9350"/>
+              <w:tab w:val="right" w:leader="dot" w:pos="10790"/>
             </w:tabs>
             <w:rPr>
               <w:noProof/>
@@ -3751,13 +3706,13 @@
               <w14:ligatures w14:val="standardContextual"/>
             </w:rPr>
           </w:pPr>
-          <w:hyperlink w:anchor="_Toc203926074" w:history="1">
+          <w:hyperlink w:anchor="_Toc212287978" w:history="1">
             <w:r>
               <w:rPr>
                 <w:rStyle w:val="Hyperlink"/>
                 <w:noProof/>
               </w:rPr>
-              <w:t>11.3.1</w:t>
+              <w:t>11.2.1</w:t>
             </w:r>
             <w:r>
               <w:rPr>
@@ -3775,7 +3730,7 @@
                 <w:rStyle w:val="Hyperlink"/>
                 <w:noProof/>
               </w:rPr>
-              <w:t>Supported function codes.</w:t>
+              <w:t>Details of the function 05: Write single coil.</w:t>
             </w:r>
             <w:r>
               <w:rPr>
@@ -3796,7 +3751,7 @@
                 <w:noProof/>
                 <w:webHidden/>
               </w:rPr>
-              <w:instrText xml:space="preserve"> PAGEREF _Toc203926074 \h </w:instrText>
+              <w:instrText xml:space="preserve"> PAGEREF _Toc212287978 \h </w:instrText>
             </w:r>
             <w:r>
               <w:rPr>
@@ -3816,7 +3771,7 @@
                 <w:noProof/>
                 <w:webHidden/>
               </w:rPr>
-              <w:t>23</w:t>
+              <w:t>19</w:t>
             </w:r>
             <w:r>
               <w:rPr>
@@ -3829,10 +3784,10 @@
         </w:p>
         <w:p>
           <w:pPr>
-            <w:pStyle w:val="TOC3"/>
+            <w:pStyle w:val="TOC2"/>
             <w:tabs>
-              <w:tab w:val="left" w:pos="1440"/>
-              <w:tab w:val="right" w:leader="dot" w:pos="9350"/>
+              <w:tab w:val="left" w:pos="960"/>
+              <w:tab w:val="right" w:leader="dot" w:pos="10790"/>
             </w:tabs>
             <w:rPr>
               <w:noProof/>
@@ -3843,13 +3798,13 @@
               <w14:ligatures w14:val="standardContextual"/>
             </w:rPr>
           </w:pPr>
-          <w:hyperlink w:anchor="_Toc203926075" w:history="1">
+          <w:hyperlink w:anchor="_Toc212287979" w:history="1">
             <w:r>
               <w:rPr>
                 <w:rStyle w:val="Hyperlink"/>
                 <w:noProof/>
               </w:rPr>
-              <w:t>11.3.2</w:t>
+              <w:t>11.3</w:t>
             </w:r>
             <w:r>
               <w:rPr>
@@ -3867,7 +3822,7 @@
                 <w:rStyle w:val="Hyperlink"/>
                 <w:noProof/>
               </w:rPr>
-              <w:t>Communication Settings</w:t>
+              <w:t>Input registers</w:t>
             </w:r>
             <w:r>
               <w:rPr>
@@ -3888,7 +3843,7 @@
                 <w:noProof/>
                 <w:webHidden/>
               </w:rPr>
-              <w:instrText xml:space="preserve"> PAGEREF _Toc203926075 \h </w:instrText>
+              <w:instrText xml:space="preserve"> PAGEREF _Toc212287979 \h </w:instrText>
             </w:r>
             <w:r>
               <w:rPr>
@@ -3908,7 +3863,7 @@
                 <w:noProof/>
                 <w:webHidden/>
               </w:rPr>
-              <w:t>24</w:t>
+              <w:t>20</w:t>
             </w:r>
             <w:r>
               <w:rPr>
@@ -3924,7 +3879,7 @@
             <w:pStyle w:val="TOC3"/>
             <w:tabs>
               <w:tab w:val="left" w:pos="1440"/>
-              <w:tab w:val="right" w:leader="dot" w:pos="9350"/>
+              <w:tab w:val="right" w:leader="dot" w:pos="10790"/>
             </w:tabs>
             <w:rPr>
               <w:noProof/>
@@ -3935,13 +3890,13 @@
               <w14:ligatures w14:val="standardContextual"/>
             </w:rPr>
           </w:pPr>
-          <w:hyperlink w:anchor="_Toc203926076" w:history="1">
+          <w:hyperlink w:anchor="_Toc212287980" w:history="1">
             <w:r>
               <w:rPr>
                 <w:rStyle w:val="Hyperlink"/>
                 <w:noProof/>
               </w:rPr>
-              <w:t>11.3.3</w:t>
+              <w:t>11.3.1</w:t>
             </w:r>
             <w:r>
               <w:rPr>
@@ -3959,7 +3914,7 @@
                 <w:rStyle w:val="Hyperlink"/>
                 <w:noProof/>
               </w:rPr>
-              <w:t>Power Infeed Configuration</w:t>
+              <w:t>Status &amp; Monitoring</w:t>
             </w:r>
             <w:r>
               <w:rPr>
@@ -3980,7 +3935,7 @@
                 <w:noProof/>
                 <w:webHidden/>
               </w:rPr>
-              <w:instrText xml:space="preserve"> PAGEREF _Toc203926076 \h </w:instrText>
+              <w:instrText xml:space="preserve"> PAGEREF _Toc212287980 \h </w:instrText>
             </w:r>
             <w:r>
               <w:rPr>
@@ -4000,7 +3955,7 @@
                 <w:noProof/>
                 <w:webHidden/>
               </w:rPr>
-              <w:t>24</w:t>
+              <w:t>20</w:t>
             </w:r>
             <w:r>
               <w:rPr>
@@ -4016,7 +3971,7 @@
             <w:pStyle w:val="TOC3"/>
             <w:tabs>
               <w:tab w:val="left" w:pos="1440"/>
-              <w:tab w:val="right" w:leader="dot" w:pos="9350"/>
+              <w:tab w:val="right" w:leader="dot" w:pos="10790"/>
             </w:tabs>
             <w:rPr>
               <w:noProof/>
@@ -4027,13 +3982,13 @@
               <w14:ligatures w14:val="standardContextual"/>
             </w:rPr>
           </w:pPr>
-          <w:hyperlink w:anchor="_Toc203926077" w:history="1">
+          <w:hyperlink w:anchor="_Toc212287981" w:history="1">
             <w:r>
               <w:rPr>
                 <w:rStyle w:val="Hyperlink"/>
                 <w:noProof/>
               </w:rPr>
-              <w:t>11.3.4</w:t>
+              <w:t>11.3.2</w:t>
             </w:r>
             <w:r>
               <w:rPr>
@@ -4051,7 +4006,7 @@
                 <w:rStyle w:val="Hyperlink"/>
                 <w:noProof/>
               </w:rPr>
-              <w:t>Safety Logic Configuration</w:t>
+              <w:t>Relay Diagnostics &amp; Statistics</w:t>
             </w:r>
             <w:r>
               <w:rPr>
@@ -4072,7 +4027,7 @@
                 <w:noProof/>
                 <w:webHidden/>
               </w:rPr>
-              <w:instrText xml:space="preserve"> PAGEREF _Toc203926077 \h </w:instrText>
+              <w:instrText xml:space="preserve"> PAGEREF _Toc212287981 \h </w:instrText>
             </w:r>
             <w:r>
               <w:rPr>
@@ -4092,7 +4047,7 @@
                 <w:noProof/>
                 <w:webHidden/>
               </w:rPr>
-              <w:t>25</w:t>
+              <w:t>21</w:t>
             </w:r>
             <w:r>
               <w:rPr>
@@ -4105,10 +4060,10 @@
         </w:p>
         <w:p>
           <w:pPr>
-            <w:pStyle w:val="TOC3"/>
+            <w:pStyle w:val="TOC2"/>
             <w:tabs>
-              <w:tab w:val="left" w:pos="1440"/>
-              <w:tab w:val="right" w:leader="dot" w:pos="9350"/>
+              <w:tab w:val="left" w:pos="960"/>
+              <w:tab w:val="right" w:leader="dot" w:pos="10790"/>
             </w:tabs>
             <w:rPr>
               <w:noProof/>
@@ -4119,13 +4074,13 @@
               <w14:ligatures w14:val="standardContextual"/>
             </w:rPr>
           </w:pPr>
-          <w:hyperlink w:anchor="_Toc203926078" w:history="1">
+          <w:hyperlink w:anchor="_Toc212287982" w:history="1">
             <w:r>
               <w:rPr>
                 <w:rStyle w:val="Hyperlink"/>
                 <w:noProof/>
               </w:rPr>
-              <w:t>11.3.5</w:t>
+              <w:t>11.4</w:t>
             </w:r>
             <w:r>
               <w:rPr>
@@ -4143,7 +4098,7 @@
                 <w:rStyle w:val="Hyperlink"/>
                 <w:noProof/>
               </w:rPr>
-              <w:t>Relays Configuration</w:t>
+              <w:t>Holding registers</w:t>
             </w:r>
             <w:r>
               <w:rPr>
@@ -4164,7 +4119,7 @@
                 <w:noProof/>
                 <w:webHidden/>
               </w:rPr>
-              <w:instrText xml:space="preserve"> PAGEREF _Toc203926078 \h </w:instrText>
+              <w:instrText xml:space="preserve"> PAGEREF _Toc212287982 \h </w:instrText>
             </w:r>
             <w:r>
               <w:rPr>
@@ -4184,7 +4139,7 @@
                 <w:noProof/>
                 <w:webHidden/>
               </w:rPr>
-              <w:t>26</w:t>
+              <w:t>22</w:t>
             </w:r>
             <w:r>
               <w:rPr>
@@ -4197,10 +4152,10 @@
         </w:p>
         <w:p>
           <w:pPr>
-            <w:pStyle w:val="TOC2"/>
+            <w:pStyle w:val="TOC3"/>
             <w:tabs>
-              <w:tab w:val="left" w:pos="960"/>
-              <w:tab w:val="right" w:leader="dot" w:pos="9350"/>
+              <w:tab w:val="left" w:pos="1440"/>
+              <w:tab w:val="right" w:leader="dot" w:pos="10790"/>
             </w:tabs>
             <w:rPr>
               <w:noProof/>
@@ -4211,13 +4166,13 @@
               <w14:ligatures w14:val="standardContextual"/>
             </w:rPr>
           </w:pPr>
-          <w:hyperlink w:anchor="_Toc203926079" w:history="1">
+          <w:hyperlink w:anchor="_Toc212287983" w:history="1">
             <w:r>
               <w:rPr>
                 <w:rStyle w:val="Hyperlink"/>
                 <w:noProof/>
               </w:rPr>
-              <w:t>11.4</w:t>
+              <w:t>11.4.1</w:t>
             </w:r>
             <w:r>
               <w:rPr>
@@ -4235,7 +4190,7 @@
                 <w:rStyle w:val="Hyperlink"/>
                 <w:noProof/>
               </w:rPr>
-              <w:t>Device control registers</w:t>
+              <w:t>Supported function codes.</w:t>
             </w:r>
             <w:r>
               <w:rPr>
@@ -4256,7 +4211,7 @@
                 <w:noProof/>
                 <w:webHidden/>
               </w:rPr>
-              <w:instrText xml:space="preserve"> PAGEREF _Toc203926079 \h </w:instrText>
+              <w:instrText xml:space="preserve"> PAGEREF _Toc212287983 \h </w:instrText>
             </w:r>
             <w:r>
               <w:rPr>
@@ -4276,7 +4231,7 @@
                 <w:noProof/>
                 <w:webHidden/>
               </w:rPr>
-              <w:t>27</w:t>
+              <w:t>22</w:t>
             </w:r>
             <w:r>
               <w:rPr>
@@ -4292,7 +4247,7 @@
             <w:pStyle w:val="TOC3"/>
             <w:tabs>
               <w:tab w:val="left" w:pos="1440"/>
-              <w:tab w:val="right" w:leader="dot" w:pos="9350"/>
+              <w:tab w:val="right" w:leader="dot" w:pos="10790"/>
             </w:tabs>
             <w:rPr>
               <w:noProof/>
@@ -4303,13 +4258,13 @@
               <w14:ligatures w14:val="standardContextual"/>
             </w:rPr>
           </w:pPr>
-          <w:hyperlink w:anchor="_Toc203926080" w:history="1">
+          <w:hyperlink w:anchor="_Toc212287984" w:history="1">
             <w:r>
               <w:rPr>
                 <w:rStyle w:val="Hyperlink"/>
                 <w:noProof/>
               </w:rPr>
-              <w:t>11.4.1</w:t>
+              <w:t>11.4.2</w:t>
             </w:r>
             <w:r>
               <w:rPr>
@@ -4327,7 +4282,7 @@
                 <w:rStyle w:val="Hyperlink"/>
                 <w:noProof/>
               </w:rPr>
-              <w:t>EStop control.</w:t>
+              <w:t>Communication Settings</w:t>
             </w:r>
             <w:r>
               <w:rPr>
@@ -4348,7 +4303,7 @@
                 <w:noProof/>
                 <w:webHidden/>
               </w:rPr>
-              <w:instrText xml:space="preserve"> PAGEREF _Toc203926080 \h </w:instrText>
+              <w:instrText xml:space="preserve"> PAGEREF _Toc212287984 \h </w:instrText>
             </w:r>
             <w:r>
               <w:rPr>
@@ -4368,7 +4323,7 @@
                 <w:noProof/>
                 <w:webHidden/>
               </w:rPr>
-              <w:t>27</w:t>
+              <w:t>22</w:t>
             </w:r>
             <w:r>
               <w:rPr>
@@ -4381,10 +4336,10 @@
         </w:p>
         <w:p>
           <w:pPr>
-            <w:pStyle w:val="TOC1"/>
+            <w:pStyle w:val="TOC3"/>
             <w:tabs>
-              <w:tab w:val="left" w:pos="720"/>
-              <w:tab w:val="right" w:leader="dot" w:pos="9350"/>
+              <w:tab w:val="left" w:pos="1440"/>
+              <w:tab w:val="right" w:leader="dot" w:pos="10790"/>
             </w:tabs>
             <w:rPr>
               <w:noProof/>
@@ -4395,13 +4350,13 @@
               <w14:ligatures w14:val="standardContextual"/>
             </w:rPr>
           </w:pPr>
-          <w:hyperlink w:anchor="_Toc203926081" w:history="1">
+          <w:hyperlink w:anchor="_Toc212287985" w:history="1">
             <w:r>
               <w:rPr>
                 <w:rStyle w:val="Hyperlink"/>
                 <w:noProof/>
               </w:rPr>
-              <w:t>12</w:t>
+              <w:t>11.4.3</w:t>
             </w:r>
             <w:r>
               <w:rPr>
@@ -4419,7 +4374,7 @@
                 <w:rStyle w:val="Hyperlink"/>
                 <w:noProof/>
               </w:rPr>
-              <w:t>Electrical and mechanical characteristics</w:t>
+              <w:t>Power Infeed Configuration</w:t>
             </w:r>
             <w:r>
               <w:rPr>
@@ -4440,7 +4395,7 @@
                 <w:noProof/>
                 <w:webHidden/>
               </w:rPr>
-              <w:instrText xml:space="preserve"> PAGEREF _Toc203926081 \h </w:instrText>
+              <w:instrText xml:space="preserve"> PAGEREF _Toc212287985 \h </w:instrText>
             </w:r>
             <w:r>
               <w:rPr>
@@ -4460,7 +4415,7 @@
                 <w:noProof/>
                 <w:webHidden/>
               </w:rPr>
-              <w:t>28</w:t>
+              <w:t>23</w:t>
             </w:r>
             <w:r>
               <w:rPr>
@@ -4473,10 +4428,10 @@
         </w:p>
         <w:p>
           <w:pPr>
-            <w:pStyle w:val="TOC2"/>
+            <w:pStyle w:val="TOC3"/>
             <w:tabs>
-              <w:tab w:val="left" w:pos="960"/>
-              <w:tab w:val="right" w:leader="dot" w:pos="9350"/>
+              <w:tab w:val="left" w:pos="1440"/>
+              <w:tab w:val="right" w:leader="dot" w:pos="10790"/>
             </w:tabs>
             <w:rPr>
               <w:noProof/>
@@ -4487,13 +4442,13 @@
               <w14:ligatures w14:val="standardContextual"/>
             </w:rPr>
           </w:pPr>
-          <w:hyperlink w:anchor="_Toc203926082" w:history="1">
+          <w:hyperlink w:anchor="_Toc212287986" w:history="1">
             <w:r>
               <w:rPr>
                 <w:rStyle w:val="Hyperlink"/>
                 <w:noProof/>
               </w:rPr>
-              <w:t>12.1</w:t>
+              <w:t>11.4.4</w:t>
             </w:r>
             <w:r>
               <w:rPr>
@@ -4511,7 +4466,7 @@
                 <w:rStyle w:val="Hyperlink"/>
                 <w:noProof/>
               </w:rPr>
-              <w:t>Electrical characteristics</w:t>
+              <w:t>Safety Logic Configuration</w:t>
             </w:r>
             <w:r>
               <w:rPr>
@@ -4532,7 +4487,7 @@
                 <w:noProof/>
                 <w:webHidden/>
               </w:rPr>
-              <w:instrText xml:space="preserve"> PAGEREF _Toc203926082 \h </w:instrText>
+              <w:instrText xml:space="preserve"> PAGEREF _Toc212287986 \h </w:instrText>
             </w:r>
             <w:r>
               <w:rPr>
@@ -4552,7 +4507,7 @@
                 <w:noProof/>
                 <w:webHidden/>
               </w:rPr>
-              <w:t>28</w:t>
+              <w:t>23</w:t>
             </w:r>
             <w:r>
               <w:rPr>
@@ -4565,10 +4520,10 @@
         </w:p>
         <w:p>
           <w:pPr>
-            <w:pStyle w:val="TOC2"/>
+            <w:pStyle w:val="TOC3"/>
             <w:tabs>
-              <w:tab w:val="left" w:pos="960"/>
-              <w:tab w:val="right" w:leader="dot" w:pos="9350"/>
+              <w:tab w:val="left" w:pos="1440"/>
+              <w:tab w:val="right" w:leader="dot" w:pos="10790"/>
             </w:tabs>
             <w:rPr>
               <w:noProof/>
@@ -4579,13 +4534,13 @@
               <w14:ligatures w14:val="standardContextual"/>
             </w:rPr>
           </w:pPr>
-          <w:hyperlink w:anchor="_Toc203926083" w:history="1">
+          <w:hyperlink w:anchor="_Toc212287987" w:history="1">
             <w:r>
               <w:rPr>
                 <w:rStyle w:val="Hyperlink"/>
                 <w:noProof/>
               </w:rPr>
-              <w:t>12.2</w:t>
+              <w:t>11.4.5</w:t>
             </w:r>
             <w:r>
               <w:rPr>
@@ -4603,7 +4558,7 @@
                 <w:rStyle w:val="Hyperlink"/>
                 <w:noProof/>
               </w:rPr>
-              <w:t>Contact life</w:t>
+              <w:t>Relays Configuration</w:t>
             </w:r>
             <w:r>
               <w:rPr>
@@ -4624,7 +4579,7 @@
                 <w:noProof/>
                 <w:webHidden/>
               </w:rPr>
-              <w:instrText xml:space="preserve"> PAGEREF _Toc203926083 \h </w:instrText>
+              <w:instrText xml:space="preserve"> PAGEREF _Toc212287987 \h </w:instrText>
             </w:r>
             <w:r>
               <w:rPr>
@@ -4644,7 +4599,7 @@
                 <w:noProof/>
                 <w:webHidden/>
               </w:rPr>
-              <w:t>28</w:t>
+              <w:t>24</w:t>
             </w:r>
             <w:r>
               <w:rPr>
@@ -4660,7 +4615,7 @@
             <w:pStyle w:val="TOC2"/>
             <w:tabs>
               <w:tab w:val="left" w:pos="960"/>
-              <w:tab w:val="right" w:leader="dot" w:pos="9350"/>
+              <w:tab w:val="right" w:leader="dot" w:pos="10790"/>
             </w:tabs>
             <w:rPr>
               <w:noProof/>
@@ -4671,13 +4626,13 @@
               <w14:ligatures w14:val="standardContextual"/>
             </w:rPr>
           </w:pPr>
-          <w:hyperlink w:anchor="_Toc203926084" w:history="1">
+          <w:hyperlink w:anchor="_Toc212287988" w:history="1">
             <w:r>
               <w:rPr>
                 <w:rStyle w:val="Hyperlink"/>
                 <w:noProof/>
               </w:rPr>
-              <w:t>12.3</w:t>
+              <w:t>11.5</w:t>
             </w:r>
             <w:r>
               <w:rPr>
@@ -4695,7 +4650,7 @@
                 <w:rStyle w:val="Hyperlink"/>
                 <w:noProof/>
               </w:rPr>
-              <w:t>Troubleshooting</w:t>
+              <w:t>Device control registers</w:t>
             </w:r>
             <w:r>
               <w:rPr>
@@ -4716,7 +4671,7 @@
                 <w:noProof/>
                 <w:webHidden/>
               </w:rPr>
-              <w:instrText xml:space="preserve"> PAGEREF _Toc203926084 \h </w:instrText>
+              <w:instrText xml:space="preserve"> PAGEREF _Toc212287988 \h </w:instrText>
             </w:r>
             <w:r>
               <w:rPr>
@@ -4736,7 +4691,7 @@
                 <w:noProof/>
                 <w:webHidden/>
               </w:rPr>
-              <w:t>28</w:t>
+              <w:t>25</w:t>
             </w:r>
             <w:r>
               <w:rPr>
@@ -4752,7 +4707,7 @@
             <w:pStyle w:val="TOC3"/>
             <w:tabs>
               <w:tab w:val="left" w:pos="1440"/>
-              <w:tab w:val="right" w:leader="dot" w:pos="9350"/>
+              <w:tab w:val="right" w:leader="dot" w:pos="10790"/>
             </w:tabs>
             <w:rPr>
               <w:noProof/>
@@ -4763,13 +4718,13 @@
               <w14:ligatures w14:val="standardContextual"/>
             </w:rPr>
           </w:pPr>
-          <w:hyperlink w:anchor="_Toc203926085" w:history="1">
+          <w:hyperlink w:anchor="_Toc212287989" w:history="1">
             <w:r>
               <w:rPr>
                 <w:rStyle w:val="Hyperlink"/>
                 <w:noProof/>
               </w:rPr>
-              <w:t>12.3.1</w:t>
+              <w:t>11.5.1</w:t>
             </w:r>
             <w:r>
               <w:rPr>
@@ -4787,7 +4742,7 @@
                 <w:rStyle w:val="Hyperlink"/>
                 <w:noProof/>
               </w:rPr>
-              <w:t>Cannot Communicate with device.</w:t>
+              <w:t>EStop control.</w:t>
             </w:r>
             <w:r>
               <w:rPr>
@@ -4808,7 +4763,7 @@
                 <w:noProof/>
                 <w:webHidden/>
               </w:rPr>
-              <w:instrText xml:space="preserve"> PAGEREF _Toc203926085 \h </w:instrText>
+              <w:instrText xml:space="preserve"> PAGEREF _Toc212287989 \h </w:instrText>
             </w:r>
             <w:r>
               <w:rPr>
@@ -4828,7 +4783,7 @@
                 <w:noProof/>
                 <w:webHidden/>
               </w:rPr>
-              <w:t>28</w:t>
+              <w:t>25</w:t>
             </w:r>
             <w:r>
               <w:rPr>
@@ -4841,10 +4796,10 @@
         </w:p>
         <w:p>
           <w:pPr>
-            <w:pStyle w:val="TOC3"/>
+            <w:pStyle w:val="TOC1"/>
             <w:tabs>
-              <w:tab w:val="left" w:pos="1440"/>
-              <w:tab w:val="right" w:leader="dot" w:pos="9350"/>
+              <w:tab w:val="left" w:pos="720"/>
+              <w:tab w:val="right" w:leader="dot" w:pos="10790"/>
             </w:tabs>
             <w:rPr>
               <w:noProof/>
@@ -4855,13 +4810,13 @@
               <w14:ligatures w14:val="standardContextual"/>
             </w:rPr>
           </w:pPr>
-          <w:hyperlink w:anchor="_Toc203926086" w:history="1">
+          <w:hyperlink w:anchor="_Toc212287990" w:history="1">
             <w:r>
               <w:rPr>
                 <w:rStyle w:val="Hyperlink"/>
                 <w:noProof/>
               </w:rPr>
-              <w:t>12.3.2</w:t>
+              <w:t>12</w:t>
             </w:r>
             <w:r>
               <w:rPr>
@@ -4879,7 +4834,7 @@
                 <w:rStyle w:val="Hyperlink"/>
                 <w:noProof/>
               </w:rPr>
-              <w:t>Lost Device ID</w:t>
+              <w:t>Electrical and mechanical characteristics</w:t>
             </w:r>
             <w:r>
               <w:rPr>
@@ -4900,7 +4855,7 @@
                 <w:noProof/>
                 <w:webHidden/>
               </w:rPr>
-              <w:instrText xml:space="preserve"> PAGEREF _Toc203926086 \h </w:instrText>
+              <w:instrText xml:space="preserve"> PAGEREF _Toc212287990 \h </w:instrText>
             </w:r>
             <w:r>
               <w:rPr>
@@ -4920,7 +4875,7 @@
                 <w:noProof/>
                 <w:webHidden/>
               </w:rPr>
-              <w:t>28</w:t>
+              <w:t>27</w:t>
             </w:r>
             <w:r>
               <w:rPr>
@@ -4933,10 +4888,10 @@
         </w:p>
         <w:p>
           <w:pPr>
-            <w:pStyle w:val="TOC3"/>
+            <w:pStyle w:val="TOC2"/>
             <w:tabs>
-              <w:tab w:val="left" w:pos="1440"/>
-              <w:tab w:val="right" w:leader="dot" w:pos="9350"/>
+              <w:tab w:val="left" w:pos="960"/>
+              <w:tab w:val="right" w:leader="dot" w:pos="10790"/>
             </w:tabs>
             <w:rPr>
               <w:noProof/>
@@ -4947,13 +4902,13 @@
               <w14:ligatures w14:val="standardContextual"/>
             </w:rPr>
           </w:pPr>
-          <w:hyperlink w:anchor="_Toc203926087" w:history="1">
+          <w:hyperlink w:anchor="_Toc212287991" w:history="1">
             <w:r>
               <w:rPr>
                 <w:rStyle w:val="Hyperlink"/>
                 <w:noProof/>
               </w:rPr>
-              <w:t>12.3.3</w:t>
+              <w:t>12.1</w:t>
             </w:r>
             <w:r>
               <w:rPr>
@@ -4971,7 +4926,7 @@
                 <w:rStyle w:val="Hyperlink"/>
                 <w:noProof/>
               </w:rPr>
-              <w:t>Relay Does Not Respond</w:t>
+              <w:t>Electrical characteristics</w:t>
             </w:r>
             <w:r>
               <w:rPr>
@@ -4992,7 +4947,7 @@
                 <w:noProof/>
                 <w:webHidden/>
               </w:rPr>
-              <w:instrText xml:space="preserve"> PAGEREF _Toc203926087 \h </w:instrText>
+              <w:instrText xml:space="preserve"> PAGEREF _Toc212287991 \h </w:instrText>
             </w:r>
             <w:r>
               <w:rPr>
@@ -5012,7 +4967,7 @@
                 <w:noProof/>
                 <w:webHidden/>
               </w:rPr>
-              <w:t>28</w:t>
+              <w:t>27</w:t>
             </w:r>
             <w:r>
               <w:rPr>
@@ -5025,10 +4980,10 @@
         </w:p>
         <w:p>
           <w:pPr>
-            <w:pStyle w:val="TOC1"/>
+            <w:pStyle w:val="TOC2"/>
             <w:tabs>
-              <w:tab w:val="left" w:pos="720"/>
-              <w:tab w:val="right" w:leader="dot" w:pos="9350"/>
+              <w:tab w:val="left" w:pos="960"/>
+              <w:tab w:val="right" w:leader="dot" w:pos="10790"/>
             </w:tabs>
             <w:rPr>
               <w:noProof/>
@@ -5039,13 +4994,13 @@
               <w14:ligatures w14:val="standardContextual"/>
             </w:rPr>
           </w:pPr>
-          <w:hyperlink w:anchor="_Toc203926088" w:history="1">
+          <w:hyperlink w:anchor="_Toc212287992" w:history="1">
             <w:r>
               <w:rPr>
                 <w:rStyle w:val="Hyperlink"/>
                 <w:noProof/>
               </w:rPr>
-              <w:t>13</w:t>
+              <w:t>12.2</w:t>
             </w:r>
             <w:r>
               <w:rPr>
@@ -5063,7 +5018,7 @@
                 <w:rStyle w:val="Hyperlink"/>
                 <w:noProof/>
               </w:rPr>
-              <w:t>FMEA – Modbus Relay Board for CNC Safety</w:t>
+              <w:t>Contact life</w:t>
             </w:r>
             <w:r>
               <w:rPr>
@@ -5084,7 +5039,7 @@
                 <w:noProof/>
                 <w:webHidden/>
               </w:rPr>
-              <w:instrText xml:space="preserve"> PAGEREF _Toc203926088 \h </w:instrText>
+              <w:instrText xml:space="preserve"> PAGEREF _Toc212287992 \h </w:instrText>
             </w:r>
             <w:r>
               <w:rPr>
@@ -5104,7 +5059,7 @@
                 <w:noProof/>
                 <w:webHidden/>
               </w:rPr>
-              <w:t>29</w:t>
+              <w:t>27</w:t>
             </w:r>
             <w:r>
               <w:rPr>
@@ -5120,7 +5075,7 @@
             <w:pStyle w:val="TOC2"/>
             <w:tabs>
               <w:tab w:val="left" w:pos="960"/>
-              <w:tab w:val="right" w:leader="dot" w:pos="9350"/>
+              <w:tab w:val="right" w:leader="dot" w:pos="10790"/>
             </w:tabs>
             <w:rPr>
               <w:noProof/>
@@ -5131,13 +5086,13 @@
               <w14:ligatures w14:val="standardContextual"/>
             </w:rPr>
           </w:pPr>
-          <w:hyperlink w:anchor="_Toc203926089" w:history="1">
+          <w:hyperlink w:anchor="_Toc212287993" w:history="1">
             <w:r>
               <w:rPr>
                 <w:rStyle w:val="Hyperlink"/>
                 <w:noProof/>
               </w:rPr>
-              <w:t>13.1</w:t>
+              <w:t>12.3</w:t>
             </w:r>
             <w:r>
               <w:rPr>
@@ -5155,7 +5110,7 @@
                 <w:rStyle w:val="Hyperlink"/>
                 <w:noProof/>
               </w:rPr>
-              <w:t>Legend</w:t>
+              <w:t>Troubleshooting</w:t>
             </w:r>
             <w:r>
               <w:rPr>
@@ -5176,7 +5131,7 @@
                 <w:noProof/>
                 <w:webHidden/>
               </w:rPr>
-              <w:instrText xml:space="preserve"> PAGEREF _Toc203926089 \h </w:instrText>
+              <w:instrText xml:space="preserve"> PAGEREF _Toc212287993 \h </w:instrText>
             </w:r>
             <w:r>
               <w:rPr>
@@ -5196,7 +5151,7 @@
                 <w:noProof/>
                 <w:webHidden/>
               </w:rPr>
-              <w:t>30</w:t>
+              <w:t>27</w:t>
             </w:r>
             <w:r>
               <w:rPr>
@@ -5209,10 +5164,10 @@
         </w:p>
         <w:p>
           <w:pPr>
-            <w:pStyle w:val="TOC2"/>
+            <w:pStyle w:val="TOC3"/>
             <w:tabs>
-              <w:tab w:val="left" w:pos="960"/>
-              <w:tab w:val="right" w:leader="dot" w:pos="9350"/>
+              <w:tab w:val="left" w:pos="1440"/>
+              <w:tab w:val="right" w:leader="dot" w:pos="10790"/>
             </w:tabs>
             <w:rPr>
               <w:noProof/>
@@ -5223,13 +5178,13 @@
               <w14:ligatures w14:val="standardContextual"/>
             </w:rPr>
           </w:pPr>
-          <w:hyperlink w:anchor="_Toc203926090" w:history="1">
+          <w:hyperlink w:anchor="_Toc212287994" w:history="1">
             <w:r>
               <w:rPr>
                 <w:rStyle w:val="Hyperlink"/>
                 <w:noProof/>
               </w:rPr>
-              <w:t>13.2</w:t>
+              <w:t>12.3.1</w:t>
             </w:r>
             <w:r>
               <w:rPr>
@@ -5247,6 +5202,466 @@
                 <w:rStyle w:val="Hyperlink"/>
                 <w:noProof/>
               </w:rPr>
+              <w:t>Cannot Communicate with device.</w:t>
+            </w:r>
+            <w:r>
+              <w:rPr>
+                <w:noProof/>
+                <w:webHidden/>
+              </w:rPr>
+              <w:tab/>
+            </w:r>
+            <w:r>
+              <w:rPr>
+                <w:noProof/>
+                <w:webHidden/>
+              </w:rPr>
+              <w:fldChar w:fldCharType="begin"/>
+            </w:r>
+            <w:r>
+              <w:rPr>
+                <w:noProof/>
+                <w:webHidden/>
+              </w:rPr>
+              <w:instrText xml:space="preserve"> PAGEREF _Toc212287994 \h </w:instrText>
+            </w:r>
+            <w:r>
+              <w:rPr>
+                <w:noProof/>
+                <w:webHidden/>
+              </w:rPr>
+            </w:r>
+            <w:r>
+              <w:rPr>
+                <w:noProof/>
+                <w:webHidden/>
+              </w:rPr>
+              <w:fldChar w:fldCharType="separate"/>
+            </w:r>
+            <w:r>
+              <w:rPr>
+                <w:noProof/>
+                <w:webHidden/>
+              </w:rPr>
+              <w:t>27</w:t>
+            </w:r>
+            <w:r>
+              <w:rPr>
+                <w:noProof/>
+                <w:webHidden/>
+              </w:rPr>
+              <w:fldChar w:fldCharType="end"/>
+            </w:r>
+          </w:hyperlink>
+        </w:p>
+        <w:p>
+          <w:pPr>
+            <w:pStyle w:val="TOC3"/>
+            <w:tabs>
+              <w:tab w:val="left" w:pos="1440"/>
+              <w:tab w:val="right" w:leader="dot" w:pos="10790"/>
+            </w:tabs>
+            <w:rPr>
+              <w:noProof/>
+              <w:kern w:val="2"/>
+              <w:sz w:val="24"/>
+              <w:szCs w:val="24"/>
+              <w:lang w:val="en-GB" w:eastAsia="en-GB"/>
+              <w14:ligatures w14:val="standardContextual"/>
+            </w:rPr>
+          </w:pPr>
+          <w:hyperlink w:anchor="_Toc212287995" w:history="1">
+            <w:r>
+              <w:rPr>
+                <w:rStyle w:val="Hyperlink"/>
+                <w:noProof/>
+              </w:rPr>
+              <w:t>12.3.2</w:t>
+            </w:r>
+            <w:r>
+              <w:rPr>
+                <w:noProof/>
+                <w:kern w:val="2"/>
+                <w:sz w:val="24"/>
+                <w:szCs w:val="24"/>
+                <w:lang w:val="en-GB" w:eastAsia="en-GB"/>
+                <w14:ligatures w14:val="standardContextual"/>
+              </w:rPr>
+              <w:tab/>
+            </w:r>
+            <w:r>
+              <w:rPr>
+                <w:rStyle w:val="Hyperlink"/>
+                <w:noProof/>
+              </w:rPr>
+              <w:t>Lost Device ID</w:t>
+            </w:r>
+            <w:r>
+              <w:rPr>
+                <w:noProof/>
+                <w:webHidden/>
+              </w:rPr>
+              <w:tab/>
+            </w:r>
+            <w:r>
+              <w:rPr>
+                <w:noProof/>
+                <w:webHidden/>
+              </w:rPr>
+              <w:fldChar w:fldCharType="begin"/>
+            </w:r>
+            <w:r>
+              <w:rPr>
+                <w:noProof/>
+                <w:webHidden/>
+              </w:rPr>
+              <w:instrText xml:space="preserve"> PAGEREF _Toc212287995 \h </w:instrText>
+            </w:r>
+            <w:r>
+              <w:rPr>
+                <w:noProof/>
+                <w:webHidden/>
+              </w:rPr>
+            </w:r>
+            <w:r>
+              <w:rPr>
+                <w:noProof/>
+                <w:webHidden/>
+              </w:rPr>
+              <w:fldChar w:fldCharType="separate"/>
+            </w:r>
+            <w:r>
+              <w:rPr>
+                <w:noProof/>
+                <w:webHidden/>
+              </w:rPr>
+              <w:t>27</w:t>
+            </w:r>
+            <w:r>
+              <w:rPr>
+                <w:noProof/>
+                <w:webHidden/>
+              </w:rPr>
+              <w:fldChar w:fldCharType="end"/>
+            </w:r>
+          </w:hyperlink>
+        </w:p>
+        <w:p>
+          <w:pPr>
+            <w:pStyle w:val="TOC3"/>
+            <w:tabs>
+              <w:tab w:val="left" w:pos="1440"/>
+              <w:tab w:val="right" w:leader="dot" w:pos="10790"/>
+            </w:tabs>
+            <w:rPr>
+              <w:noProof/>
+              <w:kern w:val="2"/>
+              <w:sz w:val="24"/>
+              <w:szCs w:val="24"/>
+              <w:lang w:val="en-GB" w:eastAsia="en-GB"/>
+              <w14:ligatures w14:val="standardContextual"/>
+            </w:rPr>
+          </w:pPr>
+          <w:hyperlink w:anchor="_Toc212287996" w:history="1">
+            <w:r>
+              <w:rPr>
+                <w:rStyle w:val="Hyperlink"/>
+                <w:noProof/>
+              </w:rPr>
+              <w:t>12.3.3</w:t>
+            </w:r>
+            <w:r>
+              <w:rPr>
+                <w:noProof/>
+                <w:kern w:val="2"/>
+                <w:sz w:val="24"/>
+                <w:szCs w:val="24"/>
+                <w:lang w:val="en-GB" w:eastAsia="en-GB"/>
+                <w14:ligatures w14:val="standardContextual"/>
+              </w:rPr>
+              <w:tab/>
+            </w:r>
+            <w:r>
+              <w:rPr>
+                <w:rStyle w:val="Hyperlink"/>
+                <w:noProof/>
+              </w:rPr>
+              <w:t>Relay Does Not Respond</w:t>
+            </w:r>
+            <w:r>
+              <w:rPr>
+                <w:noProof/>
+                <w:webHidden/>
+              </w:rPr>
+              <w:tab/>
+            </w:r>
+            <w:r>
+              <w:rPr>
+                <w:noProof/>
+                <w:webHidden/>
+              </w:rPr>
+              <w:fldChar w:fldCharType="begin"/>
+            </w:r>
+            <w:r>
+              <w:rPr>
+                <w:noProof/>
+                <w:webHidden/>
+              </w:rPr>
+              <w:instrText xml:space="preserve"> PAGEREF _Toc212287996 \h </w:instrText>
+            </w:r>
+            <w:r>
+              <w:rPr>
+                <w:noProof/>
+                <w:webHidden/>
+              </w:rPr>
+            </w:r>
+            <w:r>
+              <w:rPr>
+                <w:noProof/>
+                <w:webHidden/>
+              </w:rPr>
+              <w:fldChar w:fldCharType="separate"/>
+            </w:r>
+            <w:r>
+              <w:rPr>
+                <w:noProof/>
+                <w:webHidden/>
+              </w:rPr>
+              <w:t>27</w:t>
+            </w:r>
+            <w:r>
+              <w:rPr>
+                <w:noProof/>
+                <w:webHidden/>
+              </w:rPr>
+              <w:fldChar w:fldCharType="end"/>
+            </w:r>
+          </w:hyperlink>
+        </w:p>
+        <w:p>
+          <w:pPr>
+            <w:pStyle w:val="TOC1"/>
+            <w:tabs>
+              <w:tab w:val="left" w:pos="720"/>
+              <w:tab w:val="right" w:leader="dot" w:pos="10790"/>
+            </w:tabs>
+            <w:rPr>
+              <w:noProof/>
+              <w:kern w:val="2"/>
+              <w:sz w:val="24"/>
+              <w:szCs w:val="24"/>
+              <w:lang w:val="en-GB" w:eastAsia="en-GB"/>
+              <w14:ligatures w14:val="standardContextual"/>
+            </w:rPr>
+          </w:pPr>
+          <w:hyperlink w:anchor="_Toc212287997" w:history="1">
+            <w:r>
+              <w:rPr>
+                <w:rStyle w:val="Hyperlink"/>
+                <w:noProof/>
+              </w:rPr>
+              <w:t>13</w:t>
+            </w:r>
+            <w:r>
+              <w:rPr>
+                <w:noProof/>
+                <w:kern w:val="2"/>
+                <w:sz w:val="24"/>
+                <w:szCs w:val="24"/>
+                <w:lang w:val="en-GB" w:eastAsia="en-GB"/>
+                <w14:ligatures w14:val="standardContextual"/>
+              </w:rPr>
+              <w:tab/>
+            </w:r>
+            <w:r>
+              <w:rPr>
+                <w:rStyle w:val="Hyperlink"/>
+                <w:noProof/>
+              </w:rPr>
+              <w:t>FMEA – Modbus Relay Board for CNC Safety</w:t>
+            </w:r>
+            <w:r>
+              <w:rPr>
+                <w:noProof/>
+                <w:webHidden/>
+              </w:rPr>
+              <w:tab/>
+            </w:r>
+            <w:r>
+              <w:rPr>
+                <w:noProof/>
+                <w:webHidden/>
+              </w:rPr>
+              <w:fldChar w:fldCharType="begin"/>
+            </w:r>
+            <w:r>
+              <w:rPr>
+                <w:noProof/>
+                <w:webHidden/>
+              </w:rPr>
+              <w:instrText xml:space="preserve"> PAGEREF _Toc212287997 \h </w:instrText>
+            </w:r>
+            <w:r>
+              <w:rPr>
+                <w:noProof/>
+                <w:webHidden/>
+              </w:rPr>
+            </w:r>
+            <w:r>
+              <w:rPr>
+                <w:noProof/>
+                <w:webHidden/>
+              </w:rPr>
+              <w:fldChar w:fldCharType="separate"/>
+            </w:r>
+            <w:r>
+              <w:rPr>
+                <w:noProof/>
+                <w:webHidden/>
+              </w:rPr>
+              <w:t>28</w:t>
+            </w:r>
+            <w:r>
+              <w:rPr>
+                <w:noProof/>
+                <w:webHidden/>
+              </w:rPr>
+              <w:fldChar w:fldCharType="end"/>
+            </w:r>
+          </w:hyperlink>
+        </w:p>
+        <w:p>
+          <w:pPr>
+            <w:pStyle w:val="TOC2"/>
+            <w:tabs>
+              <w:tab w:val="left" w:pos="960"/>
+              <w:tab w:val="right" w:leader="dot" w:pos="10790"/>
+            </w:tabs>
+            <w:rPr>
+              <w:noProof/>
+              <w:kern w:val="2"/>
+              <w:sz w:val="24"/>
+              <w:szCs w:val="24"/>
+              <w:lang w:val="en-GB" w:eastAsia="en-GB"/>
+              <w14:ligatures w14:val="standardContextual"/>
+            </w:rPr>
+          </w:pPr>
+          <w:hyperlink w:anchor="_Toc212287998" w:history="1">
+            <w:r>
+              <w:rPr>
+                <w:rStyle w:val="Hyperlink"/>
+                <w:noProof/>
+              </w:rPr>
+              <w:t>13.1</w:t>
+            </w:r>
+            <w:r>
+              <w:rPr>
+                <w:noProof/>
+                <w:kern w:val="2"/>
+                <w:sz w:val="24"/>
+                <w:szCs w:val="24"/>
+                <w:lang w:val="en-GB" w:eastAsia="en-GB"/>
+                <w14:ligatures w14:val="standardContextual"/>
+              </w:rPr>
+              <w:tab/>
+            </w:r>
+            <w:r>
+              <w:rPr>
+                <w:rStyle w:val="Hyperlink"/>
+                <w:noProof/>
+              </w:rPr>
+              <w:t>Legend</w:t>
+            </w:r>
+            <w:r>
+              <w:rPr>
+                <w:noProof/>
+                <w:webHidden/>
+              </w:rPr>
+              <w:tab/>
+            </w:r>
+            <w:r>
+              <w:rPr>
+                <w:noProof/>
+                <w:webHidden/>
+              </w:rPr>
+              <w:fldChar w:fldCharType="begin"/>
+            </w:r>
+            <w:r>
+              <w:rPr>
+                <w:noProof/>
+                <w:webHidden/>
+              </w:rPr>
+              <w:instrText xml:space="preserve"> PAGEREF _Toc212287998 \h </w:instrText>
+            </w:r>
+            <w:r>
+              <w:rPr>
+                <w:noProof/>
+                <w:webHidden/>
+              </w:rPr>
+            </w:r>
+            <w:r>
+              <w:rPr>
+                <w:noProof/>
+                <w:webHidden/>
+              </w:rPr>
+              <w:fldChar w:fldCharType="separate"/>
+            </w:r>
+            <w:r>
+              <w:rPr>
+                <w:noProof/>
+                <w:webHidden/>
+              </w:rPr>
+              <w:t>29</w:t>
+            </w:r>
+            <w:r>
+              <w:rPr>
+                <w:noProof/>
+                <w:webHidden/>
+              </w:rPr>
+              <w:fldChar w:fldCharType="end"/>
+            </w:r>
+          </w:hyperlink>
+        </w:p>
+        <w:p>
+          <w:pPr>
+            <w:pStyle w:val="TOC2"/>
+            <w:tabs>
+              <w:tab w:val="left" w:pos="960"/>
+              <w:tab w:val="right" w:leader="dot" w:pos="10790"/>
+            </w:tabs>
+            <w:rPr>
+              <w:noProof/>
+              <w:kern w:val="2"/>
+              <w:sz w:val="24"/>
+              <w:szCs w:val="24"/>
+              <w:lang w:val="en-GB" w:eastAsia="en-GB"/>
+              <w14:ligatures w14:val="standardContextual"/>
+            </w:rPr>
+          </w:pPr>
+          <w:hyperlink w:anchor="_Toc212287999" w:history="1">
+            <w:r>
+              <w:rPr>
+                <w:rStyle w:val="Hyperlink"/>
+                <w:noProof/>
+              </w:rPr>
+              <w:t>13.2</w:t>
+            </w:r>
+            <w:r>
+              <w:rPr>
+                <w:noProof/>
+                <w:kern w:val="2"/>
+                <w:sz w:val="24"/>
+                <w:szCs w:val="24"/>
+                <w:lang w:val="en-GB" w:eastAsia="en-GB"/>
+                <w14:ligatures w14:val="standardContextual"/>
+              </w:rPr>
+              <w:tab/>
+            </w:r>
+            <w:r>
+              <w:rPr>
+                <w:rStyle w:val="Hyperlink"/>
+                <w:noProof/>
+              </w:rPr>
               <w:t>Summary</w:t>
             </w:r>
             <w:r>
@@ -5268,7 +5683,7 @@
                 <w:noProof/>
                 <w:webHidden/>
               </w:rPr>
-              <w:instrText xml:space="preserve"> PAGEREF _Toc203926090 \h </w:instrText>
+              <w:instrText xml:space="preserve"> PAGEREF _Toc212287999 \h </w:instrText>
             </w:r>
             <w:r>
               <w:rPr>
@@ -5288,7 +5703,7 @@
                 <w:noProof/>
                 <w:webHidden/>
               </w:rPr>
-              <w:t>30</w:t>
+              <w:t>29</w:t>
             </w:r>
             <w:r>
               <w:rPr>
@@ -5315,7 +5730,7 @@
       <w:pPr>
         <w:pStyle w:val="Heading1"/>
       </w:pPr>
-      <w:bookmarkStart w:id="1" w:name="_Toc203926038"/>
+      <w:bookmarkStart w:id="1" w:name="_Toc212287942"/>
       <w:bookmarkStart w:id="2" w:name="introduction"/>
       <w:r>
         <w:lastRenderedPageBreak/>
@@ -5336,8 +5751,8 @@
         <w:tblLook w:val="04A0" w:firstRow="1" w:lastRow="0" w:firstColumn="1" w:lastColumn="0" w:noHBand="0" w:noVBand="1"/>
       </w:tblPr>
       <w:tblGrid>
-        <w:gridCol w:w="2028"/>
-        <w:gridCol w:w="7422"/>
+        <w:gridCol w:w="2133"/>
+        <w:gridCol w:w="8757"/>
       </w:tblGrid>
       <w:tr>
         <w:trPr>
@@ -6157,7 +6572,7 @@
       <w:pPr>
         <w:pStyle w:val="Heading1"/>
       </w:pPr>
-      <w:bookmarkStart w:id="3" w:name="_Toc203926039"/>
+      <w:bookmarkStart w:id="3" w:name="_Toc212287943"/>
       <w:r>
         <w:lastRenderedPageBreak/>
         <w:t>Abbreviations</w:t>
@@ -7045,7 +7460,7 @@
       <w:pPr>
         <w:pStyle w:val="Heading1"/>
       </w:pPr>
-      <w:bookmarkStart w:id="4" w:name="_Toc203926040"/>
+      <w:bookmarkStart w:id="4" w:name="_Toc212287944"/>
       <w:r>
         <w:lastRenderedPageBreak/>
         <w:t>Introduction</w:t>
@@ -7096,7 +7511,7 @@
       <w:pPr>
         <w:pStyle w:val="Heading2"/>
       </w:pPr>
-      <w:bookmarkStart w:id="5" w:name="_Toc203926041"/>
+      <w:bookmarkStart w:id="5" w:name="_Toc212287945"/>
       <w:bookmarkStart w:id="6" w:name="device-identification"/>
       <w:r>
         <w:t>Device identification</w:t>
@@ -7204,8 +7619,7 @@
           <w:szCs w:val="28"/>
         </w:rPr>
       </w:pPr>
-      <w:bookmarkStart w:id="7" w:name="_Toc203926042"/>
-      <w:bookmarkStart w:id="8" w:name="features-summary"/>
+      <w:bookmarkStart w:id="7" w:name="features-summary"/>
       <w:bookmarkEnd w:id="6"/>
       <w:r>
         <w:br w:type="page"/>
@@ -7215,11 +7629,12 @@
       <w:pPr>
         <w:pStyle w:val="Heading2"/>
       </w:pPr>
+      <w:bookmarkStart w:id="8" w:name="_Toc212287946"/>
       <w:r>
         <w:lastRenderedPageBreak/>
         <w:t>Features summary</w:t>
       </w:r>
-      <w:bookmarkEnd w:id="7"/>
+      <w:bookmarkEnd w:id="8"/>
     </w:p>
     <w:p>
       <w:pPr>
@@ -7686,10 +8101,10 @@
       <w:pPr>
         <w:pStyle w:val="Heading1"/>
       </w:pPr>
-      <w:bookmarkStart w:id="9" w:name="_Toc203926043"/>
+      <w:bookmarkStart w:id="9" w:name="_Toc212287947"/>
       <w:bookmarkStart w:id="10" w:name="operations-overview"/>
       <w:bookmarkEnd w:id="2"/>
-      <w:bookmarkEnd w:id="8"/>
+      <w:bookmarkEnd w:id="7"/>
       <w:r>
         <w:lastRenderedPageBreak/>
         <w:t>Operations overview</w:t>
@@ -7819,7 +8234,7 @@
       <w:pPr>
         <w:pStyle w:val="Heading2"/>
       </w:pPr>
-      <w:bookmarkStart w:id="11" w:name="_Toc203926044"/>
+      <w:bookmarkStart w:id="11" w:name="_Toc212287948"/>
       <w:bookmarkStart w:id="12" w:name="system-startup"/>
       <w:r>
         <w:t>System startup</w:t>
@@ -7876,7 +8291,7 @@
       <w:pPr>
         <w:pStyle w:val="Heading2"/>
       </w:pPr>
-      <w:bookmarkStart w:id="13" w:name="_Toc203926045"/>
+      <w:bookmarkStart w:id="13" w:name="_Toc212287949"/>
       <w:bookmarkStart w:id="14" w:name="relay-polarity-and-failsafe-position"/>
       <w:bookmarkEnd w:id="12"/>
       <w:r>
@@ -7952,7 +8367,7 @@
       <w:pPr>
         <w:pStyle w:val="Heading2"/>
       </w:pPr>
-      <w:bookmarkStart w:id="15" w:name="_Toc203926046"/>
+      <w:bookmarkStart w:id="15" w:name="_Toc212287950"/>
       <w:bookmarkStart w:id="16" w:name="basic-operations"/>
       <w:bookmarkEnd w:id="14"/>
       <w:r>
@@ -8009,7 +8424,7 @@
       <w:pPr>
         <w:pStyle w:val="Heading2"/>
       </w:pPr>
-      <w:bookmarkStart w:id="17" w:name="_Toc203926047"/>
+      <w:bookmarkStart w:id="17" w:name="_Toc212287951"/>
       <w:bookmarkStart w:id="18" w:name="relay-filtering"/>
       <w:bookmarkEnd w:id="16"/>
       <w:r>
@@ -8072,7 +8487,6 @@
           <w:b/>
           <w:bCs/>
         </w:rPr>
-        <w:lastRenderedPageBreak/>
         <w:t>Example</w:t>
       </w:r>
       <w:r>
@@ -8092,7 +8506,15 @@
         </w:numPr>
       </w:pPr>
       <w:r>
-        <w:t>The relay receives a close command → it closes and the closed-cycle timer starts.</w:t>
+        <w:t xml:space="preserve">The relay receives a close command → it </w:t>
+      </w:r>
+      <w:proofErr w:type="gramStart"/>
+      <w:r>
+        <w:t>closes</w:t>
+      </w:r>
+      <w:proofErr w:type="gramEnd"/>
+      <w:r>
+        <w:t xml:space="preserve"> and the closed-cycle timer starts.</w:t>
       </w:r>
     </w:p>
     <w:p>
@@ -8116,7 +8538,16 @@
         </w:numPr>
       </w:pPr>
       <w:r>
-        <w:t>After 3 more seconds (4 total), the relay opens because the closed-cycle has ended.</w:t>
+        <w:lastRenderedPageBreak/>
+        <w:t xml:space="preserve">After 3 more seconds (4 total), the relay opens because the </w:t>
+      </w:r>
+      <w:proofErr w:type="gramStart"/>
+      <w:r>
+        <w:t>closed-cycle</w:t>
+      </w:r>
+      <w:proofErr w:type="gramEnd"/>
+      <w:r>
+        <w:t xml:space="preserve"> has ended.</w:t>
       </w:r>
     </w:p>
     <w:p>
@@ -8249,7 +8680,7 @@
       <w:pPr>
         <w:pStyle w:val="Heading1"/>
       </w:pPr>
-      <w:bookmarkStart w:id="19" w:name="_Toc203926048"/>
+      <w:bookmarkStart w:id="19" w:name="_Toc212287952"/>
       <w:bookmarkStart w:id="20" w:name="system-health-monitoring"/>
       <w:bookmarkEnd w:id="10"/>
       <w:bookmarkEnd w:id="18"/>
@@ -8348,7 +8779,7 @@
       <w:pPr>
         <w:pStyle w:val="Heading2"/>
       </w:pPr>
-      <w:bookmarkStart w:id="21" w:name="_Toc203926049"/>
+      <w:bookmarkStart w:id="21" w:name="_Toc212287953"/>
       <w:bookmarkStart w:id="22" w:name="device-integrity-monitoring"/>
       <w:r>
         <w:t>Device integrity monitoring</w:t>
@@ -8495,7 +8926,7 @@
       <w:pPr>
         <w:pStyle w:val="Heading2"/>
       </w:pPr>
-      <w:bookmarkStart w:id="23" w:name="_Toc203926050"/>
+      <w:bookmarkStart w:id="23" w:name="_Toc212287954"/>
       <w:bookmarkStart w:id="24" w:name="modbus-communication-monitoring"/>
       <w:bookmarkEnd w:id="22"/>
       <w:r>
@@ -8586,7 +9017,7 @@
       <w:pPr>
         <w:pStyle w:val="Heading2"/>
       </w:pPr>
-      <w:bookmarkStart w:id="25" w:name="_Toc203926051"/>
+      <w:bookmarkStart w:id="25" w:name="_Toc212287955"/>
       <w:bookmarkStart w:id="26" w:name="infeed-monitoring"/>
       <w:bookmarkEnd w:id="24"/>
       <w:r>
@@ -8597,88 +9028,23 @@
     <w:p>
       <w:pPr>
         <w:pStyle w:val="FirstParagraph"/>
-      </w:pPr>
-      <w:r>
-        <w:t>The module measures the infeed voltage of the relay and the type of infeed (AC vs DC). The AC measurement is the approximate RMS value. The input signal is expected to be a 50Hz or 60Hz supply.</w:t>
-      </w:r>
-      <w:r>
-        <w:t xml:space="preserve"> Other frequencies will result in undefined behavior.</w:t>
-      </w:r>
-    </w:p>
-    <w:p>
-      <w:pPr>
-        <w:pStyle w:val="BodyText"/>
-      </w:pPr>
-      <w:r>
-        <w:t>The last measured value, but also the lowest and highest measured values are accessible over the Modbus network. Additional Modbus registers allow resetting those values during investigations.</w:t>
-      </w:r>
-    </w:p>
-    <w:p>
-      <w:pPr>
-        <w:pStyle w:val="BodyText"/>
-      </w:pPr>
-      <w:r>
-        <w:lastRenderedPageBreak/>
-        <w:t xml:space="preserve">When configuring the infeed as DC type, </w:t>
-      </w:r>
-      <w:r>
-        <w:t>t</w:t>
-      </w:r>
-      <w:r>
-        <w:t>he negative</w:t>
-      </w:r>
-      <w:r>
-        <w:t>/GND/0V</w:t>
-      </w:r>
-      <w:r>
-        <w:t xml:space="preserve"> must be connected to '</w:t>
-      </w:r>
-      <w:r>
-        <w:rPr>
-          <w:color w:val="17365D" w:themeColor="text2" w:themeShade="BF"/>
-        </w:rPr>
-        <w:t>N</w:t>
-      </w:r>
-      <w:r>
-        <w:t>' and the positive to '</w:t>
-      </w:r>
-      <w:r>
-        <w:rPr>
-          <w:color w:val="663300"/>
-        </w:rPr>
-        <w:t>P</w:t>
-      </w:r>
-      <w:r>
-        <w:t>'</w:t>
-      </w:r>
-      <w:r>
-        <w:t xml:space="preserve">.  If this is not the case, the device will immediately </w:t>
-      </w:r>
-      <w:r>
-        <w:t>trigger a</w:t>
-      </w:r>
-      <w:r>
-        <w:t>n EStop</w:t>
-      </w:r>
-      <w:r>
-        <w:t xml:space="preserve"> condition</w:t>
-      </w:r>
-      <w:r>
-        <w:t>.</w:t>
-      </w:r>
-    </w:p>
-    <w:p>
-      <w:pPr>
-        <w:pStyle w:val="BodyText"/>
       </w:pPr>
       <w:r>
         <w:rPr>
           <w:noProof/>
         </w:rPr>
         <w:drawing>
-          <wp:inline distT="0" distB="0" distL="0" distR="0" wp14:anchorId="4D1DAEF4" wp14:editId="4228293D">
+          <wp:anchor distT="0" distB="0" distL="114300" distR="114300" simplePos="0" relativeHeight="251659264" behindDoc="0" locked="0" layoutInCell="1" allowOverlap="1" wp14:anchorId="4D1DAEF4" wp14:editId="179D9F03">
+            <wp:simplePos x="0" y="0"/>
+            <wp:positionH relativeFrom="column">
+              <wp:posOffset>77638</wp:posOffset>
+            </wp:positionH>
+            <wp:positionV relativeFrom="paragraph">
+              <wp:posOffset>158068</wp:posOffset>
+            </wp:positionV>
             <wp:extent cx="1388853" cy="1913159"/>
             <wp:effectExtent l="0" t="0" r="0" b="0"/>
+            <wp:wrapSquare wrapText="bothSides"/>
             <wp:docPr id="1865587879" name="Picture 1" descr="A yellow triangle with black lightning bolt and blue and orange squares&#10;&#10;AI-generated content may be incorrect."/>
             <wp:cNvGraphicFramePr>
               <a:graphicFrameLocks xmlns:a="http://schemas.openxmlformats.org/drawingml/2006/main" noChangeAspect="1"/>
@@ -8691,7 +9057,13 @@
                     <pic:cNvPicPr/>
                   </pic:nvPicPr>
                   <pic:blipFill>
-                    <a:blip r:embed="rId13"/>
+                    <a:blip r:embed="rId13">
+                      <a:extLst>
+                        <a:ext uri="{28A0092B-C50C-407E-A947-70E740481C1C}">
+                          <a14:useLocalDpi xmlns:a14="http://schemas.microsoft.com/office/drawing/2010/main" val="0"/>
+                        </a:ext>
+                      </a:extLst>
+                    </a:blip>
                     <a:stretch>
                       <a:fillRect/>
                     </a:stretch>
@@ -8699,7 +9071,537 @@
                   <pic:spPr>
                     <a:xfrm>
                       <a:off x="0" y="0"/>
-                      <a:ext cx="1393590" cy="1919685"/>
+                      <a:ext cx="1388853" cy="1913159"/>
+                    </a:xfrm>
+                    <a:prstGeom prst="rect">
+                      <a:avLst/>
+                    </a:prstGeom>
+                  </pic:spPr>
+                </pic:pic>
+              </a:graphicData>
+            </a:graphic>
+          </wp:anchor>
+        </w:drawing>
+      </w:r>
+      <w:r>
+        <w:t>The module measures the infeed voltage of the relay and the type of infeed (AC vs DC). The AC measurement is the approximate RMS value. The input signal is expected to be a 50Hz or 60Hz supply.</w:t>
+      </w:r>
+      <w:r>
+        <w:t xml:space="preserve"> Other frequencies will result in undefined behavior.</w:t>
+      </w:r>
+    </w:p>
+    <w:p>
+      <w:pPr>
+        <w:pStyle w:val="BodyText"/>
+      </w:pPr>
+      <w:r>
+        <w:t>The last measured value, but also the lowest and highest measured values are accessible over the Modbus network. Additional Modbus registers allow resetting those values during investigations.</w:t>
+      </w:r>
+    </w:p>
+    <w:p>
+      <w:pPr>
+        <w:pStyle w:val="BodyText"/>
+      </w:pPr>
+      <w:r>
+        <w:t xml:space="preserve">When configuring the infeed as DC type, </w:t>
+      </w:r>
+      <w:r>
+        <w:t>t</w:t>
+      </w:r>
+      <w:r>
+        <w:t>he negative</w:t>
+      </w:r>
+      <w:r>
+        <w:t>/GND/0V</w:t>
+      </w:r>
+      <w:r>
+        <w:t xml:space="preserve"> must be connected to '</w:t>
+      </w:r>
+      <w:r>
+        <w:rPr>
+          <w:color w:val="17365D" w:themeColor="text2" w:themeShade="BF"/>
+        </w:rPr>
+        <w:t>N</w:t>
+      </w:r>
+      <w:r>
+        <w:t>' and the positive to '</w:t>
+      </w:r>
+      <w:r>
+        <w:rPr>
+          <w:color w:val="663300"/>
+        </w:rPr>
+        <w:t>P</w:t>
+      </w:r>
+      <w:r>
+        <w:t>'</w:t>
+      </w:r>
+      <w:r>
+        <w:t xml:space="preserve">.  If this is not the case, the device will immediately </w:t>
+      </w:r>
+      <w:r>
+        <w:t>trigger a</w:t>
+      </w:r>
+      <w:r>
+        <w:t>n EStop</w:t>
+      </w:r>
+      <w:r>
+        <w:t xml:space="preserve"> condition</w:t>
+      </w:r>
+      <w:r>
+        <w:t>.</w:t>
+      </w:r>
+    </w:p>
+    <w:p>
+      <w:pPr>
+        <w:pStyle w:val="BodyText"/>
+      </w:pPr>
+    </w:p>
+    <w:p>
+      <w:pPr>
+        <w:pStyle w:val="BodyText"/>
+      </w:pPr>
+      <w:r>
+        <w:t xml:space="preserve">The </w:t>
+      </w:r>
+      <w:r>
+        <w:t xml:space="preserve">in-feed </w:t>
+      </w:r>
+      <w:r>
+        <w:t>measurement can be used to trigger an EStop on:</w:t>
+      </w:r>
+    </w:p>
+    <w:p>
+      <w:pPr>
+        <w:pStyle w:val="Compact"/>
+        <w:numPr>
+          <w:ilvl w:val="0"/>
+          <w:numId w:val="13"/>
+        </w:numPr>
+      </w:pPr>
+      <w:r>
+        <w:t>Polarity inversion for DC configuration</w:t>
+      </w:r>
+    </w:p>
+    <w:p>
+      <w:pPr>
+        <w:pStyle w:val="Compact"/>
+        <w:numPr>
+          <w:ilvl w:val="0"/>
+          <w:numId w:val="13"/>
+        </w:numPr>
+      </w:pPr>
+      <w:r>
+        <w:t>Incorrect type (AC vs DC) of the infeed</w:t>
+      </w:r>
+    </w:p>
+    <w:p>
+      <w:pPr>
+        <w:pStyle w:val="Compact"/>
+        <w:numPr>
+          <w:ilvl w:val="0"/>
+          <w:numId w:val="13"/>
+        </w:numPr>
+      </w:pPr>
+      <w:r>
+        <w:t>Undervoltage: The infeed voltage is lower than a configured threshold.</w:t>
+      </w:r>
+    </w:p>
+    <w:p>
+      <w:pPr>
+        <w:pStyle w:val="Compact"/>
+        <w:numPr>
+          <w:ilvl w:val="0"/>
+          <w:numId w:val="13"/>
+        </w:numPr>
+      </w:pPr>
+      <w:r>
+        <w:t>Overvoltage: The infeed voltage is higher than a configured threshold</w:t>
+      </w:r>
+    </w:p>
+    <w:p>
+      <w:pPr>
+        <w:pStyle w:val="FirstParagraph"/>
+      </w:pPr>
+      <w:r>
+        <w:t>I</w:t>
+      </w:r>
+      <w:r>
+        <w:t xml:space="preserve">nfeed </w:t>
+      </w:r>
+      <w:r>
+        <w:t xml:space="preserve">faults can </w:t>
+      </w:r>
+      <w:r>
+        <w:t xml:space="preserve">also control the </w:t>
+      </w:r>
+      <w:r>
+        <w:t>relay</w:t>
+      </w:r>
+      <w:r>
+        <w:t>s</w:t>
+      </w:r>
+      <w:r>
+        <w:t xml:space="preserve"> based on </w:t>
+      </w:r>
+      <w:r>
+        <w:t xml:space="preserve">individual relay </w:t>
+      </w:r>
+      <w:r>
+        <w:t>configuration.</w:t>
+      </w:r>
+    </w:p>
+    <w:p>
+      <w:pPr>
+        <w:pStyle w:val="Heading2"/>
+      </w:pPr>
+      <w:bookmarkStart w:id="27" w:name="_Toc212287956"/>
+      <w:bookmarkStart w:id="28" w:name="relay-health-monitoring"/>
+      <w:bookmarkEnd w:id="26"/>
+      <w:r>
+        <w:t>Relay health monitoring</w:t>
+      </w:r>
+      <w:bookmarkEnd w:id="27"/>
+    </w:p>
+    <w:p>
+      <w:pPr>
+        <w:pStyle w:val="FirstParagraph"/>
+      </w:pPr>
+      <w:r>
+        <w:t xml:space="preserve">All the relays are </w:t>
+      </w:r>
+      <w:r>
+        <w:t>equipped</w:t>
+      </w:r>
+      <w:r>
+        <w:t xml:space="preserve"> with a position verification which is backed </w:t>
+      </w:r>
+      <w:r>
+        <w:t>mechanically</w:t>
+      </w:r>
+      <w:r>
+        <w:t xml:space="preserve"> using a forced conduit. If a relay fault is detected:</w:t>
+      </w:r>
+    </w:p>
+    <w:p>
+      <w:pPr>
+        <w:pStyle w:val="Compact"/>
+        <w:numPr>
+          <w:ilvl w:val="0"/>
+          <w:numId w:val="27"/>
+        </w:numPr>
+      </w:pPr>
+      <w:r>
+        <w:t>The relay coil is de-energized, and the relay should become open.</w:t>
+      </w:r>
+    </w:p>
+    <w:p>
+      <w:pPr>
+        <w:pStyle w:val="Compact"/>
+        <w:numPr>
+          <w:ilvl w:val="0"/>
+          <w:numId w:val="27"/>
+        </w:numPr>
+      </w:pPr>
+      <w:r>
+        <w:t>An</w:t>
+      </w:r>
+      <w:r>
+        <w:t xml:space="preserve"> EStop condition is triggered.</w:t>
+      </w:r>
+    </w:p>
+    <w:p>
+      <w:pPr>
+        <w:pStyle w:val="FirstParagraph"/>
+      </w:pPr>
+      <w:r>
+        <w:t xml:space="preserve">The faulty relay </w:t>
+      </w:r>
+      <w:r>
+        <w:t>must</w:t>
+      </w:r>
+      <w:r>
+        <w:t xml:space="preserve"> be isolated by disabling it in the configuration</w:t>
+      </w:r>
+      <w:r>
+        <w:t xml:space="preserve"> to clear the EStop.</w:t>
+      </w:r>
+    </w:p>
+    <w:p>
+      <w:pPr>
+        <w:pStyle w:val="FirstParagraph"/>
+      </w:pPr>
+      <w:r>
+        <w:t>The faulty relay</w:t>
+      </w:r>
+      <w:r>
+        <w:t xml:space="preserve"> should </w:t>
+      </w:r>
+      <w:r>
+        <w:t xml:space="preserve">then </w:t>
+      </w:r>
+      <w:r>
+        <w:t>be replaced.</w:t>
+      </w:r>
+    </w:p>
+    <w:p>
+      <w:pPr>
+        <w:pStyle w:val="Heading1"/>
+      </w:pPr>
+      <w:bookmarkStart w:id="29" w:name="_Toc212287957"/>
+      <w:bookmarkStart w:id="30" w:name="locate-mode"/>
+      <w:bookmarkEnd w:id="20"/>
+      <w:bookmarkEnd w:id="28"/>
+      <w:r>
+        <w:lastRenderedPageBreak/>
+        <w:t>Locate mode</w:t>
+      </w:r>
+      <w:bookmarkEnd w:id="29"/>
+    </w:p>
+    <w:p>
+      <w:pPr>
+        <w:pStyle w:val="FirstParagraph"/>
+      </w:pPr>
+      <w:r>
+        <w:t>Th</w:t>
+      </w:r>
+      <w:r>
+        <w:t>is</w:t>
+      </w:r>
+      <w:r>
+        <w:t xml:space="preserve"> mode allows locating a </w:t>
+      </w:r>
+      <w:r>
+        <w:t xml:space="preserve">specific </w:t>
+      </w:r>
+      <w:r>
+        <w:t xml:space="preserve">device in setups </w:t>
+      </w:r>
+      <w:r>
+        <w:t xml:space="preserve">using </w:t>
+      </w:r>
+      <w:r>
+        <w:t>more than one</w:t>
+      </w:r>
+      <w:r>
+        <w:t xml:space="preserve"> relay device</w:t>
+      </w:r>
+      <w:r>
+        <w:t>.</w:t>
+      </w:r>
+    </w:p>
+    <w:p>
+      <w:pPr>
+        <w:pStyle w:val="FirstParagraph"/>
+      </w:pPr>
+      <w:r>
+        <w:t xml:space="preserve">When activated, the </w:t>
+      </w:r>
+      <w:r>
+        <w:t xml:space="preserve">device </w:t>
+      </w:r>
+      <w:r>
+        <w:t xml:space="preserve">LEDs will alternate every </w:t>
+      </w:r>
+      <w:r>
+        <w:t xml:space="preserve">two </w:t>
+      </w:r>
+      <w:r>
+        <w:t>second</w:t>
+      </w:r>
+      <w:r>
+        <w:t>s</w:t>
+      </w:r>
+      <w:r>
+        <w:t xml:space="preserve"> between:</w:t>
+      </w:r>
+    </w:p>
+    <w:p>
+      <w:pPr>
+        <w:pStyle w:val="Compact"/>
+        <w:numPr>
+          <w:ilvl w:val="0"/>
+          <w:numId w:val="29"/>
+        </w:numPr>
+      </w:pPr>
+      <w:r>
+        <w:t xml:space="preserve">Fast </w:t>
+      </w:r>
+      <w:r>
+        <w:t>flash</w:t>
+      </w:r>
+      <w:r>
+        <w:t xml:space="preserve"> to be easily identified</w:t>
+      </w:r>
+    </w:p>
+    <w:p>
+      <w:pPr>
+        <w:pStyle w:val="Compact"/>
+        <w:numPr>
+          <w:ilvl w:val="0"/>
+          <w:numId w:val="29"/>
+        </w:numPr>
+      </w:pPr>
+      <w:r>
+        <w:t>N</w:t>
+      </w:r>
+      <w:r>
+        <w:t xml:space="preserve">ormal state </w:t>
+      </w:r>
+      <w:r>
+        <w:t>to get on-going indications</w:t>
+      </w:r>
+    </w:p>
+    <w:p>
+      <w:pPr>
+        <w:pStyle w:val="Compact"/>
+        <w:ind w:left="240"/>
+      </w:pPr>
+    </w:p>
+    <w:p>
+      <w:pPr>
+        <w:pStyle w:val="Compact"/>
+        <w:ind w:left="240"/>
+      </w:pPr>
+      <w:r>
+        <w:t>The locate mode is activated by a dedicated Modbus command. It is ended by either a Modbus command, or by pressing the 'EStop reset' push button.</w:t>
+      </w:r>
+    </w:p>
+    <w:p>
+      <w:pPr>
+        <w:pStyle w:val="Heading1"/>
+      </w:pPr>
+      <w:bookmarkStart w:id="31" w:name="_Ref203898850"/>
+      <w:bookmarkStart w:id="32" w:name="_Ref203898858"/>
+      <w:bookmarkStart w:id="33" w:name="_Toc212287958"/>
+      <w:bookmarkStart w:id="34" w:name="recovery-mode"/>
+      <w:bookmarkEnd w:id="30"/>
+      <w:r>
+        <w:lastRenderedPageBreak/>
+        <w:t>Recovery mode</w:t>
+      </w:r>
+      <w:bookmarkEnd w:id="31"/>
+      <w:bookmarkEnd w:id="32"/>
+      <w:bookmarkEnd w:id="33"/>
+    </w:p>
+    <w:p>
+      <w:pPr>
+        <w:pStyle w:val="FirstParagraph"/>
+      </w:pPr>
+      <w:r>
+        <w:t>The recovery mode is used to</w:t>
+      </w:r>
+      <w:r>
+        <w:t xml:space="preserve"> change</w:t>
+      </w:r>
+      <w:r>
+        <w:t xml:space="preserve"> the communication </w:t>
+      </w:r>
+      <w:r>
+        <w:t>parameters</w:t>
+      </w:r>
+      <w:r>
+        <w:t xml:space="preserve"> and can be used to </w:t>
+      </w:r>
+      <w:r>
+        <w:t>recover a device with unknown settings</w:t>
+      </w:r>
+      <w:r>
+        <w:t>.</w:t>
+      </w:r>
+    </w:p>
+    <w:p>
+      <w:pPr>
+        <w:pStyle w:val="FirstParagraph"/>
+      </w:pPr>
+      <w:r>
+        <w:t xml:space="preserve">The recovery mode is entered by </w:t>
+      </w:r>
+      <w:r>
+        <w:t xml:space="preserve">keeping the </w:t>
+      </w:r>
+      <w:r>
+        <w:t xml:space="preserve">'EStop reset' push button </w:t>
+      </w:r>
+      <w:r>
+        <w:t xml:space="preserve">pressed </w:t>
+      </w:r>
+      <w:r>
+        <w:t xml:space="preserve">for more than 3 seconds </w:t>
+      </w:r>
+      <w:r>
+        <w:t xml:space="preserve">until the </w:t>
+      </w:r>
+      <w:r>
+        <w:t>EStop</w:t>
+      </w:r>
+      <w:r>
+        <w:t xml:space="preserve"> LEDs flash fast. </w:t>
+      </w:r>
+    </w:p>
+    <w:p>
+      <w:pPr>
+        <w:pStyle w:val="BodyText"/>
+        <w:jc w:val="center"/>
+      </w:pPr>
+      <w:r>
+        <w:rPr>
+          <w:noProof/>
+        </w:rPr>
+        <w:pict w14:anchorId="22AD2AA6">
+          <v:shapetype id="_x0000_t66" coordsize="21600,21600" o:spt="66" adj="5400,5400" path="m@0,l@0@1,21600@1,21600@2@0@2@0,21600,,10800xe">
+            <v:stroke joinstyle="miter"/>
+            <v:formulas>
+              <v:f eqn="val #0"/>
+              <v:f eqn="val #1"/>
+              <v:f eqn="sum 21600 0 #1"/>
+              <v:f eqn="prod #0 #1 10800"/>
+              <v:f eqn="sum #0 0 @3"/>
+            </v:formulas>
+            <v:path o:connecttype="custom" o:connectlocs="@0,0;0,10800;@0,21600;21600,10800" o:connectangles="270,180,90,0" textboxrect="@4,@1,21600,@2"/>
+            <v:handles>
+              <v:h position="#0,#1" xrange="0,21600" yrange="0,10800"/>
+            </v:handles>
+          </v:shapetype>
+          <v:shape id="_x0000_s2062" type="#_x0000_t66" style="position:absolute;left:0;text-align:left;margin-left:287.35pt;margin-top:45.7pt;width:154.2pt;height:31.9pt;z-index:251660800" fillcolor="#4f81bd [3204]" strokecolor="#f2f2f2 [3041]" strokeweight="3pt">
+            <v:shadow on="t" type="perspective" color="#243f60 [1604]" opacity=".5" offset="1pt" offset2="-1pt"/>
+          </v:shape>
+        </w:pict>
+      </w:r>
+      <w:r>
+        <w:rPr>
+          <w:noProof/>
+        </w:rPr>
+        <w:drawing>
+          <wp:inline distT="0" distB="0" distL="0" distR="0" wp14:anchorId="11F92CC1" wp14:editId="1F3699B8">
+            <wp:extent cx="2628900" cy="3019425"/>
+            <wp:effectExtent l="0" t="0" r="0" b="9525"/>
+            <wp:docPr id="743692565" name="Graphic 1"/>
+            <wp:cNvGraphicFramePr>
+              <a:graphicFrameLocks xmlns:a="http://schemas.openxmlformats.org/drawingml/2006/main" noChangeAspect="1"/>
+            </wp:cNvGraphicFramePr>
+            <a:graphic xmlns:a="http://schemas.openxmlformats.org/drawingml/2006/main">
+              <a:graphicData uri="http://schemas.openxmlformats.org/drawingml/2006/picture">
+                <pic:pic xmlns:pic="http://schemas.openxmlformats.org/drawingml/2006/picture">
+                  <pic:nvPicPr>
+                    <pic:cNvPr id="743692565" name=""/>
+                    <pic:cNvPicPr/>
+                  </pic:nvPicPr>
+                  <pic:blipFill>
+                    <a:blip r:embed="rId14">
+                      <a:extLst>
+                        <a:ext uri="{96DAC541-7B7A-43D3-8B79-37D633B846F1}">
+                          <asvg:svgBlip xmlns:asvg="http://schemas.microsoft.com/office/drawing/2016/SVG/main" r:embed="rId15"/>
+                        </a:ext>
+                      </a:extLst>
+                    </a:blip>
+                    <a:stretch>
+                      <a:fillRect/>
+                    </a:stretch>
+                  </pic:blipFill>
+                  <pic:spPr>
+                    <a:xfrm>
+                      <a:off x="0" y="0"/>
+                      <a:ext cx="2628900" cy="3019425"/>
                     </a:xfrm>
                     <a:prstGeom prst="rect">
                       <a:avLst/>
@@ -8716,383 +9618,6 @@
       <w:pPr>
         <w:pStyle w:val="BodyText"/>
       </w:pPr>
-      <w:r>
-        <w:t xml:space="preserve">The </w:t>
-      </w:r>
-      <w:r>
-        <w:t xml:space="preserve">in-feed </w:t>
-      </w:r>
-      <w:r>
-        <w:t>measurement can be used to trigger an EStop on:</w:t>
-      </w:r>
-    </w:p>
-    <w:p>
-      <w:pPr>
-        <w:pStyle w:val="Compact"/>
-        <w:numPr>
-          <w:ilvl w:val="0"/>
-          <w:numId w:val="13"/>
-        </w:numPr>
-      </w:pPr>
-      <w:r>
-        <w:t>Polarity inversion for DC configuration</w:t>
-      </w:r>
-    </w:p>
-    <w:p>
-      <w:pPr>
-        <w:pStyle w:val="Compact"/>
-        <w:numPr>
-          <w:ilvl w:val="0"/>
-          <w:numId w:val="13"/>
-        </w:numPr>
-      </w:pPr>
-      <w:r>
-        <w:t>Incorrect type (AC vs DC) of the infeed</w:t>
-      </w:r>
-    </w:p>
-    <w:p>
-      <w:pPr>
-        <w:pStyle w:val="Compact"/>
-        <w:numPr>
-          <w:ilvl w:val="0"/>
-          <w:numId w:val="13"/>
-        </w:numPr>
-      </w:pPr>
-      <w:r>
-        <w:t>Undervoltage: The infeed voltage is lower than a configured threshold.</w:t>
-      </w:r>
-    </w:p>
-    <w:p>
-      <w:pPr>
-        <w:pStyle w:val="Compact"/>
-        <w:numPr>
-          <w:ilvl w:val="0"/>
-          <w:numId w:val="13"/>
-        </w:numPr>
-      </w:pPr>
-      <w:r>
-        <w:t>Overvoltage: The infeed voltage is higher than a configured threshold</w:t>
-      </w:r>
-    </w:p>
-    <w:p>
-      <w:pPr>
-        <w:pStyle w:val="FirstParagraph"/>
-      </w:pPr>
-      <w:r>
-        <w:t>I</w:t>
-      </w:r>
-      <w:r>
-        <w:t xml:space="preserve">nfeed </w:t>
-      </w:r>
-      <w:r>
-        <w:t xml:space="preserve">faults can </w:t>
-      </w:r>
-      <w:r>
-        <w:t xml:space="preserve">also control the </w:t>
-      </w:r>
-      <w:r>
-        <w:t>relay</w:t>
-      </w:r>
-      <w:r>
-        <w:t>s</w:t>
-      </w:r>
-      <w:r>
-        <w:t xml:space="preserve"> based on </w:t>
-      </w:r>
-      <w:r>
-        <w:t xml:space="preserve">individual relay </w:t>
-      </w:r>
-      <w:r>
-        <w:t>configuration.</w:t>
-      </w:r>
-    </w:p>
-    <w:p>
-      <w:pPr>
-        <w:pStyle w:val="Heading2"/>
-      </w:pPr>
-      <w:bookmarkStart w:id="27" w:name="_Toc203926052"/>
-      <w:bookmarkStart w:id="28" w:name="relay-health-monitoring"/>
-      <w:bookmarkEnd w:id="26"/>
-      <w:r>
-        <w:t>Relay health monitoring</w:t>
-      </w:r>
-      <w:bookmarkEnd w:id="27"/>
-    </w:p>
-    <w:p>
-      <w:pPr>
-        <w:pStyle w:val="FirstParagraph"/>
-      </w:pPr>
-      <w:r>
-        <w:t xml:space="preserve">All the relays are </w:t>
-      </w:r>
-      <w:r>
-        <w:t>equipped</w:t>
-      </w:r>
-      <w:r>
-        <w:t xml:space="preserve"> with a position verification which is backed </w:t>
-      </w:r>
-      <w:r>
-        <w:t>mechanically</w:t>
-      </w:r>
-      <w:r>
-        <w:t xml:space="preserve"> using a forced conduit. If a relay fault is detected:</w:t>
-      </w:r>
-    </w:p>
-    <w:p>
-      <w:pPr>
-        <w:pStyle w:val="Compact"/>
-        <w:numPr>
-          <w:ilvl w:val="0"/>
-          <w:numId w:val="27"/>
-        </w:numPr>
-      </w:pPr>
-      <w:r>
-        <w:t>The relay coil is de-energized, and the relay should become open.</w:t>
-      </w:r>
-    </w:p>
-    <w:p>
-      <w:pPr>
-        <w:pStyle w:val="Compact"/>
-        <w:numPr>
-          <w:ilvl w:val="0"/>
-          <w:numId w:val="27"/>
-        </w:numPr>
-      </w:pPr>
-      <w:r>
-        <w:t>An</w:t>
-      </w:r>
-      <w:r>
-        <w:t xml:space="preserve"> EStop condition is triggered.</w:t>
-      </w:r>
-    </w:p>
-    <w:p>
-      <w:pPr>
-        <w:pStyle w:val="FirstParagraph"/>
-      </w:pPr>
-      <w:r>
-        <w:t xml:space="preserve">The faulty relay </w:t>
-      </w:r>
-      <w:r>
-        <w:t>must</w:t>
-      </w:r>
-      <w:r>
-        <w:t xml:space="preserve"> be isolated by disabling it in the configuration</w:t>
-      </w:r>
-      <w:r>
-        <w:t xml:space="preserve"> to clear the EStop.</w:t>
-      </w:r>
-    </w:p>
-    <w:p>
-      <w:pPr>
-        <w:pStyle w:val="FirstParagraph"/>
-      </w:pPr>
-      <w:r>
-        <w:t>The faulty relay</w:t>
-      </w:r>
-      <w:r>
-        <w:t xml:space="preserve"> should </w:t>
-      </w:r>
-      <w:r>
-        <w:t xml:space="preserve">then </w:t>
-      </w:r>
-      <w:r>
-        <w:t>be replaced.</w:t>
-      </w:r>
-    </w:p>
-    <w:p>
-      <w:pPr>
-        <w:pStyle w:val="Heading1"/>
-      </w:pPr>
-      <w:bookmarkStart w:id="29" w:name="_Toc203926054"/>
-      <w:bookmarkStart w:id="30" w:name="locate-mode"/>
-      <w:bookmarkEnd w:id="20"/>
-      <w:bookmarkEnd w:id="28"/>
-      <w:r>
-        <w:lastRenderedPageBreak/>
-        <w:t>Locate mode</w:t>
-      </w:r>
-      <w:bookmarkEnd w:id="29"/>
-    </w:p>
-    <w:p>
-      <w:pPr>
-        <w:pStyle w:val="FirstParagraph"/>
-      </w:pPr>
-      <w:r>
-        <w:t>Th</w:t>
-      </w:r>
-      <w:r>
-        <w:t>is</w:t>
-      </w:r>
-      <w:r>
-        <w:t xml:space="preserve"> mode allows locating a </w:t>
-      </w:r>
-      <w:r>
-        <w:t xml:space="preserve">specific </w:t>
-      </w:r>
-      <w:r>
-        <w:t xml:space="preserve">device in setups </w:t>
-      </w:r>
-      <w:r>
-        <w:t xml:space="preserve">using </w:t>
-      </w:r>
-      <w:r>
-        <w:t>more than one</w:t>
-      </w:r>
-      <w:r>
-        <w:t xml:space="preserve"> relay device</w:t>
-      </w:r>
-      <w:r>
-        <w:t>.</w:t>
-      </w:r>
-    </w:p>
-    <w:p>
-      <w:pPr>
-        <w:pStyle w:val="FirstParagraph"/>
-      </w:pPr>
-      <w:r>
-        <w:t xml:space="preserve">When activated, the </w:t>
-      </w:r>
-      <w:r>
-        <w:t xml:space="preserve">device </w:t>
-      </w:r>
-      <w:r>
-        <w:t xml:space="preserve">LEDs will alternate every </w:t>
-      </w:r>
-      <w:r>
-        <w:t xml:space="preserve">two </w:t>
-      </w:r>
-      <w:r>
-        <w:t>second</w:t>
-      </w:r>
-      <w:r>
-        <w:t>s</w:t>
-      </w:r>
-      <w:r>
-        <w:t xml:space="preserve"> between:</w:t>
-      </w:r>
-    </w:p>
-    <w:p>
-      <w:pPr>
-        <w:pStyle w:val="Compact"/>
-        <w:numPr>
-          <w:ilvl w:val="0"/>
-          <w:numId w:val="29"/>
-        </w:numPr>
-      </w:pPr>
-      <w:r>
-        <w:t xml:space="preserve">Fast </w:t>
-      </w:r>
-      <w:r>
-        <w:t>flash</w:t>
-      </w:r>
-      <w:r>
-        <w:t xml:space="preserve"> to be easily identified</w:t>
-      </w:r>
-    </w:p>
-    <w:p>
-      <w:pPr>
-        <w:pStyle w:val="Compact"/>
-        <w:numPr>
-          <w:ilvl w:val="0"/>
-          <w:numId w:val="29"/>
-        </w:numPr>
-      </w:pPr>
-      <w:r>
-        <w:t>N</w:t>
-      </w:r>
-      <w:r>
-        <w:t xml:space="preserve">ormal state </w:t>
-      </w:r>
-      <w:r>
-        <w:t>to get on-going indications</w:t>
-      </w:r>
-    </w:p>
-    <w:p>
-      <w:pPr>
-        <w:pStyle w:val="Compact"/>
-        <w:ind w:left="240"/>
-      </w:pPr>
-    </w:p>
-    <w:p>
-      <w:pPr>
-        <w:pStyle w:val="Compact"/>
-        <w:ind w:left="240"/>
-      </w:pPr>
-      <w:r>
-        <w:t>The locate mode is activated by a dedicated Modbus command. It is ended by either a Modbus command, or by pressing the 'EStop reset' push button.</w:t>
-      </w:r>
-    </w:p>
-    <w:p>
-      <w:pPr>
-        <w:pStyle w:val="Heading1"/>
-      </w:pPr>
-      <w:bookmarkStart w:id="31" w:name="_Ref203898850"/>
-      <w:bookmarkStart w:id="32" w:name="_Ref203898858"/>
-      <w:bookmarkStart w:id="33" w:name="_Toc203926055"/>
-      <w:bookmarkStart w:id="34" w:name="recovery-mode"/>
-      <w:bookmarkEnd w:id="30"/>
-      <w:r>
-        <w:lastRenderedPageBreak/>
-        <w:t>Recovery mode</w:t>
-      </w:r>
-      <w:bookmarkEnd w:id="31"/>
-      <w:bookmarkEnd w:id="32"/>
-      <w:bookmarkEnd w:id="33"/>
-    </w:p>
-    <w:p>
-      <w:pPr>
-        <w:pStyle w:val="FirstParagraph"/>
-      </w:pPr>
-      <w:r>
-        <w:t>The recovery mode is used to</w:t>
-      </w:r>
-      <w:r>
-        <w:t xml:space="preserve"> change</w:t>
-      </w:r>
-      <w:r>
-        <w:t xml:space="preserve"> the communication </w:t>
-      </w:r>
-      <w:r>
-        <w:t>parameters</w:t>
-      </w:r>
-      <w:r>
-        <w:t xml:space="preserve"> and can be used to </w:t>
-      </w:r>
-      <w:r>
-        <w:t>recover a device with unknown settings</w:t>
-      </w:r>
-      <w:r>
-        <w:t>.</w:t>
-      </w:r>
-    </w:p>
-    <w:p>
-      <w:pPr>
-        <w:pStyle w:val="FirstParagraph"/>
-      </w:pPr>
-      <w:r>
-        <w:t xml:space="preserve">The recovery mode is entered by </w:t>
-      </w:r>
-      <w:r>
-        <w:t xml:space="preserve">keeping the </w:t>
-      </w:r>
-      <w:r>
-        <w:t xml:space="preserve">'EStop reset' push button </w:t>
-      </w:r>
-      <w:r>
-        <w:t xml:space="preserve">pressed </w:t>
-      </w:r>
-      <w:r>
-        <w:t xml:space="preserve">for more than 3 seconds </w:t>
-      </w:r>
-      <w:r>
-        <w:t xml:space="preserve">until the </w:t>
-      </w:r>
-      <w:r>
-        <w:t>EStop</w:t>
-      </w:r>
-      <w:r>
-        <w:t xml:space="preserve"> LEDs flash fast. </w:t>
-      </w:r>
     </w:p>
     <w:p>
       <w:pPr>
@@ -9115,11 +9640,21 @@
           <w:b/>
           <w:bCs/>
         </w:rPr>
-        <w:t>Slave ID :</w:t>
-      </w:r>
+        <w:t xml:space="preserve">Slave </w:t>
+      </w:r>
+      <w:proofErr w:type="gramStart"/>
+      <w:r>
+        <w:rPr>
+          <w:b/>
+          <w:bCs/>
+        </w:rPr>
+        <w:t>ID :</w:t>
+      </w:r>
+      <w:proofErr w:type="gramEnd"/>
       <w:r>
         <w:t xml:space="preserve"> </w:t>
       </w:r>
+      <w:proofErr w:type="gramStart"/>
       <w:r>
         <w:rPr>
           <w:rStyle w:val="VerbatimChar"/>
@@ -9127,7 +9662,11 @@
         <w:t>248</w:t>
       </w:r>
       <w:r>
-        <w:t xml:space="preserve"> ; This value is reserved in the Modbus standard, so no other devices should use it</w:t>
+        <w:t xml:space="preserve"> ;</w:t>
+      </w:r>
+      <w:proofErr w:type="gramEnd"/>
+      <w:r>
+        <w:t xml:space="preserve"> This value is reserved in the Modbus standard, so no other devices should use it</w:t>
       </w:r>
       <w:r>
         <w:t>.</w:t>
@@ -9427,6 +9966,7 @@
         </w:numPr>
       </w:pPr>
       <w:r>
+        <w:lastRenderedPageBreak/>
         <w:t xml:space="preserve">In the </w:t>
       </w:r>
       <w:proofErr w:type="spellStart"/>
@@ -9612,7 +10152,7 @@
       <w:pPr>
         <w:pStyle w:val="Heading1"/>
       </w:pPr>
-      <w:bookmarkStart w:id="35" w:name="_Toc203926056"/>
+      <w:bookmarkStart w:id="35" w:name="_Toc212287959"/>
       <w:bookmarkStart w:id="36" w:name="estop-mode"/>
       <w:bookmarkEnd w:id="34"/>
       <w:r>
@@ -9633,9 +10173,11 @@
       <w:pPr>
         <w:pStyle w:val="Heading2"/>
       </w:pPr>
+      <w:bookmarkStart w:id="37" w:name="_Toc212287960"/>
       <w:r>
         <w:t>Triggering of the EStop</w:t>
       </w:r>
+      <w:bookmarkEnd w:id="37"/>
     </w:p>
     <w:p>
       <w:pPr>
@@ -9706,12 +10248,12 @@
       <w:pPr>
         <w:pStyle w:val="Heading3"/>
       </w:pPr>
-      <w:bookmarkStart w:id="37" w:name="_Toc203926053"/>
-      <w:bookmarkStart w:id="38" w:name="external-estop-command"/>
+      <w:bookmarkStart w:id="38" w:name="_Toc212287961"/>
+      <w:bookmarkStart w:id="39" w:name="external-estop-command"/>
       <w:r>
         <w:t>External EStop command</w:t>
       </w:r>
-      <w:bookmarkEnd w:id="37"/>
+      <w:bookmarkEnd w:id="38"/>
     </w:p>
     <w:p>
       <w:pPr>
@@ -9775,14 +10317,16 @@
         <w:t>Only a power cycle or remote reset will clear the EStop condition.</w:t>
       </w:r>
     </w:p>
-    <w:bookmarkEnd w:id="38"/>
     <w:p>
       <w:pPr>
         <w:pStyle w:val="Heading2"/>
       </w:pPr>
+      <w:bookmarkStart w:id="40" w:name="_Toc212287962"/>
+      <w:bookmarkEnd w:id="39"/>
       <w:r>
         <w:t>Clearing the EStop</w:t>
       </w:r>
+      <w:bookmarkEnd w:id="40"/>
     </w:p>
     <w:p>
       <w:pPr>
@@ -9946,8 +10490,7 @@
           <w:szCs w:val="28"/>
         </w:rPr>
       </w:pPr>
-      <w:bookmarkStart w:id="39" w:name="_Toc203926057"/>
-      <w:bookmarkStart w:id="40" w:name="relays-in-estop"/>
+      <w:bookmarkStart w:id="41" w:name="relays-in-estop"/>
       <w:r>
         <w:br w:type="page"/>
       </w:r>
@@ -9956,11 +10499,12 @@
       <w:pPr>
         <w:pStyle w:val="Heading2"/>
       </w:pPr>
+      <w:bookmarkStart w:id="42" w:name="_Toc212287963"/>
       <w:r>
         <w:lastRenderedPageBreak/>
         <w:t>Relays in EStop</w:t>
       </w:r>
-      <w:bookmarkEnd w:id="39"/>
+      <w:bookmarkEnd w:id="42"/>
     </w:p>
     <w:p>
       <w:pPr>
@@ -10474,15 +11018,15 @@
       <w:pPr>
         <w:pStyle w:val="Heading1"/>
       </w:pPr>
-      <w:bookmarkStart w:id="41" w:name="_Toc203926058"/>
-      <w:bookmarkStart w:id="42" w:name="leds"/>
+      <w:bookmarkStart w:id="43" w:name="_Toc212287964"/>
+      <w:bookmarkStart w:id="44" w:name="leds"/>
       <w:bookmarkEnd w:id="36"/>
-      <w:bookmarkEnd w:id="40"/>
+      <w:bookmarkEnd w:id="41"/>
       <w:r>
         <w:lastRenderedPageBreak/>
         <w:t>LEDs</w:t>
       </w:r>
-      <w:bookmarkEnd w:id="41"/>
+      <w:bookmarkEnd w:id="43"/>
     </w:p>
     <w:p>
       <w:pPr>
@@ -10603,12 +11147,12 @@
       <w:pPr>
         <w:pStyle w:val="Heading2"/>
       </w:pPr>
-      <w:bookmarkStart w:id="43" w:name="_Toc203926059"/>
-      <w:bookmarkStart w:id="44" w:name="boot"/>
+      <w:bookmarkStart w:id="45" w:name="_Toc212287965"/>
+      <w:bookmarkStart w:id="46" w:name="boot"/>
       <w:r>
         <w:t>Boot</w:t>
       </w:r>
-      <w:bookmarkEnd w:id="43"/>
+      <w:bookmarkEnd w:id="45"/>
     </w:p>
     <w:p>
       <w:pPr>
@@ -10631,13 +11175,13 @@
       <w:pPr>
         <w:pStyle w:val="Heading2"/>
       </w:pPr>
-      <w:bookmarkStart w:id="45" w:name="_Toc203926060"/>
-      <w:bookmarkStart w:id="46" w:name="locate-function"/>
-      <w:bookmarkEnd w:id="44"/>
+      <w:bookmarkStart w:id="47" w:name="_Toc212287966"/>
+      <w:bookmarkStart w:id="48" w:name="locate-function"/>
+      <w:bookmarkEnd w:id="46"/>
       <w:r>
         <w:t>Locate function</w:t>
       </w:r>
-      <w:bookmarkEnd w:id="45"/>
+      <w:bookmarkEnd w:id="47"/>
     </w:p>
     <w:p>
       <w:pPr>
@@ -10646,6 +11190,7 @@
       <w:r>
         <w:t xml:space="preserve">To help locate a relays device, a Modbus </w:t>
       </w:r>
+      <w:proofErr w:type="gramStart"/>
       <w:r>
         <w:rPr>
           <w:i/>
@@ -10653,6 +11198,7 @@
         </w:rPr>
         <w:t>locate</w:t>
       </w:r>
+      <w:proofErr w:type="gramEnd"/>
       <w:r>
         <w:t xml:space="preserve"> command can be sent. See </w:t>
       </w:r>
@@ -10679,13 +11225,13 @@
         <w:t>2</w:t>
       </w:r>
       <w:r>
-        <w:t xml:space="preserve"> second</w:t>
-      </w:r>
-      <w:r>
-        <w:t>s</w:t>
-      </w:r>
-      <w:r>
-        <w:t>, and display their normal value for the next</w:t>
+        <w:t xml:space="preserve"> </w:t>
+      </w:r>
+      <w:r>
+        <w:t>seconds and</w:t>
+      </w:r>
+      <w:r>
+        <w:t xml:space="preserve"> display their normal value for the next</w:t>
       </w:r>
       <w:r>
         <w:t xml:space="preserve"> 2</w:t>
@@ -10706,13 +11252,13 @@
       <w:pPr>
         <w:pStyle w:val="Heading2"/>
       </w:pPr>
-      <w:bookmarkStart w:id="47" w:name="_Toc203926061"/>
-      <w:bookmarkStart w:id="48" w:name="recovery-mode-1"/>
-      <w:bookmarkEnd w:id="46"/>
+      <w:bookmarkStart w:id="49" w:name="_Toc212287967"/>
+      <w:bookmarkStart w:id="50" w:name="recovery-mode-1"/>
+      <w:bookmarkEnd w:id="48"/>
       <w:r>
         <w:t>Recovery mode</w:t>
       </w:r>
-      <w:bookmarkEnd w:id="47"/>
+      <w:bookmarkEnd w:id="49"/>
     </w:p>
     <w:p>
       <w:pPr>
@@ -10725,20 +11271,26 @@
         <w:t>Fault</w:t>
       </w:r>
       <w:r>
-        <w:t xml:space="preserve"> LED which flash at 2Hz.</w:t>
+        <w:t xml:space="preserve"> LED which flash</w:t>
+      </w:r>
+      <w:r>
+        <w:t>es</w:t>
+      </w:r>
+      <w:r>
+        <w:t xml:space="preserve"> at 2Hz.</w:t>
       </w:r>
     </w:p>
     <w:p>
       <w:pPr>
         <w:pStyle w:val="Heading2"/>
       </w:pPr>
-      <w:bookmarkStart w:id="49" w:name="_Toc203926062"/>
-      <w:bookmarkStart w:id="50" w:name="estop-led"/>
-      <w:bookmarkEnd w:id="48"/>
+      <w:bookmarkStart w:id="51" w:name="_Toc212287968"/>
+      <w:bookmarkStart w:id="52" w:name="estop-led"/>
+      <w:bookmarkEnd w:id="50"/>
       <w:r>
         <w:t>EStop LED</w:t>
       </w:r>
-      <w:bookmarkEnd w:id="49"/>
+      <w:bookmarkEnd w:id="51"/>
     </w:p>
     <w:p>
       <w:pPr>
@@ -10768,7 +11320,7 @@
       </w:tblPr>
       <w:tblGrid>
         <w:gridCol w:w="1668"/>
-        <w:gridCol w:w="7908"/>
+        <w:gridCol w:w="9213"/>
       </w:tblGrid>
       <w:tr>
         <w:trPr>
@@ -10790,7 +11342,7 @@
         </w:tc>
         <w:tc>
           <w:tcPr>
-            <w:tcW w:w="7908" w:type="dxa"/>
+            <w:tcW w:w="9213" w:type="dxa"/>
           </w:tcPr>
           <w:p>
             <w:pPr>
@@ -10823,7 +11375,7 @@
         </w:tc>
         <w:tc>
           <w:tcPr>
-            <w:tcW w:w="7908" w:type="dxa"/>
+            <w:tcW w:w="9213" w:type="dxa"/>
           </w:tcPr>
           <w:p>
             <w:pPr>
@@ -10861,7 +11413,7 @@
         </w:tc>
         <w:tc>
           <w:tcPr>
-            <w:tcW w:w="7908" w:type="dxa"/>
+            <w:tcW w:w="9213" w:type="dxa"/>
           </w:tcPr>
           <w:p>
             <w:pPr>
@@ -10941,7 +11493,7 @@
         </w:tc>
         <w:tc>
           <w:tcPr>
-            <w:tcW w:w="7908" w:type="dxa"/>
+            <w:tcW w:w="9213" w:type="dxa"/>
           </w:tcPr>
           <w:p>
             <w:pPr>
@@ -10996,17 +11548,13 @@
               <w:pStyle w:val="Compact"/>
             </w:pPr>
             <w:r>
-              <w:t xml:space="preserve">Flashes fast </w:t>
-            </w:r>
-            <w:r>
-              <w:lastRenderedPageBreak/>
-              <w:t>10Hz</w:t>
-            </w:r>
-          </w:p>
-        </w:tc>
-        <w:tc>
-          <w:tcPr>
-            <w:tcW w:w="7908" w:type="dxa"/>
+              <w:t>Flashes fast 10Hz</w:t>
+            </w:r>
+          </w:p>
+        </w:tc>
+        <w:tc>
+          <w:tcPr>
+            <w:tcW w:w="9213" w:type="dxa"/>
           </w:tcPr>
           <w:p>
             <w:pPr>
@@ -11022,7 +11570,6 @@
                 <w:b/>
                 <w:bCs/>
               </w:rPr>
-              <w:lastRenderedPageBreak/>
               <w:t>The recovery mode is active</w:t>
             </w:r>
           </w:p>
@@ -11051,7 +11598,7 @@
         </w:tc>
         <w:tc>
           <w:tcPr>
-            <w:tcW w:w="7908" w:type="dxa"/>
+            <w:tcW w:w="9213" w:type="dxa"/>
           </w:tcPr>
           <w:p>
             <w:pPr>
@@ -11101,13 +11648,14 @@
       <w:pPr>
         <w:pStyle w:val="Heading2"/>
       </w:pPr>
-      <w:bookmarkStart w:id="51" w:name="_Toc203926063"/>
-      <w:bookmarkStart w:id="52" w:name="infeed-led"/>
-      <w:bookmarkEnd w:id="50"/>
-      <w:r>
+      <w:bookmarkStart w:id="53" w:name="_Toc212287969"/>
+      <w:bookmarkStart w:id="54" w:name="infeed-led"/>
+      <w:bookmarkEnd w:id="52"/>
+      <w:r>
+        <w:lastRenderedPageBreak/>
         <w:t>Infeed Led</w:t>
       </w:r>
-      <w:bookmarkEnd w:id="51"/>
+      <w:bookmarkEnd w:id="53"/>
     </w:p>
     <w:p>
       <w:pPr>
@@ -11120,12 +11668,12 @@
     <w:tbl>
       <w:tblPr>
         <w:tblStyle w:val="GridTable4-Accent2"/>
-        <w:tblW w:w="9606" w:type="dxa"/>
+        <w:tblW w:w="10881" w:type="dxa"/>
         <w:tblLook w:val="0020" w:firstRow="1" w:lastRow="0" w:firstColumn="0" w:lastColumn="0" w:noHBand="0" w:noVBand="0"/>
       </w:tblPr>
       <w:tblGrid>
         <w:gridCol w:w="1369"/>
-        <w:gridCol w:w="8237"/>
+        <w:gridCol w:w="9512"/>
       </w:tblGrid>
       <w:tr>
         <w:trPr>
@@ -11147,7 +11695,7 @@
         </w:tc>
         <w:tc>
           <w:tcPr>
-            <w:tcW w:w="8237" w:type="dxa"/>
+            <w:tcW w:w="9512" w:type="dxa"/>
           </w:tcPr>
           <w:p>
             <w:pPr>
@@ -11180,7 +11728,7 @@
         </w:tc>
         <w:tc>
           <w:tcPr>
-            <w:tcW w:w="8237" w:type="dxa"/>
+            <w:tcW w:w="9512" w:type="dxa"/>
           </w:tcPr>
           <w:p>
             <w:pPr>
@@ -11216,7 +11764,7 @@
         </w:tc>
         <w:tc>
           <w:tcPr>
-            <w:tcW w:w="8237" w:type="dxa"/>
+            <w:tcW w:w="9512" w:type="dxa"/>
           </w:tcPr>
           <w:p>
             <w:pPr>
@@ -11252,7 +11800,7 @@
         </w:tc>
         <w:tc>
           <w:tcPr>
-            <w:tcW w:w="8237" w:type="dxa"/>
+            <w:tcW w:w="9512" w:type="dxa"/>
           </w:tcPr>
           <w:p>
             <w:pPr>
@@ -11282,7 +11830,7 @@
         </w:tc>
         <w:tc>
           <w:tcPr>
-            <w:tcW w:w="8237" w:type="dxa"/>
+            <w:tcW w:w="9512" w:type="dxa"/>
           </w:tcPr>
           <w:p>
             <w:pPr>
@@ -11341,13 +11889,13 @@
       <w:pPr>
         <w:pStyle w:val="Heading2"/>
       </w:pPr>
-      <w:bookmarkStart w:id="53" w:name="_Toc203926064"/>
-      <w:bookmarkStart w:id="54" w:name="modbus-leds"/>
-      <w:bookmarkEnd w:id="52"/>
+      <w:bookmarkStart w:id="55" w:name="_Toc212287970"/>
+      <w:bookmarkStart w:id="56" w:name="modbus-leds"/>
+      <w:bookmarkEnd w:id="54"/>
       <w:r>
         <w:t>Modbus LED</w:t>
       </w:r>
-      <w:bookmarkEnd w:id="53"/>
+      <w:bookmarkEnd w:id="55"/>
     </w:p>
     <w:p>
       <w:pPr>
@@ -11386,10 +11934,16 @@
         <w:t xml:space="preserve"> is lit </w:t>
       </w:r>
       <w:r>
-        <w:t>during boot</w:t>
-      </w:r>
-      <w:r>
-        <w:t>, and is used for</w:t>
+        <w:t xml:space="preserve">during </w:t>
+      </w:r>
+      <w:r>
+        <w:t>boot</w:t>
+      </w:r>
+      <w:r>
+        <w:t xml:space="preserve"> and</w:t>
+      </w:r>
+      <w:r>
+        <w:t xml:space="preserve"> is used for</w:t>
       </w:r>
       <w:r>
         <w:t xml:space="preserve"> recovery and identification modes.</w:t>
@@ -11399,12 +11953,14 @@
       <w:pPr>
         <w:pStyle w:val="Heading3"/>
       </w:pPr>
+      <w:bookmarkStart w:id="57" w:name="_Toc212287971"/>
       <w:r>
         <w:t>Activity</w:t>
       </w:r>
       <w:r>
         <w:t xml:space="preserve"> LED</w:t>
       </w:r>
+      <w:bookmarkEnd w:id="57"/>
     </w:p>
     <w:p>
       <w:r>
@@ -11431,7 +11987,7 @@
       </w:tblPr>
       <w:tblGrid>
         <w:gridCol w:w="919"/>
-        <w:gridCol w:w="8657"/>
+        <w:gridCol w:w="9535"/>
       </w:tblGrid>
       <w:tr>
         <w:trPr>
@@ -11565,12 +12121,19 @@
               <w:pStyle w:val="Compact"/>
               <w:cnfStyle w:val="000000100000" w:firstRow="0" w:lastRow="0" w:firstColumn="0" w:lastColumn="0" w:oddVBand="0" w:evenVBand="0" w:oddHBand="1" w:evenHBand="0" w:firstRowFirstColumn="0" w:firstRowLastColumn="0" w:lastRowFirstColumn="0" w:lastRowLastColumn="0"/>
             </w:pPr>
-            <w:r>
-              <w:t xml:space="preserve">Has triggered and </w:t>
-            </w:r>
+            <w:proofErr w:type="gramStart"/>
+            <w:r>
+              <w:t>Has</w:t>
+            </w:r>
+            <w:proofErr w:type="gramEnd"/>
+            <w:r>
+              <w:t xml:space="preserve"> triggered and </w:t>
+            </w:r>
+            <w:proofErr w:type="gramStart"/>
             <w:r>
               <w:t>EStop</w:t>
             </w:r>
+            <w:proofErr w:type="gramEnd"/>
             <w:r>
               <w:t>. Could be a command or watchdog</w:t>
             </w:r>
@@ -11582,9 +12145,9 @@
       <w:pPr>
         <w:pStyle w:val="Heading2"/>
       </w:pPr>
-      <w:bookmarkStart w:id="55" w:name="_Toc203926065"/>
-      <w:bookmarkStart w:id="56" w:name="relay-leds"/>
-      <w:bookmarkEnd w:id="54"/>
+      <w:bookmarkStart w:id="58" w:name="_Toc212287972"/>
+      <w:bookmarkStart w:id="59" w:name="relay-leds"/>
+      <w:bookmarkEnd w:id="56"/>
       <w:r>
         <w:t>Relay</w:t>
       </w:r>
@@ -11594,7 +12157,7 @@
       <w:r>
         <w:t xml:space="preserve"> LED</w:t>
       </w:r>
-      <w:bookmarkEnd w:id="55"/>
+      <w:bookmarkEnd w:id="58"/>
     </w:p>
     <w:p>
       <w:pPr>
@@ -11627,12 +12190,12 @@
     <w:tbl>
       <w:tblPr>
         <w:tblStyle w:val="GridTable4-Accent2"/>
-        <w:tblW w:w="9606" w:type="dxa"/>
+        <w:tblW w:w="10456" w:type="dxa"/>
         <w:tblLook w:val="0020" w:firstRow="1" w:lastRow="0" w:firstColumn="0" w:lastColumn="0" w:noHBand="0" w:noVBand="0"/>
       </w:tblPr>
       <w:tblGrid>
         <w:gridCol w:w="919"/>
-        <w:gridCol w:w="8687"/>
+        <w:gridCol w:w="9537"/>
       </w:tblGrid>
       <w:tr>
         <w:trPr>
@@ -11654,7 +12217,7 @@
         </w:tc>
         <w:tc>
           <w:tcPr>
-            <w:tcW w:w="8881" w:type="dxa"/>
+            <w:tcW w:w="9537" w:type="dxa"/>
           </w:tcPr>
           <w:p>
             <w:pPr>
@@ -11687,7 +12250,7 @@
         </w:tc>
         <w:tc>
           <w:tcPr>
-            <w:tcW w:w="8881" w:type="dxa"/>
+            <w:tcW w:w="9537" w:type="dxa"/>
           </w:tcPr>
           <w:p>
             <w:pPr>
@@ -11717,7 +12280,7 @@
         </w:tc>
         <w:tc>
           <w:tcPr>
-            <w:tcW w:w="8881" w:type="dxa"/>
+            <w:tcW w:w="9537" w:type="dxa"/>
           </w:tcPr>
           <w:p>
             <w:pPr>
@@ -11750,7 +12313,7 @@
         </w:tc>
         <w:tc>
           <w:tcPr>
-            <w:tcW w:w="8881" w:type="dxa"/>
+            <w:tcW w:w="9537" w:type="dxa"/>
           </w:tcPr>
           <w:p>
             <w:pPr>
@@ -11777,14 +12340,13 @@
               <w:pStyle w:val="Compact"/>
             </w:pPr>
             <w:r>
-              <w:lastRenderedPageBreak/>
               <w:t>Pulsed</w:t>
             </w:r>
           </w:p>
         </w:tc>
         <w:tc>
           <w:tcPr>
-            <w:tcW w:w="8881" w:type="dxa"/>
+            <w:tcW w:w="9537" w:type="dxa"/>
           </w:tcPr>
           <w:p>
             <w:pPr>
@@ -11805,15 +12367,15 @@
       <w:pPr>
         <w:pStyle w:val="Heading1"/>
       </w:pPr>
-      <w:bookmarkStart w:id="57" w:name="_Toc203926066"/>
-      <w:bookmarkStart w:id="58" w:name="modbus-communications-and-registers"/>
-      <w:bookmarkEnd w:id="42"/>
-      <w:bookmarkEnd w:id="56"/>
+      <w:bookmarkStart w:id="60" w:name="_Toc212287973"/>
+      <w:bookmarkStart w:id="61" w:name="modbus-communications-and-registers"/>
+      <w:bookmarkEnd w:id="44"/>
+      <w:bookmarkEnd w:id="59"/>
       <w:r>
         <w:lastRenderedPageBreak/>
         <w:t>Modbus communications and registers</w:t>
       </w:r>
-      <w:bookmarkEnd w:id="57"/>
+      <w:bookmarkEnd w:id="60"/>
     </w:p>
     <w:p>
       <w:pPr>
@@ -11822,7 +12384,7 @@
       <w:r>
         <w:t xml:space="preserve">The product uses </w:t>
       </w:r>
-      <w:hyperlink r:id="rId14">
+      <w:hyperlink r:id="rId16">
         <w:r>
           <w:rPr>
             <w:rStyle w:val="Hyperlink"/>
@@ -11977,11 +12539,12 @@
       <w:pPr>
         <w:pStyle w:val="Heading2"/>
       </w:pPr>
-      <w:bookmarkStart w:id="59" w:name="_Toc203926067"/>
-      <w:bookmarkStart w:id="60" w:name="coil-registers"/>
+      <w:bookmarkStart w:id="62" w:name="_Toc212287974"/>
+      <w:bookmarkStart w:id="63" w:name="coil-registers"/>
       <w:r>
         <w:t>Device Identification</w:t>
       </w:r>
+      <w:bookmarkEnd w:id="62"/>
     </w:p>
     <w:p>
       <w:r>
@@ -11998,9 +12561,11 @@
       <w:pPr>
         <w:pStyle w:val="Heading3"/>
       </w:pPr>
+      <w:bookmarkStart w:id="64" w:name="_Toc212287975"/>
       <w:r>
         <w:t>Report Slave ID</w:t>
       </w:r>
+      <w:bookmarkEnd w:id="64"/>
     </w:p>
     <w:p>
       <w:r>
@@ -12089,12 +12654,14 @@
           <w:lang w:val="en-GB"/>
         </w:rPr>
       </w:pPr>
+      <w:bookmarkStart w:id="65" w:name="_Toc212287976"/>
       <w:r>
         <w:rPr>
           <w:lang w:val="en-GB"/>
         </w:rPr>
         <w:t>Encapsulated Transport Interface</w:t>
       </w:r>
+      <w:bookmarkEnd w:id="65"/>
     </w:p>
     <w:p>
       <w:pPr>
@@ -12115,31 +12682,18 @@
         <w:t xml:space="preserve"> with a Modbus Encapsulated Interface Type 14 (0x2B) is supported to query device information.</w:t>
       </w:r>
     </w:p>
-    <w:p>
-      <w:pPr>
-        <w:rPr>
-          <w:lang w:val="en-GB"/>
-        </w:rPr>
-      </w:pPr>
-      <w:r>
-        <w:rPr>
-          <w:lang w:val="en-GB"/>
-        </w:rPr>
-        <w:t>The following objects are supported:</w:t>
-      </w:r>
-    </w:p>
     <w:tbl>
       <w:tblPr>
         <w:tblStyle w:val="GridTable5Dark-Accent1"/>
-        <w:tblW w:w="9464" w:type="dxa"/>
+        <w:tblW w:w="0" w:type="auto"/>
         <w:tblLook w:val="04A0" w:firstRow="1" w:lastRow="0" w:firstColumn="1" w:lastColumn="0" w:noHBand="0" w:noVBand="1"/>
       </w:tblPr>
       <w:tblGrid>
-        <w:gridCol w:w="1191"/>
-        <w:gridCol w:w="2603"/>
-        <w:gridCol w:w="1603"/>
-        <w:gridCol w:w="1305"/>
-        <w:gridCol w:w="2762"/>
+        <w:gridCol w:w="1139"/>
+        <w:gridCol w:w="2535"/>
+        <w:gridCol w:w="1491"/>
+        <w:gridCol w:w="1269"/>
+        <w:gridCol w:w="4568"/>
       </w:tblGrid>
       <w:tr>
         <w:trPr>
@@ -12148,10 +12702,11 @@
         <w:tc>
           <w:tcPr>
             <w:cnfStyle w:val="001000000000" w:firstRow="0" w:lastRow="0" w:firstColumn="1" w:lastColumn="0" w:oddVBand="0" w:evenVBand="0" w:oddHBand="0" w:evenHBand="0" w:firstRowFirstColumn="0" w:firstRowLastColumn="0" w:lastRowFirstColumn="0" w:lastRowLastColumn="0"/>
-            <w:tcW w:w="1191" w:type="dxa"/>
-          </w:tcPr>
-          <w:p>
-            <w:pPr>
+            <w:tcW w:w="1139" w:type="dxa"/>
+          </w:tcPr>
+          <w:p>
+            <w:pPr>
+              <w:ind w:right="-114"/>
               <w:rPr>
                 <w:lang w:val="en-GB"/>
               </w:rPr>
@@ -12166,10 +12721,11 @@
         </w:tc>
         <w:tc>
           <w:tcPr>
-            <w:tcW w:w="2603" w:type="dxa"/>
-          </w:tcPr>
-          <w:p>
-            <w:pPr>
+            <w:tcW w:w="2535" w:type="dxa"/>
+          </w:tcPr>
+          <w:p>
+            <w:pPr>
+              <w:ind w:right="-114"/>
               <w:cnfStyle w:val="100000000000" w:firstRow="1" w:lastRow="0" w:firstColumn="0" w:lastColumn="0" w:oddVBand="0" w:evenVBand="0" w:oddHBand="0" w:evenHBand="0" w:firstRowFirstColumn="0" w:firstRowLastColumn="0" w:lastRowFirstColumn="0" w:lastRowLastColumn="0"/>
               <w:rPr>
                 <w:lang w:val="en-GB"/>
@@ -12185,10 +12741,11 @@
         </w:tc>
         <w:tc>
           <w:tcPr>
-            <w:tcW w:w="1603" w:type="dxa"/>
-          </w:tcPr>
-          <w:p>
-            <w:pPr>
+            <w:tcW w:w="1491" w:type="dxa"/>
+          </w:tcPr>
+          <w:p>
+            <w:pPr>
+              <w:ind w:right="-114"/>
               <w:cnfStyle w:val="100000000000" w:firstRow="1" w:lastRow="0" w:firstColumn="0" w:lastColumn="0" w:oddVBand="0" w:evenVBand="0" w:oddHBand="0" w:evenHBand="0" w:firstRowFirstColumn="0" w:firstRowLastColumn="0" w:lastRowFirstColumn="0" w:lastRowLastColumn="0"/>
               <w:rPr>
                 <w:lang w:val="en-GB"/>
@@ -12204,10 +12761,11 @@
         </w:tc>
         <w:tc>
           <w:tcPr>
-            <w:tcW w:w="1305" w:type="dxa"/>
-          </w:tcPr>
-          <w:p>
-            <w:pPr>
+            <w:tcW w:w="1269" w:type="dxa"/>
+          </w:tcPr>
+          <w:p>
+            <w:pPr>
+              <w:ind w:right="-114"/>
               <w:cnfStyle w:val="100000000000" w:firstRow="1" w:lastRow="0" w:firstColumn="0" w:lastColumn="0" w:oddVBand="0" w:evenVBand="0" w:oddHBand="0" w:evenHBand="0" w:firstRowFirstColumn="0" w:firstRowLastColumn="0" w:lastRowFirstColumn="0" w:lastRowLastColumn="0"/>
               <w:rPr>
                 <w:lang w:val="en-GB"/>
@@ -12223,10 +12781,11 @@
         </w:tc>
         <w:tc>
           <w:tcPr>
-            <w:tcW w:w="2762" w:type="dxa"/>
-          </w:tcPr>
-          <w:p>
-            <w:pPr>
+            <w:tcW w:w="4568" w:type="dxa"/>
+          </w:tcPr>
+          <w:p>
+            <w:pPr>
+              <w:ind w:right="-114"/>
               <w:cnfStyle w:val="100000000000" w:firstRow="1" w:lastRow="0" w:firstColumn="0" w:lastColumn="0" w:oddVBand="0" w:evenVBand="0" w:oddHBand="0" w:evenHBand="0" w:firstRowFirstColumn="0" w:firstRowLastColumn="0" w:lastRowFirstColumn="0" w:lastRowLastColumn="0"/>
               <w:rPr>
                 <w:lang w:val="en-GB"/>
@@ -12254,10 +12813,11 @@
         <w:tc>
           <w:tcPr>
             <w:cnfStyle w:val="001000000000" w:firstRow="0" w:lastRow="0" w:firstColumn="1" w:lastColumn="0" w:oddVBand="0" w:evenVBand="0" w:oddHBand="0" w:evenHBand="0" w:firstRowFirstColumn="0" w:firstRowLastColumn="0" w:lastRowFirstColumn="0" w:lastRowLastColumn="0"/>
-            <w:tcW w:w="1191" w:type="dxa"/>
-          </w:tcPr>
-          <w:p>
-            <w:pPr>
+            <w:tcW w:w="1139" w:type="dxa"/>
+          </w:tcPr>
+          <w:p>
+            <w:pPr>
+              <w:ind w:right="-114"/>
               <w:rPr>
                 <w:lang w:val="en-GB"/>
               </w:rPr>
@@ -12272,10 +12832,11 @@
         </w:tc>
         <w:tc>
           <w:tcPr>
-            <w:tcW w:w="2603" w:type="dxa"/>
-          </w:tcPr>
-          <w:p>
-            <w:pPr>
+            <w:tcW w:w="2535" w:type="dxa"/>
+          </w:tcPr>
+          <w:p>
+            <w:pPr>
+              <w:ind w:right="-114"/>
               <w:cnfStyle w:val="000000100000" w:firstRow="0" w:lastRow="0" w:firstColumn="0" w:lastColumn="0" w:oddVBand="0" w:evenVBand="0" w:oddHBand="1" w:evenHBand="0" w:firstRowFirstColumn="0" w:firstRowLastColumn="0" w:lastRowFirstColumn="0" w:lastRowLastColumn="0"/>
               <w:rPr>
                 <w:lang w:val="en-GB"/>
@@ -12293,10 +12854,11 @@
         </w:tc>
         <w:tc>
           <w:tcPr>
-            <w:tcW w:w="1603" w:type="dxa"/>
-          </w:tcPr>
-          <w:p>
-            <w:pPr>
+            <w:tcW w:w="1491" w:type="dxa"/>
+          </w:tcPr>
+          <w:p>
+            <w:pPr>
+              <w:ind w:right="-114"/>
               <w:cnfStyle w:val="000000100000" w:firstRow="0" w:lastRow="0" w:firstColumn="0" w:lastColumn="0" w:oddVBand="0" w:evenVBand="0" w:oddHBand="1" w:evenHBand="0" w:firstRowFirstColumn="0" w:firstRowLastColumn="0" w:lastRowFirstColumn="0" w:lastRowLastColumn="0"/>
               <w:rPr>
                 <w:lang w:val="en-GB"/>
@@ -12312,11 +12874,12 @@
         </w:tc>
         <w:tc>
           <w:tcPr>
-            <w:tcW w:w="1305" w:type="dxa"/>
+            <w:tcW w:w="1269" w:type="dxa"/>
             <w:vMerge w:val="restart"/>
           </w:tcPr>
           <w:p>
             <w:pPr>
+              <w:ind w:right="-114"/>
               <w:cnfStyle w:val="000000100000" w:firstRow="0" w:lastRow="0" w:firstColumn="0" w:lastColumn="0" w:oddVBand="0" w:evenVBand="0" w:oddHBand="1" w:evenHBand="0" w:firstRowFirstColumn="0" w:firstRowLastColumn="0" w:lastRowFirstColumn="0" w:lastRowLastColumn="0"/>
               <w:rPr>
                 <w:lang w:val="en-GB"/>
@@ -12332,10 +12895,11 @@
         </w:tc>
         <w:tc>
           <w:tcPr>
-            <w:tcW w:w="2762" w:type="dxa"/>
-          </w:tcPr>
-          <w:p>
-            <w:pPr>
+            <w:tcW w:w="4568" w:type="dxa"/>
+          </w:tcPr>
+          <w:p>
+            <w:pPr>
+              <w:ind w:right="-114"/>
               <w:cnfStyle w:val="000000100000" w:firstRow="0" w:lastRow="0" w:firstColumn="0" w:lastColumn="0" w:oddVBand="0" w:evenVBand="0" w:oddHBand="1" w:evenHBand="0" w:firstRowFirstColumn="0" w:firstRowLastColumn="0" w:lastRowFirstColumn="0" w:lastRowLastColumn="0"/>
               <w:rPr>
                 <w:lang w:val="en-GB"/>
@@ -12356,10 +12920,11 @@
         <w:tc>
           <w:tcPr>
             <w:cnfStyle w:val="001000000000" w:firstRow="0" w:lastRow="0" w:firstColumn="1" w:lastColumn="0" w:oddVBand="0" w:evenVBand="0" w:oddHBand="0" w:evenHBand="0" w:firstRowFirstColumn="0" w:firstRowLastColumn="0" w:lastRowFirstColumn="0" w:lastRowLastColumn="0"/>
-            <w:tcW w:w="1191" w:type="dxa"/>
-          </w:tcPr>
-          <w:p>
-            <w:pPr>
+            <w:tcW w:w="1139" w:type="dxa"/>
+          </w:tcPr>
+          <w:p>
+            <w:pPr>
+              <w:ind w:right="-114"/>
               <w:rPr>
                 <w:lang w:val="en-GB"/>
               </w:rPr>
@@ -12374,10 +12939,11 @@
         </w:tc>
         <w:tc>
           <w:tcPr>
-            <w:tcW w:w="2603" w:type="dxa"/>
-          </w:tcPr>
-          <w:p>
-            <w:pPr>
+            <w:tcW w:w="2535" w:type="dxa"/>
+          </w:tcPr>
+          <w:p>
+            <w:pPr>
+              <w:ind w:right="-114"/>
               <w:cnfStyle w:val="000000000000" w:firstRow="0" w:lastRow="0" w:firstColumn="0" w:lastColumn="0" w:oddVBand="0" w:evenVBand="0" w:oddHBand="0" w:evenHBand="0" w:firstRowFirstColumn="0" w:firstRowLastColumn="0" w:lastRowFirstColumn="0" w:lastRowLastColumn="0"/>
               <w:rPr>
                 <w:lang w:val="en-GB"/>
@@ -12395,10 +12961,11 @@
         </w:tc>
         <w:tc>
           <w:tcPr>
-            <w:tcW w:w="1603" w:type="dxa"/>
-          </w:tcPr>
-          <w:p>
-            <w:pPr>
+            <w:tcW w:w="1491" w:type="dxa"/>
+          </w:tcPr>
+          <w:p>
+            <w:pPr>
+              <w:ind w:right="-114"/>
               <w:cnfStyle w:val="000000000000" w:firstRow="0" w:lastRow="0" w:firstColumn="0" w:lastColumn="0" w:oddVBand="0" w:evenVBand="0" w:oddHBand="0" w:evenHBand="0" w:firstRowFirstColumn="0" w:firstRowLastColumn="0" w:lastRowFirstColumn="0" w:lastRowLastColumn="0"/>
               <w:rPr>
                 <w:lang w:val="en-GB"/>
@@ -12414,11 +12981,12 @@
         </w:tc>
         <w:tc>
           <w:tcPr>
-            <w:tcW w:w="1305" w:type="dxa"/>
+            <w:tcW w:w="1269" w:type="dxa"/>
             <w:vMerge/>
           </w:tcPr>
           <w:p>
             <w:pPr>
+              <w:ind w:right="-114"/>
               <w:cnfStyle w:val="000000000000" w:firstRow="0" w:lastRow="0" w:firstColumn="0" w:lastColumn="0" w:oddVBand="0" w:evenVBand="0" w:oddHBand="0" w:evenHBand="0" w:firstRowFirstColumn="0" w:firstRowLastColumn="0" w:lastRowFirstColumn="0" w:lastRowLastColumn="0"/>
               <w:rPr>
                 <w:lang w:val="en-GB"/>
@@ -12428,10 +12996,11 @@
         </w:tc>
         <w:tc>
           <w:tcPr>
-            <w:tcW w:w="2762" w:type="dxa"/>
-          </w:tcPr>
-          <w:p>
-            <w:pPr>
+            <w:tcW w:w="4568" w:type="dxa"/>
+          </w:tcPr>
+          <w:p>
+            <w:pPr>
+              <w:ind w:right="-114"/>
               <w:cnfStyle w:val="000000000000" w:firstRow="0" w:lastRow="0" w:firstColumn="0" w:lastColumn="0" w:oddVBand="0" w:evenVBand="0" w:oddHBand="0" w:evenHBand="0" w:firstRowFirstColumn="0" w:firstRowLastColumn="0" w:lastRowFirstColumn="0" w:lastRowLastColumn="0"/>
               <w:rPr>
                 <w:lang w:val="en-GB"/>
@@ -12453,10 +13022,11 @@
         <w:tc>
           <w:tcPr>
             <w:cnfStyle w:val="001000000000" w:firstRow="0" w:lastRow="0" w:firstColumn="1" w:lastColumn="0" w:oddVBand="0" w:evenVBand="0" w:oddHBand="0" w:evenHBand="0" w:firstRowFirstColumn="0" w:firstRowLastColumn="0" w:lastRowFirstColumn="0" w:lastRowLastColumn="0"/>
-            <w:tcW w:w="1191" w:type="dxa"/>
-          </w:tcPr>
-          <w:p>
-            <w:pPr>
+            <w:tcW w:w="1139" w:type="dxa"/>
+          </w:tcPr>
+          <w:p>
+            <w:pPr>
+              <w:ind w:right="-114"/>
               <w:rPr>
                 <w:lang w:val="en-GB"/>
               </w:rPr>
@@ -12471,10 +13041,11 @@
         </w:tc>
         <w:tc>
           <w:tcPr>
-            <w:tcW w:w="2603" w:type="dxa"/>
-          </w:tcPr>
-          <w:p>
-            <w:pPr>
+            <w:tcW w:w="2535" w:type="dxa"/>
+          </w:tcPr>
+          <w:p>
+            <w:pPr>
+              <w:ind w:right="-114"/>
               <w:cnfStyle w:val="000000100000" w:firstRow="0" w:lastRow="0" w:firstColumn="0" w:lastColumn="0" w:oddVBand="0" w:evenVBand="0" w:oddHBand="1" w:evenHBand="0" w:firstRowFirstColumn="0" w:firstRowLastColumn="0" w:lastRowFirstColumn="0" w:lastRowLastColumn="0"/>
               <w:rPr>
                 <w:lang w:val="en-GB"/>
@@ -12492,10 +13063,11 @@
         </w:tc>
         <w:tc>
           <w:tcPr>
-            <w:tcW w:w="1603" w:type="dxa"/>
-          </w:tcPr>
-          <w:p>
-            <w:pPr>
+            <w:tcW w:w="1491" w:type="dxa"/>
+          </w:tcPr>
+          <w:p>
+            <w:pPr>
+              <w:ind w:right="-114"/>
               <w:cnfStyle w:val="000000100000" w:firstRow="0" w:lastRow="0" w:firstColumn="0" w:lastColumn="0" w:oddVBand="0" w:evenVBand="0" w:oddHBand="1" w:evenHBand="0" w:firstRowFirstColumn="0" w:firstRowLastColumn="0" w:lastRowFirstColumn="0" w:lastRowLastColumn="0"/>
               <w:rPr>
                 <w:lang w:val="en-GB"/>
@@ -12511,11 +13083,12 @@
         </w:tc>
         <w:tc>
           <w:tcPr>
-            <w:tcW w:w="1305" w:type="dxa"/>
+            <w:tcW w:w="1269" w:type="dxa"/>
             <w:vMerge/>
           </w:tcPr>
           <w:p>
             <w:pPr>
+              <w:ind w:right="-114"/>
               <w:cnfStyle w:val="000000100000" w:firstRow="0" w:lastRow="0" w:firstColumn="0" w:lastColumn="0" w:oddVBand="0" w:evenVBand="0" w:oddHBand="1" w:evenHBand="0" w:firstRowFirstColumn="0" w:firstRowLastColumn="0" w:lastRowFirstColumn="0" w:lastRowLastColumn="0"/>
               <w:rPr>
                 <w:lang w:val="en-GB"/>
@@ -12525,10 +13098,11 @@
         </w:tc>
         <w:tc>
           <w:tcPr>
-            <w:tcW w:w="2762" w:type="dxa"/>
-          </w:tcPr>
-          <w:p>
-            <w:pPr>
+            <w:tcW w:w="4568" w:type="dxa"/>
+          </w:tcPr>
+          <w:p>
+            <w:pPr>
+              <w:ind w:right="-114"/>
               <w:cnfStyle w:val="000000100000" w:firstRow="0" w:lastRow="0" w:firstColumn="0" w:lastColumn="0" w:oddVBand="0" w:evenVBand="0" w:oddHBand="1" w:evenHBand="0" w:firstRowFirstColumn="0" w:firstRowLastColumn="0" w:lastRowFirstColumn="0" w:lastRowLastColumn="0"/>
               <w:rPr>
                 <w:lang w:val="en-GB"/>
@@ -12547,10 +13121,11 @@
         <w:tc>
           <w:tcPr>
             <w:cnfStyle w:val="001000000000" w:firstRow="0" w:lastRow="0" w:firstColumn="1" w:lastColumn="0" w:oddVBand="0" w:evenVBand="0" w:oddHBand="0" w:evenHBand="0" w:firstRowFirstColumn="0" w:firstRowLastColumn="0" w:lastRowFirstColumn="0" w:lastRowLastColumn="0"/>
-            <w:tcW w:w="1191" w:type="dxa"/>
-          </w:tcPr>
-          <w:p>
-            <w:pPr>
+            <w:tcW w:w="1139" w:type="dxa"/>
+          </w:tcPr>
+          <w:p>
+            <w:pPr>
+              <w:ind w:right="-114"/>
               <w:rPr>
                 <w:lang w:val="en-GB"/>
               </w:rPr>
@@ -12565,10 +13140,11 @@
         </w:tc>
         <w:tc>
           <w:tcPr>
-            <w:tcW w:w="2603" w:type="dxa"/>
-          </w:tcPr>
-          <w:p>
-            <w:pPr>
+            <w:tcW w:w="2535" w:type="dxa"/>
+          </w:tcPr>
+          <w:p>
+            <w:pPr>
+              <w:ind w:right="-114"/>
               <w:cnfStyle w:val="000000000000" w:firstRow="0" w:lastRow="0" w:firstColumn="0" w:lastColumn="0" w:oddVBand="0" w:evenVBand="0" w:oddHBand="0" w:evenHBand="0" w:firstRowFirstColumn="0" w:firstRowLastColumn="0" w:lastRowFirstColumn="0" w:lastRowLastColumn="0"/>
               <w:rPr>
                 <w:lang w:val="en-GB"/>
@@ -12586,10 +13162,11 @@
         </w:tc>
         <w:tc>
           <w:tcPr>
-            <w:tcW w:w="1603" w:type="dxa"/>
-          </w:tcPr>
-          <w:p>
-            <w:pPr>
+            <w:tcW w:w="1491" w:type="dxa"/>
+          </w:tcPr>
+          <w:p>
+            <w:pPr>
+              <w:ind w:right="-114"/>
               <w:cnfStyle w:val="000000000000" w:firstRow="0" w:lastRow="0" w:firstColumn="0" w:lastColumn="0" w:oddVBand="0" w:evenVBand="0" w:oddHBand="0" w:evenHBand="0" w:firstRowFirstColumn="0" w:firstRowLastColumn="0" w:lastRowFirstColumn="0" w:lastRowLastColumn="0"/>
               <w:rPr>
                 <w:lang w:val="en-GB"/>
@@ -12605,11 +13182,12 @@
         </w:tc>
         <w:tc>
           <w:tcPr>
-            <w:tcW w:w="1305" w:type="dxa"/>
+            <w:tcW w:w="1269" w:type="dxa"/>
             <w:vMerge w:val="restart"/>
           </w:tcPr>
           <w:p>
             <w:pPr>
+              <w:ind w:right="-114"/>
               <w:cnfStyle w:val="000000000000" w:firstRow="0" w:lastRow="0" w:firstColumn="0" w:lastColumn="0" w:oddVBand="0" w:evenVBand="0" w:oddHBand="0" w:evenHBand="0" w:firstRowFirstColumn="0" w:firstRowLastColumn="0" w:lastRowFirstColumn="0" w:lastRowLastColumn="0"/>
               <w:rPr>
                 <w:lang w:val="en-GB"/>
@@ -12625,21 +13203,24 @@
         </w:tc>
         <w:tc>
           <w:tcPr>
-            <w:tcW w:w="2762" w:type="dxa"/>
-          </w:tcPr>
-          <w:p>
-            <w:pPr>
+            <w:tcW w:w="4568" w:type="dxa"/>
+          </w:tcPr>
+          <w:p>
+            <w:pPr>
+              <w:ind w:right="-114"/>
               <w:cnfStyle w:val="000000000000" w:firstRow="0" w:lastRow="0" w:firstColumn="0" w:lastColumn="0" w:oddVBand="0" w:evenVBand="0" w:oddHBand="0" w:evenHBand="0" w:firstRowFirstColumn="0" w:firstRowLastColumn="0" w:lastRowFirstColumn="0" w:lastRowLastColumn="0"/>
               <w:rPr>
                 <w:lang w:val="en-GB"/>
               </w:rPr>
             </w:pPr>
-            <w:r>
-              <w:rPr>
-                <w:lang w:val="en-GB"/>
-              </w:rPr>
-              <w:t>www.github.com/adarwoo</w:t>
-            </w:r>
+            <w:hyperlink r:id="rId17" w:history="1">
+              <w:r>
+                <w:rPr>
+                  <w:rStyle w:val="Hyperlink"/>
+                </w:rPr>
+                <w:t>www.github.com/adarwoo</w:t>
+              </w:r>
+            </w:hyperlink>
           </w:p>
         </w:tc>
       </w:tr>
@@ -12650,10 +13231,11 @@
         <w:tc>
           <w:tcPr>
             <w:cnfStyle w:val="001000000000" w:firstRow="0" w:lastRow="0" w:firstColumn="1" w:lastColumn="0" w:oddVBand="0" w:evenVBand="0" w:oddHBand="0" w:evenHBand="0" w:firstRowFirstColumn="0" w:firstRowLastColumn="0" w:lastRowFirstColumn="0" w:lastRowLastColumn="0"/>
-            <w:tcW w:w="1191" w:type="dxa"/>
-          </w:tcPr>
-          <w:p>
-            <w:pPr>
+            <w:tcW w:w="1139" w:type="dxa"/>
+          </w:tcPr>
+          <w:p>
+            <w:pPr>
+              <w:ind w:right="-114"/>
               <w:rPr>
                 <w:lang w:val="en-GB"/>
               </w:rPr>
@@ -12668,10 +13250,11 @@
         </w:tc>
         <w:tc>
           <w:tcPr>
-            <w:tcW w:w="2603" w:type="dxa"/>
-          </w:tcPr>
-          <w:p>
-            <w:pPr>
+            <w:tcW w:w="2535" w:type="dxa"/>
+          </w:tcPr>
+          <w:p>
+            <w:pPr>
+              <w:ind w:right="-114"/>
               <w:cnfStyle w:val="000000100000" w:firstRow="0" w:lastRow="0" w:firstColumn="0" w:lastColumn="0" w:oddVBand="0" w:evenVBand="0" w:oddHBand="1" w:evenHBand="0" w:firstRowFirstColumn="0" w:firstRowLastColumn="0" w:lastRowFirstColumn="0" w:lastRowLastColumn="0"/>
               <w:rPr>
                 <w:lang w:val="en-GB"/>
@@ -12689,10 +13272,11 @@
         </w:tc>
         <w:tc>
           <w:tcPr>
-            <w:tcW w:w="1603" w:type="dxa"/>
-          </w:tcPr>
-          <w:p>
-            <w:pPr>
+            <w:tcW w:w="1491" w:type="dxa"/>
+          </w:tcPr>
+          <w:p>
+            <w:pPr>
+              <w:ind w:right="-114"/>
               <w:cnfStyle w:val="000000100000" w:firstRow="0" w:lastRow="0" w:firstColumn="0" w:lastColumn="0" w:oddVBand="0" w:evenVBand="0" w:oddHBand="1" w:evenHBand="0" w:firstRowFirstColumn="0" w:firstRowLastColumn="0" w:lastRowFirstColumn="0" w:lastRowLastColumn="0"/>
               <w:rPr>
                 <w:lang w:val="en-GB"/>
@@ -12708,11 +13292,12 @@
         </w:tc>
         <w:tc>
           <w:tcPr>
-            <w:tcW w:w="1305" w:type="dxa"/>
+            <w:tcW w:w="1269" w:type="dxa"/>
             <w:vMerge/>
           </w:tcPr>
           <w:p>
             <w:pPr>
+              <w:ind w:right="-114"/>
               <w:cnfStyle w:val="000000100000" w:firstRow="0" w:lastRow="0" w:firstColumn="0" w:lastColumn="0" w:oddVBand="0" w:evenVBand="0" w:oddHBand="1" w:evenHBand="0" w:firstRowFirstColumn="0" w:firstRowLastColumn="0" w:lastRowFirstColumn="0" w:lastRowLastColumn="0"/>
               <w:rPr>
                 <w:lang w:val="en-GB"/>
@@ -12722,10 +13307,11 @@
         </w:tc>
         <w:tc>
           <w:tcPr>
-            <w:tcW w:w="2762" w:type="dxa"/>
-          </w:tcPr>
-          <w:p>
-            <w:pPr>
+            <w:tcW w:w="4568" w:type="dxa"/>
+          </w:tcPr>
+          <w:p>
+            <w:pPr>
+              <w:ind w:right="-114"/>
               <w:cnfStyle w:val="000000100000" w:firstRow="0" w:lastRow="0" w:firstColumn="0" w:lastColumn="0" w:oddVBand="0" w:evenVBand="0" w:oddHBand="1" w:evenHBand="0" w:firstRowFirstColumn="0" w:firstRowLastColumn="0" w:lastRowFirstColumn="0" w:lastRowLastColumn="0"/>
               <w:rPr>
                 <w:lang w:val="en-GB"/>
@@ -12744,10 +13330,11 @@
         <w:tc>
           <w:tcPr>
             <w:cnfStyle w:val="001000000000" w:firstRow="0" w:lastRow="0" w:firstColumn="1" w:lastColumn="0" w:oddVBand="0" w:evenVBand="0" w:oddHBand="0" w:evenHBand="0" w:firstRowFirstColumn="0" w:firstRowLastColumn="0" w:lastRowFirstColumn="0" w:lastRowLastColumn="0"/>
-            <w:tcW w:w="1191" w:type="dxa"/>
-          </w:tcPr>
-          <w:p>
-            <w:pPr>
+            <w:tcW w:w="1139" w:type="dxa"/>
+          </w:tcPr>
+          <w:p>
+            <w:pPr>
+              <w:ind w:right="-114"/>
               <w:rPr>
                 <w:lang w:val="en-GB"/>
               </w:rPr>
@@ -12762,10 +13349,11 @@
         </w:tc>
         <w:tc>
           <w:tcPr>
-            <w:tcW w:w="2603" w:type="dxa"/>
-          </w:tcPr>
-          <w:p>
-            <w:pPr>
+            <w:tcW w:w="2535" w:type="dxa"/>
+          </w:tcPr>
+          <w:p>
+            <w:pPr>
+              <w:ind w:right="-114"/>
               <w:cnfStyle w:val="000000000000" w:firstRow="0" w:lastRow="0" w:firstColumn="0" w:lastColumn="0" w:oddVBand="0" w:evenVBand="0" w:oddHBand="0" w:evenHBand="0" w:firstRowFirstColumn="0" w:firstRowLastColumn="0" w:lastRowFirstColumn="0" w:lastRowLastColumn="0"/>
               <w:rPr>
                 <w:lang w:val="en-GB"/>
@@ -12775,16 +13363,12 @@
               <w:rPr>
                 <w:lang w:val="en-GB"/>
               </w:rPr>
-              <w:t>Private Object 0, number of relays</w:t>
-            </w:r>
-          </w:p>
-        </w:tc>
-        <w:tc>
-          <w:tcPr>
-            <w:tcW w:w="1603" w:type="dxa"/>
-          </w:tcPr>
-          <w:p>
-            <w:pPr>
+              <w:t>Private Object 1</w:t>
+            </w:r>
+          </w:p>
+          <w:p>
+            <w:pPr>
+              <w:ind w:right="-114"/>
               <w:cnfStyle w:val="000000000000" w:firstRow="0" w:lastRow="0" w:firstColumn="0" w:lastColumn="0" w:oddVBand="0" w:evenVBand="0" w:oddHBand="0" w:evenHBand="0" w:firstRowFirstColumn="0" w:firstRowLastColumn="0" w:lastRowFirstColumn="0" w:lastRowLastColumn="0"/>
               <w:rPr>
                 <w:lang w:val="en-GB"/>
@@ -12794,16 +13378,38 @@
               <w:rPr>
                 <w:lang w:val="en-GB"/>
               </w:rPr>
+              <w:t>Recovery mode</w:t>
+            </w:r>
+          </w:p>
+        </w:tc>
+        <w:tc>
+          <w:tcPr>
+            <w:tcW w:w="1491" w:type="dxa"/>
+          </w:tcPr>
+          <w:p>
+            <w:pPr>
+              <w:ind w:right="-114"/>
+              <w:cnfStyle w:val="000000000000" w:firstRow="0" w:lastRow="0" w:firstColumn="0" w:lastColumn="0" w:oddVBand="0" w:evenVBand="0" w:oddHBand="0" w:evenHBand="0" w:firstRowFirstColumn="0" w:firstRowLastColumn="0" w:lastRowFirstColumn="0" w:lastRowLastColumn="0"/>
+              <w:rPr>
+                <w:lang w:val="en-GB"/>
+              </w:rPr>
+            </w:pPr>
+            <w:r>
+              <w:rPr>
+                <w:lang w:val="en-GB"/>
+              </w:rPr>
               <w:t>ASCII String</w:t>
             </w:r>
           </w:p>
         </w:tc>
         <w:tc>
           <w:tcPr>
-            <w:tcW w:w="1305" w:type="dxa"/>
-          </w:tcPr>
-          <w:p>
-            <w:pPr>
+            <w:tcW w:w="1269" w:type="dxa"/>
+            <w:vMerge w:val="restart"/>
+          </w:tcPr>
+          <w:p>
+            <w:pPr>
+              <w:ind w:right="-114"/>
               <w:cnfStyle w:val="000000000000" w:firstRow="0" w:lastRow="0" w:firstColumn="0" w:lastColumn="0" w:oddVBand="0" w:evenVBand="0" w:oddHBand="0" w:evenHBand="0" w:firstRowFirstColumn="0" w:firstRowLastColumn="0" w:lastRowFirstColumn="0" w:lastRowLastColumn="0"/>
               <w:rPr>
                 <w:lang w:val="en-GB"/>
@@ -12819,42 +13425,282 @@
         </w:tc>
         <w:tc>
           <w:tcPr>
-            <w:tcW w:w="2762" w:type="dxa"/>
-          </w:tcPr>
-          <w:p>
-            <w:pPr>
+            <w:tcW w:w="4568" w:type="dxa"/>
+          </w:tcPr>
+          <w:p>
+            <w:pPr>
+              <w:ind w:right="-114"/>
               <w:cnfStyle w:val="000000000000" w:firstRow="0" w:lastRow="0" w:firstColumn="0" w:lastColumn="0" w:oddVBand="0" w:evenVBand="0" w:oddHBand="0" w:evenHBand="0" w:firstRowFirstColumn="0" w:firstRowLastColumn="0" w:lastRowFirstColumn="0" w:lastRowLastColumn="0"/>
               <w:rPr>
+                <w:rStyle w:val="HTMLCode"/>
+                <w:rFonts w:eastAsiaTheme="minorEastAsia"/>
+              </w:rPr>
+            </w:pPr>
+            <w:r>
+              <w:rPr>
+                <w:rStyle w:val="HTMLCode"/>
+                <w:rFonts w:eastAsiaTheme="minorEastAsia"/>
+              </w:rPr>
+              <w:t>&lt;</w:t>
+            </w:r>
+            <w:proofErr w:type="spellStart"/>
+            <w:r>
+              <w:rPr>
+                <w:rStyle w:val="HTMLCode"/>
+                <w:rFonts w:eastAsiaTheme="minorEastAsia"/>
+              </w:rPr>
+              <w:t>ReCoVeRy</w:t>
+            </w:r>
+            <w:proofErr w:type="spellEnd"/>
+            <w:r>
+              <w:rPr>
+                <w:rStyle w:val="HTMLCode"/>
+                <w:rFonts w:eastAsiaTheme="minorEastAsia"/>
+              </w:rPr>
+              <w:t>&gt;;&lt;version&gt;;&lt;offset&gt;</w:t>
+            </w:r>
+          </w:p>
+          <w:p>
+            <w:pPr>
+              <w:ind w:right="-114"/>
+              <w:cnfStyle w:val="000000000000" w:firstRow="0" w:lastRow="0" w:firstColumn="0" w:lastColumn="0" w:oddVBand="0" w:evenVBand="0" w:oddHBand="0" w:evenHBand="0" w:firstRowFirstColumn="0" w:firstRowLastColumn="0" w:lastRowFirstColumn="0" w:lastRowLastColumn="0"/>
+              <w:rPr>
+                <w:rStyle w:val="HTMLCode"/>
+                <w:rFonts w:eastAsiaTheme="minorEastAsia"/>
+              </w:rPr>
+            </w:pPr>
+            <w:r>
+              <w:t xml:space="preserve">Example: </w:t>
+            </w:r>
+            <w:r>
+              <w:rPr>
+                <w:rStyle w:val="HTMLCode"/>
+                <w:rFonts w:eastAsiaTheme="minorEastAsia"/>
+              </w:rPr>
+              <w:t>ReCoVeRy;1;0x0000</w:t>
+            </w:r>
+          </w:p>
+          <w:p>
+            <w:pPr>
+              <w:ind w:right="-114"/>
+              <w:cnfStyle w:val="000000000000" w:firstRow="0" w:lastRow="0" w:firstColumn="0" w:lastColumn="0" w:oddVBand="0" w:evenVBand="0" w:oddHBand="0" w:evenHBand="0" w:firstRowFirstColumn="0" w:firstRowLastColumn="0" w:lastRowFirstColumn="0" w:lastRowLastColumn="0"/>
+              <w:rPr>
                 <w:lang w:val="en-GB"/>
               </w:rPr>
             </w:pPr>
             <w:r>
+              <w:t>This object indicates that the device supports the Recovery Mode protocol. The first field is a fixed tag (</w:t>
+            </w:r>
+            <w:proofErr w:type="spellStart"/>
+            <w:r>
+              <w:rPr>
+                <w:rStyle w:val="HTMLCode"/>
+                <w:rFonts w:eastAsiaTheme="minorEastAsia"/>
+              </w:rPr>
+              <w:t>ReCoVeRy</w:t>
+            </w:r>
+            <w:proofErr w:type="spellEnd"/>
+            <w:r>
+              <w:t>), the second field defines the recovery schema version, and the third field indicates the start address (in hexadecimal) of the communication setup registers used during recovery.</w:t>
+            </w:r>
+          </w:p>
+        </w:tc>
+      </w:tr>
+      <w:tr>
+        <w:trPr>
+          <w:cnfStyle w:val="000000100000" w:firstRow="0" w:lastRow="0" w:firstColumn="0" w:lastColumn="0" w:oddVBand="0" w:evenVBand="0" w:oddHBand="1" w:evenHBand="0" w:firstRowFirstColumn="0" w:firstRowLastColumn="0" w:lastRowFirstColumn="0" w:lastRowLastColumn="0"/>
+        </w:trPr>
+        <w:tc>
+          <w:tcPr>
+            <w:cnfStyle w:val="001000000000" w:firstRow="0" w:lastRow="0" w:firstColumn="1" w:lastColumn="0" w:oddVBand="0" w:evenVBand="0" w:oddHBand="0" w:evenHBand="0" w:firstRowFirstColumn="0" w:firstRowLastColumn="0" w:lastRowFirstColumn="0" w:lastRowLastColumn="0"/>
+            <w:tcW w:w="1139" w:type="dxa"/>
+          </w:tcPr>
+          <w:p>
+            <w:pPr>
+              <w:ind w:right="-114"/>
               <w:rPr>
                 <w:lang w:val="en-GB"/>
               </w:rPr>
-              <w:t>3</w:t>
+            </w:pPr>
+            <w:r>
+              <w:rPr>
+                <w:lang w:val="en-GB"/>
+              </w:rPr>
+              <w:t>0x8</w:t>
+            </w:r>
+            <w:r>
+              <w:rPr>
+                <w:lang w:val="en-GB"/>
+              </w:rPr>
+              <w:t>1</w:t>
+            </w:r>
+          </w:p>
+        </w:tc>
+        <w:tc>
+          <w:tcPr>
+            <w:tcW w:w="2535" w:type="dxa"/>
+          </w:tcPr>
+          <w:p>
+            <w:pPr>
+              <w:ind w:right="-114"/>
+              <w:cnfStyle w:val="000000100000" w:firstRow="0" w:lastRow="0" w:firstColumn="0" w:lastColumn="0" w:oddVBand="0" w:evenVBand="0" w:oddHBand="1" w:evenHBand="0" w:firstRowFirstColumn="0" w:firstRowLastColumn="0" w:lastRowFirstColumn="0" w:lastRowLastColumn="0"/>
+              <w:rPr>
+                <w:lang w:val="en-GB"/>
+              </w:rPr>
+            </w:pPr>
+            <w:r>
+              <w:rPr>
+                <w:lang w:val="en-GB"/>
+              </w:rPr>
+              <w:t>Private Object 0</w:t>
+            </w:r>
+          </w:p>
+          <w:p>
+            <w:pPr>
+              <w:ind w:right="-114"/>
+              <w:cnfStyle w:val="000000100000" w:firstRow="0" w:lastRow="0" w:firstColumn="0" w:lastColumn="0" w:oddVBand="0" w:evenVBand="0" w:oddHBand="1" w:evenHBand="0" w:firstRowFirstColumn="0" w:firstRowLastColumn="0" w:lastRowFirstColumn="0" w:lastRowLastColumn="0"/>
+              <w:rPr>
+                <w:lang w:val="en-GB"/>
+              </w:rPr>
+            </w:pPr>
+            <w:r>
+              <w:rPr>
+                <w:lang w:val="en-GB"/>
+              </w:rPr>
+              <w:t>N</w:t>
+            </w:r>
+            <w:r>
+              <w:rPr>
+                <w:lang w:val="en-GB"/>
+              </w:rPr>
+              <w:t>umber of relays</w:t>
+            </w:r>
+          </w:p>
+        </w:tc>
+        <w:tc>
+          <w:tcPr>
+            <w:tcW w:w="1491" w:type="dxa"/>
+          </w:tcPr>
+          <w:p>
+            <w:pPr>
+              <w:ind w:right="-114"/>
+              <w:cnfStyle w:val="000000100000" w:firstRow="0" w:lastRow="0" w:firstColumn="0" w:lastColumn="0" w:oddVBand="0" w:evenVBand="0" w:oddHBand="1" w:evenHBand="0" w:firstRowFirstColumn="0" w:firstRowLastColumn="0" w:lastRowFirstColumn="0" w:lastRowLastColumn="0"/>
+              <w:rPr>
+                <w:lang w:val="en-GB"/>
+              </w:rPr>
+            </w:pPr>
+            <w:r>
+              <w:rPr>
+                <w:lang w:val="en-GB"/>
+              </w:rPr>
+              <w:t>ASCII String</w:t>
+            </w:r>
+          </w:p>
+        </w:tc>
+        <w:tc>
+          <w:tcPr>
+            <w:tcW w:w="1269" w:type="dxa"/>
+            <w:vMerge/>
+          </w:tcPr>
+          <w:p>
+            <w:pPr>
+              <w:ind w:right="-114"/>
+              <w:cnfStyle w:val="000000100000" w:firstRow="0" w:lastRow="0" w:firstColumn="0" w:lastColumn="0" w:oddVBand="0" w:evenVBand="0" w:oddHBand="1" w:evenHBand="0" w:firstRowFirstColumn="0" w:firstRowLastColumn="0" w:lastRowFirstColumn="0" w:lastRowLastColumn="0"/>
+              <w:rPr>
+                <w:lang w:val="en-GB"/>
+              </w:rPr>
+            </w:pPr>
+          </w:p>
+        </w:tc>
+        <w:tc>
+          <w:tcPr>
+            <w:tcW w:w="4568" w:type="dxa"/>
+          </w:tcPr>
+          <w:p>
+            <w:pPr>
+              <w:ind w:right="-114"/>
+              <w:cnfStyle w:val="000000100000" w:firstRow="0" w:lastRow="0" w:firstColumn="0" w:lastColumn="0" w:oddVBand="0" w:evenVBand="0" w:oddHBand="1" w:evenHBand="0" w:firstRowFirstColumn="0" w:firstRowLastColumn="0" w:lastRowFirstColumn="0" w:lastRowLastColumn="0"/>
+              <w:rPr>
+                <w:lang w:val="en-GB"/>
+              </w:rPr>
+            </w:pPr>
+            <w:r>
+              <w:rPr>
+                <w:lang w:val="en-GB"/>
+              </w:rPr>
+              <w:t>1-16</w:t>
+            </w:r>
+            <w:r>
+              <w:rPr>
+                <w:lang w:val="en-GB"/>
+              </w:rPr>
+              <w:br/>
+              <w:t>Example: 3</w:t>
             </w:r>
           </w:p>
         </w:tc>
       </w:tr>
     </w:tbl>
+    <w:p/>
     <w:p>
       <w:pPr>
         <w:rPr>
-          <w:lang w:val="en-GB"/>
+          <w:rFonts w:asciiTheme="majorHAnsi" w:eastAsiaTheme="majorEastAsia" w:hAnsiTheme="majorHAnsi" w:cstheme="majorBidi"/>
+          <w:b/>
+          <w:bCs/>
+          <w:smallCaps/>
+          <w:color w:val="000000" w:themeColor="text1"/>
+          <w:sz w:val="28"/>
+          <w:szCs w:val="28"/>
         </w:rPr>
       </w:pPr>
-    </w:p>
-    <w:p/>
-    <w:p/>
+      <w:r>
+        <w:rPr>
+          <w:rFonts w:ascii="Segoe UI Emoji" w:hAnsi="Segoe UI Emoji" w:cs="Segoe UI Emoji"/>
+          <w:b/>
+          <w:color w:val="0070C0"/>
+        </w:rPr>
+        <w:lastRenderedPageBreak/>
+        <w:t>📝</w:t>
+      </w:r>
+      <w:r>
+        <w:rPr>
+          <w:b/>
+          <w:color w:val="0070C0"/>
+        </w:rPr>
+        <w:t xml:space="preserve"> NOTE: </w:t>
+      </w:r>
+      <w:r>
+        <w:rPr>
+          <w:b/>
+          <w:color w:val="0070C0"/>
+        </w:rPr>
+        <w:t>The device reports its Recovery Support capability through Object 0x8</w:t>
+      </w:r>
+      <w:r>
+        <w:rPr>
+          <w:b/>
+          <w:color w:val="0070C0"/>
+        </w:rPr>
+        <w:t>0</w:t>
+      </w:r>
+      <w:r>
+        <w:rPr>
+          <w:b/>
+          <w:color w:val="0070C0"/>
+        </w:rPr>
+        <w:t>, but the active recovery state is inferred from the device using Modbus address 248. This address is reserved and used exclusively while the device is in Recovery Mode.</w:t>
+      </w:r>
+    </w:p>
     <w:p>
       <w:pPr>
         <w:pStyle w:val="Heading2"/>
       </w:pPr>
+      <w:bookmarkStart w:id="66" w:name="_Toc212287977"/>
       <w:r>
         <w:t>Coil registers</w:t>
       </w:r>
-      <w:bookmarkEnd w:id="59"/>
+      <w:bookmarkEnd w:id="66"/>
     </w:p>
     <w:p>
       <w:pPr>
@@ -12875,11 +13721,16 @@
         <w:pStyle w:val="BodyText"/>
       </w:pPr>
       <w:r>
-        <w:t>The device supports the following function code</w:t>
+        <w:t xml:space="preserve">The device supports the following function </w:t>
+      </w:r>
+      <w:proofErr w:type="gramStart"/>
+      <w:r>
+        <w:t>code</w:t>
       </w:r>
       <w:r>
         <w:t>s</w:t>
       </w:r>
+      <w:proofErr w:type="gramEnd"/>
       <w:r>
         <w:t>:</w:t>
       </w:r>
@@ -12902,7 +13753,7 @@
       <w:r>
         <w:t xml:space="preserve">: </w:t>
       </w:r>
-      <w:hyperlink r:id="rId15" w:anchor="function01">
+      <w:hyperlink r:id="rId18" w:anchor="function01">
         <w:r>
           <w:rPr>
             <w:rStyle w:val="Hyperlink"/>
@@ -12938,7 +13789,7 @@
       <w:r>
         <w:t xml:space="preserve">: </w:t>
       </w:r>
-      <w:hyperlink r:id="rId16" w:anchor="function05">
+      <w:hyperlink r:id="rId19" w:anchor="function05">
         <w:r>
           <w:rPr>
             <w:rStyle w:val="Hyperlink"/>
@@ -12947,7 +13798,15 @@
         </w:r>
       </w:hyperlink>
       <w:r>
-        <w:t xml:space="preserve"> Write a single output to either On (1) or Off</w:t>
+        <w:t xml:space="preserve"> Write a single output to either </w:t>
+      </w:r>
+      <w:proofErr w:type="gramStart"/>
+      <w:r>
+        <w:t>On</w:t>
+      </w:r>
+      <w:proofErr w:type="gramEnd"/>
+      <w:r>
+        <w:t xml:space="preserve"> (1) or Off</w:t>
       </w:r>
     </w:p>
     <w:p>
@@ -12968,7 +13827,7 @@
       <w:r>
         <w:t xml:space="preserve">: </w:t>
       </w:r>
-      <w:hyperlink r:id="rId17" w:anchor="function15">
+      <w:hyperlink r:id="rId20" w:anchor="function15">
         <w:r>
           <w:rPr>
             <w:rStyle w:val="Hyperlink"/>
@@ -13099,12 +13958,12 @@
       <w:pPr>
         <w:pStyle w:val="Heading3"/>
       </w:pPr>
-      <w:bookmarkStart w:id="61" w:name="_Toc203926068"/>
-      <w:bookmarkStart w:id="62" w:name="X2d638c756ad03c699632147ed6e1c027b8d621b"/>
+      <w:bookmarkStart w:id="67" w:name="_Toc212287978"/>
+      <w:bookmarkStart w:id="68" w:name="X2d638c756ad03c699632147ed6e1c027b8d621b"/>
       <w:r>
         <w:t>Details of the function 05: Write single coil.</w:t>
       </w:r>
-      <w:bookmarkEnd w:id="61"/>
+      <w:bookmarkEnd w:id="67"/>
     </w:p>
     <w:p>
       <w:pPr>
@@ -13122,7 +13981,7 @@
       </w:tblPr>
       <w:tblGrid>
         <w:gridCol w:w="962"/>
-        <w:gridCol w:w="8614"/>
+        <w:gridCol w:w="9223"/>
       </w:tblGrid>
       <w:tr>
         <w:trPr>
@@ -13268,16 +14127,33 @@
     </w:tbl>
     <w:p>
       <w:pPr>
+        <w:rPr>
+          <w:rFonts w:asciiTheme="majorHAnsi" w:eastAsiaTheme="majorEastAsia" w:hAnsiTheme="majorHAnsi" w:cstheme="majorBidi"/>
+          <w:b/>
+          <w:bCs/>
+          <w:smallCaps/>
+          <w:color w:val="000000" w:themeColor="text1"/>
+          <w:sz w:val="28"/>
+          <w:szCs w:val="28"/>
+        </w:rPr>
+      </w:pPr>
+      <w:bookmarkStart w:id="69" w:name="input-registers"/>
+      <w:bookmarkEnd w:id="63"/>
+      <w:bookmarkEnd w:id="68"/>
+      <w:r>
+        <w:br w:type="page"/>
+      </w:r>
+    </w:p>
+    <w:p>
+      <w:pPr>
         <w:pStyle w:val="Heading2"/>
       </w:pPr>
-      <w:bookmarkStart w:id="63" w:name="_Toc203926069"/>
-      <w:bookmarkStart w:id="64" w:name="input-registers"/>
-      <w:bookmarkEnd w:id="60"/>
-      <w:bookmarkEnd w:id="62"/>
-      <w:r>
+      <w:bookmarkStart w:id="70" w:name="_Toc212287979"/>
+      <w:r>
+        <w:lastRenderedPageBreak/>
         <w:t>Input registers</w:t>
       </w:r>
-      <w:bookmarkEnd w:id="63"/>
+      <w:bookmarkEnd w:id="70"/>
     </w:p>
     <w:p>
       <w:pPr>
@@ -13302,6 +14178,12 @@
     <w:p>
       <w:pPr>
         <w:pStyle w:val="BodyText"/>
+        <w:rPr>
+          <w:rFonts w:asciiTheme="majorHAnsi" w:eastAsiaTheme="majorEastAsia" w:hAnsiTheme="majorHAnsi" w:cstheme="majorBidi"/>
+          <w:b/>
+          <w:bCs/>
+          <w:color w:val="000000" w:themeColor="text1"/>
+        </w:rPr>
       </w:pPr>
       <w:r>
         <w:t xml:space="preserve">Only the function </w:t>
@@ -13316,7 +14198,7 @@
       <w:r>
         <w:t xml:space="preserve">: </w:t>
       </w:r>
-      <w:hyperlink r:id="rId18" w:anchor="function04">
+      <w:hyperlink r:id="rId21" w:anchor="function04">
         <w:r>
           <w:rPr>
             <w:rStyle w:val="Hyperlink"/>
@@ -13327,31 +14209,17 @@
       <w:r>
         <w:t xml:space="preserve"> is supported to read registers.</w:t>
       </w:r>
-    </w:p>
-    <w:p>
-      <w:pPr>
-        <w:rPr>
-          <w:rFonts w:asciiTheme="majorHAnsi" w:eastAsiaTheme="majorEastAsia" w:hAnsiTheme="majorHAnsi" w:cstheme="majorBidi"/>
-          <w:b/>
-          <w:bCs/>
-          <w:color w:val="000000" w:themeColor="text1"/>
-        </w:rPr>
-      </w:pPr>
-      <w:bookmarkStart w:id="65" w:name="_Toc203926071"/>
-      <w:bookmarkStart w:id="66" w:name="status--monitoring"/>
-      <w:r>
-        <w:br w:type="page"/>
-      </w:r>
+      <w:bookmarkStart w:id="71" w:name="status--monitoring"/>
     </w:p>
     <w:p>
       <w:pPr>
         <w:pStyle w:val="Heading3"/>
       </w:pPr>
-      <w:r>
-        <w:lastRenderedPageBreak/>
+      <w:bookmarkStart w:id="72" w:name="_Toc212287980"/>
+      <w:r>
         <w:t>Status &amp; Monitoring</w:t>
       </w:r>
-      <w:bookmarkEnd w:id="65"/>
+      <w:bookmarkEnd w:id="72"/>
     </w:p>
     <w:p>
       <w:pPr>
@@ -13373,7 +14241,7 @@
       <w:r>
         <w:t xml:space="preserve">: </w:t>
       </w:r>
-      <w:hyperlink r:id="rId19" w:anchor="function04">
+      <w:hyperlink r:id="rId22" w:anchor="function04">
         <w:r>
           <w:rPr>
             <w:rStyle w:val="Hyperlink"/>
@@ -13392,11 +14260,11 @@
         <w:tblLook w:val="0020" w:firstRow="1" w:lastRow="0" w:firstColumn="0" w:lastColumn="0" w:noHBand="0" w:noVBand="0"/>
       </w:tblPr>
       <w:tblGrid>
-        <w:gridCol w:w="1252"/>
-        <w:gridCol w:w="1216"/>
+        <w:gridCol w:w="1342"/>
+        <w:gridCol w:w="1293"/>
         <w:gridCol w:w="885"/>
-        <w:gridCol w:w="1881"/>
-        <w:gridCol w:w="4342"/>
+        <w:gridCol w:w="2091"/>
+        <w:gridCol w:w="5405"/>
       </w:tblGrid>
       <w:tr>
         <w:trPr>
@@ -13833,10 +14701,18 @@
               <w:pStyle w:val="Compact"/>
             </w:pPr>
             <w:r>
-              <w:t>1/10 volts</w:t>
-            </w:r>
-            <w:r>
-              <w:t xml:space="preserve"> : </w:t>
+              <w:t xml:space="preserve">1/10 </w:t>
+            </w:r>
+            <w:proofErr w:type="gramStart"/>
+            <w:r>
+              <w:t>volts</w:t>
+            </w:r>
+            <w:r>
+              <w:t xml:space="preserve"> :</w:t>
+            </w:r>
+            <w:proofErr w:type="gramEnd"/>
+            <w:r>
+              <w:t xml:space="preserve"> </w:t>
             </w:r>
             <w:r>
               <w:t>0-3000</w:t>
@@ -14413,14 +15289,20 @@
               <w:ind w:left="796" w:hanging="567"/>
             </w:pPr>
             <w:r>
+              <w:lastRenderedPageBreak/>
               <w:t xml:space="preserve">Bit 3: </w:t>
             </w:r>
             <w:r>
               <w:t xml:space="preserve">Unexpected </w:t>
             </w:r>
             <w:r>
-              <w:t>Infeed voltage type</w:t>
-            </w:r>
+              <w:t xml:space="preserve">Infeed voltage </w:t>
+            </w:r>
+            <w:proofErr w:type="gramStart"/>
+            <w:r>
+              <w:t>type</w:t>
+            </w:r>
+            <w:proofErr w:type="gramEnd"/>
             <w:r>
               <w:br/>
             </w:r>
@@ -14434,7 +15316,15 @@
               <w:t>ncorrect voltage type was detected</w:t>
             </w:r>
             <w:r>
-              <w:t>. AC in vs DC expected for example.</w:t>
+              <w:t xml:space="preserve">. </w:t>
+            </w:r>
+            <w:proofErr w:type="gramStart"/>
+            <w:r>
+              <w:t>AC in</w:t>
+            </w:r>
+            <w:proofErr w:type="gramEnd"/>
+            <w:r>
+              <w:t xml:space="preserve"> vs DC expected for example.</w:t>
             </w:r>
           </w:p>
           <w:p>
@@ -14443,7 +15333,6 @@
               <w:ind w:left="796" w:hanging="567"/>
             </w:pPr>
             <w:r>
-              <w:lastRenderedPageBreak/>
               <w:t xml:space="preserve">Bit 4: </w:t>
             </w:r>
             <w:r>
@@ -14770,29 +15659,15 @@
     </w:tbl>
     <w:p>
       <w:pPr>
-        <w:rPr>
-          <w:rFonts w:asciiTheme="majorHAnsi" w:eastAsiaTheme="majorEastAsia" w:hAnsiTheme="majorHAnsi" w:cstheme="majorBidi"/>
-          <w:b/>
-          <w:bCs/>
-          <w:color w:val="000000" w:themeColor="text1"/>
-        </w:rPr>
-      </w:pPr>
-      <w:bookmarkStart w:id="67" w:name="_Toc203926072"/>
-      <w:bookmarkStart w:id="68" w:name="relay-diagnostics--statistics"/>
-      <w:bookmarkEnd w:id="66"/>
-      <w:r>
-        <w:br w:type="page"/>
-      </w:r>
-    </w:p>
-    <w:p>
-      <w:pPr>
         <w:pStyle w:val="Heading3"/>
       </w:pPr>
-      <w:r>
-        <w:lastRenderedPageBreak/>
+      <w:bookmarkStart w:id="73" w:name="_Toc212287981"/>
+      <w:bookmarkStart w:id="74" w:name="relay-diagnostics--statistics"/>
+      <w:bookmarkEnd w:id="71"/>
+      <w:r>
         <w:t>Relay Diagnostics &amp; Statistics</w:t>
       </w:r>
-      <w:bookmarkEnd w:id="67"/>
+      <w:bookmarkEnd w:id="73"/>
     </w:p>
     <w:p>
       <w:pPr>
@@ -14863,7 +15738,7 @@
       <w:r>
         <w:t xml:space="preserve">: </w:t>
       </w:r>
-      <w:hyperlink r:id="rId20" w:anchor="function04">
+      <w:hyperlink r:id="rId23" w:anchor="function04">
         <w:r>
           <w:rPr>
             <w:rStyle w:val="Hyperlink"/>
@@ -15356,6 +16231,7 @@
               <w:pStyle w:val="Compact"/>
             </w:pPr>
             <w:r>
+              <w:lastRenderedPageBreak/>
               <w:t>30031</w:t>
             </w:r>
           </w:p>
@@ -15580,17 +16456,6 @@
     <w:p>
       <w:pPr>
         <w:pStyle w:val="BlockText"/>
-      </w:pPr>
-      <w:r>
-        <w:rPr>
-          <w:b/>
-          <w:color w:val="00B050"/>
-        </w:rPr>
-        <w:t>💡 TIP:  For generic software, the number of available relays can be read in input registers 30004.</w:t>
-      </w:r>
-    </w:p>
-    <w:p>
-      <w:pPr>
         <w:rPr>
           <w:rFonts w:asciiTheme="majorHAnsi" w:eastAsiaTheme="majorEastAsia" w:hAnsiTheme="majorHAnsi" w:cstheme="majorBidi"/>
           <w:b/>
@@ -15601,23 +16466,34 @@
           <w:szCs w:val="28"/>
         </w:rPr>
       </w:pPr>
-      <w:bookmarkStart w:id="69" w:name="_Toc203926073"/>
-      <w:bookmarkStart w:id="70" w:name="holding-registers"/>
-      <w:bookmarkEnd w:id="64"/>
-      <w:bookmarkEnd w:id="68"/>
-      <w:r>
-        <w:br w:type="page"/>
-      </w:r>
+      <w:r>
+        <w:rPr>
+          <w:rFonts w:ascii="Segoe UI Emoji" w:hAnsi="Segoe UI Emoji" w:cs="Segoe UI Emoji"/>
+          <w:b/>
+          <w:color w:val="00B050"/>
+        </w:rPr>
+        <w:t>💡</w:t>
+      </w:r>
+      <w:r>
+        <w:rPr>
+          <w:b/>
+          <w:color w:val="00B050"/>
+        </w:rPr>
+        <w:t xml:space="preserve"> TIP:  For generic software, the number of available relays can be read in input registers 30004.</w:t>
+      </w:r>
+      <w:bookmarkStart w:id="75" w:name="holding-registers"/>
+      <w:bookmarkEnd w:id="69"/>
+      <w:bookmarkEnd w:id="74"/>
     </w:p>
     <w:p>
       <w:pPr>
         <w:pStyle w:val="Heading2"/>
       </w:pPr>
-      <w:r>
-        <w:lastRenderedPageBreak/>
+      <w:bookmarkStart w:id="76" w:name="_Toc212287982"/>
+      <w:r>
         <w:t>Holding registers</w:t>
       </w:r>
-      <w:bookmarkEnd w:id="69"/>
+      <w:bookmarkEnd w:id="76"/>
     </w:p>
     <w:p>
       <w:pPr>
@@ -15673,15 +16549,15 @@
       <w:pPr>
         <w:pStyle w:val="Heading3"/>
       </w:pPr>
-      <w:bookmarkStart w:id="71" w:name="_Toc203926074"/>
-      <w:bookmarkStart w:id="72" w:name="supported-function-codes"/>
+      <w:bookmarkStart w:id="77" w:name="_Toc212287983"/>
+      <w:bookmarkStart w:id="78" w:name="supported-function-codes"/>
       <w:r>
         <w:t xml:space="preserve">Supported function </w:t>
       </w:r>
       <w:r>
         <w:t>codes.</w:t>
       </w:r>
-      <w:bookmarkEnd w:id="71"/>
+      <w:bookmarkEnd w:id="77"/>
     </w:p>
     <w:p>
       <w:pPr>
@@ -15709,7 +16585,7 @@
       <w:r>
         <w:t xml:space="preserve"> - </w:t>
       </w:r>
-      <w:hyperlink r:id="rId21" w:anchor="function03">
+      <w:hyperlink r:id="rId24" w:anchor="function03">
         <w:r>
           <w:rPr>
             <w:rStyle w:val="Hyperlink"/>
@@ -15739,7 +16615,7 @@
       <w:r>
         <w:t xml:space="preserve"> - </w:t>
       </w:r>
-      <w:hyperlink r:id="rId22" w:anchor="function06">
+      <w:hyperlink r:id="rId25" w:anchor="function06">
         <w:r>
           <w:rPr>
             <w:rStyle w:val="Hyperlink"/>
@@ -15769,7 +16645,7 @@
       <w:r>
         <w:t xml:space="preserve"> - </w:t>
       </w:r>
-      <w:hyperlink r:id="rId23" w:anchor="function16">
+      <w:hyperlink r:id="rId26" w:anchor="function16">
         <w:r>
           <w:rPr>
             <w:rStyle w:val="Hyperlink"/>
@@ -15816,19 +16692,6 @@
     <w:p>
       <w:pPr>
         <w:pStyle w:val="FirstParagraph"/>
-      </w:pPr>
-      <w:r>
-        <w:t xml:space="preserve">Other functions codes such as 23 </w:t>
-      </w:r>
-      <w:r>
-        <w:t>(Read</w:t>
-      </w:r>
-      <w:r>
-        <w:t>/Write Multiple Registers) are not supported.</w:t>
-      </w:r>
-    </w:p>
-    <w:p>
-      <w:pPr>
         <w:rPr>
           <w:rFonts w:asciiTheme="majorHAnsi" w:eastAsiaTheme="majorEastAsia" w:hAnsiTheme="majorHAnsi" w:cstheme="majorBidi"/>
           <w:b/>
@@ -15836,22 +16699,27 @@
           <w:color w:val="000000" w:themeColor="text1"/>
         </w:rPr>
       </w:pPr>
-      <w:bookmarkStart w:id="73" w:name="_Toc203926075"/>
-      <w:bookmarkStart w:id="74" w:name="communication-settings"/>
-      <w:bookmarkEnd w:id="72"/>
-      <w:r>
-        <w:br w:type="page"/>
-      </w:r>
+      <w:r>
+        <w:t xml:space="preserve">Other functions codes such as 23 </w:t>
+      </w:r>
+      <w:r>
+        <w:t>(Read</w:t>
+      </w:r>
+      <w:r>
+        <w:t>/Write Multiple Registers) are not supported.</w:t>
+      </w:r>
+      <w:bookmarkStart w:id="79" w:name="communication-settings"/>
+      <w:bookmarkEnd w:id="78"/>
     </w:p>
     <w:p>
       <w:pPr>
         <w:pStyle w:val="Heading3"/>
       </w:pPr>
-      <w:r>
-        <w:lastRenderedPageBreak/>
+      <w:bookmarkStart w:id="80" w:name="_Toc212287984"/>
+      <w:r>
         <w:t>Communication Settings</w:t>
       </w:r>
-      <w:bookmarkEnd w:id="73"/>
+      <w:bookmarkEnd w:id="80"/>
     </w:p>
     <w:p>
       <w:pPr>
@@ -15985,7 +16853,7 @@
       <w:r>
         <w:t xml:space="preserve">: </w:t>
       </w:r>
-      <w:hyperlink r:id="rId24" w:anchor="function04">
+      <w:hyperlink r:id="rId27" w:anchor="function04">
         <w:r>
           <w:t xml:space="preserve"> </w:t>
         </w:r>
@@ -16026,7 +16894,7 @@
       <w:r>
         <w:t xml:space="preserve"> - </w:t>
       </w:r>
-      <w:hyperlink r:id="rId25" w:anchor="function03">
+      <w:hyperlink r:id="rId28" w:anchor="function03">
         <w:r>
           <w:rPr>
             <w:rStyle w:val="Hyperlink"/>
@@ -16256,6 +17124,7 @@
               <w:pStyle w:val="Compact"/>
             </w:pPr>
             <w:r>
+              <w:lastRenderedPageBreak/>
               <w:t>40002</w:t>
             </w:r>
           </w:p>
@@ -16673,32 +17542,16 @@
       </w:tr>
     </w:tbl>
     <w:p>
-      <w:bookmarkStart w:id="75" w:name="_Toc203926076"/>
-      <w:bookmarkStart w:id="76" w:name="power-infeed-configuration"/>
-      <w:bookmarkEnd w:id="74"/>
-    </w:p>
-    <w:p>
-      <w:pPr>
-        <w:rPr>
-          <w:rFonts w:asciiTheme="majorHAnsi" w:eastAsiaTheme="majorEastAsia" w:hAnsiTheme="majorHAnsi" w:cstheme="majorBidi"/>
-          <w:b/>
-          <w:bCs/>
-          <w:color w:val="000000" w:themeColor="text1"/>
-        </w:rPr>
-      </w:pPr>
-      <w:r>
-        <w:br w:type="page"/>
-      </w:r>
-    </w:p>
-    <w:p>
       <w:pPr>
         <w:pStyle w:val="Heading3"/>
       </w:pPr>
-      <w:r>
-        <w:lastRenderedPageBreak/>
+      <w:bookmarkStart w:id="81" w:name="_Toc212287985"/>
+      <w:bookmarkStart w:id="82" w:name="power-infeed-configuration"/>
+      <w:bookmarkEnd w:id="79"/>
+      <w:r>
         <w:t>Power Infeed Configuration</w:t>
       </w:r>
-      <w:bookmarkEnd w:id="75"/>
+      <w:bookmarkEnd w:id="81"/>
     </w:p>
     <w:p>
       <w:r>
@@ -16790,7 +17643,7 @@
       <w:r>
         <w:t xml:space="preserve">: </w:t>
       </w:r>
-      <w:hyperlink r:id="rId26" w:anchor="function04">
+      <w:hyperlink r:id="rId29" w:anchor="function04">
         <w:r>
           <w:t xml:space="preserve"> </w:t>
         </w:r>
@@ -16831,7 +17684,7 @@
       <w:r>
         <w:t xml:space="preserve"> - </w:t>
       </w:r>
-      <w:hyperlink r:id="rId27" w:anchor="function03">
+      <w:hyperlink r:id="rId30" w:anchor="function03">
         <w:r>
           <w:rPr>
             <w:rStyle w:val="Hyperlink"/>
@@ -16865,12 +17718,12 @@
         <w:tblLook w:val="0020" w:firstRow="1" w:lastRow="0" w:firstColumn="0" w:lastColumn="0" w:noHBand="0" w:noVBand="0"/>
       </w:tblPr>
       <w:tblGrid>
-        <w:gridCol w:w="1576"/>
-        <w:gridCol w:w="1498"/>
+        <w:gridCol w:w="1836"/>
+        <w:gridCol w:w="1716"/>
         <w:gridCol w:w="885"/>
-        <w:gridCol w:w="2471"/>
-        <w:gridCol w:w="1370"/>
-        <w:gridCol w:w="1776"/>
+        <w:gridCol w:w="2997"/>
+        <w:gridCol w:w="1560"/>
+        <w:gridCol w:w="2022"/>
       </w:tblGrid>
       <w:tr>
         <w:trPr>
@@ -17341,13 +18194,13 @@
       <w:pPr>
         <w:pStyle w:val="Heading3"/>
       </w:pPr>
-      <w:bookmarkStart w:id="77" w:name="_Toc203926077"/>
-      <w:bookmarkStart w:id="78" w:name="safety-logic-configuration"/>
-      <w:bookmarkEnd w:id="76"/>
+      <w:bookmarkStart w:id="83" w:name="_Toc212287986"/>
+      <w:bookmarkStart w:id="84" w:name="safety-logic-configuration"/>
+      <w:bookmarkEnd w:id="82"/>
       <w:r>
         <w:t>Safety Logic Configuration</w:t>
       </w:r>
-      <w:bookmarkEnd w:id="77"/>
+      <w:bookmarkEnd w:id="83"/>
     </w:p>
     <w:p>
       <w:pPr>
@@ -17425,7 +18278,7 @@
       <w:r>
         <w:t xml:space="preserve"> - </w:t>
       </w:r>
-      <w:hyperlink r:id="rId28" w:anchor="function06">
+      <w:hyperlink r:id="rId31" w:anchor="function06">
         <w:r>
           <w:rPr>
             <w:rStyle w:val="Hyperlink"/>
@@ -17469,7 +18322,7 @@
       <w:r>
         <w:t xml:space="preserve"> - </w:t>
       </w:r>
-      <w:hyperlink r:id="rId29" w:anchor="function03">
+      <w:hyperlink r:id="rId32" w:anchor="function03">
         <w:r>
           <w:rPr>
             <w:rStyle w:val="Hyperlink"/>
@@ -17503,12 +18356,12 @@
         <w:tblLook w:val="0020" w:firstRow="1" w:lastRow="0" w:firstColumn="0" w:lastColumn="0" w:noHBand="0" w:noVBand="0"/>
       </w:tblPr>
       <w:tblGrid>
-        <w:gridCol w:w="1204"/>
+        <w:gridCol w:w="1287"/>
         <w:gridCol w:w="1143"/>
         <w:gridCol w:w="885"/>
-        <w:gridCol w:w="3322"/>
-        <w:gridCol w:w="1100"/>
-        <w:gridCol w:w="1922"/>
+        <w:gridCol w:w="4181"/>
+        <w:gridCol w:w="1161"/>
+        <w:gridCol w:w="2359"/>
       </w:tblGrid>
       <w:tr>
         <w:trPr>
@@ -17613,6 +18466,7 @@
               <w:pStyle w:val="Compact"/>
             </w:pPr>
             <w:r>
+              <w:lastRenderedPageBreak/>
               <w:t>40017</w:t>
             </w:r>
           </w:p>
@@ -18026,7 +18880,6 @@
               <w:pStyle w:val="Compact"/>
             </w:pPr>
             <w:r>
-              <w:lastRenderedPageBreak/>
               <w:t>40021</w:t>
             </w:r>
           </w:p>
@@ -18413,29 +19266,15 @@
     </w:p>
     <w:p>
       <w:pPr>
-        <w:rPr>
-          <w:rFonts w:asciiTheme="majorHAnsi" w:eastAsiaTheme="majorEastAsia" w:hAnsiTheme="majorHAnsi" w:cstheme="majorBidi"/>
-          <w:b/>
-          <w:bCs/>
-          <w:color w:val="000000" w:themeColor="text1"/>
-        </w:rPr>
-      </w:pPr>
-      <w:bookmarkStart w:id="79" w:name="_Toc203926078"/>
-      <w:bookmarkStart w:id="80" w:name="relays-configuration"/>
-      <w:bookmarkEnd w:id="78"/>
-      <w:r>
-        <w:br w:type="page"/>
-      </w:r>
-    </w:p>
-    <w:p>
-      <w:pPr>
         <w:pStyle w:val="Heading3"/>
       </w:pPr>
-      <w:r>
-        <w:lastRenderedPageBreak/>
+      <w:bookmarkStart w:id="85" w:name="_Toc212287987"/>
+      <w:bookmarkStart w:id="86" w:name="relays-configuration"/>
+      <w:bookmarkEnd w:id="84"/>
+      <w:r>
         <w:t>Relays Configuration</w:t>
       </w:r>
-      <w:bookmarkEnd w:id="79"/>
+      <w:bookmarkEnd w:id="85"/>
     </w:p>
     <w:p>
       <w:pPr>
@@ -18518,7 +19357,7 @@
       <w:r>
         <w:t xml:space="preserve"> - </w:t>
       </w:r>
-      <w:hyperlink r:id="rId30" w:anchor="function06">
+      <w:hyperlink r:id="rId33" w:anchor="function06">
         <w:r>
           <w:rPr>
             <w:rStyle w:val="Hyperlink"/>
@@ -18562,7 +19401,7 @@
       <w:r>
         <w:t xml:space="preserve"> - </w:t>
       </w:r>
-      <w:hyperlink r:id="rId31" w:anchor="function03">
+      <w:hyperlink r:id="rId34" w:anchor="function03">
         <w:r>
           <w:rPr>
             <w:rStyle w:val="Hyperlink"/>
@@ -18596,12 +19435,12 @@
         <w:tblLook w:val="0020" w:firstRow="1" w:lastRow="0" w:firstColumn="0" w:lastColumn="0" w:noHBand="0" w:noVBand="0"/>
       </w:tblPr>
       <w:tblGrid>
-        <w:gridCol w:w="1293"/>
-        <w:gridCol w:w="1207"/>
+        <w:gridCol w:w="1366"/>
+        <w:gridCol w:w="1210"/>
         <w:gridCol w:w="885"/>
-        <w:gridCol w:w="1428"/>
-        <w:gridCol w:w="1402"/>
-        <w:gridCol w:w="3361"/>
+        <w:gridCol w:w="1443"/>
+        <w:gridCol w:w="1481"/>
+        <w:gridCol w:w="4631"/>
       </w:tblGrid>
       <w:tr>
         <w:trPr>
@@ -19188,33 +20027,16 @@
     </w:p>
     <w:p>
       <w:pPr>
-        <w:rPr>
-          <w:rFonts w:asciiTheme="majorHAnsi" w:eastAsiaTheme="majorEastAsia" w:hAnsiTheme="majorHAnsi" w:cstheme="majorBidi"/>
-          <w:b/>
-          <w:bCs/>
-          <w:smallCaps/>
-          <w:color w:val="000000" w:themeColor="text1"/>
-          <w:sz w:val="28"/>
-          <w:szCs w:val="28"/>
-        </w:rPr>
-      </w:pPr>
-      <w:bookmarkStart w:id="81" w:name="_Toc203926079"/>
-      <w:bookmarkStart w:id="82" w:name="device-control-registers"/>
-      <w:bookmarkEnd w:id="70"/>
-      <w:bookmarkEnd w:id="80"/>
-      <w:r>
-        <w:br w:type="page"/>
-      </w:r>
-    </w:p>
-    <w:p>
-      <w:pPr>
         <w:pStyle w:val="Heading2"/>
       </w:pPr>
-      <w:r>
-        <w:lastRenderedPageBreak/>
+      <w:bookmarkStart w:id="87" w:name="_Toc212287988"/>
+      <w:bookmarkStart w:id="88" w:name="device-control-registers"/>
+      <w:bookmarkEnd w:id="75"/>
+      <w:bookmarkEnd w:id="86"/>
+      <w:r>
         <w:t>Device control registers</w:t>
       </w:r>
-      <w:bookmarkEnd w:id="81"/>
+      <w:bookmarkEnd w:id="87"/>
     </w:p>
     <w:p>
       <w:pPr>
@@ -19295,7 +20117,7 @@
       <w:r>
         <w:t xml:space="preserve"> - </w:t>
       </w:r>
-      <w:hyperlink r:id="rId32" w:anchor="function06">
+      <w:hyperlink r:id="rId35" w:anchor="function06">
         <w:r>
           <w:rPr>
             <w:rStyle w:val="Hyperlink"/>
@@ -19326,10 +20148,10 @@
         <w:tblLook w:val="0020" w:firstRow="1" w:lastRow="0" w:firstColumn="0" w:lastColumn="0" w:noHBand="0" w:noVBand="0"/>
       </w:tblPr>
       <w:tblGrid>
-        <w:gridCol w:w="1593"/>
-        <w:gridCol w:w="1123"/>
+        <w:gridCol w:w="1812"/>
+        <w:gridCol w:w="1199"/>
         <w:gridCol w:w="885"/>
-        <w:gridCol w:w="4533"/>
+        <w:gridCol w:w="5678"/>
         <w:gridCol w:w="1442"/>
       </w:tblGrid>
       <w:tr>
@@ -19898,15 +20720,15 @@
       <w:pPr>
         <w:pStyle w:val="Heading3"/>
       </w:pPr>
-      <w:bookmarkStart w:id="83" w:name="_Toc203926080"/>
-      <w:bookmarkStart w:id="84" w:name="estop-control"/>
+      <w:bookmarkStart w:id="89" w:name="_Toc212287989"/>
+      <w:bookmarkStart w:id="90" w:name="estop-control"/>
       <w:r>
         <w:t xml:space="preserve">EStop </w:t>
       </w:r>
       <w:r>
         <w:t>control.</w:t>
       </w:r>
-      <w:bookmarkEnd w:id="83"/>
+      <w:bookmarkEnd w:id="89"/>
     </w:p>
     <w:p>
       <w:pPr>
@@ -19934,8 +20756,8 @@
       </w:tblPr>
       <w:tblGrid>
         <w:gridCol w:w="674"/>
-        <w:gridCol w:w="1473"/>
-        <w:gridCol w:w="7429"/>
+        <w:gridCol w:w="1530"/>
+        <w:gridCol w:w="8417"/>
       </w:tblGrid>
       <w:tr>
         <w:trPr>
@@ -20095,12 +20917,12 @@
             <w:pPr>
               <w:pStyle w:val="Compact"/>
             </w:pPr>
-            <w:bookmarkStart w:id="85" w:name="_Toc203926081"/>
-            <w:bookmarkStart w:id="86" w:name="electrical-and-mecanical-characteristics"/>
-            <w:bookmarkEnd w:id="58"/>
-            <w:bookmarkEnd w:id="82"/>
-            <w:bookmarkEnd w:id="84"/>
-            <w:r>
+            <w:bookmarkStart w:id="91" w:name="electrical-and-mecanical-characteristics"/>
+            <w:bookmarkEnd w:id="61"/>
+            <w:bookmarkEnd w:id="88"/>
+            <w:bookmarkEnd w:id="90"/>
+            <w:r>
+              <w:lastRenderedPageBreak/>
               <w:t>LSB</w:t>
             </w:r>
           </w:p>
@@ -20131,6 +20953,23 @@
             <w:r>
               <w:t>0 to 255.</w:t>
             </w:r>
+            <w:sdt>
+              <w:sdtPr>
+                <w:alias w:val="Company"/>
+                <w:tag w:val=""/>
+                <w:id w:val="1855918194"/>
+                <w:placeholder>
+                  <w:docPart w:val="A1DA296D4CBB481B9545341F8A606D39"/>
+                </w:placeholder>
+                <w:dataBinding w:prefixMappings="xmlns:ns0='http://schemas.openxmlformats.org/officeDocument/2006/extended-properties' " w:xpath="/ns0:Properties[1]/ns0:Company[1]" w:storeItemID="{6668398D-A668-4E3E-A5EB-62B293D839F1}"/>
+                <w:text/>
+              </w:sdtPr>
+              <w:sdtContent>
+                <w:r>
+                  <w:t>Arex</w:t>
+                </w:r>
+              </w:sdtContent>
+            </w:sdt>
           </w:p>
         </w:tc>
       </w:tr>
@@ -20139,6 +20978,7 @@
       <w:pPr>
         <w:pStyle w:val="Heading1"/>
       </w:pPr>
+      <w:bookmarkStart w:id="92" w:name="_Toc212287990"/>
       <w:r>
         <w:lastRenderedPageBreak/>
         <w:t xml:space="preserve">Electrical and </w:t>
@@ -20149,7 +20989,7 @@
       <w:r>
         <w:t xml:space="preserve"> characteristics</w:t>
       </w:r>
-      <w:bookmarkEnd w:id="85"/>
+      <w:bookmarkEnd w:id="92"/>
     </w:p>
     <w:p>
       <w:pPr>
@@ -20158,7 +20998,7 @@
       <w:r>
         <w:t xml:space="preserve">For relay data, refer to the datasheet of the </w:t>
       </w:r>
-      <w:hyperlink r:id="rId33">
+      <w:hyperlink r:id="rId36">
         <w:r>
           <w:rPr>
             <w:rStyle w:val="Hyperlink"/>
@@ -20174,12 +21014,12 @@
       <w:pPr>
         <w:pStyle w:val="Heading2"/>
       </w:pPr>
-      <w:bookmarkStart w:id="87" w:name="_Toc203926082"/>
-      <w:bookmarkStart w:id="88" w:name="electrical-characteristics"/>
+      <w:bookmarkStart w:id="93" w:name="_Toc212287991"/>
+      <w:bookmarkStart w:id="94" w:name="electrical-characteristics"/>
       <w:r>
         <w:t>Electrical characteristics</w:t>
       </w:r>
-      <w:bookmarkEnd w:id="87"/>
+      <w:bookmarkEnd w:id="93"/>
     </w:p>
     <w:tbl>
       <w:tblPr>
@@ -20382,13 +21222,13 @@
       <w:pPr>
         <w:pStyle w:val="Heading2"/>
       </w:pPr>
-      <w:bookmarkStart w:id="89" w:name="_Toc203926083"/>
-      <w:bookmarkStart w:id="90" w:name="contact-life"/>
-      <w:bookmarkEnd w:id="88"/>
+      <w:bookmarkStart w:id="95" w:name="_Toc212287992"/>
+      <w:bookmarkStart w:id="96" w:name="contact-life"/>
+      <w:bookmarkEnd w:id="94"/>
       <w:r>
         <w:t>Contact life</w:t>
       </w:r>
-      <w:bookmarkEnd w:id="89"/>
+      <w:bookmarkEnd w:id="95"/>
     </w:p>
     <w:tbl>
       <w:tblPr>
@@ -20564,28 +21404,28 @@
       <w:pPr>
         <w:pStyle w:val="Heading2"/>
       </w:pPr>
-      <w:bookmarkStart w:id="91" w:name="_Toc203926084"/>
-      <w:bookmarkStart w:id="92" w:name="troubleshooting"/>
-      <w:bookmarkEnd w:id="86"/>
-      <w:bookmarkEnd w:id="90"/>
+      <w:bookmarkStart w:id="97" w:name="_Toc212287993"/>
+      <w:bookmarkStart w:id="98" w:name="troubleshooting"/>
+      <w:bookmarkEnd w:id="91"/>
+      <w:bookmarkEnd w:id="96"/>
       <w:r>
         <w:t>Troubleshooting</w:t>
       </w:r>
-      <w:bookmarkEnd w:id="91"/>
+      <w:bookmarkEnd w:id="97"/>
     </w:p>
     <w:p>
       <w:pPr>
         <w:pStyle w:val="Heading3"/>
       </w:pPr>
-      <w:bookmarkStart w:id="93" w:name="_Toc203926085"/>
-      <w:bookmarkStart w:id="94" w:name="cannot-communicate-with-device"/>
+      <w:bookmarkStart w:id="99" w:name="_Toc212287994"/>
+      <w:bookmarkStart w:id="100" w:name="cannot-communicate-with-device"/>
       <w:r>
         <w:t xml:space="preserve">Cannot Communicate with </w:t>
       </w:r>
       <w:r>
         <w:t>device.</w:t>
       </w:r>
-      <w:bookmarkEnd w:id="93"/>
+      <w:bookmarkEnd w:id="99"/>
     </w:p>
     <w:p>
       <w:pPr>
@@ -20660,13 +21500,13 @@
       <w:pPr>
         <w:pStyle w:val="Heading3"/>
       </w:pPr>
-      <w:bookmarkStart w:id="95" w:name="_Toc203926086"/>
-      <w:bookmarkStart w:id="96" w:name="lost-device-id"/>
-      <w:bookmarkEnd w:id="94"/>
+      <w:bookmarkStart w:id="101" w:name="_Toc212287995"/>
+      <w:bookmarkStart w:id="102" w:name="lost-device-id"/>
+      <w:bookmarkEnd w:id="100"/>
       <w:r>
         <w:t>Lost Device ID</w:t>
       </w:r>
-      <w:bookmarkEnd w:id="95"/>
+      <w:bookmarkEnd w:id="101"/>
     </w:p>
     <w:p>
       <w:pPr>
@@ -20705,13 +21545,13 @@
       <w:pPr>
         <w:pStyle w:val="Heading3"/>
       </w:pPr>
-      <w:bookmarkStart w:id="97" w:name="_Toc203926087"/>
-      <w:bookmarkStart w:id="98" w:name="relay-does-not-respond"/>
-      <w:bookmarkEnd w:id="96"/>
+      <w:bookmarkStart w:id="103" w:name="_Toc212287996"/>
+      <w:bookmarkStart w:id="104" w:name="relay-does-not-respond"/>
+      <w:bookmarkEnd w:id="102"/>
       <w:r>
         <w:t>Relay Does Not Respond</w:t>
       </w:r>
-      <w:bookmarkEnd w:id="97"/>
+      <w:bookmarkEnd w:id="103"/>
     </w:p>
     <w:p>
       <w:pPr>
@@ -20736,15 +21576,15 @@
       <w:pPr>
         <w:pStyle w:val="Heading1"/>
       </w:pPr>
-      <w:bookmarkStart w:id="99" w:name="_Toc203926088"/>
-      <w:bookmarkStart w:id="100" w:name="fmea--modbus-relay-board-for-cnc-safety"/>
-      <w:bookmarkEnd w:id="92"/>
+      <w:bookmarkStart w:id="105" w:name="_Toc212287997"/>
+      <w:bookmarkStart w:id="106" w:name="fmea--modbus-relay-board-for-cnc-safety"/>
       <w:bookmarkEnd w:id="98"/>
+      <w:bookmarkEnd w:id="104"/>
       <w:r>
         <w:lastRenderedPageBreak/>
         <w:t>FMEA – Modbus Relay Board for CNC Safety</w:t>
       </w:r>
-      <w:bookmarkEnd w:id="99"/>
+      <w:bookmarkEnd w:id="105"/>
     </w:p>
     <w:p>
       <w:pPr>
@@ -20856,16 +21696,16 @@
         <w:tblLook w:val="0020" w:firstRow="1" w:lastRow="0" w:firstColumn="0" w:lastColumn="0" w:noHBand="0" w:noVBand="0"/>
       </w:tblPr>
       <w:tblGrid>
-        <w:gridCol w:w="1506"/>
-        <w:gridCol w:w="1481"/>
-        <w:gridCol w:w="1189"/>
-        <w:gridCol w:w="1158"/>
-        <w:gridCol w:w="1131"/>
-        <w:gridCol w:w="427"/>
-        <w:gridCol w:w="340"/>
-        <w:gridCol w:w="342"/>
-        <w:gridCol w:w="572"/>
-        <w:gridCol w:w="1430"/>
+        <w:gridCol w:w="1718"/>
+        <w:gridCol w:w="1747"/>
+        <w:gridCol w:w="1394"/>
+        <w:gridCol w:w="1334"/>
+        <w:gridCol w:w="1297"/>
+        <w:gridCol w:w="460"/>
+        <w:gridCol w:w="360"/>
+        <w:gridCol w:w="362"/>
+        <w:gridCol w:w="628"/>
+        <w:gridCol w:w="1716"/>
       </w:tblGrid>
       <w:tr>
         <w:trPr>
@@ -21567,24 +22407,19 @@
               <w:pStyle w:val="Compact"/>
             </w:pPr>
             <w:r>
-              <w:t>Relay board unpowere</w:t>
-            </w:r>
-            <w:r>
-              <w:lastRenderedPageBreak/>
-              <w:t>d, failsafe triggers</w:t>
-            </w:r>
-          </w:p>
-        </w:tc>
-        <w:tc>
-          <w:tcPr>
-            <w:tcW w:w="0" w:type="auto"/>
-          </w:tcPr>
-          <w:p>
-            <w:pPr>
-              <w:pStyle w:val="Compact"/>
-            </w:pPr>
-            <w:r>
-              <w:lastRenderedPageBreak/>
+              <w:t>Relay board unpowered, failsafe triggers</w:t>
+            </w:r>
+          </w:p>
+        </w:tc>
+        <w:tc>
+          <w:tcPr>
+            <w:tcW w:w="0" w:type="auto"/>
+          </w:tcPr>
+          <w:p>
+            <w:pPr>
+              <w:pStyle w:val="Compact"/>
+            </w:pPr>
+            <w:r>
               <w:t>Component failure</w:t>
             </w:r>
           </w:p>
@@ -21598,24 +22433,19 @@
               <w:pStyle w:val="Compact"/>
             </w:pPr>
             <w:r>
-              <w:t>Relay state monitori</w:t>
-            </w:r>
-            <w:r>
-              <w:lastRenderedPageBreak/>
-              <w:t>ng</w:t>
-            </w:r>
-          </w:p>
-        </w:tc>
-        <w:tc>
-          <w:tcPr>
-            <w:tcW w:w="0" w:type="auto"/>
-          </w:tcPr>
-          <w:p>
-            <w:pPr>
-              <w:pStyle w:val="Compact"/>
-            </w:pPr>
-            <w:r>
-              <w:lastRenderedPageBreak/>
+              <w:t>Relay state monitoring</w:t>
+            </w:r>
+          </w:p>
+        </w:tc>
+        <w:tc>
+          <w:tcPr>
+            <w:tcW w:w="0" w:type="auto"/>
+          </w:tcPr>
+          <w:p>
+            <w:pPr>
+              <w:pStyle w:val="Compact"/>
+            </w:pPr>
+            <w:r>
               <w:t>7</w:t>
             </w:r>
           </w:p>
@@ -21668,11 +22498,7 @@
               <w:pStyle w:val="Compact"/>
             </w:pPr>
             <w:r>
-              <w:t xml:space="preserve">Use robust converter, thermal </w:t>
-            </w:r>
-            <w:r>
-              <w:lastRenderedPageBreak/>
-              <w:t>protection. =Power the estop relay from the mains power</w:t>
+              <w:t>Use robust converter, thermal protection. =Power the estop relay from the mains power</w:t>
             </w:r>
           </w:p>
         </w:tc>
@@ -21713,32 +22539,42 @@
               <w:pStyle w:val="Compact"/>
             </w:pPr>
             <w:r>
-              <w:t>E-stop triggered, CNC halts</w:t>
-            </w:r>
-          </w:p>
-        </w:tc>
-        <w:tc>
-          <w:tcPr>
-            <w:tcW w:w="0" w:type="auto"/>
-          </w:tcPr>
-          <w:p>
-            <w:pPr>
-              <w:pStyle w:val="Compact"/>
-            </w:pPr>
-            <w:r>
-              <w:t>Cable fault, EMI, software crash</w:t>
-            </w:r>
-          </w:p>
-        </w:tc>
-        <w:tc>
-          <w:tcPr>
-            <w:tcW w:w="0" w:type="auto"/>
-          </w:tcPr>
-          <w:p>
-            <w:pPr>
-              <w:pStyle w:val="Compact"/>
-            </w:pPr>
-            <w:r>
+              <w:t xml:space="preserve">E-stop triggered, </w:t>
+            </w:r>
+            <w:r>
+              <w:lastRenderedPageBreak/>
+              <w:t>CNC halts</w:t>
+            </w:r>
+          </w:p>
+        </w:tc>
+        <w:tc>
+          <w:tcPr>
+            <w:tcW w:w="0" w:type="auto"/>
+          </w:tcPr>
+          <w:p>
+            <w:pPr>
+              <w:pStyle w:val="Compact"/>
+            </w:pPr>
+            <w:r>
+              <w:lastRenderedPageBreak/>
+              <w:t xml:space="preserve">Cable fault, EMI, </w:t>
+            </w:r>
+            <w:r>
+              <w:lastRenderedPageBreak/>
+              <w:t>software crash</w:t>
+            </w:r>
+          </w:p>
+        </w:tc>
+        <w:tc>
+          <w:tcPr>
+            <w:tcW w:w="0" w:type="auto"/>
+          </w:tcPr>
+          <w:p>
+            <w:pPr>
+              <w:pStyle w:val="Compact"/>
+            </w:pPr>
+            <w:r>
+              <w:lastRenderedPageBreak/>
               <w:t>Timeout watchdog</w:t>
             </w:r>
           </w:p>
@@ -21804,7 +22640,19 @@
               <w:pStyle w:val="Compact"/>
             </w:pPr>
             <w:r>
-              <w:t xml:space="preserve">Loss of comms indicates the bus is damaged or the </w:t>
+              <w:t xml:space="preserve">Loss of </w:t>
+            </w:r>
+            <w:proofErr w:type="gramStart"/>
+            <w:r>
+              <w:t>comms indicates</w:t>
+            </w:r>
+            <w:proofErr w:type="gramEnd"/>
+            <w:r>
+              <w:t xml:space="preserve"> the </w:t>
+            </w:r>
+            <w:r>
+              <w:lastRenderedPageBreak/>
+              <w:t xml:space="preserve">bus is damaged or the </w:t>
             </w:r>
             <w:r>
               <w:t xml:space="preserve">Modbus </w:t>
@@ -21831,7 +22679,15 @@
               <w:pStyle w:val="Compact"/>
             </w:pPr>
             <w:r>
-              <w:t xml:space="preserve">Test of the </w:t>
+              <w:t xml:space="preserve">Test </w:t>
+            </w:r>
+            <w:proofErr w:type="gramStart"/>
+            <w:r>
+              <w:t>of</w:t>
+            </w:r>
+            <w:proofErr w:type="gramEnd"/>
+            <w:r>
+              <w:t xml:space="preserve"> the </w:t>
             </w:r>
             <w:r>
               <w:t>ESt</w:t>
@@ -21973,12 +22829,12 @@
       <w:pPr>
         <w:pStyle w:val="Heading2"/>
       </w:pPr>
-      <w:bookmarkStart w:id="101" w:name="_Toc203926089"/>
-      <w:bookmarkStart w:id="102" w:name="legend"/>
+      <w:bookmarkStart w:id="107" w:name="_Toc212287998"/>
+      <w:bookmarkStart w:id="108" w:name="legend"/>
       <w:r>
         <w:t>Legend</w:t>
       </w:r>
-      <w:bookmarkEnd w:id="101"/>
+      <w:bookmarkEnd w:id="107"/>
     </w:p>
     <w:p>
       <w:pPr>
@@ -22060,13 +22916,13 @@
       <w:pPr>
         <w:pStyle w:val="Heading2"/>
       </w:pPr>
-      <w:bookmarkStart w:id="103" w:name="_Toc203926090"/>
-      <w:bookmarkStart w:id="104" w:name="summary"/>
-      <w:bookmarkEnd w:id="102"/>
+      <w:bookmarkStart w:id="109" w:name="_Toc212287999"/>
+      <w:bookmarkStart w:id="110" w:name="summary"/>
+      <w:bookmarkEnd w:id="108"/>
       <w:r>
         <w:t>Summary</w:t>
       </w:r>
-      <w:bookmarkEnd w:id="103"/>
+      <w:bookmarkEnd w:id="109"/>
     </w:p>
     <w:p>
       <w:pPr>
@@ -22112,13 +22968,13 @@
         <w:t>Ensuring robust communication and feedback diagnostics</w:t>
       </w:r>
       <w:bookmarkEnd w:id="0"/>
-      <w:bookmarkEnd w:id="100"/>
-      <w:bookmarkEnd w:id="104"/>
+      <w:bookmarkEnd w:id="106"/>
+      <w:bookmarkEnd w:id="110"/>
     </w:p>
     <w:sectPr>
-      <w:footerReference w:type="default" r:id="rId34"/>
+      <w:footerReference w:type="default" r:id="rId37"/>
       <w:pgSz w:w="12240" w:h="15840"/>
-      <w:pgMar w:top="1440" w:right="1440" w:bottom="1440" w:left="1440" w:header="720" w:footer="720" w:gutter="0"/>
+      <w:pgMar w:top="720" w:right="720" w:bottom="720" w:left="720" w:header="720" w:footer="720" w:gutter="0"/>
       <w:pgNumType w:start="0"/>
       <w:cols w:space="720"/>
       <w:titlePg/>
@@ -24160,6 +25016,7 @@
     <w:lsdException w:name="Hyperlink" w:uiPriority="99"/>
     <w:lsdException w:name="Strong" w:uiPriority="22" w:qFormat="1"/>
     <w:lsdException w:name="Emphasis" w:uiPriority="20" w:qFormat="1"/>
+    <w:lsdException w:name="HTML Code" w:uiPriority="99"/>
     <w:lsdException w:name="Normal Table" w:semiHidden="1" w:unhideWhenUsed="1"/>
     <w:lsdException w:name="Table Simple 1" w:semiHidden="1" w:unhideWhenUsed="1"/>
     <w:lsdException w:name="Table Simple 2" w:semiHidden="1" w:unhideWhenUsed="1"/>
@@ -24667,7 +25524,6 @@
   <w:style w:type="character" w:default="1" w:styleId="DefaultParagraphFont">
     <w:name w:val="Default Paragraph Font"/>
     <w:uiPriority w:val="1"/>
-    <w:semiHidden/>
     <w:unhideWhenUsed/>
   </w:style>
   <w:style w:type="table" w:default="1" w:styleId="TableNormal">
@@ -26427,7 +27283,628 @@
       </w:tcPr>
     </w:tblStylePr>
   </w:style>
+  <w:style w:type="character" w:styleId="PlaceholderText">
+    <w:name w:val="Placeholder Text"/>
+    <w:basedOn w:val="DefaultParagraphFont"/>
+    <w:rsid w:val="00227843"/>
+    <w:rPr>
+      <w:color w:val="666666"/>
+    </w:rPr>
+  </w:style>
+  <w:style w:type="paragraph" w:styleId="NormalWeb">
+    <w:name w:val="Normal (Web)"/>
+    <w:basedOn w:val="Normal"/>
+    <w:rsid w:val="00C442A0"/>
+    <w:rPr>
+      <w:rFonts w:ascii="Times New Roman" w:hAnsi="Times New Roman" w:cs="Times New Roman"/>
+      <w:sz w:val="24"/>
+      <w:szCs w:val="24"/>
+    </w:rPr>
+  </w:style>
+  <w:style w:type="character" w:styleId="HTMLCode">
+    <w:name w:val="HTML Code"/>
+    <w:basedOn w:val="DefaultParagraphFont"/>
+    <w:uiPriority w:val="99"/>
+    <w:unhideWhenUsed/>
+    <w:rsid w:val="00C57CF8"/>
+    <w:rPr>
+      <w:rFonts w:ascii="Courier New" w:eastAsia="Times New Roman" w:hAnsi="Courier New" w:cs="Courier New"/>
+      <w:sz w:val="20"/>
+      <w:szCs w:val="20"/>
+    </w:rPr>
+  </w:style>
 </w:styles>
+</file>
+
+<file path=word/glossary/document.xml><?xml version="1.0" encoding="utf-8"?>
+<w:glossaryDocument xmlns:wpc="http://schemas.microsoft.com/office/word/2010/wordprocessingCanvas" xmlns:cx="http://schemas.microsoft.com/office/drawing/2014/chartex" xmlns:cx1="http://schemas.microsoft.com/office/drawing/2015/9/8/chartex" xmlns:cx2="http://schemas.microsoft.com/office/drawing/2015/10/21/chartex" xmlns:cx3="http://schemas.microsoft.com/office/drawing/2016/5/9/chartex" xmlns:cx4="http://schemas.microsoft.com/office/drawing/2016/5/10/chartex" xmlns:cx5="http://schemas.microsoft.com/office/drawing/2016/5/11/chartex" xmlns:cx6="http://schemas.microsoft.com/office/drawing/2016/5/12/chartex" xmlns:cx7="http://schemas.microsoft.com/office/drawing/2016/5/13/chartex" xmlns:cx8="http://schemas.microsoft.com/office/drawing/2016/5/14/chartex" xmlns:mc="http://schemas.openxmlformats.org/markup-compatibility/2006" xmlns:aink="http://schemas.microsoft.com/office/drawing/2016/ink" xmlns:am3d="http://schemas.microsoft.com/office/drawing/2017/model3d" xmlns:o="urn:schemas-microsoft-com:office:office" xmlns:oel="http://schemas.microsoft.com/office/2019/extlst" xmlns:r="http://schemas.openxmlformats.org/officeDocument/2006/relationships" xmlns:m="http://schemas.openxmlformats.org/officeDocument/2006/math" xmlns:v="urn:schemas-microsoft-com:vml" xmlns:wp14="http://schemas.microsoft.com/office/word/2010/wordprocessingDrawing" xmlns:wp="http://schemas.openxmlformats.org/drawingml/2006/wordprocessingDrawing" xmlns:w10="urn:schemas-microsoft-com:office:word" xmlns:w="http://schemas.openxmlformats.org/wordprocessingml/2006/main" xmlns:w14="http://schemas.microsoft.com/office/word/2010/wordml" xmlns:w15="http://schemas.microsoft.com/office/word/2012/wordml" xmlns:w16cex="http://schemas.microsoft.com/office/word/2018/wordml/cex" xmlns:w16cid="http://schemas.microsoft.com/office/word/2016/wordml/cid" xmlns:w16="http://schemas.microsoft.com/office/word/2018/wordml" xmlns:w16du="http://schemas.microsoft.com/office/word/2023/wordml/word16du" xmlns:w16sdtdh="http://schemas.microsoft.com/office/word/2020/wordml/sdtdatahash" xmlns:w16sdtfl="http://schemas.microsoft.com/office/word/2024/wordml/sdtformatlock" xmlns:w16se="http://schemas.microsoft.com/office/word/2015/wordml/symex" xmlns:wpg="http://schemas.microsoft.com/office/word/2010/wordprocessingGroup" xmlns:wpi="http://schemas.microsoft.com/office/word/2010/wordprocessingInk" xmlns:wne="http://schemas.microsoft.com/office/word/2006/wordml" xmlns:wps="http://schemas.microsoft.com/office/word/2010/wordprocessingShape" mc:Ignorable="w14 w15 w16se w16cid w16 w16cex w16sdtdh w16sdtfl w16du wp14">
+  <w:docParts>
+    <w:docPart>
+      <w:docPartPr>
+        <w:name w:val="A1DA296D4CBB481B9545341F8A606D39"/>
+        <w:category>
+          <w:name w:val="General"/>
+          <w:gallery w:val="placeholder"/>
+        </w:category>
+        <w:types>
+          <w:type w:val="bbPlcHdr"/>
+        </w:types>
+        <w:behaviors>
+          <w:behavior w:val="content"/>
+        </w:behaviors>
+        <w:guid w:val="{FFCE5B61-631B-49C5-9B9E-BF9212C4ACB8}"/>
+      </w:docPartPr>
+      <w:docPartBody>
+        <w:p>
+          <w:r>
+            <w:rPr>
+              <w:rStyle w:val="PlaceholderText"/>
+            </w:rPr>
+            <w:t>[Company]</w:t>
+          </w:r>
+        </w:p>
+      </w:docPartBody>
+    </w:docPart>
+  </w:docParts>
+</w:glossaryDocument>
+</file>
+
+<file path=word/glossary/fontTable.xml><?xml version="1.0" encoding="utf-8"?>
+<w:fonts xmlns:mc="http://schemas.openxmlformats.org/markup-compatibility/2006" xmlns:r="http://schemas.openxmlformats.org/officeDocument/2006/relationships" xmlns:w="http://schemas.openxmlformats.org/wordprocessingml/2006/main" xmlns:w14="http://schemas.microsoft.com/office/word/2010/wordml" xmlns:w15="http://schemas.microsoft.com/office/word/2012/wordml" xmlns:w16cex="http://schemas.microsoft.com/office/word/2018/wordml/cex" xmlns:w16cid="http://schemas.microsoft.com/office/word/2016/wordml/cid" xmlns:w16="http://schemas.microsoft.com/office/word/2018/wordml" xmlns:w16du="http://schemas.microsoft.com/office/word/2023/wordml/word16du" xmlns:w16sdtdh="http://schemas.microsoft.com/office/word/2020/wordml/sdtdatahash" xmlns:w16sdtfl="http://schemas.microsoft.com/office/word/2024/wordml/sdtformatlock" xmlns:w16se="http://schemas.microsoft.com/office/word/2015/wordml/symex" mc:Ignorable="w14 w15 w16se w16cid w16 w16cex w16sdtdh w16sdtfl w16du">
+  <w:font w:name="Times New Roman">
+    <w:panose1 w:val="02020603050405020304"/>
+    <w:charset w:val="00"/>
+    <w:family w:val="roman"/>
+    <w:pitch w:val="variable"/>
+    <w:sig w:usb0="E0002EFF" w:usb1="C000785B" w:usb2="00000009" w:usb3="00000000" w:csb0="000001FF" w:csb1="00000000"/>
+  </w:font>
+  <w:font w:name="Symbol">
+    <w:panose1 w:val="05050102010706020507"/>
+    <w:charset w:val="02"/>
+    <w:family w:val="roman"/>
+    <w:pitch w:val="variable"/>
+    <w:sig w:usb0="00000000" w:usb1="10000000" w:usb2="00000000" w:usb3="00000000" w:csb0="80000000" w:csb1="00000000"/>
+  </w:font>
+  <w:font w:name="Cambria">
+    <w:panose1 w:val="02040503050406030204"/>
+    <w:charset w:val="00"/>
+    <w:family w:val="roman"/>
+    <w:pitch w:val="variable"/>
+    <w:sig w:usb0="E00006FF" w:usb1="420024FF" w:usb2="02000000" w:usb3="00000000" w:csb0="0000019F" w:csb1="00000000"/>
+  </w:font>
+  <w:font w:name="Calibri">
+    <w:panose1 w:val="020F0502020204030204"/>
+    <w:charset w:val="00"/>
+    <w:family w:val="swiss"/>
+    <w:pitch w:val="variable"/>
+    <w:sig w:usb0="E4002EFF" w:usb1="C200247B" w:usb2="00000009" w:usb3="00000000" w:csb0="000001FF" w:csb1="00000000"/>
+  </w:font>
+  <w:font w:name="Consolas">
+    <w:panose1 w:val="020B0609020204030204"/>
+    <w:charset w:val="00"/>
+    <w:family w:val="modern"/>
+    <w:pitch w:val="fixed"/>
+    <w:sig w:usb0="E00006FF" w:usb1="0000FCFF" w:usb2="00000001" w:usb3="00000000" w:csb0="0000019F" w:csb1="00000000"/>
+  </w:font>
+  <w:font w:name="Courier New">
+    <w:panose1 w:val="02070309020205020404"/>
+    <w:charset w:val="00"/>
+    <w:family w:val="modern"/>
+    <w:pitch w:val="fixed"/>
+    <w:sig w:usb0="E0002EFF" w:usb1="C0007843" w:usb2="00000009" w:usb3="00000000" w:csb0="000001FF" w:csb1="00000000"/>
+  </w:font>
+  <w:font w:name="Segoe UI Emoji">
+    <w:panose1 w:val="020B0502040204020203"/>
+    <w:charset w:val="00"/>
+    <w:family w:val="swiss"/>
+    <w:pitch w:val="variable"/>
+    <w:sig w:usb0="00000003" w:usb1="02000000" w:usb2="08000000" w:usb3="00000000" w:csb0="00000001" w:csb1="00000000"/>
+  </w:font>
+  <w:font w:name="Aptos">
+    <w:charset w:val="00"/>
+    <w:family w:val="swiss"/>
+    <w:pitch w:val="variable"/>
+    <w:sig w:usb0="20000287" w:usb1="00000003" w:usb2="00000000" w:usb3="00000000" w:csb0="0000019F" w:csb1="00000000"/>
+  </w:font>
+  <w:font w:name="Aptos Display">
+    <w:charset w:val="00"/>
+    <w:family w:val="swiss"/>
+    <w:pitch w:val="variable"/>
+    <w:sig w:usb0="20000287" w:usb1="00000003" w:usb2="00000000" w:usb3="00000000" w:csb0="0000019F" w:csb1="00000000"/>
+  </w:font>
+</w:fonts>
+</file>
+
+<file path=word/glossary/settings.xml><?xml version="1.0" encoding="utf-8"?>
+<w:settings xmlns:mc="http://schemas.openxmlformats.org/markup-compatibility/2006" xmlns:o="urn:schemas-microsoft-com:office:office" xmlns:r="http://schemas.openxmlformats.org/officeDocument/2006/relationships" xmlns:m="http://schemas.openxmlformats.org/officeDocument/2006/math" xmlns:v="urn:schemas-microsoft-com:vml" xmlns:w10="urn:schemas-microsoft-com:office:word" xmlns:w="http://schemas.openxmlformats.org/wordprocessingml/2006/main" xmlns:w14="http://schemas.microsoft.com/office/word/2010/wordml" xmlns:w15="http://schemas.microsoft.com/office/word/2012/wordml" xmlns:w16cex="http://schemas.microsoft.com/office/word/2018/wordml/cex" xmlns:w16cid="http://schemas.microsoft.com/office/word/2016/wordml/cid" xmlns:w16="http://schemas.microsoft.com/office/word/2018/wordml" xmlns:w16du="http://schemas.microsoft.com/office/word/2023/wordml/word16du" xmlns:w16sdtdh="http://schemas.microsoft.com/office/word/2020/wordml/sdtdatahash" xmlns:w16sdtfl="http://schemas.microsoft.com/office/word/2024/wordml/sdtformatlock" xmlns:w16se="http://schemas.microsoft.com/office/word/2015/wordml/symex" xmlns:sl="http://schemas.openxmlformats.org/schemaLibrary/2006/main" mc:Ignorable="w14 w15 w16se w16cid w16 w16cex w16sdtdh w16sdtfl w16du">
+  <w:view w:val="normal"/>
+  <w:defaultTabStop w:val="720"/>
+  <w:characterSpacingControl w:val="doNotCompress"/>
+  <w:compat>
+    <w:useFELayout/>
+    <w:compatSetting w:name="compatibilityMode" w:uri="http://schemas.microsoft.com/office/word" w:val="15"/>
+    <w:compatSetting w:name="overrideTableStyleFontSizeAndJustification" w:uri="http://schemas.microsoft.com/office/word" w:val="1"/>
+    <w:compatSetting w:name="enableOpenTypeFeatures" w:uri="http://schemas.microsoft.com/office/word" w:val="1"/>
+    <w:compatSetting w:name="doNotFlipMirrorIndents" w:uri="http://schemas.microsoft.com/office/word" w:val="1"/>
+    <w:compatSetting w:name="differentiateMultirowTableHeaders" w:uri="http://schemas.microsoft.com/office/word" w:val="1"/>
+    <w:compatSetting w:name="useWord2013TrackBottomHyphenation" w:uri="http://schemas.microsoft.com/office/word" w:val="0"/>
+  </w:compat>
+  <w:rsids>
+    <w:rsidRoot w:val="00407DED"/>
+    <w:rsid w:val="00072856"/>
+    <w:rsid w:val="0035516F"/>
+    <w:rsid w:val="003F0D0A"/>
+    <w:rsid w:val="00401AA0"/>
+    <w:rsid w:val="00407DED"/>
+    <w:rsid w:val="00451C2D"/>
+    <w:rsid w:val="00AB0E39"/>
+    <w:rsid w:val="00B46853"/>
+  </w:rsids>
+  <m:mathPr>
+    <m:mathFont m:val="Cambria Math"/>
+    <m:brkBin m:val="before"/>
+    <m:brkBinSub m:val="--"/>
+    <m:smallFrac m:val="0"/>
+    <m:dispDef/>
+    <m:lMargin m:val="0"/>
+    <m:rMargin m:val="0"/>
+    <m:defJc m:val="centerGroup"/>
+    <m:wrapIndent m:val="1440"/>
+    <m:intLim m:val="subSup"/>
+    <m:naryLim m:val="undOvr"/>
+  </m:mathPr>
+  <w:themeFontLang w:val="en-GB"/>
+  <w:clrSchemeMapping w:bg1="light1" w:t1="dark1" w:bg2="light2" w:t2="dark2" w:accent1="accent1" w:accent2="accent2" w:accent3="accent3" w:accent4="accent4" w:accent5="accent5" w:accent6="accent6" w:hyperlink="hyperlink" w:followedHyperlink="followedHyperlink"/>
+  <w:decimalSymbol w:val="."/>
+  <w:listSeparator w:val=","/>
+  <w15:chartTrackingRefBased/>
+</w:settings>
+</file>
+
+<file path=word/glossary/styles.xml><?xml version="1.0" encoding="utf-8"?>
+<w:styles xmlns:mc="http://schemas.openxmlformats.org/markup-compatibility/2006" xmlns:r="http://schemas.openxmlformats.org/officeDocument/2006/relationships" xmlns:w="http://schemas.openxmlformats.org/wordprocessingml/2006/main" xmlns:w14="http://schemas.microsoft.com/office/word/2010/wordml" xmlns:w15="http://schemas.microsoft.com/office/word/2012/wordml" xmlns:w16cex="http://schemas.microsoft.com/office/word/2018/wordml/cex" xmlns:w16cid="http://schemas.microsoft.com/office/word/2016/wordml/cid" xmlns:w16="http://schemas.microsoft.com/office/word/2018/wordml" xmlns:w16du="http://schemas.microsoft.com/office/word/2023/wordml/word16du" xmlns:w16sdtdh="http://schemas.microsoft.com/office/word/2020/wordml/sdtdatahash" xmlns:w16sdtfl="http://schemas.microsoft.com/office/word/2024/wordml/sdtformatlock" xmlns:w16se="http://schemas.microsoft.com/office/word/2015/wordml/symex" mc:Ignorable="w14 w15 w16se w16cid w16 w16cex w16sdtdh w16sdtfl w16du">
+  <w:docDefaults>
+    <w:rPrDefault>
+      <w:rPr>
+        <w:rFonts w:asciiTheme="minorHAnsi" w:eastAsiaTheme="minorEastAsia" w:hAnsiTheme="minorHAnsi" w:cstheme="minorBidi"/>
+        <w:kern w:val="2"/>
+        <w:sz w:val="24"/>
+        <w:szCs w:val="24"/>
+        <w:lang w:val="en-GB" w:eastAsia="en-GB" w:bidi="ar-SA"/>
+        <w14:ligatures w14:val="standardContextual"/>
+      </w:rPr>
+    </w:rPrDefault>
+    <w:pPrDefault>
+      <w:pPr>
+        <w:spacing w:after="160" w:line="278" w:lineRule="auto"/>
+      </w:pPr>
+    </w:pPrDefault>
+  </w:docDefaults>
+  <w:latentStyles w:defLockedState="0" w:defUIPriority="99" w:defSemiHidden="0" w:defUnhideWhenUsed="0" w:defQFormat="0" w:count="376">
+    <w:lsdException w:name="Normal" w:uiPriority="0" w:qFormat="1"/>
+    <w:lsdException w:name="heading 1" w:uiPriority="9" w:qFormat="1"/>
+    <w:lsdException w:name="heading 2" w:semiHidden="1" w:uiPriority="9" w:unhideWhenUsed="1" w:qFormat="1"/>
+    <w:lsdException w:name="heading 3" w:semiHidden="1" w:uiPriority="9" w:unhideWhenUsed="1" w:qFormat="1"/>
+    <w:lsdException w:name="heading 4" w:semiHidden="1" w:uiPriority="9" w:unhideWhenUsed="1" w:qFormat="1"/>
+    <w:lsdException w:name="heading 5" w:semiHidden="1" w:uiPriority="9" w:unhideWhenUsed="1" w:qFormat="1"/>
+    <w:lsdException w:name="heading 6" w:semiHidden="1" w:uiPriority="9" w:unhideWhenUsed="1" w:qFormat="1"/>
+    <w:lsdException w:name="heading 7" w:semiHidden="1" w:uiPriority="9" w:unhideWhenUsed="1" w:qFormat="1"/>
+    <w:lsdException w:name="heading 8" w:semiHidden="1" w:uiPriority="9" w:unhideWhenUsed="1" w:qFormat="1"/>
+    <w:lsdException w:name="heading 9" w:semiHidden="1" w:uiPriority="9" w:unhideWhenUsed="1" w:qFormat="1"/>
+    <w:lsdException w:name="index 1" w:semiHidden="1" w:unhideWhenUsed="1"/>
+    <w:lsdException w:name="index 2" w:semiHidden="1" w:unhideWhenUsed="1"/>
+    <w:lsdException w:name="index 3" w:semiHidden="1" w:unhideWhenUsed="1"/>
+    <w:lsdException w:name="index 4" w:semiHidden="1" w:unhideWhenUsed="1"/>
+    <w:lsdException w:name="index 5" w:semiHidden="1" w:unhideWhenUsed="1"/>
+    <w:lsdException w:name="index 6" w:semiHidden="1" w:unhideWhenUsed="1"/>
+    <w:lsdException w:name="index 7" w:semiHidden="1" w:unhideWhenUsed="1"/>
+    <w:lsdException w:name="index 8" w:semiHidden="1" w:unhideWhenUsed="1"/>
+    <w:lsdException w:name="index 9" w:semiHidden="1" w:unhideWhenUsed="1"/>
+    <w:lsdException w:name="toc 1" w:semiHidden="1" w:uiPriority="39" w:unhideWhenUsed="1"/>
+    <w:lsdException w:name="toc 2" w:semiHidden="1" w:uiPriority="39" w:unhideWhenUsed="1"/>
+    <w:lsdException w:name="toc 3" w:semiHidden="1" w:uiPriority="39" w:unhideWhenUsed="1"/>
+    <w:lsdException w:name="toc 4" w:semiHidden="1" w:uiPriority="39" w:unhideWhenUsed="1"/>
+    <w:lsdException w:name="toc 5" w:semiHidden="1" w:uiPriority="39" w:unhideWhenUsed="1"/>
+    <w:lsdException w:name="toc 6" w:semiHidden="1" w:uiPriority="39" w:unhideWhenUsed="1"/>
+    <w:lsdException w:name="toc 7" w:semiHidden="1" w:uiPriority="39" w:unhideWhenUsed="1"/>
+    <w:lsdException w:name="toc 8" w:semiHidden="1" w:uiPriority="39" w:unhideWhenUsed="1"/>
+    <w:lsdException w:name="toc 9" w:semiHidden="1" w:uiPriority="39" w:unhideWhenUsed="1"/>
+    <w:lsdException w:name="Normal Indent" w:semiHidden="1" w:unhideWhenUsed="1"/>
+    <w:lsdException w:name="footnote text" w:semiHidden="1" w:unhideWhenUsed="1"/>
+    <w:lsdException w:name="annotation text" w:semiHidden="1" w:unhideWhenUsed="1"/>
+    <w:lsdException w:name="header" w:semiHidden="1" w:unhideWhenUsed="1"/>
+    <w:lsdException w:name="footer" w:semiHidden="1" w:unhideWhenUsed="1"/>
+    <w:lsdException w:name="index heading" w:semiHidden="1" w:unhideWhenUsed="1"/>
+    <w:lsdException w:name="caption" w:semiHidden="1" w:uiPriority="35" w:unhideWhenUsed="1" w:qFormat="1"/>
+    <w:lsdException w:name="table of figures" w:semiHidden="1" w:unhideWhenUsed="1"/>
+    <w:lsdException w:name="envelope address" w:semiHidden="1" w:unhideWhenUsed="1"/>
+    <w:lsdException w:name="envelope return" w:semiHidden="1" w:unhideWhenUsed="1"/>
+    <w:lsdException w:name="footnote reference" w:semiHidden="1" w:unhideWhenUsed="1"/>
+    <w:lsdException w:name="annotation reference" w:semiHidden="1" w:unhideWhenUsed="1"/>
+    <w:lsdException w:name="line number" w:semiHidden="1" w:unhideWhenUsed="1"/>
+    <w:lsdException w:name="page number" w:semiHidden="1" w:unhideWhenUsed="1"/>
+    <w:lsdException w:name="endnote reference" w:semiHidden="1" w:unhideWhenUsed="1"/>
+    <w:lsdException w:name="endnote text" w:semiHidden="1" w:unhideWhenUsed="1"/>
+    <w:lsdException w:name="table of authorities" w:semiHidden="1" w:unhideWhenUsed="1"/>
+    <w:lsdException w:name="macro" w:semiHidden="1" w:unhideWhenUsed="1"/>
+    <w:lsdException w:name="toa heading" w:semiHidden="1" w:unhideWhenUsed="1"/>
+    <w:lsdException w:name="List" w:semiHidden="1" w:unhideWhenUsed="1"/>
+    <w:lsdException w:name="List Bullet" w:semiHidden="1" w:unhideWhenUsed="1"/>
+    <w:lsdException w:name="List Number" w:semiHidden="1" w:unhideWhenUsed="1"/>
+    <w:lsdException w:name="List 2" w:semiHidden="1" w:unhideWhenUsed="1"/>
+    <w:lsdException w:name="List 3" w:semiHidden="1" w:unhideWhenUsed="1"/>
+    <w:lsdException w:name="List 4" w:semiHidden="1" w:unhideWhenUsed="1"/>
+    <w:lsdException w:name="List 5" w:semiHidden="1" w:unhideWhenUsed="1"/>
+    <w:lsdException w:name="List Bullet 2" w:semiHidden="1" w:unhideWhenUsed="1"/>
+    <w:lsdException w:name="List Bullet 3" w:semiHidden="1" w:unhideWhenUsed="1"/>
+    <w:lsdException w:name="List Bullet 4" w:semiHidden="1" w:unhideWhenUsed="1"/>
+    <w:lsdException w:name="List Bullet 5" w:semiHidden="1" w:unhideWhenUsed="1"/>
+    <w:lsdException w:name="List Number 2" w:semiHidden="1" w:unhideWhenUsed="1"/>
+    <w:lsdException w:name="List Number 3" w:semiHidden="1" w:unhideWhenUsed="1"/>
+    <w:lsdException w:name="List Number 4" w:semiHidden="1" w:unhideWhenUsed="1"/>
+    <w:lsdException w:name="List Number 5" w:semiHidden="1" w:unhideWhenUsed="1"/>
+    <w:lsdException w:name="Title" w:uiPriority="10" w:qFormat="1"/>
+    <w:lsdException w:name="Closing" w:semiHidden="1" w:unhideWhenUsed="1"/>
+    <w:lsdException w:name="Signature" w:semiHidden="1" w:unhideWhenUsed="1"/>
+    <w:lsdException w:name="Default Paragraph Font" w:semiHidden="1" w:uiPriority="1" w:unhideWhenUsed="1"/>
+    <w:lsdException w:name="Body Text" w:semiHidden="1" w:unhideWhenUsed="1"/>
+    <w:lsdException w:name="Body Text Indent" w:semiHidden="1" w:unhideWhenUsed="1"/>
+    <w:lsdException w:name="List Continue" w:semiHidden="1" w:unhideWhenUsed="1"/>
+    <w:lsdException w:name="List Continue 2" w:semiHidden="1" w:unhideWhenUsed="1"/>
+    <w:lsdException w:name="List Continue 3" w:semiHidden="1" w:unhideWhenUsed="1"/>
+    <w:lsdException w:name="List Continue 4" w:semiHidden="1" w:unhideWhenUsed="1"/>
+    <w:lsdException w:name="List Continue 5" w:semiHidden="1" w:unhideWhenUsed="1"/>
+    <w:lsdException w:name="Message Header" w:semiHidden="1" w:unhideWhenUsed="1"/>
+    <w:lsdException w:name="Subtitle" w:uiPriority="11" w:qFormat="1"/>
+    <w:lsdException w:name="Salutation" w:semiHidden="1" w:unhideWhenUsed="1"/>
+    <w:lsdException w:name="Date" w:semiHidden="1" w:unhideWhenUsed="1"/>
+    <w:lsdException w:name="Body Text First Indent" w:semiHidden="1" w:unhideWhenUsed="1"/>
+    <w:lsdException w:name="Body Text First Indent 2" w:semiHidden="1" w:unhideWhenUsed="1"/>
+    <w:lsdException w:name="Note Heading" w:semiHidden="1" w:unhideWhenUsed="1"/>
+    <w:lsdException w:name="Body Text 2" w:semiHidden="1" w:unhideWhenUsed="1"/>
+    <w:lsdException w:name="Body Text 3" w:semiHidden="1" w:unhideWhenUsed="1"/>
+    <w:lsdException w:name="Body Text Indent 2" w:semiHidden="1" w:unhideWhenUsed="1"/>
+    <w:lsdException w:name="Body Text Indent 3" w:semiHidden="1" w:unhideWhenUsed="1"/>
+    <w:lsdException w:name="Block Text" w:semiHidden="1" w:unhideWhenUsed="1"/>
+    <w:lsdException w:name="Hyperlink" w:semiHidden="1" w:unhideWhenUsed="1"/>
+    <w:lsdException w:name="FollowedHyperlink" w:semiHidden="1" w:unhideWhenUsed="1"/>
+    <w:lsdException w:name="Strong" w:uiPriority="22" w:qFormat="1"/>
+    <w:lsdException w:name="Emphasis" w:uiPriority="20" w:qFormat="1"/>
+    <w:lsdException w:name="Document Map" w:semiHidden="1" w:unhideWhenUsed="1"/>
+    <w:lsdException w:name="Plain Text" w:semiHidden="1" w:unhideWhenUsed="1"/>
+    <w:lsdException w:name="E-mail Signature" w:semiHidden="1" w:unhideWhenUsed="1"/>
+    <w:lsdException w:name="HTML Top of Form" w:semiHidden="1" w:unhideWhenUsed="1"/>
+    <w:lsdException w:name="HTML Bottom of Form" w:semiHidden="1" w:unhideWhenUsed="1"/>
+    <w:lsdException w:name="Normal (Web)" w:semiHidden="1" w:unhideWhenUsed="1"/>
+    <w:lsdException w:name="HTML Acronym" w:semiHidden="1" w:unhideWhenUsed="1"/>
+    <w:lsdException w:name="HTML Address" w:semiHidden="1" w:unhideWhenUsed="1"/>
+    <w:lsdException w:name="HTML Cite" w:semiHidden="1" w:unhideWhenUsed="1"/>
+    <w:lsdException w:name="HTML Code" w:semiHidden="1" w:unhideWhenUsed="1"/>
+    <w:lsdException w:name="HTML Definition" w:semiHidden="1" w:unhideWhenUsed="1"/>
+    <w:lsdException w:name="HTML Keyboard" w:semiHidden="1" w:unhideWhenUsed="1"/>
+    <w:lsdException w:name="HTML Preformatted" w:semiHidden="1" w:unhideWhenUsed="1"/>
+    <w:lsdException w:name="HTML Sample" w:semiHidden="1" w:unhideWhenUsed="1"/>
+    <w:lsdException w:name="HTML Typewriter" w:semiHidden="1" w:unhideWhenUsed="1"/>
+    <w:lsdException w:name="HTML Variable" w:semiHidden="1" w:unhideWhenUsed="1"/>
+    <w:lsdException w:name="Normal Table" w:semiHidden="1" w:unhideWhenUsed="1"/>
+    <w:lsdException w:name="annotation subject" w:semiHidden="1" w:unhideWhenUsed="1"/>
+    <w:lsdException w:name="No List" w:semiHidden="1" w:unhideWhenUsed="1"/>
+    <w:lsdException w:name="Outline List 1" w:semiHidden="1" w:unhideWhenUsed="1"/>
+    <w:lsdException w:name="Outline List 2" w:semiHidden="1" w:unhideWhenUsed="1"/>
+    <w:lsdException w:name="Outline List 3" w:semiHidden="1" w:unhideWhenUsed="1"/>
+    <w:lsdException w:name="Table Simple 1" w:semiHidden="1" w:unhideWhenUsed="1"/>
+    <w:lsdException w:name="Table Simple 2" w:semiHidden="1" w:unhideWhenUsed="1"/>
+    <w:lsdException w:name="Table Simple 3" w:semiHidden="1" w:unhideWhenUsed="1"/>
+    <w:lsdException w:name="Table Classic 1" w:semiHidden="1" w:unhideWhenUsed="1"/>
+    <w:lsdException w:name="Table Classic 2" w:semiHidden="1" w:unhideWhenUsed="1"/>
+    <w:lsdException w:name="Table Classic 3" w:semiHidden="1" w:unhideWhenUsed="1"/>
+    <w:lsdException w:name="Table Classic 4" w:semiHidden="1" w:unhideWhenUsed="1"/>
+    <w:lsdException w:name="Table Colorful 1" w:semiHidden="1" w:unhideWhenUsed="1"/>
+    <w:lsdException w:name="Table Colorful 2" w:semiHidden="1" w:unhideWhenUsed="1"/>
+    <w:lsdException w:name="Table Colorful 3" w:semiHidden="1" w:unhideWhenUsed="1"/>
+    <w:lsdException w:name="Table Columns 1" w:semiHidden="1" w:unhideWhenUsed="1"/>
+    <w:lsdException w:name="Table Columns 2" w:semiHidden="1" w:unhideWhenUsed="1"/>
+    <w:lsdException w:name="Table Columns 3" w:semiHidden="1" w:unhideWhenUsed="1"/>
+    <w:lsdException w:name="Table Columns 4" w:semiHidden="1" w:unhideWhenUsed="1"/>
+    <w:lsdException w:name="Table Columns 5" w:semiHidden="1" w:unhideWhenUsed="1"/>
+    <w:lsdException w:name="Table Grid 1" w:semiHidden="1" w:unhideWhenUsed="1"/>
+    <w:lsdException w:name="Table Grid 2" w:semiHidden="1" w:unhideWhenUsed="1"/>
+    <w:lsdException w:name="Table Grid 3" w:semiHidden="1" w:unhideWhenUsed="1"/>
+    <w:lsdException w:name="Table Grid 4" w:semiHidden="1" w:unhideWhenUsed="1"/>
+    <w:lsdException w:name="Table Grid 5" w:semiHidden="1" w:unhideWhenUsed="1"/>
+    <w:lsdException w:name="Table Grid 6" w:semiHidden="1" w:unhideWhenUsed="1"/>
+    <w:lsdException w:name="Table Grid 7" w:semiHidden="1" w:unhideWhenUsed="1"/>
+    <w:lsdException w:name="Table Grid 8" w:semiHidden="1" w:unhideWhenUsed="1"/>
+    <w:lsdException w:name="Table List 1" w:semiHidden="1" w:unhideWhenUsed="1"/>
+    <w:lsdException w:name="Table List 2" w:semiHidden="1" w:unhideWhenUsed="1"/>
+    <w:lsdException w:name="Table List 3" w:semiHidden="1" w:unhideWhenUsed="1"/>
+    <w:lsdException w:name="Table List 4" w:semiHidden="1" w:unhideWhenUsed="1"/>
+    <w:lsdException w:name="Table List 5" w:semiHidden="1" w:unhideWhenUsed="1"/>
+    <w:lsdException w:name="Table List 6" w:semiHidden="1" w:unhideWhenUsed="1"/>
+    <w:lsdException w:name="Table List 7" w:semiHidden="1" w:unhideWhenUsed="1"/>
+    <w:lsdException w:name="Table List 8" w:semiHidden="1" w:unhideWhenUsed="1"/>
+    <w:lsdException w:name="Table 3D effects 1" w:semiHidden="1" w:unhideWhenUsed="1"/>
+    <w:lsdException w:name="Table 3D effects 2" w:semiHidden="1" w:unhideWhenUsed="1"/>
+    <w:lsdException w:name="Table 3D effects 3" w:semiHidden="1" w:unhideWhenUsed="1"/>
+    <w:lsdException w:name="Table Contemporary" w:semiHidden="1" w:unhideWhenUsed="1"/>
+    <w:lsdException w:name="Table Elegant" w:semiHidden="1" w:unhideWhenUsed="1"/>
+    <w:lsdException w:name="Table Professional" w:semiHidden="1" w:unhideWhenUsed="1"/>
+    <w:lsdException w:name="Table Subtle 1" w:semiHidden="1" w:unhideWhenUsed="1"/>
+    <w:lsdException w:name="Table Subtle 2" w:semiHidden="1" w:unhideWhenUsed="1"/>
+    <w:lsdException w:name="Table Web 1" w:semiHidden="1" w:unhideWhenUsed="1"/>
+    <w:lsdException w:name="Table Web 2" w:semiHidden="1" w:unhideWhenUsed="1"/>
+    <w:lsdException w:name="Table Web 3" w:semiHidden="1" w:unhideWhenUsed="1"/>
+    <w:lsdException w:name="Balloon Text" w:semiHidden="1" w:unhideWhenUsed="1"/>
+    <w:lsdException w:name="Table Grid" w:uiPriority="39"/>
+    <w:lsdException w:name="Table Theme" w:semiHidden="1" w:unhideWhenUsed="1"/>
+    <w:lsdException w:name="Placeholder Text" w:semiHidden="1" w:uiPriority="0"/>
+    <w:lsdException w:name="No Spacing" w:uiPriority="1" w:qFormat="1"/>
+    <w:lsdException w:name="Light Shading" w:uiPriority="60"/>
+    <w:lsdException w:name="Light List" w:uiPriority="61"/>
+    <w:lsdException w:name="Light Grid" w:uiPriority="62"/>
+    <w:lsdException w:name="Medium Shading 1" w:uiPriority="63"/>
+    <w:lsdException w:name="Medium Shading 2" w:uiPriority="64"/>
+    <w:lsdException w:name="Medium List 1" w:uiPriority="65"/>
+    <w:lsdException w:name="Medium List 2" w:uiPriority="66"/>
+    <w:lsdException w:name="Medium Grid 1" w:uiPriority="67"/>
+    <w:lsdException w:name="Medium Grid 2" w:uiPriority="68"/>
+    <w:lsdException w:name="Medium Grid 3" w:uiPriority="69"/>
+    <w:lsdException w:name="Dark List" w:uiPriority="70"/>
+    <w:lsdException w:name="Colorful Shading" w:uiPriority="71"/>
+    <w:lsdException w:name="Colorful List" w:uiPriority="72"/>
+    <w:lsdException w:name="Colorful Grid" w:uiPriority="73"/>
+    <w:lsdException w:name="Light Shading Accent 1" w:uiPriority="60"/>
+    <w:lsdException w:name="Light List Accent 1" w:uiPriority="61"/>
+    <w:lsdException w:name="Light Grid Accent 1" w:uiPriority="62"/>
+    <w:lsdException w:name="Medium Shading 1 Accent 1" w:uiPriority="63"/>
+    <w:lsdException w:name="Medium Shading 2 Accent 1" w:uiPriority="64"/>
+    <w:lsdException w:name="Medium List 1 Accent 1" w:uiPriority="65"/>
+    <w:lsdException w:name="Revision" w:semiHidden="1"/>
+    <w:lsdException w:name="List Paragraph" w:uiPriority="34" w:qFormat="1"/>
+    <w:lsdException w:name="Quote" w:uiPriority="29" w:qFormat="1"/>
+    <w:lsdException w:name="Intense Quote" w:uiPriority="30" w:qFormat="1"/>
+    <w:lsdException w:name="Medium List 2 Accent 1" w:uiPriority="66"/>
+    <w:lsdException w:name="Medium Grid 1 Accent 1" w:uiPriority="67"/>
+    <w:lsdException w:name="Medium Grid 2 Accent 1" w:uiPriority="68"/>
+    <w:lsdException w:name="Medium Grid 3 Accent 1" w:uiPriority="69"/>
+    <w:lsdException w:name="Dark List Accent 1" w:uiPriority="70"/>
+    <w:lsdException w:name="Colorful Shading Accent 1" w:uiPriority="71"/>
+    <w:lsdException w:name="Colorful List Accent 1" w:uiPriority="72"/>
+    <w:lsdException w:name="Colorful Grid Accent 1" w:uiPriority="73"/>
+    <w:lsdException w:name="Light Shading Accent 2" w:uiPriority="60"/>
+    <w:lsdException w:name="Light List Accent 2" w:uiPriority="61"/>
+    <w:lsdException w:name="Light Grid Accent 2" w:uiPriority="62"/>
+    <w:lsdException w:name="Medium Shading 1 Accent 2" w:uiPriority="63"/>
+    <w:lsdException w:name="Medium Shading 2 Accent 2" w:uiPriority="64"/>
+    <w:lsdException w:name="Medium List 1 Accent 2" w:uiPriority="65"/>
+    <w:lsdException w:name="Medium List 2 Accent 2" w:uiPriority="66"/>
+    <w:lsdException w:name="Medium Grid 1 Accent 2" w:uiPriority="67"/>
+    <w:lsdException w:name="Medium Grid 2 Accent 2" w:uiPriority="68"/>
+    <w:lsdException w:name="Medium Grid 3 Accent 2" w:uiPriority="69"/>
+    <w:lsdException w:name="Dark List Accent 2" w:uiPriority="70"/>
+    <w:lsdException w:name="Colorful Shading Accent 2" w:uiPriority="71"/>
+    <w:lsdException w:name="Colorful List Accent 2" w:uiPriority="72"/>
+    <w:lsdException w:name="Colorful Grid Accent 2" w:uiPriority="73"/>
+    <w:lsdException w:name="Light Shading Accent 3" w:uiPriority="60"/>
+    <w:lsdException w:name="Light List Accent 3" w:uiPriority="61"/>
+    <w:lsdException w:name="Light Grid Accent 3" w:uiPriority="62"/>
+    <w:lsdException w:name="Medium Shading 1 Accent 3" w:uiPriority="63"/>
+    <w:lsdException w:name="Medium Shading 2 Accent 3" w:uiPriority="64"/>
+    <w:lsdException w:name="Medium List 1 Accent 3" w:uiPriority="65"/>
+    <w:lsdException w:name="Medium List 2 Accent 3" w:uiPriority="66"/>
+    <w:lsdException w:name="Medium Grid 1 Accent 3" w:uiPriority="67"/>
+    <w:lsdException w:name="Medium Grid 2 Accent 3" w:uiPriority="68"/>
+    <w:lsdException w:name="Medium Grid 3 Accent 3" w:uiPriority="69"/>
+    <w:lsdException w:name="Dark List Accent 3" w:uiPriority="70"/>
+    <w:lsdException w:name="Colorful Shading Accent 3" w:uiPriority="71"/>
+    <w:lsdException w:name="Colorful List Accent 3" w:uiPriority="72"/>
+    <w:lsdException w:name="Colorful Grid Accent 3" w:uiPriority="73"/>
+    <w:lsdException w:name="Light Shading Accent 4" w:uiPriority="60"/>
+    <w:lsdException w:name="Light List Accent 4" w:uiPriority="61"/>
+    <w:lsdException w:name="Light Grid Accent 4" w:uiPriority="62"/>
+    <w:lsdException w:name="Medium Shading 1 Accent 4" w:uiPriority="63"/>
+    <w:lsdException w:name="Medium Shading 2 Accent 4" w:uiPriority="64"/>
+    <w:lsdException w:name="Medium List 1 Accent 4" w:uiPriority="65"/>
+    <w:lsdException w:name="Medium List 2 Accent 4" w:uiPriority="66"/>
+    <w:lsdException w:name="Medium Grid 1 Accent 4" w:uiPriority="67"/>
+    <w:lsdException w:name="Medium Grid 2 Accent 4" w:uiPriority="68"/>
+    <w:lsdException w:name="Medium Grid 3 Accent 4" w:uiPriority="69"/>
+    <w:lsdException w:name="Dark List Accent 4" w:uiPriority="70"/>
+    <w:lsdException w:name="Colorful Shading Accent 4" w:uiPriority="71"/>
+    <w:lsdException w:name="Colorful List Accent 4" w:uiPriority="72"/>
+    <w:lsdException w:name="Colorful Grid Accent 4" w:uiPriority="73"/>
+    <w:lsdException w:name="Light Shading Accent 5" w:uiPriority="60"/>
+    <w:lsdException w:name="Light List Accent 5" w:uiPriority="61"/>
+    <w:lsdException w:name="Light Grid Accent 5" w:uiPriority="62"/>
+    <w:lsdException w:name="Medium Shading 1 Accent 5" w:uiPriority="63"/>
+    <w:lsdException w:name="Medium Shading 2 Accent 5" w:uiPriority="64"/>
+    <w:lsdException w:name="Medium List 1 Accent 5" w:uiPriority="65"/>
+    <w:lsdException w:name="Medium List 2 Accent 5" w:uiPriority="66"/>
+    <w:lsdException w:name="Medium Grid 1 Accent 5" w:uiPriority="67"/>
+    <w:lsdException w:name="Medium Grid 2 Accent 5" w:uiPriority="68"/>
+    <w:lsdException w:name="Medium Grid 3 Accent 5" w:uiPriority="69"/>
+    <w:lsdException w:name="Dark List Accent 5" w:uiPriority="70"/>
+    <w:lsdException w:name="Colorful Shading Accent 5" w:uiPriority="71"/>
+    <w:lsdException w:name="Colorful List Accent 5" w:uiPriority="72"/>
+    <w:lsdException w:name="Colorful Grid Accent 5" w:uiPriority="73"/>
+    <w:lsdException w:name="Light Shading Accent 6" w:uiPriority="60"/>
+    <w:lsdException w:name="Light List Accent 6" w:uiPriority="61"/>
+    <w:lsdException w:name="Light Grid Accent 6" w:uiPriority="62"/>
+    <w:lsdException w:name="Medium Shading 1 Accent 6" w:uiPriority="63"/>
+    <w:lsdException w:name="Medium Shading 2 Accent 6" w:uiPriority="64"/>
+    <w:lsdException w:name="Medium List 1 Accent 6" w:uiPriority="65"/>
+    <w:lsdException w:name="Medium List 2 Accent 6" w:uiPriority="66"/>
+    <w:lsdException w:name="Medium Grid 1 Accent 6" w:uiPriority="67"/>
+    <w:lsdException w:name="Medium Grid 2 Accent 6" w:uiPriority="68"/>
+    <w:lsdException w:name="Medium Grid 3 Accent 6" w:uiPriority="69"/>
+    <w:lsdException w:name="Dark List Accent 6" w:uiPriority="70"/>
+    <w:lsdException w:name="Colorful Shading Accent 6" w:uiPriority="71"/>
+    <w:lsdException w:name="Colorful List Accent 6" w:uiPriority="72"/>
+    <w:lsdException w:name="Colorful Grid Accent 6" w:uiPriority="73"/>
+    <w:lsdException w:name="Subtle Emphasis" w:uiPriority="19" w:qFormat="1"/>
+    <w:lsdException w:name="Intense Emphasis" w:uiPriority="21" w:qFormat="1"/>
+    <w:lsdException w:name="Subtle Reference" w:uiPriority="31" w:qFormat="1"/>
+    <w:lsdException w:name="Intense Reference" w:uiPriority="32" w:qFormat="1"/>
+    <w:lsdException w:name="Book Title" w:uiPriority="33" w:qFormat="1"/>
+    <w:lsdException w:name="Bibliography" w:semiHidden="1" w:uiPriority="37" w:unhideWhenUsed="1"/>
+    <w:lsdException w:name="TOC Heading" w:semiHidden="1" w:uiPriority="39" w:unhideWhenUsed="1" w:qFormat="1"/>
+    <w:lsdException w:name="Plain Table 1" w:uiPriority="41"/>
+    <w:lsdException w:name="Plain Table 2" w:uiPriority="42"/>
+    <w:lsdException w:name="Plain Table 3" w:uiPriority="43"/>
+    <w:lsdException w:name="Plain Table 4" w:uiPriority="44"/>
+    <w:lsdException w:name="Plain Table 5" w:uiPriority="45"/>
+    <w:lsdException w:name="Grid Table Light" w:uiPriority="40"/>
+    <w:lsdException w:name="Grid Table 1 Light" w:uiPriority="46"/>
+    <w:lsdException w:name="Grid Table 2" w:uiPriority="47"/>
+    <w:lsdException w:name="Grid Table 3" w:uiPriority="48"/>
+    <w:lsdException w:name="Grid Table 4" w:uiPriority="49"/>
+    <w:lsdException w:name="Grid Table 5 Dark" w:uiPriority="50"/>
+    <w:lsdException w:name="Grid Table 6 Colorful" w:uiPriority="51"/>
+    <w:lsdException w:name="Grid Table 7 Colorful" w:uiPriority="52"/>
+    <w:lsdException w:name="Grid Table 1 Light Accent 1" w:uiPriority="46"/>
+    <w:lsdException w:name="Grid Table 2 Accent 1" w:uiPriority="47"/>
+    <w:lsdException w:name="Grid Table 3 Accent 1" w:uiPriority="48"/>
+    <w:lsdException w:name="Grid Table 4 Accent 1" w:uiPriority="49"/>
+    <w:lsdException w:name="Grid Table 5 Dark Accent 1" w:uiPriority="50"/>
+    <w:lsdException w:name="Grid Table 6 Colorful Accent 1" w:uiPriority="51"/>
+    <w:lsdException w:name="Grid Table 7 Colorful Accent 1" w:uiPriority="52"/>
+    <w:lsdException w:name="Grid Table 1 Light Accent 2" w:uiPriority="46"/>
+    <w:lsdException w:name="Grid Table 2 Accent 2" w:uiPriority="47"/>
+    <w:lsdException w:name="Grid Table 3 Accent 2" w:uiPriority="48"/>
+    <w:lsdException w:name="Grid Table 4 Accent 2" w:uiPriority="49"/>
+    <w:lsdException w:name="Grid Table 5 Dark Accent 2" w:uiPriority="50"/>
+    <w:lsdException w:name="Grid Table 6 Colorful Accent 2" w:uiPriority="51"/>
+    <w:lsdException w:name="Grid Table 7 Colorful Accent 2" w:uiPriority="52"/>
+    <w:lsdException w:name="Grid Table 1 Light Accent 3" w:uiPriority="46"/>
+    <w:lsdException w:name="Grid Table 2 Accent 3" w:uiPriority="47"/>
+    <w:lsdException w:name="Grid Table 3 Accent 3" w:uiPriority="48"/>
+    <w:lsdException w:name="Grid Table 4 Accent 3" w:uiPriority="49"/>
+    <w:lsdException w:name="Grid Table 5 Dark Accent 3" w:uiPriority="50"/>
+    <w:lsdException w:name="Grid Table 6 Colorful Accent 3" w:uiPriority="51"/>
+    <w:lsdException w:name="Grid Table 7 Colorful Accent 3" w:uiPriority="52"/>
+    <w:lsdException w:name="Grid Table 1 Light Accent 4" w:uiPriority="46"/>
+    <w:lsdException w:name="Grid Table 2 Accent 4" w:uiPriority="47"/>
+    <w:lsdException w:name="Grid Table 3 Accent 4" w:uiPriority="48"/>
+    <w:lsdException w:name="Grid Table 4 Accent 4" w:uiPriority="49"/>
+    <w:lsdException w:name="Grid Table 5 Dark Accent 4" w:uiPriority="50"/>
+    <w:lsdException w:name="Grid Table 6 Colorful Accent 4" w:uiPriority="51"/>
+    <w:lsdException w:name="Grid Table 7 Colorful Accent 4" w:uiPriority="52"/>
+    <w:lsdException w:name="Grid Table 1 Light Accent 5" w:uiPriority="46"/>
+    <w:lsdException w:name="Grid Table 2 Accent 5" w:uiPriority="47"/>
+    <w:lsdException w:name="Grid Table 3 Accent 5" w:uiPriority="48"/>
+    <w:lsdException w:name="Grid Table 4 Accent 5" w:uiPriority="49"/>
+    <w:lsdException w:name="Grid Table 5 Dark Accent 5" w:uiPriority="50"/>
+    <w:lsdException w:name="Grid Table 6 Colorful Accent 5" w:uiPriority="51"/>
+    <w:lsdException w:name="Grid Table 7 Colorful Accent 5" w:uiPriority="52"/>
+    <w:lsdException w:name="Grid Table 1 Light Accent 6" w:uiPriority="46"/>
+    <w:lsdException w:name="Grid Table 2 Accent 6" w:uiPriority="47"/>
+    <w:lsdException w:name="Grid Table 3 Accent 6" w:uiPriority="48"/>
+    <w:lsdException w:name="Grid Table 4 Accent 6" w:uiPriority="49"/>
+    <w:lsdException w:name="Grid Table 5 Dark Accent 6" w:uiPriority="50"/>
+    <w:lsdException w:name="Grid Table 6 Colorful Accent 6" w:uiPriority="51"/>
+    <w:lsdException w:name="Grid Table 7 Colorful Accent 6" w:uiPriority="52"/>
+    <w:lsdException w:name="List Table 1 Light" w:uiPriority="46"/>
+    <w:lsdException w:name="List Table 2" w:uiPriority="47"/>
+    <w:lsdException w:name="List Table 3" w:uiPriority="48"/>
+    <w:lsdException w:name="List Table 4" w:uiPriority="49"/>
+    <w:lsdException w:name="List Table 5 Dark" w:uiPriority="50"/>
+    <w:lsdException w:name="List Table 6 Colorful" w:uiPriority="51"/>
+    <w:lsdException w:name="List Table 7 Colorful" w:uiPriority="52"/>
+    <w:lsdException w:name="List Table 1 Light Accent 1" w:uiPriority="46"/>
+    <w:lsdException w:name="List Table 2 Accent 1" w:uiPriority="47"/>
+    <w:lsdException w:name="List Table 3 Accent 1" w:uiPriority="48"/>
+    <w:lsdException w:name="List Table 4 Accent 1" w:uiPriority="49"/>
+    <w:lsdException w:name="List Table 5 Dark Accent 1" w:uiPriority="50"/>
+    <w:lsdException w:name="List Table 6 Colorful Accent 1" w:uiPriority="51"/>
+    <w:lsdException w:name="List Table 7 Colorful Accent 1" w:uiPriority="52"/>
+    <w:lsdException w:name="List Table 1 Light Accent 2" w:uiPriority="46"/>
+    <w:lsdException w:name="List Table 2 Accent 2" w:uiPriority="47"/>
+    <w:lsdException w:name="List Table 3 Accent 2" w:uiPriority="48"/>
+    <w:lsdException w:name="List Table 4 Accent 2" w:uiPriority="49"/>
+    <w:lsdException w:name="List Table 5 Dark Accent 2" w:uiPriority="50"/>
+    <w:lsdException w:name="List Table 6 Colorful Accent 2" w:uiPriority="51"/>
+    <w:lsdException w:name="List Table 7 Colorful Accent 2" w:uiPriority="52"/>
+    <w:lsdException w:name="List Table 1 Light Accent 3" w:uiPriority="46"/>
+    <w:lsdException w:name="List Table 2 Accent 3" w:uiPriority="47"/>
+    <w:lsdException w:name="List Table 3 Accent 3" w:uiPriority="48"/>
+    <w:lsdException w:name="List Table 4 Accent 3" w:uiPriority="49"/>
+    <w:lsdException w:name="List Table 5 Dark Accent 3" w:uiPriority="50"/>
+    <w:lsdException w:name="List Table 6 Colorful Accent 3" w:uiPriority="51"/>
+    <w:lsdException w:name="List Table 7 Colorful Accent 3" w:uiPriority="52"/>
+    <w:lsdException w:name="List Table 1 Light Accent 4" w:uiPriority="46"/>
+    <w:lsdException w:name="List Table 2 Accent 4" w:uiPriority="47"/>
+    <w:lsdException w:name="List Table 3 Accent 4" w:uiPriority="48"/>
+    <w:lsdException w:name="List Table 4 Accent 4" w:uiPriority="49"/>
+    <w:lsdException w:name="List Table 5 Dark Accent 4" w:uiPriority="50"/>
+    <w:lsdException w:name="List Table 6 Colorful Accent 4" w:uiPriority="51"/>
+    <w:lsdException w:name="List Table 7 Colorful Accent 4" w:uiPriority="52"/>
+    <w:lsdException w:name="List Table 1 Light Accent 5" w:uiPriority="46"/>
+    <w:lsdException w:name="List Table 2 Accent 5" w:uiPriority="47"/>
+    <w:lsdException w:name="List Table 3 Accent 5" w:uiPriority="48"/>
+    <w:lsdException w:name="List Table 4 Accent 5" w:uiPriority="49"/>
+    <w:lsdException w:name="List Table 5 Dark Accent 5" w:uiPriority="50"/>
+    <w:lsdException w:name="List Table 6 Colorful Accent 5" w:uiPriority="51"/>
+    <w:lsdException w:name="List Table 7 Colorful Accent 5" w:uiPriority="52"/>
+    <w:lsdException w:name="List Table 1 Light Accent 6" w:uiPriority="46"/>
+    <w:lsdException w:name="List Table 2 Accent 6" w:uiPriority="47"/>
+    <w:lsdException w:name="List Table 3 Accent 6" w:uiPriority="48"/>
+    <w:lsdException w:name="List Table 4 Accent 6" w:uiPriority="49"/>
+    <w:lsdException w:name="List Table 5 Dark Accent 6" w:uiPriority="50"/>
+    <w:lsdException w:name="List Table 6 Colorful Accent 6" w:uiPriority="51"/>
+    <w:lsdException w:name="List Table 7 Colorful Accent 6" w:uiPriority="52"/>
+    <w:lsdException w:name="Mention" w:semiHidden="1" w:unhideWhenUsed="1"/>
+    <w:lsdException w:name="Smart Hyperlink" w:semiHidden="1" w:unhideWhenUsed="1"/>
+    <w:lsdException w:name="Hashtag" w:semiHidden="1" w:unhideWhenUsed="1"/>
+    <w:lsdException w:name="Unresolved Mention" w:semiHidden="1" w:unhideWhenUsed="1"/>
+    <w:lsdException w:name="Smart Link" w:semiHidden="1" w:unhideWhenUsed="1"/>
+  </w:latentStyles>
+  <w:style w:type="paragraph" w:default="1" w:styleId="Normal">
+    <w:name w:val="Normal"/>
+    <w:qFormat/>
+  </w:style>
+  <w:style w:type="character" w:default="1" w:styleId="DefaultParagraphFont">
+    <w:name w:val="Default Paragraph Font"/>
+    <w:uiPriority w:val="1"/>
+    <w:semiHidden/>
+    <w:unhideWhenUsed/>
+  </w:style>
+  <w:style w:type="table" w:default="1" w:styleId="TableNormal">
+    <w:name w:val="Normal Table"/>
+    <w:uiPriority w:val="99"/>
+    <w:semiHidden/>
+    <w:unhideWhenUsed/>
+    <w:tblPr>
+      <w:tblInd w:w="0" w:type="dxa"/>
+      <w:tblCellMar>
+        <w:top w:w="0" w:type="dxa"/>
+        <w:left w:w="108" w:type="dxa"/>
+        <w:bottom w:w="0" w:type="dxa"/>
+        <w:right w:w="108" w:type="dxa"/>
+      </w:tblCellMar>
+    </w:tblPr>
+  </w:style>
+  <w:style w:type="numbering" w:default="1" w:styleId="NoList">
+    <w:name w:val="No List"/>
+    <w:uiPriority w:val="99"/>
+    <w:semiHidden/>
+    <w:unhideWhenUsed/>
+  </w:style>
+  <w:style w:type="character" w:styleId="PlaceholderText">
+    <w:name w:val="Placeholder Text"/>
+    <w:basedOn w:val="DefaultParagraphFont"/>
+    <w:rsid w:val="00407DED"/>
+    <w:rPr>
+      <w:color w:val="666666"/>
+    </w:rPr>
+  </w:style>
+</w:styles>
+</file>
+
+<file path=word/glossary/webSettings.xml><?xml version="1.0" encoding="utf-8"?>
+<w:webSettings xmlns:mc="http://schemas.openxmlformats.org/markup-compatibility/2006" xmlns:r="http://schemas.openxmlformats.org/officeDocument/2006/relationships" xmlns:w="http://schemas.openxmlformats.org/wordprocessingml/2006/main" xmlns:w14="http://schemas.microsoft.com/office/word/2010/wordml" xmlns:w15="http://schemas.microsoft.com/office/word/2012/wordml" xmlns:w16cex="http://schemas.microsoft.com/office/word/2018/wordml/cex" xmlns:w16cid="http://schemas.microsoft.com/office/word/2016/wordml/cid" xmlns:w16="http://schemas.microsoft.com/office/word/2018/wordml" xmlns:w16du="http://schemas.microsoft.com/office/word/2023/wordml/word16du" xmlns:w16sdtdh="http://schemas.microsoft.com/office/word/2020/wordml/sdtdatahash" xmlns:w16sdtfl="http://schemas.microsoft.com/office/word/2024/wordml/sdtformatlock" xmlns:w16se="http://schemas.microsoft.com/office/word/2015/wordml/symex" mc:Ignorable="w14 w15 w16se w16cid w16 w16cex w16sdtdh w16sdtfl w16du">
+  <w:optimizeForBrowser/>
+  <w:allowPNG/>
+</w:webSettings>
 </file>
 
 <file path=word/theme/theme1.xml><?xml version="1.0" encoding="utf-8"?>
